--- a/05-Mayo-Junio/Entregables/2026-06/01-Reporte_Especificaciones_Vida_Saludable_2026-06_INSTITUCIONAL.docx
+++ b/05-Mayo-Junio/Entregables/2026-06/01-Reporte_Especificaciones_Vida_Saludable_2026-06_INSTITUCIONAL.docx
@@ -13,7 +13,7 @@
         <w:rPr>
           <w:rFonts w:ascii="Calibri" w:eastAsia="Times New Roman" w:hAnsi="Calibri" w:cs="Calibri"/>
         </w:rPr>
-        <w:t>Reporte Mensual de Especificaciones del Proyecto Vida Saludable</w:t>
+        <w:t>Reporte de Cierre: Especificaciones del Proyecto Vida Saludable</w:t>
       </w:r>
     </w:p>
     <w:p>
@@ -107,7 +107,7 @@
         <w:rPr>
           <w:rFonts w:ascii="Calibri" w:eastAsia="Times New Roman" w:hAnsi="Calibri" w:cs="Calibri"/>
         </w:rPr>
-        <w:pict w14:anchorId="4DDD7C3C">
+        <w:pict w14:anchorId="343F9B95">
           <v:rect id="_x0000_i1025" style="width:0;height:1.5pt" o:hralign="center" o:hrstd="t" o:hr="t" fillcolor="#a0a0a0" stroked="f"/>
         </w:pict>
       </w:r>
@@ -141,7 +141,7 @@
           <w:sz w:val="22"/>
           <w:szCs w:val="22"/>
         </w:rPr>
-        <w:t xml:space="preserve">Este documento presenta el cierre trimestral de las actividades vinculadas al proyecto Vida Saludable, consolidando el estado alcanzado en el repositorio </w:t>
+        <w:t xml:space="preserve">Este documento presenta el acta final de estado y cierre trimestral de las actividades vinculadas al proyecto Vida Saludable, consolidando la herencia tecnológica depositada en el repositorio </w:t>
       </w:r>
       <w:r>
         <w:rPr>
@@ -155,7 +155,7 @@
           <w:sz w:val="22"/>
           <w:szCs w:val="22"/>
         </w:rPr>
-        <w:t>. A partir del 29 de abril de 2026, el proyecto fue colocado en un estado de pausa administrativa ("Migración Validada", "Documentación Completa", "Infraestructura Lista"). Por tanto, el mes de junio certifica la correcta conservación de esta línea base.</w:t>
+        <w:t>. Sirve como constancia de que la arquitectura diseñada y migrada se transfiere en óptimas condiciones operativas para su futura explotación.</w:t>
       </w:r>
     </w:p>
     <w:p>
@@ -169,7 +169,7 @@
         <w:rPr>
           <w:rFonts w:ascii="Calibri" w:eastAsia="Times New Roman" w:hAnsi="Calibri" w:cs="Calibri"/>
         </w:rPr>
-        <w:t>2. Estado Final del Trimestre</w:t>
+        <w:t>2. Herencia Arquitectónica y Estado Final</w:t>
       </w:r>
     </w:p>
     <w:p>
@@ -187,7 +187,7 @@
           <w:sz w:val="22"/>
           <w:szCs w:val="22"/>
         </w:rPr>
-        <w:t>Durante junio se validó que la arquitectura y la base de conocimiento se preservan inalteradas y listas para la reactivación:</w:t>
+        <w:t>A la fecha de corte, el proyecto conserva su estado de congelamiento administrativo (pausa técnica) con una línea base blindada y un código fuente completamente resiliente y refactorizado:</w:t>
       </w:r>
     </w:p>
     <w:p>
@@ -206,13 +206,13 @@
           <w:rStyle w:val="Fuerte"/>
           <w:rFonts w:ascii="Calibri" w:eastAsia="Times New Roman" w:hAnsi="Calibri" w:cs="Calibri"/>
         </w:rPr>
-        <w:t>Infraestructura:</w:t>
+        <w:t>Core de Infraestructura:</w:t>
       </w:r>
       <w:r>
         <w:rPr>
           <w:rFonts w:ascii="Calibri" w:eastAsia="Times New Roman" w:hAnsi="Calibri" w:cs="Calibri"/>
         </w:rPr>
-        <w:t xml:space="preserve"> Backend modularizado (FastAPI, pg8000 puro, Strawberry) y Frontend (Angular 18, Apollo Client) preparados en sus entornos de desarrollo.</w:t>
+        <w:t xml:space="preserve"> El backend asíncrono (FastAPI, pg8000 puro) y la integración UI (Angular 18) quedan formalmente segregados y documentados.</w:t>
       </w:r>
     </w:p>
     <w:p>
@@ -231,13 +231,13 @@
           <w:rStyle w:val="Fuerte"/>
           <w:rFonts w:ascii="Calibri" w:eastAsia="Times New Roman" w:hAnsi="Calibri" w:cs="Calibri"/>
         </w:rPr>
-        <w:t>Base de Datos:</w:t>
+        <w:t>Auditoría de Vulnerabilidades Previas:</w:t>
       </w:r>
       <w:r>
         <w:rPr>
           <w:rFonts w:ascii="Calibri" w:eastAsia="Times New Roman" w:hAnsi="Calibri" w:cs="Calibri"/>
         </w:rPr>
-        <w:t xml:space="preserve"> Estructura de tablas para PostgreSQL 14 segregada correctamente (IMSS vs IMSS-Bienestar).</w:t>
+        <w:t xml:space="preserve"> Las incidencias Críticas de inyección SQL (Issue 61), cifrado de cliente IMSS con GCM (Issue 60) y ofuscación de CURP en GraphQL (Issue 59) fueron resueltas por completo mediante implementaciones rigurosas, cubiertas por pruebas *End-to-End* en Cypress y certificadas con *Unit Tests*.</w:t>
       </w:r>
     </w:p>
     <w:p>
@@ -256,13 +256,37 @@
           <w:rStyle w:val="Fuerte"/>
           <w:rFonts w:ascii="Calibri" w:eastAsia="Times New Roman" w:hAnsi="Calibri" w:cs="Calibri"/>
         </w:rPr>
-        <w:t>Seguridad:</w:t>
+        <w:t>Cero Regresiones:</w:t>
       </w:r>
       <w:r>
         <w:rPr>
           <w:rFonts w:ascii="Calibri" w:eastAsia="Times New Roman" w:hAnsi="Calibri" w:cs="Calibri"/>
         </w:rPr>
-        <w:t xml:space="preserve"> Cierre del incidente de datos sensibles en historial (17 de abril) certificado como resuelto de manera permanente.</w:t>
+        <w:t xml:space="preserve"> El historial técnico de incidencias (</w:t>
+      </w:r>
+      <w:r>
+        <w:rPr>
+          <w:rStyle w:val="CdigoHTML"/>
+        </w:rPr>
+        <w:t>RESUMEN-PAUSA-PROYECTO.md</w:t>
+      </w:r>
+      <w:r>
+        <w:rPr>
+          <w:rFonts w:ascii="Calibri" w:eastAsia="Times New Roman" w:hAnsi="Calibri" w:cs="Calibri"/>
+        </w:rPr>
+        <w:t xml:space="preserve"> y documentos </w:t>
+      </w:r>
+      <w:r>
+        <w:rPr>
+          <w:rStyle w:val="CdigoHTML"/>
+        </w:rPr>
+        <w:t>RCA_*</w:t>
+      </w:r>
+      <w:r>
+        <w:rPr>
+          <w:rFonts w:ascii="Calibri" w:eastAsia="Times New Roman" w:hAnsi="Calibri" w:cs="Calibri"/>
+        </w:rPr>
+        <w:t>) se entrega al corriente para proveer contexto claro al equipo receptor.</w:t>
       </w:r>
     </w:p>
     <w:p>
@@ -276,7 +300,7 @@
         <w:rPr>
           <w:rFonts w:ascii="Calibri" w:eastAsia="Times New Roman" w:hAnsi="Calibri" w:cs="Calibri"/>
         </w:rPr>
-        <w:t>3. Evidencia Consolidada</w:t>
+        <w:t>3. Instructivo para la Reactivación</w:t>
       </w:r>
     </w:p>
     <w:p>
@@ -294,317 +318,109 @@
           <w:sz w:val="22"/>
           <w:szCs w:val="22"/>
         </w:rPr>
-        <w:t>Debido al estatus de pausa, no hubo procesamiento de lotes ni generación física de PDFs durante mayo y junio. La evidencia se documenta como el resguardo de la arquitectura aprobada:</w:t>
+        <w:t>La reanudación operativa por parte del equipo sucesor es totalmente viable e inmediata a través de las siguientes etapas documentadas en la base de conocimiento:</w:t>
       </w:r>
     </w:p>
-    <w:tbl>
-      <w:tblPr>
-        <w:tblW w:w="5000" w:type="pct"/>
-        <w:tblCellMar>
-          <w:top w:w="15" w:type="dxa"/>
-          <w:left w:w="15" w:type="dxa"/>
-          <w:bottom w:w="15" w:type="dxa"/>
-          <w:right w:w="15" w:type="dxa"/>
-        </w:tblCellMar>
-        <w:tblLook w:val="04A0" w:firstRow="1" w:lastRow="0" w:firstColumn="1" w:lastColumn="0" w:noHBand="0" w:noVBand="1"/>
-      </w:tblPr>
-      <w:tblGrid>
-        <w:gridCol w:w="1664"/>
-        <w:gridCol w:w="7680"/>
-      </w:tblGrid>
-      <w:tr>
-        <w:trPr>
-          <w:tblHeader/>
-        </w:trPr>
-        <w:tc>
-          <w:tcPr>
-            <w:tcW w:w="0" w:type="auto"/>
-            <w:tcBorders>
-              <w:top w:val="single" w:sz="6" w:space="0" w:color="666666"/>
-              <w:left w:val="single" w:sz="6" w:space="0" w:color="666666"/>
-              <w:bottom w:val="single" w:sz="6" w:space="0" w:color="666666"/>
-              <w:right w:val="single" w:sz="6" w:space="0" w:color="666666"/>
-            </w:tcBorders>
-            <w:tcMar>
-              <w:top w:w="90" w:type="dxa"/>
-              <w:left w:w="90" w:type="dxa"/>
-              <w:bottom w:w="90" w:type="dxa"/>
-              <w:right w:w="90" w:type="dxa"/>
-            </w:tcMar>
-            <w:hideMark/>
-          </w:tcPr>
-          <w:p>
-            <w:pPr>
-              <w:spacing w:before="180" w:after="180"/>
-              <w:rPr>
-                <w:rFonts w:ascii="Calibri" w:eastAsia="Times New Roman" w:hAnsi="Calibri" w:cs="Calibri"/>
-                <w:b/>
-                <w:bCs/>
-              </w:rPr>
-            </w:pPr>
-            <w:r>
-              <w:rPr>
-                <w:rFonts w:ascii="Calibri" w:eastAsia="Times New Roman" w:hAnsi="Calibri" w:cs="Calibri"/>
-                <w:b/>
-                <w:bCs/>
-              </w:rPr>
-              <w:t>Rubro</w:t>
-            </w:r>
-          </w:p>
-        </w:tc>
-        <w:tc>
-          <w:tcPr>
-            <w:tcW w:w="0" w:type="auto"/>
-            <w:tcBorders>
-              <w:top w:val="single" w:sz="6" w:space="0" w:color="666666"/>
-              <w:left w:val="single" w:sz="6" w:space="0" w:color="666666"/>
-              <w:bottom w:val="single" w:sz="6" w:space="0" w:color="666666"/>
-              <w:right w:val="single" w:sz="6" w:space="0" w:color="666666"/>
-            </w:tcBorders>
-            <w:tcMar>
-              <w:top w:w="90" w:type="dxa"/>
-              <w:left w:w="90" w:type="dxa"/>
-              <w:bottom w:w="90" w:type="dxa"/>
-              <w:right w:w="90" w:type="dxa"/>
-            </w:tcMar>
-            <w:hideMark/>
-          </w:tcPr>
-          <w:p>
-            <w:pPr>
-              <w:spacing w:before="180" w:after="180"/>
-              <w:rPr>
-                <w:rFonts w:ascii="Calibri" w:eastAsia="Times New Roman" w:hAnsi="Calibri" w:cs="Calibri"/>
-                <w:b/>
-                <w:bCs/>
-              </w:rPr>
-            </w:pPr>
-            <w:r>
-              <w:rPr>
-                <w:rFonts w:ascii="Calibri" w:eastAsia="Times New Roman" w:hAnsi="Calibri" w:cs="Calibri"/>
-                <w:b/>
-                <w:bCs/>
-              </w:rPr>
-              <w:t>Evidencia observada al corte de junio</w:t>
-            </w:r>
-          </w:p>
-        </w:tc>
-      </w:tr>
-      <w:tr>
-        <w:tc>
-          <w:tcPr>
-            <w:tcW w:w="0" w:type="auto"/>
-            <w:tcBorders>
-              <w:top w:val="single" w:sz="6" w:space="0" w:color="666666"/>
-              <w:left w:val="single" w:sz="6" w:space="0" w:color="666666"/>
-              <w:bottom w:val="single" w:sz="6" w:space="0" w:color="666666"/>
-              <w:right w:val="single" w:sz="6" w:space="0" w:color="666666"/>
-            </w:tcBorders>
-            <w:tcMar>
-              <w:top w:w="90" w:type="dxa"/>
-              <w:left w:w="90" w:type="dxa"/>
-              <w:bottom w:w="90" w:type="dxa"/>
-              <w:right w:w="90" w:type="dxa"/>
-            </w:tcMar>
-            <w:hideMark/>
-          </w:tcPr>
-          <w:p>
-            <w:pPr>
-              <w:spacing w:before="180" w:after="180"/>
-              <w:rPr>
-                <w:rFonts w:ascii="Calibri" w:eastAsia="Times New Roman" w:hAnsi="Calibri" w:cs="Calibri"/>
-              </w:rPr>
-            </w:pPr>
-            <w:r>
-              <w:rPr>
-                <w:rStyle w:val="Fuerte"/>
-                <w:rFonts w:ascii="Calibri" w:eastAsia="Times New Roman" w:hAnsi="Calibri" w:cs="Calibri"/>
-              </w:rPr>
-              <w:t>Lotes ejecutados</w:t>
-            </w:r>
-          </w:p>
-        </w:tc>
-        <w:tc>
-          <w:tcPr>
-            <w:tcW w:w="0" w:type="auto"/>
-            <w:tcBorders>
-              <w:top w:val="single" w:sz="6" w:space="0" w:color="666666"/>
-              <w:left w:val="single" w:sz="6" w:space="0" w:color="666666"/>
-              <w:bottom w:val="single" w:sz="6" w:space="0" w:color="666666"/>
-              <w:right w:val="single" w:sz="6" w:space="0" w:color="666666"/>
-            </w:tcBorders>
-            <w:tcMar>
-              <w:top w:w="90" w:type="dxa"/>
-              <w:left w:w="90" w:type="dxa"/>
-              <w:bottom w:w="90" w:type="dxa"/>
-              <w:right w:w="90" w:type="dxa"/>
-            </w:tcMar>
-            <w:hideMark/>
-          </w:tcPr>
-          <w:p>
-            <w:pPr>
-              <w:spacing w:before="180" w:after="180"/>
-              <w:rPr>
-                <w:rFonts w:ascii="Calibri" w:eastAsia="Times New Roman" w:hAnsi="Calibri" w:cs="Calibri"/>
-              </w:rPr>
-            </w:pPr>
-            <w:r>
-              <w:rPr>
-                <w:rFonts w:ascii="Calibri" w:eastAsia="Times New Roman" w:hAnsi="Calibri" w:cs="Calibri"/>
-              </w:rPr>
-              <w:t>El sistema orquestador se encuentra pausado y estructurado para su primer *Sprint de Construcción*.</w:t>
-            </w:r>
-          </w:p>
-        </w:tc>
-      </w:tr>
-      <w:tr>
-        <w:tc>
-          <w:tcPr>
-            <w:tcW w:w="0" w:type="auto"/>
-            <w:tcBorders>
-              <w:top w:val="single" w:sz="6" w:space="0" w:color="666666"/>
-              <w:left w:val="single" w:sz="6" w:space="0" w:color="666666"/>
-              <w:bottom w:val="single" w:sz="6" w:space="0" w:color="666666"/>
-              <w:right w:val="single" w:sz="6" w:space="0" w:color="666666"/>
-            </w:tcBorders>
-            <w:tcMar>
-              <w:top w:w="90" w:type="dxa"/>
-              <w:left w:w="90" w:type="dxa"/>
-              <w:bottom w:w="90" w:type="dxa"/>
-              <w:right w:w="90" w:type="dxa"/>
-            </w:tcMar>
-            <w:hideMark/>
-          </w:tcPr>
-          <w:p>
-            <w:pPr>
-              <w:spacing w:before="180" w:after="180"/>
-              <w:rPr>
-                <w:rFonts w:ascii="Calibri" w:eastAsia="Times New Roman" w:hAnsi="Calibri" w:cs="Calibri"/>
-              </w:rPr>
-            </w:pPr>
-            <w:r>
-              <w:rPr>
-                <w:rStyle w:val="Fuerte"/>
-                <w:rFonts w:ascii="Calibri" w:eastAsia="Times New Roman" w:hAnsi="Calibri" w:cs="Calibri"/>
-              </w:rPr>
-              <w:t>Procesamiento</w:t>
-            </w:r>
-          </w:p>
-        </w:tc>
-        <w:tc>
-          <w:tcPr>
-            <w:tcW w:w="0" w:type="auto"/>
-            <w:tcBorders>
-              <w:top w:val="single" w:sz="6" w:space="0" w:color="666666"/>
-              <w:left w:val="single" w:sz="6" w:space="0" w:color="666666"/>
-              <w:bottom w:val="single" w:sz="6" w:space="0" w:color="666666"/>
-              <w:right w:val="single" w:sz="6" w:space="0" w:color="666666"/>
-            </w:tcBorders>
-            <w:tcMar>
-              <w:top w:w="90" w:type="dxa"/>
-              <w:left w:w="90" w:type="dxa"/>
-              <w:bottom w:w="90" w:type="dxa"/>
-              <w:right w:w="90" w:type="dxa"/>
-            </w:tcMar>
-            <w:hideMark/>
-          </w:tcPr>
-          <w:p>
-            <w:pPr>
-              <w:spacing w:before="180" w:after="180"/>
-              <w:rPr>
-                <w:rFonts w:ascii="Calibri" w:eastAsia="Times New Roman" w:hAnsi="Calibri" w:cs="Calibri"/>
-              </w:rPr>
-            </w:pPr>
-            <w:r>
-              <w:rPr>
-                <w:rFonts w:ascii="Calibri" w:eastAsia="Times New Roman" w:hAnsi="Calibri" w:cs="Calibri"/>
-              </w:rPr>
-              <w:t>Core de Autenticación (JWT + SFTP Keys) completamente validado. SLA de descarga configurado (&lt; 10 segundos).</w:t>
-            </w:r>
-          </w:p>
-        </w:tc>
-      </w:tr>
-      <w:tr>
-        <w:tc>
-          <w:tcPr>
-            <w:tcW w:w="0" w:type="auto"/>
-            <w:tcBorders>
-              <w:top w:val="single" w:sz="6" w:space="0" w:color="666666"/>
-              <w:left w:val="single" w:sz="6" w:space="0" w:color="666666"/>
-              <w:bottom w:val="single" w:sz="6" w:space="0" w:color="666666"/>
-              <w:right w:val="single" w:sz="6" w:space="0" w:color="666666"/>
-            </w:tcBorders>
-            <w:tcMar>
-              <w:top w:w="90" w:type="dxa"/>
-              <w:left w:w="90" w:type="dxa"/>
-              <w:bottom w:w="90" w:type="dxa"/>
-              <w:right w:w="90" w:type="dxa"/>
-            </w:tcMar>
-            <w:hideMark/>
-          </w:tcPr>
-          <w:p>
-            <w:pPr>
-              <w:spacing w:before="180" w:after="180"/>
-              <w:rPr>
-                <w:rFonts w:ascii="Calibri" w:eastAsia="Times New Roman" w:hAnsi="Calibri" w:cs="Calibri"/>
-              </w:rPr>
-            </w:pPr>
-            <w:r>
-              <w:rPr>
-                <w:rStyle w:val="Fuerte"/>
-                <w:rFonts w:ascii="Calibri" w:eastAsia="Times New Roman" w:hAnsi="Calibri" w:cs="Calibri"/>
-              </w:rPr>
-              <w:t>Bitácora</w:t>
-            </w:r>
-          </w:p>
-        </w:tc>
-        <w:tc>
-          <w:tcPr>
-            <w:tcW w:w="0" w:type="auto"/>
-            <w:tcBorders>
-              <w:top w:val="single" w:sz="6" w:space="0" w:color="666666"/>
-              <w:left w:val="single" w:sz="6" w:space="0" w:color="666666"/>
-              <w:bottom w:val="single" w:sz="6" w:space="0" w:color="666666"/>
-              <w:right w:val="single" w:sz="6" w:space="0" w:color="666666"/>
-            </w:tcBorders>
-            <w:tcMar>
-              <w:top w:w="90" w:type="dxa"/>
-              <w:left w:w="90" w:type="dxa"/>
-              <w:bottom w:w="90" w:type="dxa"/>
-              <w:right w:w="90" w:type="dxa"/>
-            </w:tcMar>
-            <w:hideMark/>
-          </w:tcPr>
-          <w:p>
-            <w:pPr>
-              <w:spacing w:before="180" w:after="180"/>
-              <w:rPr>
-                <w:rFonts w:ascii="Calibri" w:eastAsia="Times New Roman" w:hAnsi="Calibri" w:cs="Calibri"/>
-              </w:rPr>
-            </w:pPr>
-            <w:r>
-              <w:rPr>
-                <w:rFonts w:ascii="Calibri" w:eastAsia="Times New Roman" w:hAnsi="Calibri" w:cs="Calibri"/>
-              </w:rPr>
-              <w:t xml:space="preserve">Archivo </w:t>
-            </w:r>
-            <w:r>
-              <w:rPr>
-                <w:rStyle w:val="CdigoHTML"/>
-              </w:rPr>
-              <w:t>RESUMEN-PAUSA-PROYECTO.md</w:t>
-            </w:r>
-            <w:r>
-              <w:rPr>
-                <w:rFonts w:ascii="Calibri" w:eastAsia="Times New Roman" w:hAnsi="Calibri" w:cs="Calibri"/>
-              </w:rPr>
-              <w:t xml:space="preserve"> integrado como testigo histórico del avance hasta abril.</w:t>
-            </w:r>
-          </w:p>
-        </w:tc>
-      </w:tr>
-    </w:tbl>
     <w:p>
       <w:pPr>
+        <w:pStyle w:val="NormalWeb"/>
+        <w:rPr>
+          <w:rFonts w:ascii="Calibri" w:hAnsi="Calibri" w:cs="Calibri"/>
+          <w:sz w:val="22"/>
+          <w:szCs w:val="22"/>
+        </w:rPr>
+      </w:pPr>
+      <w:r>
+        <w:rPr>
+          <w:rFonts w:ascii="Calibri" w:hAnsi="Calibri" w:cs="Calibri"/>
+          <w:sz w:val="22"/>
+          <w:szCs w:val="22"/>
+        </w:rPr>
+        <w:t xml:space="preserve">1. </w:t>
+      </w:r>
+      <w:r>
+        <w:rPr>
+          <w:rStyle w:val="Fuerte"/>
+          <w:rFonts w:ascii="Calibri" w:hAnsi="Calibri" w:cs="Calibri"/>
+          <w:sz w:val="22"/>
+          <w:szCs w:val="22"/>
+        </w:rPr>
+        <w:t>Migración de Ramas:</w:t>
+      </w:r>
+      <w:r>
+        <w:rPr>
+          <w:rFonts w:ascii="Calibri" w:hAnsi="Calibri" w:cs="Calibri"/>
+          <w:sz w:val="22"/>
+          <w:szCs w:val="22"/>
+        </w:rPr>
+        <w:t xml:space="preserve"> Aprobar el *Pull Request* de la rama </w:t>
+      </w:r>
+      <w:r>
+        <w:rPr>
+          <w:rStyle w:val="CdigoHTML"/>
+        </w:rPr>
+        <w:t>feature/vlarrea-fase-2</w:t>
+      </w:r>
+      <w:r>
+        <w:rPr>
+          <w:rFonts w:ascii="Calibri" w:hAnsi="Calibri" w:cs="Calibri"/>
+          <w:sz w:val="22"/>
+          <w:szCs w:val="22"/>
+        </w:rPr>
+        <w:t xml:space="preserve"> hacia la rama principal </w:t>
+      </w:r>
+      <w:r>
+        <w:rPr>
+          <w:rStyle w:val="CdigoHTML"/>
+        </w:rPr>
+        <w:t>master</w:t>
+      </w:r>
+      <w:r>
+        <w:rPr>
+          <w:rFonts w:ascii="Calibri" w:hAnsi="Calibri" w:cs="Calibri"/>
+          <w:sz w:val="22"/>
+          <w:szCs w:val="22"/>
+        </w:rPr>
+        <w:t>.</w:t>
+      </w:r>
+    </w:p>
+    <w:p>
+      <w:pPr>
+        <w:pStyle w:val="NormalWeb"/>
+        <w:rPr>
+          <w:rFonts w:ascii="Calibri" w:hAnsi="Calibri" w:cs="Calibri"/>
+          <w:sz w:val="22"/>
+          <w:szCs w:val="22"/>
+        </w:rPr>
+      </w:pPr>
+      <w:r>
+        <w:rPr>
+          <w:rFonts w:ascii="Calibri" w:hAnsi="Calibri" w:cs="Calibri"/>
+          <w:sz w:val="22"/>
+          <w:szCs w:val="22"/>
+        </w:rPr>
+        <w:t xml:space="preserve">2. </w:t>
+      </w:r>
+      <w:r>
+        <w:rPr>
+          <w:rStyle w:val="Fuerte"/>
+          <w:rFonts w:ascii="Calibri" w:hAnsi="Calibri" w:cs="Calibri"/>
+          <w:sz w:val="22"/>
+          <w:szCs w:val="22"/>
+        </w:rPr>
+        <w:t>Ejecución del Sprint 1:</w:t>
+      </w:r>
+      <w:r>
+        <w:rPr>
+          <w:rFonts w:ascii="Calibri" w:hAnsi="Calibri" w:cs="Calibri"/>
+          <w:sz w:val="22"/>
+          <w:szCs w:val="22"/>
+        </w:rPr>
+        <w:t xml:space="preserve"> Arrancar directamente con el desarrollo funcional de *Layouts* apoyándose en el motor orquestador asíncrono (Zero Persistence) que ya se entrega integrado.</w:t>
+      </w:r>
+    </w:p>
+    <w:p>
+      <w:pPr>
         <w:pStyle w:val="Ttulo2"/>
         <w:rPr>
           <w:rFonts w:ascii="Calibri" w:eastAsia="Times New Roman" w:hAnsi="Calibri" w:cs="Calibri"/>
@@ -614,7 +430,25 @@
         <w:rPr>
           <w:rFonts w:ascii="Calibri" w:eastAsia="Times New Roman" w:hAnsi="Calibri" w:cs="Calibri"/>
         </w:rPr>
-        <w:t>4. Riesgos y Dependencias al Cierre de Junio</w:t>
+        <w:t>4. Inventario de Entregables Finales (Handover Tecnológico)</w:t>
+      </w:r>
+    </w:p>
+    <w:p>
+      <w:pPr>
+        <w:pStyle w:val="NormalWeb"/>
+        <w:rPr>
+          <w:rFonts w:ascii="Calibri" w:hAnsi="Calibri" w:cs="Calibri"/>
+          <w:sz w:val="22"/>
+          <w:szCs w:val="22"/>
+        </w:rPr>
+      </w:pPr>
+      <w:r>
+        <w:rPr>
+          <w:rFonts w:ascii="Calibri" w:hAnsi="Calibri" w:cs="Calibri"/>
+          <w:sz w:val="22"/>
+          <w:szCs w:val="22"/>
+        </w:rPr>
+        <w:t>Como acta de cierre del componente Vida Saludable, se entregan los siguientes activos:</w:t>
       </w:r>
     </w:p>
     <w:p>
@@ -630,16 +464,9 @@
       </w:pPr>
       <w:r>
         <w:rPr>
-          <w:rStyle w:val="Fuerte"/>
           <w:rFonts w:ascii="Calibri" w:eastAsia="Times New Roman" w:hAnsi="Calibri" w:cs="Calibri"/>
         </w:rPr>
-        <w:t>Dependencia:</w:t>
-      </w:r>
-      <w:r>
-        <w:rPr>
-          <w:rFonts w:ascii="Calibri" w:eastAsia="Times New Roman" w:hAnsi="Calibri" w:cs="Calibri"/>
-        </w:rPr>
-        <w:t xml:space="preserve"> El reinicio de la operación de procesamiento masivo por CURP y descarga del IMSS depende de la validación final de *Layouts* con el área médica.</w:t>
+        <w:t>Repositorio completo con histórico de *commits* y refactorización estructural.</w:t>
       </w:r>
     </w:p>
     <w:p>
@@ -655,21 +482,18 @@
       </w:pPr>
       <w:r>
         <w:rPr>
-          <w:rStyle w:val="Fuerte"/>
           <w:rFonts w:ascii="Calibri" w:eastAsia="Times New Roman" w:hAnsi="Calibri" w:cs="Calibri"/>
         </w:rPr>
-        <w:t>Riesgo:</w:t>
-      </w:r>
-      <w:r>
-        <w:rPr>
-          <w:rFonts w:ascii="Calibri" w:eastAsia="Times New Roman" w:hAnsi="Calibri" w:cs="Calibri"/>
-        </w:rPr>
-        <w:t xml:space="preserve"> El tiempo de pausa prolongada podría implicar actualizaciones obligatorias en dependencias de Angular o Python al momento de retomarse.</w:t>
+        <w:t>Conjunto de Pruebas Unitarias y *End-to-End* aprobadas y vinculadas a la canalización de Integración Continua (CI).</w:t>
       </w:r>
     </w:p>
     <w:p>
       <w:pPr>
-        <w:pStyle w:val="Ttulo2"/>
+        <w:numPr>
+          <w:ilvl w:val="0"/>
+          <w:numId w:val="14"/>
+        </w:numPr>
+        <w:spacing w:before="100" w:beforeAutospacing="1" w:after="100" w:afterAutospacing="1" w:line="240" w:lineRule="auto"/>
         <w:rPr>
           <w:rFonts w:ascii="Calibri" w:eastAsia="Times New Roman" w:hAnsi="Calibri" w:cs="Calibri"/>
         </w:rPr>
@@ -678,99 +502,23 @@
         <w:rPr>
           <w:rFonts w:ascii="Calibri" w:eastAsia="Times New Roman" w:hAnsi="Calibri" w:cs="Calibri"/>
         </w:rPr>
-        <w:t>5. Próximos Pasos (Posteriores al Trimestre)</w:t>
+        <w:t xml:space="preserve">Documentación técnica forense exhaustiva de la Fase 2 (Casos de Uso, Reportes Técnicos de Resolución de Issues y *Code Reviews* almacenados en </w:t>
+      </w:r>
+      <w:r>
+        <w:rPr>
+          <w:rStyle w:val="CdigoHTML"/>
+        </w:rPr>
+        <w:t>/fase-2</w:t>
+      </w:r>
+      <w:r>
+        <w:rPr>
+          <w:rFonts w:ascii="Calibri" w:eastAsia="Times New Roman" w:hAnsi="Calibri" w:cs="Calibri"/>
+        </w:rPr>
+        <w:t>).</w:t>
       </w:r>
     </w:p>
     <w:p>
       <w:pPr>
-        <w:numPr>
-          <w:ilvl w:val="0"/>
-          <w:numId w:val="15"/>
-        </w:numPr>
-        <w:spacing w:before="100" w:beforeAutospacing="1" w:after="100" w:afterAutospacing="1" w:line="240" w:lineRule="auto"/>
-        <w:rPr>
-          <w:rFonts w:ascii="Calibri" w:eastAsia="Times New Roman" w:hAnsi="Calibri" w:cs="Calibri"/>
-        </w:rPr>
-      </w:pPr>
-      <w:r>
-        <w:rPr>
-          <w:rFonts w:ascii="Calibri" w:eastAsia="Times New Roman" w:hAnsi="Calibri" w:cs="Calibri"/>
-        </w:rPr>
-        <w:t xml:space="preserve">Movilizar los artefactos y el código de la rama </w:t>
-      </w:r>
-      <w:r>
-        <w:rPr>
-          <w:rStyle w:val="CdigoHTML"/>
-        </w:rPr>
-        <w:t>feature/vlarrea-fase-2</w:t>
-      </w:r>
-      <w:r>
-        <w:rPr>
-          <w:rFonts w:ascii="Calibri" w:eastAsia="Times New Roman" w:hAnsi="Calibri" w:cs="Calibri"/>
-        </w:rPr>
-        <w:t xml:space="preserve"> hacia la rama principal (</w:t>
-      </w:r>
-      <w:r>
-        <w:rPr>
-          <w:rStyle w:val="CdigoHTML"/>
-        </w:rPr>
-        <w:t>master</w:t>
-      </w:r>
-      <w:r>
-        <w:rPr>
-          <w:rFonts w:ascii="Calibri" w:eastAsia="Times New Roman" w:hAnsi="Calibri" w:cs="Calibri"/>
-        </w:rPr>
-        <w:t>) tan pronto como se notifique la reanudación formal.</w:t>
-      </w:r>
-    </w:p>
-    <w:p>
-      <w:pPr>
-        <w:numPr>
-          <w:ilvl w:val="0"/>
-          <w:numId w:val="15"/>
-        </w:numPr>
-        <w:spacing w:before="100" w:beforeAutospacing="1" w:after="100" w:afterAutospacing="1" w:line="240" w:lineRule="auto"/>
-        <w:rPr>
-          <w:rFonts w:ascii="Calibri" w:eastAsia="Times New Roman" w:hAnsi="Calibri" w:cs="Calibri"/>
-        </w:rPr>
-      </w:pPr>
-      <w:r>
-        <w:rPr>
-          <w:rFonts w:ascii="Calibri" w:eastAsia="Times New Roman" w:hAnsi="Calibri" w:cs="Calibri"/>
-        </w:rPr>
-        <w:t xml:space="preserve">Iniciar el </w:t>
-      </w:r>
-      <w:r>
-        <w:rPr>
-          <w:rStyle w:val="Fuerte"/>
-          <w:rFonts w:ascii="Calibri" w:eastAsia="Times New Roman" w:hAnsi="Calibri" w:cs="Calibri"/>
-        </w:rPr>
-        <w:t>Sprint 1 de Construcción</w:t>
-      </w:r>
-      <w:r>
-        <w:rPr>
-          <w:rFonts w:ascii="Calibri" w:eastAsia="Times New Roman" w:hAnsi="Calibri" w:cs="Calibri"/>
-        </w:rPr>
-        <w:t xml:space="preserve"> enfocado al motor de orquestación de reportes PDF, apoyándose en la sólida infraestructura consolidada al cierre de este trimestre.</w:t>
-      </w:r>
-    </w:p>
-    <w:p>
-      <w:pPr>
-        <w:rPr>
-          <w:rFonts w:ascii="Calibri" w:eastAsia="Times New Roman" w:hAnsi="Calibri" w:cs="Calibri"/>
-        </w:rPr>
-      </w:pPr>
-      <w:r>
-        <w:rPr>
-          <w:rFonts w:ascii="Calibri" w:eastAsia="Times New Roman" w:hAnsi="Calibri" w:cs="Calibri"/>
-        </w:rPr>
-        <w:pict w14:anchorId="44F3DCAB">
-          <v:rect id="_x0000_i1026" style="width:0;height:1.5pt" o:hralign="center" o:hrstd="t" o:hr="t" fillcolor="#a0a0a0" stroked="f"/>
-        </w:pict>
-      </w:r>
-    </w:p>
-    <w:p>
-      <w:pPr>
         <w:pStyle w:val="NormalWeb"/>
         <w:rPr>
           <w:rFonts w:ascii="Calibri" w:hAnsi="Calibri" w:cs="Calibri"/>
@@ -780,30 +528,11 @@
       </w:pPr>
       <w:r>
         <w:rPr>
-          <w:rStyle w:val="Fuerte"/>
           <w:rFonts w:ascii="Calibri" w:hAnsi="Calibri" w:cs="Calibri"/>
           <w:sz w:val="22"/>
           <w:szCs w:val="22"/>
         </w:rPr>
-        <w:t>Comentarios adicionales:</w:t>
-      </w:r>
-    </w:p>
-    <w:p>
-      <w:pPr>
-        <w:pStyle w:val="NormalWeb"/>
-        <w:rPr>
-          <w:rFonts w:ascii="Calibri" w:hAnsi="Calibri" w:cs="Calibri"/>
-          <w:sz w:val="22"/>
-          <w:szCs w:val="22"/>
-        </w:rPr>
-      </w:pPr>
-      <w:r>
-        <w:rPr>
-          <w:rFonts w:ascii="Calibri" w:hAnsi="Calibri" w:cs="Calibri"/>
-          <w:sz w:val="22"/>
-          <w:szCs w:val="22"/>
-        </w:rPr>
-        <w:t>Este informe cierra satisfactoriamente la trazabilidad técnica del proyecto Vida Saludable para el trimestre, demostrando que no hubo regresiones técnicas durante su pausa y que el repositorio institucional preserva íntegramente su valor funcional y documental.</w:t>
+        <w:t>Con la entrega de estos artefactos, el consultor certifica que el conocimiento, las metodologías de seguridad implementadas y la línea base del proyecto Vida Saludable quedan satisfactoriamente transferidos.</w:t>
       </w:r>
     </w:p>
     <w:p>
@@ -7778,9 +7507,9 @@
     </w:lvl>
   </w:abstractNum>
   <w:abstractNum w:abstractNumId="10" w15:restartNumberingAfterBreak="0">
-    <w:nsid w:val="469326CD"/>
+    <w:nsid w:val="2ABC2289"/>
     <w:multiLevelType w:val="multilevel"/>
-    <w:tmpl w:val="6DA4B7DC"/>
+    <w:tmpl w:val="CE60D28E"/>
     <w:lvl w:ilvl="0">
       <w:start w:val="1"/>
       <w:numFmt w:val="bullet"/>
@@ -7927,155 +7656,6 @@
     </w:lvl>
   </w:abstractNum>
   <w:abstractNum w:abstractNumId="11" w15:restartNumberingAfterBreak="0">
-    <w:nsid w:val="4E8628A5"/>
-    <w:multiLevelType w:val="multilevel"/>
-    <w:tmpl w:val="0C9E60B4"/>
-    <w:lvl w:ilvl="0">
-      <w:start w:val="1"/>
-      <w:numFmt w:val="bullet"/>
-      <w:lvlText w:val=""/>
-      <w:lvlJc w:val="left"/>
-      <w:pPr>
-        <w:tabs>
-          <w:tab w:val="num" w:pos="720"/>
-        </w:tabs>
-        <w:ind w:left="720" w:hanging="360"/>
-      </w:pPr>
-      <w:rPr>
-        <w:rFonts w:ascii="Symbol" w:hAnsi="Symbol" w:hint="default"/>
-        <w:sz w:val="20"/>
-      </w:rPr>
-    </w:lvl>
-    <w:lvl w:ilvl="1" w:tentative="1">
-      <w:start w:val="1"/>
-      <w:numFmt w:val="bullet"/>
-      <w:lvlText w:val="o"/>
-      <w:lvlJc w:val="left"/>
-      <w:pPr>
-        <w:tabs>
-          <w:tab w:val="num" w:pos="1440"/>
-        </w:tabs>
-        <w:ind w:left="1440" w:hanging="360"/>
-      </w:pPr>
-      <w:rPr>
-        <w:rFonts w:ascii="Courier New" w:hAnsi="Courier New" w:hint="default"/>
-        <w:sz w:val="20"/>
-      </w:rPr>
-    </w:lvl>
-    <w:lvl w:ilvl="2" w:tentative="1">
-      <w:start w:val="1"/>
-      <w:numFmt w:val="bullet"/>
-      <w:lvlText w:val=""/>
-      <w:lvlJc w:val="left"/>
-      <w:pPr>
-        <w:tabs>
-          <w:tab w:val="num" w:pos="2160"/>
-        </w:tabs>
-        <w:ind w:left="2160" w:hanging="360"/>
-      </w:pPr>
-      <w:rPr>
-        <w:rFonts w:ascii="Wingdings" w:hAnsi="Wingdings" w:hint="default"/>
-        <w:sz w:val="20"/>
-      </w:rPr>
-    </w:lvl>
-    <w:lvl w:ilvl="3" w:tentative="1">
-      <w:start w:val="1"/>
-      <w:numFmt w:val="bullet"/>
-      <w:lvlText w:val=""/>
-      <w:lvlJc w:val="left"/>
-      <w:pPr>
-        <w:tabs>
-          <w:tab w:val="num" w:pos="2880"/>
-        </w:tabs>
-        <w:ind w:left="2880" w:hanging="360"/>
-      </w:pPr>
-      <w:rPr>
-        <w:rFonts w:ascii="Wingdings" w:hAnsi="Wingdings" w:hint="default"/>
-        <w:sz w:val="20"/>
-      </w:rPr>
-    </w:lvl>
-    <w:lvl w:ilvl="4" w:tentative="1">
-      <w:start w:val="1"/>
-      <w:numFmt w:val="bullet"/>
-      <w:lvlText w:val=""/>
-      <w:lvlJc w:val="left"/>
-      <w:pPr>
-        <w:tabs>
-          <w:tab w:val="num" w:pos="3600"/>
-        </w:tabs>
-        <w:ind w:left="3600" w:hanging="360"/>
-      </w:pPr>
-      <w:rPr>
-        <w:rFonts w:ascii="Wingdings" w:hAnsi="Wingdings" w:hint="default"/>
-        <w:sz w:val="20"/>
-      </w:rPr>
-    </w:lvl>
-    <w:lvl w:ilvl="5" w:tentative="1">
-      <w:start w:val="1"/>
-      <w:numFmt w:val="bullet"/>
-      <w:lvlText w:val=""/>
-      <w:lvlJc w:val="left"/>
-      <w:pPr>
-        <w:tabs>
-          <w:tab w:val="num" w:pos="4320"/>
-        </w:tabs>
-        <w:ind w:left="4320" w:hanging="360"/>
-      </w:pPr>
-      <w:rPr>
-        <w:rFonts w:ascii="Wingdings" w:hAnsi="Wingdings" w:hint="default"/>
-        <w:sz w:val="20"/>
-      </w:rPr>
-    </w:lvl>
-    <w:lvl w:ilvl="6" w:tentative="1">
-      <w:start w:val="1"/>
-      <w:numFmt w:val="bullet"/>
-      <w:lvlText w:val=""/>
-      <w:lvlJc w:val="left"/>
-      <w:pPr>
-        <w:tabs>
-          <w:tab w:val="num" w:pos="5040"/>
-        </w:tabs>
-        <w:ind w:left="5040" w:hanging="360"/>
-      </w:pPr>
-      <w:rPr>
-        <w:rFonts w:ascii="Wingdings" w:hAnsi="Wingdings" w:hint="default"/>
-        <w:sz w:val="20"/>
-      </w:rPr>
-    </w:lvl>
-    <w:lvl w:ilvl="7" w:tentative="1">
-      <w:start w:val="1"/>
-      <w:numFmt w:val="bullet"/>
-      <w:lvlText w:val=""/>
-      <w:lvlJc w:val="left"/>
-      <w:pPr>
-        <w:tabs>
-          <w:tab w:val="num" w:pos="5760"/>
-        </w:tabs>
-        <w:ind w:left="5760" w:hanging="360"/>
-      </w:pPr>
-      <w:rPr>
-        <w:rFonts w:ascii="Wingdings" w:hAnsi="Wingdings" w:hint="default"/>
-        <w:sz w:val="20"/>
-      </w:rPr>
-    </w:lvl>
-    <w:lvl w:ilvl="8" w:tentative="1">
-      <w:start w:val="1"/>
-      <w:numFmt w:val="bullet"/>
-      <w:lvlText w:val=""/>
-      <w:lvlJc w:val="left"/>
-      <w:pPr>
-        <w:tabs>
-          <w:tab w:val="num" w:pos="6480"/>
-        </w:tabs>
-        <w:ind w:left="6480" w:hanging="360"/>
-      </w:pPr>
-      <w:rPr>
-        <w:rFonts w:ascii="Wingdings" w:hAnsi="Wingdings" w:hint="default"/>
-        <w:sz w:val="20"/>
-      </w:rPr>
-    </w:lvl>
-  </w:abstractNum>
-  <w:abstractNum w:abstractNumId="12" w15:restartNumberingAfterBreak="0">
     <w:nsid w:val="52D74056"/>
     <w:multiLevelType w:val="hybridMultilevel"/>
     <w:tmpl w:val="F8E884D6"/>
@@ -8164,7 +7744,7 @@
       </w:pPr>
     </w:lvl>
   </w:abstractNum>
-  <w:abstractNum w:abstractNumId="13" w15:restartNumberingAfterBreak="0">
+  <w:abstractNum w:abstractNumId="12" w15:restartNumberingAfterBreak="0">
     <w:nsid w:val="53C20551"/>
     <w:multiLevelType w:val="hybridMultilevel"/>
     <w:tmpl w:val="9EBC212E"/>
@@ -8253,10 +7833,10 @@
       </w:pPr>
     </w:lvl>
   </w:abstractNum>
-  <w:abstractNum w:abstractNumId="14" w15:restartNumberingAfterBreak="0">
-    <w:nsid w:val="5A7D36B2"/>
+  <w:abstractNum w:abstractNumId="13" w15:restartNumberingAfterBreak="0">
+    <w:nsid w:val="57A92782"/>
     <w:multiLevelType w:val="multilevel"/>
-    <w:tmpl w:val="D1149238"/>
+    <w:tmpl w:val="B9FA49F4"/>
     <w:lvl w:ilvl="0">
       <w:start w:val="1"/>
       <w:numFmt w:val="bullet"/>
@@ -8421,7 +8001,7 @@
     <w:abstractNumId w:val="0"/>
   </w:num>
   <w:num w:numId="7" w16cid:durableId="767509364">
-    <w:abstractNumId w:val="12"/>
+    <w:abstractNumId w:val="11"/>
   </w:num>
   <w:num w:numId="8" w16cid:durableId="1187519976">
     <w:abstractNumId w:val="8"/>
@@ -8433,19 +8013,16 @@
     <w:abstractNumId w:val="9"/>
   </w:num>
   <w:num w:numId="11" w16cid:durableId="1924602666">
-    <w:abstractNumId w:val="13"/>
+    <w:abstractNumId w:val="12"/>
   </w:num>
   <w:num w:numId="12" w16cid:durableId="2021344936">
     <w:abstractNumId w:val="2"/>
   </w:num>
-  <w:num w:numId="13" w16cid:durableId="151724227">
-    <w:abstractNumId w:val="14"/>
+  <w:num w:numId="13" w16cid:durableId="321932852">
+    <w:abstractNumId w:val="10"/>
   </w:num>
-  <w:num w:numId="14" w16cid:durableId="621233728">
-    <w:abstractNumId w:val="11"/>
-  </w:num>
-  <w:num w:numId="15" w16cid:durableId="280847389">
-    <w:abstractNumId w:val="10"/>
+  <w:num w:numId="14" w16cid:durableId="1238243208">
+    <w:abstractNumId w:val="13"/>
   </w:num>
   <w:numIdMacAtCleanup w:val="10"/>
 </w:numbering>
@@ -20102,7 +19679,7 @@
     <w:uiPriority w:val="99"/>
     <w:semiHidden/>
     <w:unhideWhenUsed/>
-    <w:rsid w:val="004B0DCC"/>
+    <w:rsid w:val="00261594"/>
     <w:pPr>
       <w:spacing w:before="100" w:beforeAutospacing="1" w:after="100" w:afterAutospacing="1" w:line="240" w:lineRule="auto"/>
     </w:pPr>
@@ -20120,7 +19697,7 @@
     <w:uiPriority w:val="99"/>
     <w:semiHidden/>
     <w:unhideWhenUsed/>
-    <w:rsid w:val="004B0DCC"/>
+    <w:rsid w:val="00261594"/>
     <w:rPr>
       <w:rFonts w:ascii="Courier New" w:eastAsiaTheme="minorEastAsia" w:hAnsi="Courier New" w:cs="Courier New"/>
       <w:sz w:val="20"/>

--- a/05-Mayo-Junio/Entregables/2026-06/01-Reporte_Especificaciones_Vida_Saludable_2026-06_INSTITUCIONAL.docx
+++ b/05-Mayo-Junio/Entregables/2026-06/01-Reporte_Especificaciones_Vida_Saludable_2026-06_INSTITUCIONAL.docx
@@ -13,7 +13,7 @@
         <w:rPr>
           <w:rFonts w:ascii="Calibri" w:eastAsia="Times New Roman" w:hAnsi="Calibri" w:cs="Calibri"/>
         </w:rPr>
-        <w:t>Reporte de Cierre: Especificaciones del Proyecto Vida Saludable</w:t>
+        <w:t>Acta de Entrega y Cierre: Especificaciones del Proyecto Vida Saludable (Fase 2)</w:t>
       </w:r>
     </w:p>
     <w:p>
@@ -32,7 +32,7 @@
           <w:sz w:val="22"/>
           <w:szCs w:val="22"/>
         </w:rPr>
-        <w:t>Mes:</w:t>
+        <w:t>Mes de Corte:</w:t>
       </w:r>
       <w:r>
         <w:rPr>
@@ -67,7 +67,7 @@
           <w:sz w:val="22"/>
           <w:szCs w:val="22"/>
         </w:rPr>
-        <w:t xml:space="preserve"> Victor Manuel Lelo de Larea Polanco </w:t>
+        <w:t xml:space="preserve"> Victor Manuel Lelo de Larrea Polanco </w:t>
       </w:r>
     </w:p>
     <w:p>
@@ -94,36 +94,7 @@
           <w:sz w:val="22"/>
           <w:szCs w:val="22"/>
         </w:rPr>
-        <w:t xml:space="preserve"> Coordinación de Proyectos de TI</w:t>
-      </w:r>
-    </w:p>
-    <w:p>
-      <w:pPr>
-        <w:rPr>
-          <w:rFonts w:ascii="Calibri" w:eastAsia="Times New Roman" w:hAnsi="Calibri" w:cs="Calibri"/>
-        </w:rPr>
-      </w:pPr>
-      <w:r>
-        <w:rPr>
-          <w:rFonts w:ascii="Calibri" w:eastAsia="Times New Roman" w:hAnsi="Calibri" w:cs="Calibri"/>
-        </w:rPr>
-        <w:pict w14:anchorId="343F9B95">
-          <v:rect id="_x0000_i1025" style="width:0;height:1.5pt" o:hralign="center" o:hrstd="t" o:hr="t" fillcolor="#a0a0a0" stroked="f"/>
-        </w:pict>
-      </w:r>
-    </w:p>
-    <w:p>
-      <w:pPr>
-        <w:pStyle w:val="Ttulo2"/>
-        <w:rPr>
-          <w:rFonts w:ascii="Calibri" w:eastAsia="Times New Roman" w:hAnsi="Calibri" w:cs="Calibri"/>
-        </w:rPr>
-      </w:pPr>
-      <w:r>
-        <w:rPr>
-          <w:rFonts w:ascii="Calibri" w:eastAsia="Times New Roman" w:hAnsi="Calibri" w:cs="Calibri"/>
-        </w:rPr>
-        <w:t>1. Objeto del Entregable</w:t>
+        <w:t xml:space="preserve"> Coordinación de Proyectos de TI </w:t>
       </w:r>
     </w:p>
     <w:p>
@@ -137,17 +108,12 @@
       </w:pPr>
       <w:r>
         <w:rPr>
+          <w:rStyle w:val="Fuerte"/>
           <w:rFonts w:ascii="Calibri" w:hAnsi="Calibri" w:cs="Calibri"/>
           <w:sz w:val="22"/>
           <w:szCs w:val="22"/>
         </w:rPr>
-        <w:t xml:space="preserve">Este documento presenta el acta final de estado y cierre trimestral de las actividades vinculadas al proyecto Vida Saludable, consolidando la herencia tecnológica depositada en el repositorio </w:t>
-      </w:r>
-      <w:r>
-        <w:rPr>
-          <w:rStyle w:val="CdigoHTML"/>
-        </w:rPr>
-        <w:t>py-sep-descarga-vida-saludable</w:t>
+        <w:t>Estado General del Repositorio:</w:t>
       </w:r>
       <w:r>
         <w:rPr>
@@ -155,11 +121,26 @@
           <w:sz w:val="22"/>
           <w:szCs w:val="22"/>
         </w:rPr>
-        <w:t>. Sirve como constancia de que la arquitectura diseñada y migrada se transfiere en óptimas condiciones operativas para su futura explotación.</w:t>
+        <w:t xml:space="preserve"> Pausa Administrativa Congelada (Release-Ready)</w:t>
       </w:r>
     </w:p>
     <w:p>
       <w:pPr>
+        <w:rPr>
+          <w:rFonts w:ascii="Calibri" w:eastAsia="Times New Roman" w:hAnsi="Calibri" w:cs="Calibri"/>
+        </w:rPr>
+      </w:pPr>
+      <w:r>
+        <w:rPr>
+          <w:rFonts w:ascii="Calibri" w:eastAsia="Times New Roman" w:hAnsi="Calibri" w:cs="Calibri"/>
+        </w:rPr>
+        <w:pict w14:anchorId="2B9CD2FA">
+          <v:rect id="_x0000_i1025" style="width:0;height:1.5pt" o:hralign="center" o:hrstd="t" o:hr="t" fillcolor="#a0a0a0" stroked="f"/>
+        </w:pict>
+      </w:r>
+    </w:p>
+    <w:p>
+      <w:pPr>
         <w:pStyle w:val="Ttulo2"/>
         <w:rPr>
           <w:rFonts w:ascii="Calibri" w:eastAsia="Times New Roman" w:hAnsi="Calibri" w:cs="Calibri"/>
@@ -169,7 +150,7 @@
         <w:rPr>
           <w:rFonts w:ascii="Calibri" w:eastAsia="Times New Roman" w:hAnsi="Calibri" w:cs="Calibri"/>
         </w:rPr>
-        <w:t>2. Herencia Arquitectónica y Estado Final</w:t>
+        <w:t>1. Declaración Definitiva de Cierre del Proyecto</w:t>
       </w:r>
     </w:p>
     <w:p>
@@ -187,7 +168,148 @@
           <w:sz w:val="22"/>
           <w:szCs w:val="22"/>
         </w:rPr>
-        <w:t>A la fecha de corte, el proyecto conserva su estado de congelamiento administrativo (pausa técnica) con una línea base blindada y un código fuente completamente resiliente y refactorizado:</w:t>
+        <w:t xml:space="preserve">El presente documento tiene el objetivo de servir como </w:t>
+      </w:r>
+      <w:r>
+        <w:rPr>
+          <w:rStyle w:val="Fuerte"/>
+          <w:rFonts w:ascii="Calibri" w:hAnsi="Calibri" w:cs="Calibri"/>
+          <w:sz w:val="22"/>
+          <w:szCs w:val="22"/>
+        </w:rPr>
+        <w:t>Acta Forense de Entrega Tecnológica</w:t>
+      </w:r>
+      <w:r>
+        <w:rPr>
+          <w:rFonts w:ascii="Calibri" w:hAnsi="Calibri" w:cs="Calibri"/>
+          <w:sz w:val="22"/>
+          <w:szCs w:val="22"/>
+        </w:rPr>
+        <w:t xml:space="preserve"> para el repositorio institucional </w:t>
+      </w:r>
+      <w:r>
+        <w:rPr>
+          <w:rStyle w:val="CdigoHTML"/>
+        </w:rPr>
+        <w:t>py-sep-descarga-vida-saludable</w:t>
+      </w:r>
+      <w:r>
+        <w:rPr>
+          <w:rFonts w:ascii="Calibri" w:hAnsi="Calibri" w:cs="Calibri"/>
+          <w:sz w:val="22"/>
+          <w:szCs w:val="22"/>
+        </w:rPr>
+        <w:t xml:space="preserve">. Constituye un resguardo integral del esfuerzo técnico vertido a lo largo del segundo trimestre de 2026 (abril, mayo y junio) en el diseño, desarrollo, migración y blindaje cibernético de la denominada "Fase 2" del sistema orquestador. </w:t>
+      </w:r>
+    </w:p>
+    <w:p>
+      <w:pPr>
+        <w:pStyle w:val="NormalWeb"/>
+        <w:rPr>
+          <w:rFonts w:ascii="Calibri" w:hAnsi="Calibri" w:cs="Calibri"/>
+          <w:sz w:val="22"/>
+          <w:szCs w:val="22"/>
+        </w:rPr>
+      </w:pPr>
+      <w:r>
+        <w:rPr>
+          <w:rFonts w:ascii="Calibri" w:hAnsi="Calibri" w:cs="Calibri"/>
+          <w:sz w:val="22"/>
+          <w:szCs w:val="22"/>
+        </w:rPr>
+        <w:t xml:space="preserve">El proyecto se entrega al equipo sucesor en un estado de </w:t>
+      </w:r>
+      <w:r>
+        <w:rPr>
+          <w:rStyle w:val="Fuerte"/>
+          <w:rFonts w:ascii="Calibri" w:hAnsi="Calibri" w:cs="Calibri"/>
+          <w:sz w:val="22"/>
+          <w:szCs w:val="22"/>
+        </w:rPr>
+        <w:t>congelamiento funcional prístino</w:t>
+      </w:r>
+      <w:r>
+        <w:rPr>
+          <w:rFonts w:ascii="Calibri" w:hAnsi="Calibri" w:cs="Calibri"/>
+          <w:sz w:val="22"/>
+          <w:szCs w:val="22"/>
+        </w:rPr>
+        <w:t>, con una línea base inquebrantable aprobada mediante exhaustivas auditorías de seguridad y ciclos de validación E2E (*End-to-End*). La robustez arquitectónica depositada garantiza que, una vez que la Secretaría autorice el des-congelamiento del proyecto, el *Sprint 1* podrá arrancarse sin fricción tecnológica alguna, gozando de una plataforma resiliente y auditada.</w:t>
+      </w:r>
+    </w:p>
+    <w:p>
+      <w:pPr>
+        <w:rPr>
+          <w:rFonts w:ascii="Calibri" w:eastAsia="Times New Roman" w:hAnsi="Calibri" w:cs="Calibri"/>
+        </w:rPr>
+      </w:pPr>
+      <w:r>
+        <w:rPr>
+          <w:rFonts w:ascii="Calibri" w:eastAsia="Times New Roman" w:hAnsi="Calibri" w:cs="Calibri"/>
+        </w:rPr>
+        <w:pict w14:anchorId="3A569CC2">
+          <v:rect id="_x0000_i1026" style="width:0;height:1.5pt" o:hralign="center" o:hrstd="t" o:hr="t" fillcolor="#a0a0a0" stroked="f"/>
+        </w:pict>
+      </w:r>
+    </w:p>
+    <w:p>
+      <w:pPr>
+        <w:pStyle w:val="Ttulo2"/>
+        <w:rPr>
+          <w:rFonts w:ascii="Calibri" w:eastAsia="Times New Roman" w:hAnsi="Calibri" w:cs="Calibri"/>
+        </w:rPr>
+      </w:pPr>
+      <w:r>
+        <w:rPr>
+          <w:rFonts w:ascii="Calibri" w:eastAsia="Times New Roman" w:hAnsi="Calibri" w:cs="Calibri"/>
+        </w:rPr>
+        <w:t>2. Evolución Arquitectónica (De Monolito a "Zero Persistence")</w:t>
+      </w:r>
+    </w:p>
+    <w:p>
+      <w:pPr>
+        <w:pStyle w:val="NormalWeb"/>
+        <w:rPr>
+          <w:rFonts w:ascii="Calibri" w:hAnsi="Calibri" w:cs="Calibri"/>
+          <w:sz w:val="22"/>
+          <w:szCs w:val="22"/>
+        </w:rPr>
+      </w:pPr>
+      <w:r>
+        <w:rPr>
+          <w:rFonts w:ascii="Calibri" w:hAnsi="Calibri" w:cs="Calibri"/>
+          <w:sz w:val="22"/>
+          <w:szCs w:val="22"/>
+        </w:rPr>
+        <w:t xml:space="preserve">La migración hacia la Fase 2 en la rama </w:t>
+      </w:r>
+      <w:r>
+        <w:rPr>
+          <w:rStyle w:val="CdigoHTML"/>
+        </w:rPr>
+        <w:t>feature/vlarrea-fase-2</w:t>
+      </w:r>
+      <w:r>
+        <w:rPr>
+          <w:rFonts w:ascii="Calibri" w:hAnsi="Calibri" w:cs="Calibri"/>
+          <w:sz w:val="22"/>
+          <w:szCs w:val="22"/>
+        </w:rPr>
+        <w:t xml:space="preserve"> eliminó progresivamente el código legado de la Fase 1 (caracterizada por procesamientos en consola inseguros y sin transaccionalidad). La nueva arquitectura que hoy se transfiere opera bajo los siguientes estandartes técnicos:</w:t>
+      </w:r>
+    </w:p>
+    <w:p>
+      <w:pPr>
+        <w:pStyle w:val="Ttulo3"/>
+        <w:rPr>
+          <w:rFonts w:ascii="Calibri" w:eastAsia="Times New Roman" w:hAnsi="Calibri" w:cs="Calibri"/>
+        </w:rPr>
+      </w:pPr>
+      <w:r>
+        <w:rPr>
+          <w:rFonts w:ascii="Calibri" w:eastAsia="Times New Roman" w:hAnsi="Calibri" w:cs="Calibri"/>
+        </w:rPr>
+        <w:t>2.1 Pila Tecnológica Entregada</w:t>
       </w:r>
     </w:p>
     <w:p>
@@ -206,13 +328,38 @@
           <w:rStyle w:val="Fuerte"/>
           <w:rFonts w:ascii="Calibri" w:eastAsia="Times New Roman" w:hAnsi="Calibri" w:cs="Calibri"/>
         </w:rPr>
-        <w:t>Core de Infraestructura:</w:t>
+        <w:t>Backend Asíncrono de Orquestación:</w:t>
       </w:r>
       <w:r>
         <w:rPr>
           <w:rFonts w:ascii="Calibri" w:eastAsia="Times New Roman" w:hAnsi="Calibri" w:cs="Calibri"/>
         </w:rPr>
-        <w:t xml:space="preserve"> El backend asíncrono (FastAPI, pg8000 puro) y la integración UI (Angular 18) quedan formalmente segregados y documentados.</w:t>
+        <w:t xml:space="preserve"> Orquestado sobre </w:t>
+      </w:r>
+      <w:r>
+        <w:rPr>
+          <w:rStyle w:val="Fuerte"/>
+          <w:rFonts w:ascii="Calibri" w:eastAsia="Times New Roman" w:hAnsi="Calibri" w:cs="Calibri"/>
+        </w:rPr>
+        <w:t>Python 3.14 con FastAPI</w:t>
+      </w:r>
+      <w:r>
+        <w:rPr>
+          <w:rFonts w:ascii="Calibri" w:eastAsia="Times New Roman" w:hAnsi="Calibri" w:cs="Calibri"/>
+        </w:rPr>
+        <w:t xml:space="preserve">, lo cual permite administrar la saturación de los servidores web del IMSS limitando la ráfaga de descargas mediante un riguroso </w:t>
+      </w:r>
+      <w:r>
+        <w:rPr>
+          <w:rStyle w:val="CdigoHTML"/>
+        </w:rPr>
+        <w:t>ThreadPoolExecutor</w:t>
+      </w:r>
+      <w:r>
+        <w:rPr>
+          <w:rFonts w:ascii="Calibri" w:eastAsia="Times New Roman" w:hAnsi="Calibri" w:cs="Calibri"/>
+        </w:rPr>
+        <w:t>.</w:t>
       </w:r>
     </w:p>
     <w:p>
@@ -231,13 +378,26 @@
           <w:rStyle w:val="Fuerte"/>
           <w:rFonts w:ascii="Calibri" w:eastAsia="Times New Roman" w:hAnsi="Calibri" w:cs="Calibri"/>
         </w:rPr>
-        <w:t>Auditoría de Vulnerabilidades Previas:</w:t>
+        <w:t>Motor de Consultas Unificado (GraphQL):</w:t>
       </w:r>
       <w:r>
         <w:rPr>
           <w:rFonts w:ascii="Calibri" w:eastAsia="Times New Roman" w:hAnsi="Calibri" w:cs="Calibri"/>
         </w:rPr>
-        <w:t xml:space="preserve"> Las incidencias Críticas de inyección SQL (Issue 61), cifrado de cliente IMSS con GCM (Issue 60) y ofuscación de CURP en GraphQL (Issue 59) fueron resueltas por completo mediante implementaciones rigurosas, cubiertas por pruebas *End-to-End* en Cypress y certificadas con *Unit Tests*.</w:t>
+        <w:t xml:space="preserve"> Despliegue del motor </w:t>
+      </w:r>
+      <w:r>
+        <w:rPr>
+          <w:rStyle w:val="Fuerte"/>
+          <w:rFonts w:ascii="Calibri" w:eastAsia="Times New Roman" w:hAnsi="Calibri" w:cs="Calibri"/>
+        </w:rPr>
+        <w:t>Strawberry GraphQL</w:t>
+      </w:r>
+      <w:r>
+        <w:rPr>
+          <w:rFonts w:ascii="Calibri" w:eastAsia="Times New Roman" w:hAnsi="Calibri" w:cs="Calibri"/>
+        </w:rPr>
+        <w:t>, eliminando las interfaces REST dispares y garantizando un control estricto sobre el *Over-fetching* de datos (solucionando las fugas de información masiva).</w:t>
       </w:r>
     </w:p>
     <w:p>
@@ -256,41 +416,156 @@
           <w:rStyle w:val="Fuerte"/>
           <w:rFonts w:ascii="Calibri" w:eastAsia="Times New Roman" w:hAnsi="Calibri" w:cs="Calibri"/>
         </w:rPr>
-        <w:t>Cero Regresiones:</w:t>
+        <w:t>Consistencia Transaccional (ACID):</w:t>
       </w:r>
       <w:r>
         <w:rPr>
           <w:rFonts w:ascii="Calibri" w:eastAsia="Times New Roman" w:hAnsi="Calibri" w:cs="Calibri"/>
         </w:rPr>
-        <w:t xml:space="preserve"> El historial técnico de incidencias (</w:t>
+        <w:t xml:space="preserve"> Migración del guardado en CSV plano a la infraestructura madura de </w:t>
+      </w:r>
+      <w:r>
+        <w:rPr>
+          <w:rStyle w:val="Fuerte"/>
+          <w:rFonts w:ascii="Calibri" w:eastAsia="Times New Roman" w:hAnsi="Calibri" w:cs="Calibri"/>
+        </w:rPr>
+        <w:t>PostgreSQL 14</w:t>
+      </w:r>
+      <w:r>
+        <w:rPr>
+          <w:rFonts w:ascii="Calibri" w:eastAsia="Times New Roman" w:hAnsi="Calibri" w:cs="Calibri"/>
+        </w:rPr>
+        <w:t xml:space="preserve">, orquestado vía </w:t>
       </w:r>
       <w:r>
         <w:rPr>
           <w:rStyle w:val="CdigoHTML"/>
         </w:rPr>
-        <w:t>RESUMEN-PAUSA-PROYECTO.md</w:t>
+        <w:t>pg8000</w:t>
       </w:r>
       <w:r>
         <w:rPr>
           <w:rFonts w:ascii="Calibri" w:eastAsia="Times New Roman" w:hAnsi="Calibri" w:cs="Calibri"/>
         </w:rPr>
-        <w:t xml:space="preserve"> y documentos </w:t>
+        <w:t xml:space="preserve"> (Driver puro de Python) para blindar la lectura y evitar bloqueos en tablas críticas como </w:t>
       </w:r>
       <w:r>
         <w:rPr>
           <w:rStyle w:val="CdigoHTML"/>
         </w:rPr>
-        <w:t>RCA_*</w:t>
+        <w:t>CurpProcesada</w:t>
       </w:r>
       <w:r>
         <w:rPr>
           <w:rFonts w:ascii="Calibri" w:eastAsia="Times New Roman" w:hAnsi="Calibri" w:cs="Calibri"/>
         </w:rPr>
-        <w:t>) se entrega al corriente para proveer contexto claro al equipo receptor.</w:t>
+        <w:t xml:space="preserve"> y </w:t>
+      </w:r>
+      <w:r>
+        <w:rPr>
+          <w:rStyle w:val="CdigoHTML"/>
+        </w:rPr>
+        <w:t>BitacoraEvento</w:t>
+      </w:r>
+      <w:r>
+        <w:rPr>
+          <w:rFonts w:ascii="Calibri" w:eastAsia="Times New Roman" w:hAnsi="Calibri" w:cs="Calibri"/>
+        </w:rPr>
+        <w:t>.</w:t>
       </w:r>
     </w:p>
     <w:p>
       <w:pPr>
+        <w:pStyle w:val="Ttulo3"/>
+        <w:rPr>
+          <w:rFonts w:ascii="Calibri" w:eastAsia="Times New Roman" w:hAnsi="Calibri" w:cs="Calibri"/>
+        </w:rPr>
+      </w:pPr>
+      <w:r>
+        <w:rPr>
+          <w:rFonts w:ascii="Calibri" w:eastAsia="Times New Roman" w:hAnsi="Calibri" w:cs="Calibri"/>
+        </w:rPr>
+        <w:t>2.2 Diagrama Integral del Flujo Orquestador (Handover de Procesos)</w:t>
+      </w:r>
+    </w:p>
+    <w:p>
+      <w:pPr>
+        <w:rPr>
+          <w:rFonts w:ascii="Calibri" w:eastAsia="Times New Roman" w:hAnsi="Calibri" w:cs="Calibri"/>
+        </w:rPr>
+      </w:pPr>
+      <w:r>
+        <w:rPr>
+          <w:rFonts w:ascii="Calibri" w:eastAsia="Times New Roman" w:hAnsi="Calibri" w:cs="Calibri"/>
+          <w:noProof/>
+        </w:rPr>
+        <w:drawing>
+          <wp:inline distT="0" distB="0" distL="0" distR="0" wp14:anchorId="6F1F2B6C" wp14:editId="19D1C838">
+            <wp:extent cx="7741920" cy="15910560"/>
+            <wp:effectExtent l="0" t="0" r="0" b="0"/>
+            <wp:docPr id="3" name="Imagen 3"/>
+            <wp:cNvGraphicFramePr>
+              <a:graphicFrameLocks xmlns:a="http://schemas.openxmlformats.org/drawingml/2006/main" noChangeAspect="1"/>
+            </wp:cNvGraphicFramePr>
+            <a:graphic xmlns:a="http://schemas.openxmlformats.org/drawingml/2006/main">
+              <a:graphicData uri="http://schemas.openxmlformats.org/drawingml/2006/picture">
+                <pic:pic xmlns:pic="http://schemas.openxmlformats.org/drawingml/2006/picture">
+                  <pic:nvPicPr>
+                    <pic:cNvPr id="0" name="Picture 3"/>
+                    <pic:cNvPicPr>
+                      <a:picLocks noChangeAspect="1" noChangeArrowheads="1"/>
+                    </pic:cNvPicPr>
+                  </pic:nvPicPr>
+                  <pic:blipFill>
+                    <a:blip r:embed="rId8">
+                      <a:extLst>
+                        <a:ext uri="{28A0092B-C50C-407E-A947-70E740481C1C}">
+                          <a14:useLocalDpi xmlns:a14="http://schemas.microsoft.com/office/drawing/2010/main" val="0"/>
+                        </a:ext>
+                      </a:extLst>
+                    </a:blip>
+                    <a:srcRect/>
+                    <a:stretch>
+                      <a:fillRect/>
+                    </a:stretch>
+                  </pic:blipFill>
+                  <pic:spPr bwMode="auto">
+                    <a:xfrm>
+                      <a:off x="0" y="0"/>
+                      <a:ext cx="7741920" cy="15910560"/>
+                    </a:xfrm>
+                    <a:prstGeom prst="rect">
+                      <a:avLst/>
+                    </a:prstGeom>
+                    <a:noFill/>
+                    <a:ln>
+                      <a:noFill/>
+                    </a:ln>
+                  </pic:spPr>
+                </pic:pic>
+              </a:graphicData>
+            </a:graphic>
+          </wp:inline>
+        </w:drawing>
+      </w:r>
+    </w:p>
+    <w:p>
+      <w:pPr>
+        <w:rPr>
+          <w:rFonts w:ascii="Calibri" w:eastAsia="Times New Roman" w:hAnsi="Calibri" w:cs="Calibri"/>
+        </w:rPr>
+      </w:pPr>
+      <w:r>
+        <w:rPr>
+          <w:rFonts w:ascii="Calibri" w:eastAsia="Times New Roman" w:hAnsi="Calibri" w:cs="Calibri"/>
+        </w:rPr>
+        <w:pict w14:anchorId="27C89372">
+          <v:rect id="_x0000_i1027" style="width:0;height:1.5pt" o:hralign="center" o:hrstd="t" o:hr="t" fillcolor="#a0a0a0" stroked="f"/>
+        </w:pict>
+      </w:r>
+    </w:p>
+    <w:p>
+      <w:pPr>
         <w:pStyle w:val="Ttulo2"/>
         <w:rPr>
           <w:rFonts w:ascii="Calibri" w:eastAsia="Times New Roman" w:hAnsi="Calibri" w:cs="Calibri"/>
@@ -300,7 +575,7 @@
         <w:rPr>
           <w:rFonts w:ascii="Calibri" w:eastAsia="Times New Roman" w:hAnsi="Calibri" w:cs="Calibri"/>
         </w:rPr>
-        <w:t>3. Instructivo para la Reactivación</w:t>
+        <w:t>3. Matriz de Layouts de Operación Transaccional</w:t>
       </w:r>
     </w:p>
     <w:p>
@@ -318,9 +593,608 @@
           <w:sz w:val="22"/>
           <w:szCs w:val="22"/>
         </w:rPr>
-        <w:t>La reanudación operativa por parte del equipo sucesor es totalmente viable e inmediata a través de las siguientes etapas documentadas en la base de conocimiento:</w:t>
+        <w:t>A lo largo del proyecto, la inyección y limpieza de datos fueron normalizadas estableciendo reglas de oro para la curación de información. Los documentos entregados para la alimentación masiva (*Layouts*) se dividen en tres universos mutuamente excluyentes, los cuales deben ser manejados por el equipo receptor:</w:t>
       </w:r>
     </w:p>
+    <w:tbl>
+      <w:tblPr>
+        <w:tblW w:w="5000" w:type="pct"/>
+        <w:tblCellMar>
+          <w:top w:w="15" w:type="dxa"/>
+          <w:left w:w="15" w:type="dxa"/>
+          <w:bottom w:w="15" w:type="dxa"/>
+          <w:right w:w="15" w:type="dxa"/>
+        </w:tblCellMar>
+        <w:tblLook w:val="04A0" w:firstRow="1" w:lastRow="0" w:firstColumn="1" w:lastColumn="0" w:noHBand="0" w:noVBand="1"/>
+      </w:tblPr>
+      <w:tblGrid>
+        <w:gridCol w:w="3542"/>
+        <w:gridCol w:w="1550"/>
+        <w:gridCol w:w="2104"/>
+        <w:gridCol w:w="2148"/>
+      </w:tblGrid>
+      <w:tr>
+        <w:trPr>
+          <w:tblHeader/>
+        </w:trPr>
+        <w:tc>
+          <w:tcPr>
+            <w:tcW w:w="0" w:type="auto"/>
+            <w:tcBorders>
+              <w:top w:val="single" w:sz="6" w:space="0" w:color="666666"/>
+              <w:left w:val="single" w:sz="6" w:space="0" w:color="666666"/>
+              <w:bottom w:val="single" w:sz="6" w:space="0" w:color="666666"/>
+              <w:right w:val="single" w:sz="6" w:space="0" w:color="666666"/>
+            </w:tcBorders>
+            <w:tcMar>
+              <w:top w:w="90" w:type="dxa"/>
+              <w:left w:w="90" w:type="dxa"/>
+              <w:bottom w:w="90" w:type="dxa"/>
+              <w:right w:w="90" w:type="dxa"/>
+            </w:tcMar>
+            <w:hideMark/>
+          </w:tcPr>
+          <w:p>
+            <w:pPr>
+              <w:spacing w:before="180" w:after="180"/>
+              <w:rPr>
+                <w:rFonts w:ascii="Calibri" w:eastAsia="Times New Roman" w:hAnsi="Calibri" w:cs="Calibri"/>
+                <w:b/>
+                <w:bCs/>
+              </w:rPr>
+            </w:pPr>
+            <w:r>
+              <w:rPr>
+                <w:rFonts w:ascii="Calibri" w:eastAsia="Times New Roman" w:hAnsi="Calibri" w:cs="Calibri"/>
+                <w:b/>
+                <w:bCs/>
+              </w:rPr>
+              <w:t>Formato</w:t>
+            </w:r>
+          </w:p>
+        </w:tc>
+        <w:tc>
+          <w:tcPr>
+            <w:tcW w:w="0" w:type="auto"/>
+            <w:tcBorders>
+              <w:top w:val="single" w:sz="6" w:space="0" w:color="666666"/>
+              <w:left w:val="single" w:sz="6" w:space="0" w:color="666666"/>
+              <w:bottom w:val="single" w:sz="6" w:space="0" w:color="666666"/>
+              <w:right w:val="single" w:sz="6" w:space="0" w:color="666666"/>
+            </w:tcBorders>
+            <w:tcMar>
+              <w:top w:w="90" w:type="dxa"/>
+              <w:left w:w="90" w:type="dxa"/>
+              <w:bottom w:w="90" w:type="dxa"/>
+              <w:right w:w="90" w:type="dxa"/>
+            </w:tcMar>
+            <w:hideMark/>
+          </w:tcPr>
+          <w:p>
+            <w:pPr>
+              <w:spacing w:before="180" w:after="180"/>
+              <w:rPr>
+                <w:rFonts w:ascii="Calibri" w:eastAsia="Times New Roman" w:hAnsi="Calibri" w:cs="Calibri"/>
+                <w:b/>
+                <w:bCs/>
+              </w:rPr>
+            </w:pPr>
+            <w:r>
+              <w:rPr>
+                <w:rFonts w:ascii="Calibri" w:eastAsia="Times New Roman" w:hAnsi="Calibri" w:cs="Calibri"/>
+                <w:b/>
+                <w:bCs/>
+              </w:rPr>
+              <w:t>Finalidad (Gobernanza)</w:t>
+            </w:r>
+          </w:p>
+        </w:tc>
+        <w:tc>
+          <w:tcPr>
+            <w:tcW w:w="0" w:type="auto"/>
+            <w:tcBorders>
+              <w:top w:val="single" w:sz="6" w:space="0" w:color="666666"/>
+              <w:left w:val="single" w:sz="6" w:space="0" w:color="666666"/>
+              <w:bottom w:val="single" w:sz="6" w:space="0" w:color="666666"/>
+              <w:right w:val="single" w:sz="6" w:space="0" w:color="666666"/>
+            </w:tcBorders>
+            <w:tcMar>
+              <w:top w:w="90" w:type="dxa"/>
+              <w:left w:w="90" w:type="dxa"/>
+              <w:bottom w:w="90" w:type="dxa"/>
+              <w:right w:w="90" w:type="dxa"/>
+            </w:tcMar>
+            <w:hideMark/>
+          </w:tcPr>
+          <w:p>
+            <w:pPr>
+              <w:spacing w:before="180" w:after="180"/>
+              <w:rPr>
+                <w:rFonts w:ascii="Calibri" w:eastAsia="Times New Roman" w:hAnsi="Calibri" w:cs="Calibri"/>
+                <w:b/>
+                <w:bCs/>
+              </w:rPr>
+            </w:pPr>
+            <w:r>
+              <w:rPr>
+                <w:rFonts w:ascii="Calibri" w:eastAsia="Times New Roman" w:hAnsi="Calibri" w:cs="Calibri"/>
+                <w:b/>
+                <w:bCs/>
+              </w:rPr>
+              <w:t>Condicionantes de Seguridad (Constraints SQL)</w:t>
+            </w:r>
+          </w:p>
+        </w:tc>
+        <w:tc>
+          <w:tcPr>
+            <w:tcW w:w="0" w:type="auto"/>
+            <w:tcBorders>
+              <w:top w:val="single" w:sz="6" w:space="0" w:color="666666"/>
+              <w:left w:val="single" w:sz="6" w:space="0" w:color="666666"/>
+              <w:bottom w:val="single" w:sz="6" w:space="0" w:color="666666"/>
+              <w:right w:val="single" w:sz="6" w:space="0" w:color="666666"/>
+            </w:tcBorders>
+            <w:tcMar>
+              <w:top w:w="90" w:type="dxa"/>
+              <w:left w:w="90" w:type="dxa"/>
+              <w:bottom w:w="90" w:type="dxa"/>
+              <w:right w:w="90" w:type="dxa"/>
+            </w:tcMar>
+            <w:hideMark/>
+          </w:tcPr>
+          <w:p>
+            <w:pPr>
+              <w:spacing w:before="180" w:after="180"/>
+              <w:rPr>
+                <w:rFonts w:ascii="Calibri" w:eastAsia="Times New Roman" w:hAnsi="Calibri" w:cs="Calibri"/>
+                <w:b/>
+                <w:bCs/>
+              </w:rPr>
+            </w:pPr>
+            <w:r>
+              <w:rPr>
+                <w:rFonts w:ascii="Calibri" w:eastAsia="Times New Roman" w:hAnsi="Calibri" w:cs="Calibri"/>
+                <w:b/>
+                <w:bCs/>
+              </w:rPr>
+              <w:t>Flujo Asignado</w:t>
+            </w:r>
+          </w:p>
+        </w:tc>
+      </w:tr>
+      <w:tr>
+        <w:tc>
+          <w:tcPr>
+            <w:tcW w:w="0" w:type="auto"/>
+            <w:tcBorders>
+              <w:top w:val="single" w:sz="6" w:space="0" w:color="666666"/>
+              <w:left w:val="single" w:sz="6" w:space="0" w:color="666666"/>
+              <w:bottom w:val="single" w:sz="6" w:space="0" w:color="666666"/>
+              <w:right w:val="single" w:sz="6" w:space="0" w:color="666666"/>
+            </w:tcBorders>
+            <w:tcMar>
+              <w:top w:w="90" w:type="dxa"/>
+              <w:left w:w="90" w:type="dxa"/>
+              <w:bottom w:w="90" w:type="dxa"/>
+              <w:right w:w="90" w:type="dxa"/>
+            </w:tcMar>
+            <w:hideMark/>
+          </w:tcPr>
+          <w:p>
+            <w:pPr>
+              <w:spacing w:before="180" w:after="180"/>
+              <w:rPr>
+                <w:rFonts w:ascii="Calibri" w:eastAsia="Times New Roman" w:hAnsi="Calibri" w:cs="Calibri"/>
+              </w:rPr>
+            </w:pPr>
+            <w:r>
+              <w:rPr>
+                <w:rStyle w:val="CdigoHTML"/>
+              </w:rPr>
+              <w:t>LayMenorEvaluado.csv</w:t>
+            </w:r>
+          </w:p>
+        </w:tc>
+        <w:tc>
+          <w:tcPr>
+            <w:tcW w:w="0" w:type="auto"/>
+            <w:tcBorders>
+              <w:top w:val="single" w:sz="6" w:space="0" w:color="666666"/>
+              <w:left w:val="single" w:sz="6" w:space="0" w:color="666666"/>
+              <w:bottom w:val="single" w:sz="6" w:space="0" w:color="666666"/>
+              <w:right w:val="single" w:sz="6" w:space="0" w:color="666666"/>
+            </w:tcBorders>
+            <w:tcMar>
+              <w:top w:w="90" w:type="dxa"/>
+              <w:left w:w="90" w:type="dxa"/>
+              <w:bottom w:w="90" w:type="dxa"/>
+              <w:right w:w="90" w:type="dxa"/>
+            </w:tcMar>
+            <w:hideMark/>
+          </w:tcPr>
+          <w:p>
+            <w:pPr>
+              <w:spacing w:before="180" w:after="180"/>
+              <w:rPr>
+                <w:rFonts w:ascii="Calibri" w:eastAsia="Times New Roman" w:hAnsi="Calibri" w:cs="Calibri"/>
+              </w:rPr>
+            </w:pPr>
+            <w:r>
+              <w:rPr>
+                <w:rFonts w:ascii="Calibri" w:eastAsia="Times New Roman" w:hAnsi="Calibri" w:cs="Calibri"/>
+              </w:rPr>
+              <w:t>Poblar Universo Base de Alumnos.</w:t>
+            </w:r>
+          </w:p>
+        </w:tc>
+        <w:tc>
+          <w:tcPr>
+            <w:tcW w:w="0" w:type="auto"/>
+            <w:tcBorders>
+              <w:top w:val="single" w:sz="6" w:space="0" w:color="666666"/>
+              <w:left w:val="single" w:sz="6" w:space="0" w:color="666666"/>
+              <w:bottom w:val="single" w:sz="6" w:space="0" w:color="666666"/>
+              <w:right w:val="single" w:sz="6" w:space="0" w:color="666666"/>
+            </w:tcBorders>
+            <w:tcMar>
+              <w:top w:w="90" w:type="dxa"/>
+              <w:left w:w="90" w:type="dxa"/>
+              <w:bottom w:w="90" w:type="dxa"/>
+              <w:right w:w="90" w:type="dxa"/>
+            </w:tcMar>
+            <w:hideMark/>
+          </w:tcPr>
+          <w:p>
+            <w:pPr>
+              <w:spacing w:before="180" w:after="180"/>
+              <w:rPr>
+                <w:rFonts w:ascii="Calibri" w:eastAsia="Times New Roman" w:hAnsi="Calibri" w:cs="Calibri"/>
+              </w:rPr>
+            </w:pPr>
+            <w:r>
+              <w:rPr>
+                <w:rStyle w:val="CdigoHTML"/>
+              </w:rPr>
+              <w:t>curp</w:t>
+            </w:r>
+            <w:r>
+              <w:rPr>
+                <w:rFonts w:ascii="Calibri" w:eastAsia="Times New Roman" w:hAnsi="Calibri" w:cs="Calibri"/>
+              </w:rPr>
+              <w:t xml:space="preserve"> (Único 18 Chars), </w:t>
+            </w:r>
+            <w:r>
+              <w:rPr>
+                <w:rStyle w:val="CdigoHTML"/>
+              </w:rPr>
+              <w:t>cct</w:t>
+            </w:r>
+            <w:r>
+              <w:rPr>
+                <w:rFonts w:ascii="Calibri" w:eastAsia="Times New Roman" w:hAnsi="Calibri" w:cs="Calibri"/>
+              </w:rPr>
+              <w:t xml:space="preserve"> (Obligatorio 10 Chars).</w:t>
+            </w:r>
+          </w:p>
+        </w:tc>
+        <w:tc>
+          <w:tcPr>
+            <w:tcW w:w="0" w:type="auto"/>
+            <w:tcBorders>
+              <w:top w:val="single" w:sz="6" w:space="0" w:color="666666"/>
+              <w:left w:val="single" w:sz="6" w:space="0" w:color="666666"/>
+              <w:bottom w:val="single" w:sz="6" w:space="0" w:color="666666"/>
+              <w:right w:val="single" w:sz="6" w:space="0" w:color="666666"/>
+            </w:tcBorders>
+            <w:tcMar>
+              <w:top w:w="90" w:type="dxa"/>
+              <w:left w:w="90" w:type="dxa"/>
+              <w:bottom w:w="90" w:type="dxa"/>
+              <w:right w:w="90" w:type="dxa"/>
+            </w:tcMar>
+            <w:hideMark/>
+          </w:tcPr>
+          <w:p>
+            <w:pPr>
+              <w:spacing w:before="180" w:after="180"/>
+              <w:rPr>
+                <w:rFonts w:ascii="Calibri" w:eastAsia="Times New Roman" w:hAnsi="Calibri" w:cs="Calibri"/>
+              </w:rPr>
+            </w:pPr>
+            <w:r>
+              <w:rPr>
+                <w:rFonts w:ascii="Calibri" w:eastAsia="Times New Roman" w:hAnsi="Calibri" w:cs="Calibri"/>
+              </w:rPr>
+              <w:t>El orquestador toma a todos estos sujetos e inicia el *Thread pool* iterativo para las descargas de dictamen IMSS.</w:t>
+            </w:r>
+          </w:p>
+        </w:tc>
+      </w:tr>
+      <w:tr>
+        <w:tc>
+          <w:tcPr>
+            <w:tcW w:w="0" w:type="auto"/>
+            <w:tcBorders>
+              <w:top w:val="single" w:sz="6" w:space="0" w:color="666666"/>
+              <w:left w:val="single" w:sz="6" w:space="0" w:color="666666"/>
+              <w:bottom w:val="single" w:sz="6" w:space="0" w:color="666666"/>
+              <w:right w:val="single" w:sz="6" w:space="0" w:color="666666"/>
+            </w:tcBorders>
+            <w:tcMar>
+              <w:top w:w="90" w:type="dxa"/>
+              <w:left w:w="90" w:type="dxa"/>
+              <w:bottom w:w="90" w:type="dxa"/>
+              <w:right w:w="90" w:type="dxa"/>
+            </w:tcMar>
+            <w:hideMark/>
+          </w:tcPr>
+          <w:p>
+            <w:pPr>
+              <w:spacing w:before="180" w:after="180"/>
+              <w:rPr>
+                <w:rFonts w:ascii="Calibri" w:eastAsia="Times New Roman" w:hAnsi="Calibri" w:cs="Calibri"/>
+              </w:rPr>
+            </w:pPr>
+            <w:r>
+              <w:rPr>
+                <w:rStyle w:val="CdigoHTML"/>
+              </w:rPr>
+              <w:t>MENORES_SIN_PADECIMIENTO.csv</w:t>
+            </w:r>
+          </w:p>
+        </w:tc>
+        <w:tc>
+          <w:tcPr>
+            <w:tcW w:w="0" w:type="auto"/>
+            <w:tcBorders>
+              <w:top w:val="single" w:sz="6" w:space="0" w:color="666666"/>
+              <w:left w:val="single" w:sz="6" w:space="0" w:color="666666"/>
+              <w:bottom w:val="single" w:sz="6" w:space="0" w:color="666666"/>
+              <w:right w:val="single" w:sz="6" w:space="0" w:color="666666"/>
+            </w:tcBorders>
+            <w:tcMar>
+              <w:top w:w="90" w:type="dxa"/>
+              <w:left w:w="90" w:type="dxa"/>
+              <w:bottom w:w="90" w:type="dxa"/>
+              <w:right w:w="90" w:type="dxa"/>
+            </w:tcMar>
+            <w:hideMark/>
+          </w:tcPr>
+          <w:p>
+            <w:pPr>
+              <w:spacing w:before="180" w:after="180"/>
+              <w:rPr>
+                <w:rFonts w:ascii="Calibri" w:eastAsia="Times New Roman" w:hAnsi="Calibri" w:cs="Calibri"/>
+              </w:rPr>
+            </w:pPr>
+            <w:r>
+              <w:rPr>
+                <w:rFonts w:ascii="Calibri" w:eastAsia="Times New Roman" w:hAnsi="Calibri" w:cs="Calibri"/>
+              </w:rPr>
+              <w:t>Filtro de Exclusión Positiva.</w:t>
+            </w:r>
+          </w:p>
+        </w:tc>
+        <w:tc>
+          <w:tcPr>
+            <w:tcW w:w="0" w:type="auto"/>
+            <w:tcBorders>
+              <w:top w:val="single" w:sz="6" w:space="0" w:color="666666"/>
+              <w:left w:val="single" w:sz="6" w:space="0" w:color="666666"/>
+              <w:bottom w:val="single" w:sz="6" w:space="0" w:color="666666"/>
+              <w:right w:val="single" w:sz="6" w:space="0" w:color="666666"/>
+            </w:tcBorders>
+            <w:tcMar>
+              <w:top w:w="90" w:type="dxa"/>
+              <w:left w:w="90" w:type="dxa"/>
+              <w:bottom w:w="90" w:type="dxa"/>
+              <w:right w:w="90" w:type="dxa"/>
+            </w:tcMar>
+            <w:hideMark/>
+          </w:tcPr>
+          <w:p>
+            <w:pPr>
+              <w:spacing w:before="180" w:after="180"/>
+              <w:rPr>
+                <w:rFonts w:ascii="Calibri" w:eastAsia="Times New Roman" w:hAnsi="Calibri" w:cs="Calibri"/>
+              </w:rPr>
+            </w:pPr>
+            <w:r>
+              <w:rPr>
+                <w:rStyle w:val="CdigoHTML"/>
+              </w:rPr>
+              <w:t>curp_hash</w:t>
+            </w:r>
+            <w:r>
+              <w:rPr>
+                <w:rFonts w:ascii="Calibri" w:eastAsia="Times New Roman" w:hAnsi="Calibri" w:cs="Calibri"/>
+              </w:rPr>
+              <w:t>. Solo se almacenan los hashes.</w:t>
+            </w:r>
+          </w:p>
+        </w:tc>
+        <w:tc>
+          <w:tcPr>
+            <w:tcW w:w="0" w:type="auto"/>
+            <w:tcBorders>
+              <w:top w:val="single" w:sz="6" w:space="0" w:color="666666"/>
+              <w:left w:val="single" w:sz="6" w:space="0" w:color="666666"/>
+              <w:bottom w:val="single" w:sz="6" w:space="0" w:color="666666"/>
+              <w:right w:val="single" w:sz="6" w:space="0" w:color="666666"/>
+            </w:tcBorders>
+            <w:tcMar>
+              <w:top w:w="90" w:type="dxa"/>
+              <w:left w:w="90" w:type="dxa"/>
+              <w:bottom w:w="90" w:type="dxa"/>
+              <w:right w:w="90" w:type="dxa"/>
+            </w:tcMar>
+            <w:hideMark/>
+          </w:tcPr>
+          <w:p>
+            <w:pPr>
+              <w:spacing w:before="180" w:after="180"/>
+              <w:rPr>
+                <w:rFonts w:ascii="Calibri" w:eastAsia="Times New Roman" w:hAnsi="Calibri" w:cs="Calibri"/>
+              </w:rPr>
+            </w:pPr>
+            <w:r>
+              <w:rPr>
+                <w:rFonts w:ascii="Calibri" w:eastAsia="Times New Roman" w:hAnsi="Calibri" w:cs="Calibri"/>
+              </w:rPr>
+              <w:t>Al cruzarse con el padrón, los excluye de la generación de la carta invitación. (No requieren ir a clínica).</w:t>
+            </w:r>
+          </w:p>
+        </w:tc>
+      </w:tr>
+      <w:tr>
+        <w:tc>
+          <w:tcPr>
+            <w:tcW w:w="0" w:type="auto"/>
+            <w:tcBorders>
+              <w:top w:val="single" w:sz="6" w:space="0" w:color="666666"/>
+              <w:left w:val="single" w:sz="6" w:space="0" w:color="666666"/>
+              <w:bottom w:val="single" w:sz="6" w:space="0" w:color="666666"/>
+              <w:right w:val="single" w:sz="6" w:space="0" w:color="666666"/>
+            </w:tcBorders>
+            <w:tcMar>
+              <w:top w:w="90" w:type="dxa"/>
+              <w:left w:w="90" w:type="dxa"/>
+              <w:bottom w:w="90" w:type="dxa"/>
+              <w:right w:w="90" w:type="dxa"/>
+            </w:tcMar>
+            <w:hideMark/>
+          </w:tcPr>
+          <w:p>
+            <w:pPr>
+              <w:spacing w:before="180" w:after="180"/>
+              <w:rPr>
+                <w:rFonts w:ascii="Calibri" w:eastAsia="Times New Roman" w:hAnsi="Calibri" w:cs="Calibri"/>
+              </w:rPr>
+            </w:pPr>
+            <w:r>
+              <w:rPr>
+                <w:rStyle w:val="CdigoHTML"/>
+              </w:rPr>
+              <w:t>IMSS_Diagnostico.json</w:t>
+            </w:r>
+          </w:p>
+        </w:tc>
+        <w:tc>
+          <w:tcPr>
+            <w:tcW w:w="0" w:type="auto"/>
+            <w:tcBorders>
+              <w:top w:val="single" w:sz="6" w:space="0" w:color="666666"/>
+              <w:left w:val="single" w:sz="6" w:space="0" w:color="666666"/>
+              <w:bottom w:val="single" w:sz="6" w:space="0" w:color="666666"/>
+              <w:right w:val="single" w:sz="6" w:space="0" w:color="666666"/>
+            </w:tcBorders>
+            <w:tcMar>
+              <w:top w:w="90" w:type="dxa"/>
+              <w:left w:w="90" w:type="dxa"/>
+              <w:bottom w:w="90" w:type="dxa"/>
+              <w:right w:w="90" w:type="dxa"/>
+            </w:tcMar>
+            <w:hideMark/>
+          </w:tcPr>
+          <w:p>
+            <w:pPr>
+              <w:spacing w:before="180" w:after="180"/>
+              <w:rPr>
+                <w:rFonts w:ascii="Calibri" w:eastAsia="Times New Roman" w:hAnsi="Calibri" w:cs="Calibri"/>
+              </w:rPr>
+            </w:pPr>
+            <w:r>
+              <w:rPr>
+                <w:rFonts w:ascii="Calibri" w:eastAsia="Times New Roman" w:hAnsi="Calibri" w:cs="Calibri"/>
+              </w:rPr>
+              <w:t>Filtro de Exclusión de Seguimiento.</w:t>
+            </w:r>
+          </w:p>
+        </w:tc>
+        <w:tc>
+          <w:tcPr>
+            <w:tcW w:w="0" w:type="auto"/>
+            <w:tcBorders>
+              <w:top w:val="single" w:sz="6" w:space="0" w:color="666666"/>
+              <w:left w:val="single" w:sz="6" w:space="0" w:color="666666"/>
+              <w:bottom w:val="single" w:sz="6" w:space="0" w:color="666666"/>
+              <w:right w:val="single" w:sz="6" w:space="0" w:color="666666"/>
+            </w:tcBorders>
+            <w:tcMar>
+              <w:top w:w="90" w:type="dxa"/>
+              <w:left w:w="90" w:type="dxa"/>
+              <w:bottom w:w="90" w:type="dxa"/>
+              <w:right w:w="90" w:type="dxa"/>
+            </w:tcMar>
+            <w:hideMark/>
+          </w:tcPr>
+          <w:p>
+            <w:pPr>
+              <w:spacing w:before="180" w:after="180"/>
+              <w:rPr>
+                <w:rFonts w:ascii="Calibri" w:eastAsia="Times New Roman" w:hAnsi="Calibri" w:cs="Calibri"/>
+              </w:rPr>
+            </w:pPr>
+            <w:r>
+              <w:rPr>
+                <w:rStyle w:val="CdigoHTML"/>
+              </w:rPr>
+              <w:t>nss</w:t>
+            </w:r>
+            <w:r>
+              <w:rPr>
+                <w:rFonts w:ascii="Calibri" w:eastAsia="Times New Roman" w:hAnsi="Calibri" w:cs="Calibri"/>
+              </w:rPr>
+              <w:t xml:space="preserve">, </w:t>
+            </w:r>
+            <w:r>
+              <w:rPr>
+                <w:rStyle w:val="CdigoHTML"/>
+              </w:rPr>
+              <w:t>folio_atencion</w:t>
+            </w:r>
+            <w:r>
+              <w:rPr>
+                <w:rFonts w:ascii="Calibri" w:eastAsia="Times New Roman" w:hAnsi="Calibri" w:cs="Calibri"/>
+              </w:rPr>
+              <w:t>.</w:t>
+            </w:r>
+          </w:p>
+        </w:tc>
+        <w:tc>
+          <w:tcPr>
+            <w:tcW w:w="0" w:type="auto"/>
+            <w:tcBorders>
+              <w:top w:val="single" w:sz="6" w:space="0" w:color="666666"/>
+              <w:left w:val="single" w:sz="6" w:space="0" w:color="666666"/>
+              <w:bottom w:val="single" w:sz="6" w:space="0" w:color="666666"/>
+              <w:right w:val="single" w:sz="6" w:space="0" w:color="666666"/>
+            </w:tcBorders>
+            <w:tcMar>
+              <w:top w:w="90" w:type="dxa"/>
+              <w:left w:w="90" w:type="dxa"/>
+              <w:bottom w:w="90" w:type="dxa"/>
+              <w:right w:w="90" w:type="dxa"/>
+            </w:tcMar>
+            <w:hideMark/>
+          </w:tcPr>
+          <w:p>
+            <w:pPr>
+              <w:spacing w:before="180" w:after="180"/>
+              <w:rPr>
+                <w:rFonts w:ascii="Calibri" w:eastAsia="Times New Roman" w:hAnsi="Calibri" w:cs="Calibri"/>
+              </w:rPr>
+            </w:pPr>
+            <w:r>
+              <w:rPr>
+                <w:rFonts w:ascii="Calibri" w:eastAsia="Times New Roman" w:hAnsi="Calibri" w:cs="Calibri"/>
+              </w:rPr>
+              <w:t>Menores que, aunque tenían padecimiento, ya generaron historia clínica en el IMSS. Son excluidos para evitar re-enviar la carta.</w:t>
+            </w:r>
+          </w:p>
+        </w:tc>
+      </w:tr>
+    </w:tbl>
     <w:p>
       <w:pPr>
         <w:pStyle w:val="NormalWeb"/>
@@ -336,7 +1210,25 @@
           <w:sz w:val="22"/>
           <w:szCs w:val="22"/>
         </w:rPr>
-        <w:t xml:space="preserve">1. </w:t>
+        <w:t>&gt; [!WARNING]</w:t>
+      </w:r>
+    </w:p>
+    <w:p>
+      <w:pPr>
+        <w:pStyle w:val="NormalWeb"/>
+        <w:rPr>
+          <w:rFonts w:ascii="Calibri" w:hAnsi="Calibri" w:cs="Calibri"/>
+          <w:sz w:val="22"/>
+          <w:szCs w:val="22"/>
+        </w:rPr>
+      </w:pPr>
+      <w:r>
+        <w:rPr>
+          <w:rFonts w:ascii="Calibri" w:hAnsi="Calibri" w:cs="Calibri"/>
+          <w:sz w:val="22"/>
+          <w:szCs w:val="22"/>
+        </w:rPr>
+        <w:t xml:space="preserve">&gt; </w:t>
       </w:r>
       <w:r>
         <w:rPr>
@@ -345,7 +1237,7 @@
           <w:sz w:val="22"/>
           <w:szCs w:val="22"/>
         </w:rPr>
-        <w:t>Migración de Ramas:</w:t>
+        <w:t>Aviso Crítico a Operaciones:</w:t>
       </w:r>
       <w:r>
         <w:rPr>
@@ -353,13 +1245,13 @@
           <w:sz w:val="22"/>
           <w:szCs w:val="22"/>
         </w:rPr>
-        <w:t xml:space="preserve"> Aprobar el *Pull Request* de la rama </w:t>
+        <w:t xml:space="preserve"> Se debe purgar periódicamente el historial de </w:t>
       </w:r>
       <w:r>
         <w:rPr>
           <w:rStyle w:val="CdigoHTML"/>
         </w:rPr>
-        <w:t>feature/vlarrea-fase-2</w:t>
+        <w:t>LayMenorEvaluado.csv</w:t>
       </w:r>
       <w:r>
         <w:rPr>
@@ -367,61 +1259,59 @@
           <w:sz w:val="22"/>
           <w:szCs w:val="22"/>
         </w:rPr>
-        <w:t xml:space="preserve"> hacia la rama principal </w:t>
-      </w:r>
-      <w:r>
-        <w:rPr>
-          <w:rStyle w:val="CdigoHTML"/>
-        </w:rPr>
-        <w:t>master</w:t>
-      </w:r>
-      <w:r>
+        <w:t xml:space="preserve"> en el entorno productivo post-procesamiento. Su permanencia indefinida transgrede normativas de PII al almacenar archivos planos no encriptados.</w:t>
+      </w:r>
+    </w:p>
+    <w:p>
+      <w:pPr>
+        <w:rPr>
+          <w:rFonts w:ascii="Calibri" w:eastAsia="Times New Roman" w:hAnsi="Calibri" w:cs="Calibri"/>
+        </w:rPr>
+      </w:pPr>
+      <w:r>
+        <w:rPr>
+          <w:rFonts w:ascii="Calibri" w:eastAsia="Times New Roman" w:hAnsi="Calibri" w:cs="Calibri"/>
+        </w:rPr>
+        <w:pict w14:anchorId="54CD5581">
+          <v:rect id="_x0000_i1028" style="width:0;height:1.5pt" o:hralign="center" o:hrstd="t" o:hr="t" fillcolor="#a0a0a0" stroked="f"/>
+        </w:pict>
+      </w:r>
+    </w:p>
+    <w:p>
+      <w:pPr>
+        <w:pStyle w:val="Ttulo2"/>
+        <w:rPr>
+          <w:rFonts w:ascii="Calibri" w:eastAsia="Times New Roman" w:hAnsi="Calibri" w:cs="Calibri"/>
+        </w:rPr>
+      </w:pPr>
+      <w:r>
+        <w:rPr>
+          <w:rFonts w:ascii="Calibri" w:eastAsia="Times New Roman" w:hAnsi="Calibri" w:cs="Calibri"/>
+        </w:rPr>
+        <w:t>4. Resolución de Vulnerabilidades y Mitigaciones Críticas (RCA)</w:t>
+      </w:r>
+    </w:p>
+    <w:p>
+      <w:pPr>
+        <w:pStyle w:val="NormalWeb"/>
         <w:rPr>
           <w:rFonts w:ascii="Calibri" w:hAnsi="Calibri" w:cs="Calibri"/>
           <w:sz w:val="22"/>
           <w:szCs w:val="22"/>
         </w:rPr>
-        <w:t>.</w:t>
-      </w:r>
-    </w:p>
-    <w:p>
-      <w:pPr>
-        <w:pStyle w:val="NormalWeb"/>
+      </w:pPr>
+      <w:r>
         <w:rPr>
           <w:rFonts w:ascii="Calibri" w:hAnsi="Calibri" w:cs="Calibri"/>
           <w:sz w:val="22"/>
           <w:szCs w:val="22"/>
         </w:rPr>
-      </w:pPr>
-      <w:r>
-        <w:rPr>
-          <w:rFonts w:ascii="Calibri" w:hAnsi="Calibri" w:cs="Calibri"/>
-          <w:sz w:val="22"/>
-          <w:szCs w:val="22"/>
-        </w:rPr>
-        <w:t xml:space="preserve">2. </w:t>
-      </w:r>
-      <w:r>
-        <w:rPr>
-          <w:rStyle w:val="Fuerte"/>
-          <w:rFonts w:ascii="Calibri" w:hAnsi="Calibri" w:cs="Calibri"/>
-          <w:sz w:val="22"/>
-          <w:szCs w:val="22"/>
-        </w:rPr>
-        <w:t>Ejecución del Sprint 1:</w:t>
-      </w:r>
-      <w:r>
-        <w:rPr>
-          <w:rFonts w:ascii="Calibri" w:hAnsi="Calibri" w:cs="Calibri"/>
-          <w:sz w:val="22"/>
-          <w:szCs w:val="22"/>
-        </w:rPr>
-        <w:t xml:space="preserve"> Arrancar directamente con el desarrollo funcional de *Layouts* apoyándose en el motor orquestador asíncrono (Zero Persistence) que ya se entrega integrado.</w:t>
+        <w:t>El patrimonio más valioso que se entrega radica en la resolución forense de 3 enormes brechas de seguridad identificadas en mayo y corregidas a lo largo de junio. A continuación, el acta de remediación:</w:t>
       </w:r>
     </w:p>
     <w:p>
       <w:pPr>
-        <w:pStyle w:val="Ttulo2"/>
+        <w:pStyle w:val="Ttulo3"/>
         <w:rPr>
           <w:rFonts w:ascii="Calibri" w:eastAsia="Times New Roman" w:hAnsi="Calibri" w:cs="Calibri"/>
         </w:rPr>
@@ -430,25 +1320,7 @@
         <w:rPr>
           <w:rFonts w:ascii="Calibri" w:eastAsia="Times New Roman" w:hAnsi="Calibri" w:cs="Calibri"/>
         </w:rPr>
-        <w:t>4. Inventario de Entregables Finales (Handover Tecnológico)</w:t>
-      </w:r>
-    </w:p>
-    <w:p>
-      <w:pPr>
-        <w:pStyle w:val="NormalWeb"/>
-        <w:rPr>
-          <w:rFonts w:ascii="Calibri" w:hAnsi="Calibri" w:cs="Calibri"/>
-          <w:sz w:val="22"/>
-          <w:szCs w:val="22"/>
-        </w:rPr>
-      </w:pPr>
-      <w:r>
-        <w:rPr>
-          <w:rFonts w:ascii="Calibri" w:hAnsi="Calibri" w:cs="Calibri"/>
-          <w:sz w:val="22"/>
-          <w:szCs w:val="22"/>
-        </w:rPr>
-        <w:t>Como acta de cierre del componente Vida Saludable, se entregan los siguientes activos:</w:t>
+        <w:t>4.1 Resolución Issue #61: Prevención Inyecciones SQL (SQLi)</w:t>
       </w:r>
     </w:p>
     <w:p>
@@ -464,9 +1336,28 @@
       </w:pPr>
       <w:r>
         <w:rPr>
+          <w:rStyle w:val="Fuerte"/>
           <w:rFonts w:ascii="Calibri" w:eastAsia="Times New Roman" w:hAnsi="Calibri" w:cs="Calibri"/>
         </w:rPr>
-        <w:t>Repositorio completo con histórico de *commits* y refactorización estructural.</w:t>
+        <w:t>Problema de Origen:</w:t>
+      </w:r>
+      <w:r>
+        <w:rPr>
+          <w:rFonts w:ascii="Calibri" w:eastAsia="Times New Roman" w:hAnsi="Calibri" w:cs="Calibri"/>
+        </w:rPr>
+        <w:t xml:space="preserve"> El código base inicial heredado utilizaba constructores dinámicos f-strings (Ej. </w:t>
+      </w:r>
+      <w:r>
+        <w:rPr>
+          <w:rStyle w:val="CdigoHTML"/>
+        </w:rPr>
+        <w:t>f"SELECT * FROM menor_evaluado WHERE entidad = '{entidad}'"</w:t>
+      </w:r>
+      <w:r>
+        <w:rPr>
+          <w:rFonts w:ascii="Calibri" w:eastAsia="Times New Roman" w:hAnsi="Calibri" w:cs="Calibri"/>
+        </w:rPr>
+        <w:t>) lo que ponía en inmenso riesgo la base de datos PostgreSQL ante inyecciones estructuradas por lotes.</w:t>
       </w:r>
     </w:p>
     <w:p>
@@ -482,9 +1373,40 @@
       </w:pPr>
       <w:r>
         <w:rPr>
+          <w:rStyle w:val="Fuerte"/>
           <w:rFonts w:ascii="Calibri" w:eastAsia="Times New Roman" w:hAnsi="Calibri" w:cs="Calibri"/>
         </w:rPr>
-        <w:t>Conjunto de Pruebas Unitarias y *End-to-End* aprobadas y vinculadas a la canalización de Integración Continua (CI).</w:t>
+        <w:t>Remediación Entregada:</w:t>
+      </w:r>
+      <w:r>
+        <w:rPr>
+          <w:rFonts w:ascii="Calibri" w:eastAsia="Times New Roman" w:hAnsi="Calibri" w:cs="Calibri"/>
+        </w:rPr>
+        <w:t xml:space="preserve"> El módulo </w:t>
+      </w:r>
+      <w:r>
+        <w:rPr>
+          <w:rStyle w:val="CdigoHTML"/>
+        </w:rPr>
+        <w:t>download_service.py</w:t>
+      </w:r>
+      <w:r>
+        <w:rPr>
+          <w:rFonts w:ascii="Calibri" w:eastAsia="Times New Roman" w:hAnsi="Calibri" w:cs="Calibri"/>
+        </w:rPr>
+        <w:t xml:space="preserve"> fue refactorizado, erradicando todas las consultas crudas e instrumentando un *binding* estricto de parámetros posicionales usando la API segura del conector </w:t>
+      </w:r>
+      <w:r>
+        <w:rPr>
+          <w:rStyle w:val="CdigoHTML"/>
+        </w:rPr>
+        <w:t>pg8000</w:t>
+      </w:r>
+      <w:r>
+        <w:rPr>
+          <w:rFonts w:ascii="Calibri" w:eastAsia="Times New Roman" w:hAnsi="Calibri" w:cs="Calibri"/>
+        </w:rPr>
+        <w:t xml:space="preserve">. </w:t>
       </w:r>
     </w:p>
     <w:p>
@@ -500,21 +1422,299 @@
       </w:pPr>
       <w:r>
         <w:rPr>
+          <w:rStyle w:val="Fuerte"/>
           <w:rFonts w:ascii="Calibri" w:eastAsia="Times New Roman" w:hAnsi="Calibri" w:cs="Calibri"/>
         </w:rPr>
-        <w:t xml:space="preserve">Documentación técnica forense exhaustiva de la Fase 2 (Casos de Uso, Reportes Técnicos de Resolución de Issues y *Code Reviews* almacenados en </w:t>
+        <w:t>Validación Final:</w:t>
+      </w:r>
+      <w:r>
+        <w:rPr>
+          <w:rFonts w:ascii="Calibri" w:eastAsia="Times New Roman" w:hAnsi="Calibri" w:cs="Calibri"/>
+        </w:rPr>
+        <w:t xml:space="preserve"> Certificado y probado contra inyecciones estándar mediante Pytest.</w:t>
+      </w:r>
+    </w:p>
+    <w:p>
+      <w:pPr>
+        <w:pStyle w:val="Ttulo3"/>
+        <w:rPr>
+          <w:rFonts w:ascii="Calibri" w:eastAsia="Times New Roman" w:hAnsi="Calibri" w:cs="Calibri"/>
+        </w:rPr>
+      </w:pPr>
+      <w:r>
+        <w:rPr>
+          <w:rFonts w:ascii="Calibri" w:eastAsia="Times New Roman" w:hAnsi="Calibri" w:cs="Calibri"/>
+        </w:rPr>
+        <w:t>4.2 Resolución Issue #60: Migración Criptográfica a AES-256-GCM</w:t>
+      </w:r>
+    </w:p>
+    <w:p>
+      <w:pPr>
+        <w:numPr>
+          <w:ilvl w:val="0"/>
+          <w:numId w:val="15"/>
+        </w:numPr>
+        <w:spacing w:before="100" w:beforeAutospacing="1" w:after="100" w:afterAutospacing="1" w:line="240" w:lineRule="auto"/>
+        <w:rPr>
+          <w:rFonts w:ascii="Calibri" w:eastAsia="Times New Roman" w:hAnsi="Calibri" w:cs="Calibri"/>
+        </w:rPr>
+      </w:pPr>
+      <w:r>
+        <w:rPr>
+          <w:rStyle w:val="Fuerte"/>
+          <w:rFonts w:ascii="Calibri" w:eastAsia="Times New Roman" w:hAnsi="Calibri" w:cs="Calibri"/>
+        </w:rPr>
+        <w:t>Problema de Origen:</w:t>
+      </w:r>
+      <w:r>
+        <w:rPr>
+          <w:rFonts w:ascii="Calibri" w:eastAsia="Times New Roman" w:hAnsi="Calibri" w:cs="Calibri"/>
+        </w:rPr>
+        <w:t xml:space="preserve"> Las llaves temporales de paso creadas para interactuar con los Web Services del IMSS se cifraban utilizando el vetusto estándar </w:t>
       </w:r>
       <w:r>
         <w:rPr>
           <w:rStyle w:val="CdigoHTML"/>
         </w:rPr>
-        <w:t>/fase-2</w:t>
+        <w:t>AES-ECB</w:t>
       </w:r>
       <w:r>
         <w:rPr>
           <w:rFonts w:ascii="Calibri" w:eastAsia="Times New Roman" w:hAnsi="Calibri" w:cs="Calibri"/>
         </w:rPr>
+        <w:t xml:space="preserve"> (Electronic Codebook), altamente susceptible a detección de patrones dado que el mismo texto plano siempre genera el mismo hash.</w:t>
+      </w:r>
+    </w:p>
+    <w:p>
+      <w:pPr>
+        <w:numPr>
+          <w:ilvl w:val="0"/>
+          <w:numId w:val="15"/>
+        </w:numPr>
+        <w:spacing w:before="100" w:beforeAutospacing="1" w:after="100" w:afterAutospacing="1" w:line="240" w:lineRule="auto"/>
+        <w:rPr>
+          <w:rFonts w:ascii="Calibri" w:eastAsia="Times New Roman" w:hAnsi="Calibri" w:cs="Calibri"/>
+        </w:rPr>
+      </w:pPr>
+      <w:r>
+        <w:rPr>
+          <w:rStyle w:val="Fuerte"/>
+          <w:rFonts w:ascii="Calibri" w:eastAsia="Times New Roman" w:hAnsi="Calibri" w:cs="Calibri"/>
+        </w:rPr>
+        <w:t>Remediación Entregada:</w:t>
+      </w:r>
+      <w:r>
+        <w:rPr>
+          <w:rFonts w:ascii="Calibri" w:eastAsia="Times New Roman" w:hAnsi="Calibri" w:cs="Calibri"/>
+        </w:rPr>
+        <w:t xml:space="preserve"> Implementación del estándar de nivel militar </w:t>
+      </w:r>
+      <w:r>
+        <w:rPr>
+          <w:rStyle w:val="Fuerte"/>
+          <w:rFonts w:ascii="Calibri" w:eastAsia="Times New Roman" w:hAnsi="Calibri" w:cs="Calibri"/>
+        </w:rPr>
+        <w:t>AES-256-GCM</w:t>
+      </w:r>
+      <w:r>
+        <w:rPr>
+          <w:rFonts w:ascii="Calibri" w:eastAsia="Times New Roman" w:hAnsi="Calibri" w:cs="Calibri"/>
+        </w:rPr>
+        <w:t xml:space="preserve"> (Galois/Counter Mode). Este protocolo no solo cifra el texto, sino que incluye un vector de inicialización único (IV) y un Tag de Autenticación (MAC), asegurando que cualquier manipulación en tránsito (*Man-in-the-Middle*) sea detectada y descartada antes de procesar.</w:t>
+      </w:r>
+    </w:p>
+    <w:p>
+      <w:pPr>
+        <w:numPr>
+          <w:ilvl w:val="0"/>
+          <w:numId w:val="15"/>
+        </w:numPr>
+        <w:spacing w:before="100" w:beforeAutospacing="1" w:after="100" w:afterAutospacing="1" w:line="240" w:lineRule="auto"/>
+        <w:rPr>
+          <w:rFonts w:ascii="Calibri" w:eastAsia="Times New Roman" w:hAnsi="Calibri" w:cs="Calibri"/>
+        </w:rPr>
+      </w:pPr>
+      <w:r>
+        <w:rPr>
+          <w:rStyle w:val="Fuerte"/>
+          <w:rFonts w:ascii="Calibri" w:eastAsia="Times New Roman" w:hAnsi="Calibri" w:cs="Calibri"/>
+        </w:rPr>
+        <w:t>Validación Final:</w:t>
+      </w:r>
+      <w:r>
+        <w:rPr>
+          <w:rFonts w:ascii="Calibri" w:eastAsia="Times New Roman" w:hAnsi="Calibri" w:cs="Calibri"/>
+        </w:rPr>
+        <w:t xml:space="preserve"> Se entregan pruebas Cypress End-to-End validando la respuesta HTTPS del IMSS.</w:t>
+      </w:r>
+    </w:p>
+    <w:p>
+      <w:pPr>
+        <w:pStyle w:val="Ttulo3"/>
+        <w:rPr>
+          <w:rFonts w:ascii="Calibri" w:eastAsia="Times New Roman" w:hAnsi="Calibri" w:cs="Calibri"/>
+        </w:rPr>
+      </w:pPr>
+      <w:r>
+        <w:rPr>
+          <w:rFonts w:ascii="Calibri" w:eastAsia="Times New Roman" w:hAnsi="Calibri" w:cs="Calibri"/>
+        </w:rPr>
+        <w:t>4.3 Resolución Issue #59: Ofuscación PII en Consultas GraphQL</w:t>
+      </w:r>
+    </w:p>
+    <w:p>
+      <w:pPr>
+        <w:numPr>
+          <w:ilvl w:val="0"/>
+          <w:numId w:val="16"/>
+        </w:numPr>
+        <w:spacing w:before="100" w:beforeAutospacing="1" w:after="100" w:afterAutospacing="1" w:line="240" w:lineRule="auto"/>
+        <w:rPr>
+          <w:rFonts w:ascii="Calibri" w:eastAsia="Times New Roman" w:hAnsi="Calibri" w:cs="Calibri"/>
+        </w:rPr>
+      </w:pPr>
+      <w:r>
+        <w:rPr>
+          <w:rStyle w:val="Fuerte"/>
+          <w:rFonts w:ascii="Calibri" w:eastAsia="Times New Roman" w:hAnsi="Calibri" w:cs="Calibri"/>
+        </w:rPr>
+        <w:t>Problema de Origen:</w:t>
+      </w:r>
+      <w:r>
+        <w:rPr>
+          <w:rFonts w:ascii="Calibri" w:eastAsia="Times New Roman" w:hAnsi="Calibri" w:cs="Calibri"/>
+        </w:rPr>
+        <w:t xml:space="preserve"> Al realizar *queries* sobre el estado de un lote, el servidor Strawberry devolvía la CURP de los alumnos en texto plano (</w:t>
+      </w:r>
+      <w:r>
+        <w:rPr>
+          <w:rStyle w:val="CdigoHTML"/>
+        </w:rPr>
+        <w:t>CurpProcesada</w:t>
+      </w:r>
+      <w:r>
+        <w:rPr>
+          <w:rFonts w:ascii="Calibri" w:eastAsia="Times New Roman" w:hAnsi="Calibri" w:cs="Calibri"/>
+        </w:rPr>
+        <w:t>), exponiendo Información Identificable Personal (PII) por defecto hacia las consolas de desarrollador de los navegadores web.</w:t>
+      </w:r>
+    </w:p>
+    <w:p>
+      <w:pPr>
+        <w:numPr>
+          <w:ilvl w:val="0"/>
+          <w:numId w:val="16"/>
+        </w:numPr>
+        <w:spacing w:before="100" w:beforeAutospacing="1" w:after="100" w:afterAutospacing="1" w:line="240" w:lineRule="auto"/>
+        <w:rPr>
+          <w:rFonts w:ascii="Calibri" w:eastAsia="Times New Roman" w:hAnsi="Calibri" w:cs="Calibri"/>
+        </w:rPr>
+      </w:pPr>
+      <w:r>
+        <w:rPr>
+          <w:rStyle w:val="Fuerte"/>
+          <w:rFonts w:ascii="Calibri" w:eastAsia="Times New Roman" w:hAnsi="Calibri" w:cs="Calibri"/>
+        </w:rPr>
+        <w:t>Remediación Entregada:</w:t>
+      </w:r>
+      <w:r>
+        <w:rPr>
+          <w:rFonts w:ascii="Calibri" w:eastAsia="Times New Roman" w:hAnsi="Calibri" w:cs="Calibri"/>
+        </w:rPr>
+        <w:t xml:space="preserve"> Se desarrolló un inyector (directive / scalar modifier) en </w:t>
+      </w:r>
+      <w:r>
+        <w:rPr>
+          <w:rStyle w:val="CdigoHTML"/>
+        </w:rPr>
+        <w:t>api/schema.py</w:t>
+      </w:r>
+      <w:r>
+        <w:rPr>
+          <w:rFonts w:ascii="Calibri" w:eastAsia="Times New Roman" w:hAnsi="Calibri" w:cs="Calibri"/>
+        </w:rPr>
+        <w:t xml:space="preserve"> que asegura que todo string detectado como CURP sea despachado truncado al cliente (Ej. </w:t>
+      </w:r>
+      <w:r>
+        <w:rPr>
+          <w:rStyle w:val="CdigoHTML"/>
+        </w:rPr>
+        <w:t>XXXX</w:t>
+      </w:r>
+      <w:r>
+        <w:rPr>
+          <w:rStyle w:val="Fuerte"/>
+          <w:rFonts w:ascii="Courier New" w:hAnsi="Courier New" w:cs="Courier New"/>
+          <w:sz w:val="20"/>
+          <w:szCs w:val="20"/>
+        </w:rPr>
+        <w:t>*</w:t>
+      </w:r>
+      <w:r>
+        <w:rPr>
+          <w:rStyle w:val="CdigoHTML"/>
+        </w:rPr>
+        <w:t>*XXXX**0</w:t>
+      </w:r>
+      <w:r>
+        <w:rPr>
+          <w:rFonts w:ascii="Calibri" w:eastAsia="Times New Roman" w:hAnsi="Calibri" w:cs="Calibri"/>
+        </w:rPr>
         <w:t>).</w:t>
+      </w:r>
+    </w:p>
+    <w:p>
+      <w:pPr>
+        <w:numPr>
+          <w:ilvl w:val="0"/>
+          <w:numId w:val="16"/>
+        </w:numPr>
+        <w:spacing w:before="100" w:beforeAutospacing="1" w:after="100" w:afterAutospacing="1" w:line="240" w:lineRule="auto"/>
+        <w:rPr>
+          <w:rFonts w:ascii="Calibri" w:eastAsia="Times New Roman" w:hAnsi="Calibri" w:cs="Calibri"/>
+        </w:rPr>
+      </w:pPr>
+      <w:r>
+        <w:rPr>
+          <w:rStyle w:val="Fuerte"/>
+          <w:rFonts w:ascii="Calibri" w:eastAsia="Times New Roman" w:hAnsi="Calibri" w:cs="Calibri"/>
+        </w:rPr>
+        <w:t>Validación Final:</w:t>
+      </w:r>
+      <w:r>
+        <w:rPr>
+          <w:rFonts w:ascii="Calibri" w:eastAsia="Times New Roman" w:hAnsi="Calibri" w:cs="Calibri"/>
+        </w:rPr>
+        <w:t xml:space="preserve"> Verificado en pruebas locales E2E donde el *Over-fetching* de identidad queda totalmente imposibilitado.</w:t>
+      </w:r>
+    </w:p>
+    <w:p>
+      <w:pPr>
+        <w:rPr>
+          <w:rFonts w:ascii="Calibri" w:eastAsia="Times New Roman" w:hAnsi="Calibri" w:cs="Calibri"/>
+        </w:rPr>
+      </w:pPr>
+      <w:r>
+        <w:rPr>
+          <w:rFonts w:ascii="Calibri" w:eastAsia="Times New Roman" w:hAnsi="Calibri" w:cs="Calibri"/>
+        </w:rPr>
+        <w:pict w14:anchorId="64560E94">
+          <v:rect id="_x0000_i1029" style="width:0;height:1.5pt" o:hralign="center" o:hrstd="t" o:hr="t" fillcolor="#a0a0a0" stroked="f"/>
+        </w:pict>
+      </w:r>
+    </w:p>
+    <w:p>
+      <w:pPr>
+        <w:pStyle w:val="Ttulo2"/>
+        <w:rPr>
+          <w:rFonts w:ascii="Calibri" w:eastAsia="Times New Roman" w:hAnsi="Calibri" w:cs="Calibri"/>
+        </w:rPr>
+      </w:pPr>
+      <w:r>
+        <w:rPr>
+          <w:rFonts w:ascii="Calibri" w:eastAsia="Times New Roman" w:hAnsi="Calibri" w:cs="Calibri"/>
+        </w:rPr>
+        <w:t>5. Inventario de Componentes y Transferencia de Activos</w:t>
       </w:r>
     </w:p>
     <w:p>
@@ -532,7 +1732,263 @@
           <w:sz w:val="22"/>
           <w:szCs w:val="22"/>
         </w:rPr>
-        <w:t>Con la entrega de estos artefactos, el consultor certifica que el conocimiento, las metodologías de seguridad implementadas y la línea base del proyecto Vida Saludable quedan satisfactoriamente transferidos.</w:t>
+        <w:t xml:space="preserve">Como cierre de este reporte, se certifica que se transfiere íntegramente a la dependencia la siguiente base documental contenida en el repositorio </w:t>
+      </w:r>
+      <w:r>
+        <w:rPr>
+          <w:rStyle w:val="CdigoHTML"/>
+        </w:rPr>
+        <w:t>py-sep-descarga-vida-saludable</w:t>
+      </w:r>
+      <w:r>
+        <w:rPr>
+          <w:rFonts w:ascii="Calibri" w:hAnsi="Calibri" w:cs="Calibri"/>
+          <w:sz w:val="22"/>
+          <w:szCs w:val="22"/>
+        </w:rPr>
+        <w:t xml:space="preserve"> (Directorio </w:t>
+      </w:r>
+      <w:r>
+        <w:rPr>
+          <w:rStyle w:val="CdigoHTML"/>
+        </w:rPr>
+        <w:t>/fase-2</w:t>
+      </w:r>
+      <w:r>
+        <w:rPr>
+          <w:rFonts w:ascii="Calibri" w:hAnsi="Calibri" w:cs="Calibri"/>
+          <w:sz w:val="22"/>
+          <w:szCs w:val="22"/>
+        </w:rPr>
+        <w:t xml:space="preserve"> y raíz):</w:t>
+      </w:r>
+    </w:p>
+    <w:p>
+      <w:pPr>
+        <w:pStyle w:val="NormalWeb"/>
+        <w:rPr>
+          <w:rFonts w:ascii="Calibri" w:hAnsi="Calibri" w:cs="Calibri"/>
+          <w:sz w:val="22"/>
+          <w:szCs w:val="22"/>
+        </w:rPr>
+      </w:pPr>
+      <w:r>
+        <w:rPr>
+          <w:rFonts w:ascii="Calibri" w:hAnsi="Calibri" w:cs="Calibri"/>
+          <w:sz w:val="22"/>
+          <w:szCs w:val="22"/>
+        </w:rPr>
+        <w:t xml:space="preserve">1. </w:t>
+      </w:r>
+      <w:r>
+        <w:rPr>
+          <w:rStyle w:val="Fuerte"/>
+          <w:rFonts w:ascii="Calibri" w:hAnsi="Calibri" w:cs="Calibri"/>
+          <w:sz w:val="22"/>
+          <w:szCs w:val="22"/>
+        </w:rPr>
+        <w:t>Código y Orquestador de Lotes:</w:t>
+      </w:r>
+      <w:r>
+        <w:rPr>
+          <w:rFonts w:ascii="Calibri" w:hAnsi="Calibri" w:cs="Calibri"/>
+          <w:sz w:val="22"/>
+          <w:szCs w:val="22"/>
+        </w:rPr>
+        <w:t xml:space="preserve"> Backend en FastAPI y UI Angular 18 empaquetados y configurables.</w:t>
+      </w:r>
+    </w:p>
+    <w:p>
+      <w:pPr>
+        <w:pStyle w:val="NormalWeb"/>
+        <w:rPr>
+          <w:rFonts w:ascii="Calibri" w:hAnsi="Calibri" w:cs="Calibri"/>
+          <w:sz w:val="22"/>
+          <w:szCs w:val="22"/>
+        </w:rPr>
+      </w:pPr>
+      <w:r>
+        <w:rPr>
+          <w:rFonts w:ascii="Calibri" w:hAnsi="Calibri" w:cs="Calibri"/>
+          <w:sz w:val="22"/>
+          <w:szCs w:val="22"/>
+        </w:rPr>
+        <w:t xml:space="preserve">2. </w:t>
+      </w:r>
+      <w:r>
+        <w:rPr>
+          <w:rStyle w:val="Fuerte"/>
+          <w:rFonts w:ascii="Calibri" w:hAnsi="Calibri" w:cs="Calibri"/>
+          <w:sz w:val="22"/>
+          <w:szCs w:val="22"/>
+        </w:rPr>
+        <w:t>Archivos de Auditoría Forense:</w:t>
+      </w:r>
+      <w:r>
+        <w:rPr>
+          <w:rFonts w:ascii="Calibri" w:hAnsi="Calibri" w:cs="Calibri"/>
+          <w:sz w:val="22"/>
+          <w:szCs w:val="22"/>
+        </w:rPr>
+        <w:t xml:space="preserve"> Colección exhaustiva de Reportes Técnicos (</w:t>
+      </w:r>
+      <w:r>
+        <w:rPr>
+          <w:rStyle w:val="CdigoHTML"/>
+        </w:rPr>
+        <w:t>REPORTE_TECNICO_ISSUE_59/60/61</w:t>
+      </w:r>
+      <w:r>
+        <w:rPr>
+          <w:rFonts w:ascii="Calibri" w:hAnsi="Calibri" w:cs="Calibri"/>
+          <w:sz w:val="22"/>
+          <w:szCs w:val="22"/>
+        </w:rPr>
+        <w:t>), *Root Cause Analysis* (</w:t>
+      </w:r>
+      <w:r>
+        <w:rPr>
+          <w:rStyle w:val="CdigoHTML"/>
+        </w:rPr>
+        <w:t>RCA_ISSUE_61</w:t>
+      </w:r>
+      <w:r>
+        <w:rPr>
+          <w:rFonts w:ascii="Calibri" w:hAnsi="Calibri" w:cs="Calibri"/>
+          <w:sz w:val="22"/>
+          <w:szCs w:val="22"/>
+        </w:rPr>
+        <w:t>, etc.), Planes de Implementación y Archivos de Cierre alojados inmutablemente en el directorio de documentación.</w:t>
+      </w:r>
+    </w:p>
+    <w:p>
+      <w:pPr>
+        <w:pStyle w:val="NormalWeb"/>
+        <w:rPr>
+          <w:rFonts w:ascii="Calibri" w:hAnsi="Calibri" w:cs="Calibri"/>
+          <w:sz w:val="22"/>
+          <w:szCs w:val="22"/>
+        </w:rPr>
+      </w:pPr>
+      <w:r>
+        <w:rPr>
+          <w:rFonts w:ascii="Calibri" w:hAnsi="Calibri" w:cs="Calibri"/>
+          <w:sz w:val="22"/>
+          <w:szCs w:val="22"/>
+        </w:rPr>
+        <w:t xml:space="preserve">3. </w:t>
+      </w:r>
+      <w:r>
+        <w:rPr>
+          <w:rStyle w:val="Fuerte"/>
+          <w:rFonts w:ascii="Calibri" w:hAnsi="Calibri" w:cs="Calibri"/>
+          <w:sz w:val="22"/>
+          <w:szCs w:val="22"/>
+        </w:rPr>
+        <w:t>Casos de Pruebas Automatizadas:</w:t>
+      </w:r>
+      <w:r>
+        <w:rPr>
+          <w:rFonts w:ascii="Calibri" w:hAnsi="Calibri" w:cs="Calibri"/>
+          <w:sz w:val="22"/>
+          <w:szCs w:val="22"/>
+        </w:rPr>
+        <w:t xml:space="preserve"> 100% de cobertura en flujos críticos (</w:t>
+      </w:r>
+      <w:r>
+        <w:rPr>
+          <w:rStyle w:val="CdigoHTML"/>
+        </w:rPr>
+        <w:t>test_imss_client.py</w:t>
+      </w:r>
+      <w:r>
+        <w:rPr>
+          <w:rFonts w:ascii="Calibri" w:hAnsi="Calibri" w:cs="Calibri"/>
+          <w:sz w:val="22"/>
+          <w:szCs w:val="22"/>
+        </w:rPr>
+        <w:t xml:space="preserve">, </w:t>
+      </w:r>
+      <w:r>
+        <w:rPr>
+          <w:rStyle w:val="CdigoHTML"/>
+        </w:rPr>
+        <w:t>test_schema.py</w:t>
+      </w:r>
+      <w:r>
+        <w:rPr>
+          <w:rFonts w:ascii="Calibri" w:hAnsi="Calibri" w:cs="Calibri"/>
+          <w:sz w:val="22"/>
+          <w:szCs w:val="22"/>
+        </w:rPr>
+        <w:t>) e integraciones Cypress funcionales (</w:t>
+      </w:r>
+      <w:r>
+        <w:rPr>
+          <w:rStyle w:val="CdigoHTML"/>
+        </w:rPr>
+        <w:t>imss-integration.cy.ts</w:t>
+      </w:r>
+      <w:r>
+        <w:rPr>
+          <w:rFonts w:ascii="Calibri" w:hAnsi="Calibri" w:cs="Calibri"/>
+          <w:sz w:val="22"/>
+          <w:szCs w:val="22"/>
+        </w:rPr>
+        <w:t>).</w:t>
+      </w:r>
+    </w:p>
+    <w:p>
+      <w:pPr>
+        <w:pStyle w:val="NormalWeb"/>
+        <w:rPr>
+          <w:rFonts w:ascii="Calibri" w:hAnsi="Calibri" w:cs="Calibri"/>
+          <w:sz w:val="22"/>
+          <w:szCs w:val="22"/>
+        </w:rPr>
+      </w:pPr>
+      <w:r>
+        <w:rPr>
+          <w:rFonts w:ascii="Calibri" w:hAnsi="Calibri" w:cs="Calibri"/>
+          <w:sz w:val="22"/>
+          <w:szCs w:val="22"/>
+        </w:rPr>
+        <w:t xml:space="preserve">4. </w:t>
+      </w:r>
+      <w:r>
+        <w:rPr>
+          <w:rStyle w:val="Fuerte"/>
+          <w:rFonts w:ascii="Calibri" w:hAnsi="Calibri" w:cs="Calibri"/>
+          <w:sz w:val="22"/>
+          <w:szCs w:val="22"/>
+        </w:rPr>
+        <w:t>Histórico y Matrices Institucionales:</w:t>
+      </w:r>
+      <w:r>
+        <w:rPr>
+          <w:rFonts w:ascii="Calibri" w:hAnsi="Calibri" w:cs="Calibri"/>
+          <w:sz w:val="22"/>
+          <w:szCs w:val="22"/>
+        </w:rPr>
+        <w:t xml:space="preserve"> Se anexan el *Inventario Técnico del Repositorio* (2026-04-17), *Bitácora del Proyecto* y *Checklist de Auditoría* validando el apego gubernamental normativo.</w:t>
+      </w:r>
+    </w:p>
+    <w:p>
+      <w:pPr>
+        <w:pStyle w:val="NormalWeb"/>
+        <w:rPr>
+          <w:rFonts w:ascii="Calibri" w:hAnsi="Calibri" w:cs="Calibri"/>
+          <w:sz w:val="22"/>
+          <w:szCs w:val="22"/>
+        </w:rPr>
+      </w:pPr>
+      <w:r>
+        <w:rPr>
+          <w:rFonts w:ascii="Calibri" w:hAnsi="Calibri" w:cs="Calibri"/>
+          <w:sz w:val="22"/>
+          <w:szCs w:val="22"/>
+        </w:rPr>
+        <w:t>Con esta declaratoria final, se hace oficial la conclusión operativa y el traspaso exitoso de responsabilidades sobre el ecosistema Vida Saludable (Fase 2).</w:t>
       </w:r>
     </w:p>
     <w:p>
@@ -5667,7 +7123,7 @@
                     <pic:cNvPicPr/>
                   </pic:nvPicPr>
                   <pic:blipFill>
-                    <a:blip r:embed="rId8"/>
+                    <a:blip r:embed="rId9"/>
                     <a:stretch>
                       <a:fillRect/>
                     </a:stretch>
@@ -5726,7 +7182,7 @@
                     <pic:cNvPicPr/>
                   </pic:nvPicPr>
                   <pic:blipFill>
-                    <a:blip r:embed="rId9"/>
+                    <a:blip r:embed="rId10"/>
                     <a:stretch>
                       <a:fillRect/>
                     </a:stretch>
@@ -6540,8 +7996,8 @@
       </w:pPr>
     </w:p>
     <w:sectPr>
-      <w:headerReference w:type="default" r:id="rId10"/>
-      <w:footerReference w:type="default" r:id="rId11"/>
+      <w:headerReference w:type="default" r:id="rId11"/>
+      <w:footerReference w:type="default" r:id="rId12"/>
       <w:pgSz w:w="12240" w:h="15840"/>
       <w:pgMar w:top="2268" w:right="1440" w:bottom="2269" w:left="1440" w:header="720" w:footer="0" w:gutter="0"/>
       <w:cols w:space="720"/>
@@ -7507,9 +8963,9 @@
     </w:lvl>
   </w:abstractNum>
   <w:abstractNum w:abstractNumId="10" w15:restartNumberingAfterBreak="0">
-    <w:nsid w:val="2ABC2289"/>
+    <w:nsid w:val="3D5D5E5F"/>
     <w:multiLevelType w:val="multilevel"/>
-    <w:tmpl w:val="CE60D28E"/>
+    <w:tmpl w:val="5CB4EC66"/>
     <w:lvl w:ilvl="0">
       <w:start w:val="1"/>
       <w:numFmt w:val="bullet"/>
@@ -7834,9 +9290,307 @@
     </w:lvl>
   </w:abstractNum>
   <w:abstractNum w:abstractNumId="13" w15:restartNumberingAfterBreak="0">
-    <w:nsid w:val="57A92782"/>
+    <w:nsid w:val="5DB77E3F"/>
     <w:multiLevelType w:val="multilevel"/>
-    <w:tmpl w:val="B9FA49F4"/>
+    <w:tmpl w:val="E13084C8"/>
+    <w:lvl w:ilvl="0">
+      <w:start w:val="1"/>
+      <w:numFmt w:val="bullet"/>
+      <w:lvlText w:val=""/>
+      <w:lvlJc w:val="left"/>
+      <w:pPr>
+        <w:tabs>
+          <w:tab w:val="num" w:pos="720"/>
+        </w:tabs>
+        <w:ind w:left="720" w:hanging="360"/>
+      </w:pPr>
+      <w:rPr>
+        <w:rFonts w:ascii="Symbol" w:hAnsi="Symbol" w:hint="default"/>
+        <w:sz w:val="20"/>
+      </w:rPr>
+    </w:lvl>
+    <w:lvl w:ilvl="1" w:tentative="1">
+      <w:start w:val="1"/>
+      <w:numFmt w:val="bullet"/>
+      <w:lvlText w:val="o"/>
+      <w:lvlJc w:val="left"/>
+      <w:pPr>
+        <w:tabs>
+          <w:tab w:val="num" w:pos="1440"/>
+        </w:tabs>
+        <w:ind w:left="1440" w:hanging="360"/>
+      </w:pPr>
+      <w:rPr>
+        <w:rFonts w:ascii="Courier New" w:hAnsi="Courier New" w:hint="default"/>
+        <w:sz w:val="20"/>
+      </w:rPr>
+    </w:lvl>
+    <w:lvl w:ilvl="2" w:tentative="1">
+      <w:start w:val="1"/>
+      <w:numFmt w:val="bullet"/>
+      <w:lvlText w:val=""/>
+      <w:lvlJc w:val="left"/>
+      <w:pPr>
+        <w:tabs>
+          <w:tab w:val="num" w:pos="2160"/>
+        </w:tabs>
+        <w:ind w:left="2160" w:hanging="360"/>
+      </w:pPr>
+      <w:rPr>
+        <w:rFonts w:ascii="Wingdings" w:hAnsi="Wingdings" w:hint="default"/>
+        <w:sz w:val="20"/>
+      </w:rPr>
+    </w:lvl>
+    <w:lvl w:ilvl="3" w:tentative="1">
+      <w:start w:val="1"/>
+      <w:numFmt w:val="bullet"/>
+      <w:lvlText w:val=""/>
+      <w:lvlJc w:val="left"/>
+      <w:pPr>
+        <w:tabs>
+          <w:tab w:val="num" w:pos="2880"/>
+        </w:tabs>
+        <w:ind w:left="2880" w:hanging="360"/>
+      </w:pPr>
+      <w:rPr>
+        <w:rFonts w:ascii="Wingdings" w:hAnsi="Wingdings" w:hint="default"/>
+        <w:sz w:val="20"/>
+      </w:rPr>
+    </w:lvl>
+    <w:lvl w:ilvl="4" w:tentative="1">
+      <w:start w:val="1"/>
+      <w:numFmt w:val="bullet"/>
+      <w:lvlText w:val=""/>
+      <w:lvlJc w:val="left"/>
+      <w:pPr>
+        <w:tabs>
+          <w:tab w:val="num" w:pos="3600"/>
+        </w:tabs>
+        <w:ind w:left="3600" w:hanging="360"/>
+      </w:pPr>
+      <w:rPr>
+        <w:rFonts w:ascii="Wingdings" w:hAnsi="Wingdings" w:hint="default"/>
+        <w:sz w:val="20"/>
+      </w:rPr>
+    </w:lvl>
+    <w:lvl w:ilvl="5" w:tentative="1">
+      <w:start w:val="1"/>
+      <w:numFmt w:val="bullet"/>
+      <w:lvlText w:val=""/>
+      <w:lvlJc w:val="left"/>
+      <w:pPr>
+        <w:tabs>
+          <w:tab w:val="num" w:pos="4320"/>
+        </w:tabs>
+        <w:ind w:left="4320" w:hanging="360"/>
+      </w:pPr>
+      <w:rPr>
+        <w:rFonts w:ascii="Wingdings" w:hAnsi="Wingdings" w:hint="default"/>
+        <w:sz w:val="20"/>
+      </w:rPr>
+    </w:lvl>
+    <w:lvl w:ilvl="6" w:tentative="1">
+      <w:start w:val="1"/>
+      <w:numFmt w:val="bullet"/>
+      <w:lvlText w:val=""/>
+      <w:lvlJc w:val="left"/>
+      <w:pPr>
+        <w:tabs>
+          <w:tab w:val="num" w:pos="5040"/>
+        </w:tabs>
+        <w:ind w:left="5040" w:hanging="360"/>
+      </w:pPr>
+      <w:rPr>
+        <w:rFonts w:ascii="Wingdings" w:hAnsi="Wingdings" w:hint="default"/>
+        <w:sz w:val="20"/>
+      </w:rPr>
+    </w:lvl>
+    <w:lvl w:ilvl="7" w:tentative="1">
+      <w:start w:val="1"/>
+      <w:numFmt w:val="bullet"/>
+      <w:lvlText w:val=""/>
+      <w:lvlJc w:val="left"/>
+      <w:pPr>
+        <w:tabs>
+          <w:tab w:val="num" w:pos="5760"/>
+        </w:tabs>
+        <w:ind w:left="5760" w:hanging="360"/>
+      </w:pPr>
+      <w:rPr>
+        <w:rFonts w:ascii="Wingdings" w:hAnsi="Wingdings" w:hint="default"/>
+        <w:sz w:val="20"/>
+      </w:rPr>
+    </w:lvl>
+    <w:lvl w:ilvl="8" w:tentative="1">
+      <w:start w:val="1"/>
+      <w:numFmt w:val="bullet"/>
+      <w:lvlText w:val=""/>
+      <w:lvlJc w:val="left"/>
+      <w:pPr>
+        <w:tabs>
+          <w:tab w:val="num" w:pos="6480"/>
+        </w:tabs>
+        <w:ind w:left="6480" w:hanging="360"/>
+      </w:pPr>
+      <w:rPr>
+        <w:rFonts w:ascii="Wingdings" w:hAnsi="Wingdings" w:hint="default"/>
+        <w:sz w:val="20"/>
+      </w:rPr>
+    </w:lvl>
+  </w:abstractNum>
+  <w:abstractNum w:abstractNumId="14" w15:restartNumberingAfterBreak="0">
+    <w:nsid w:val="67B14544"/>
+    <w:multiLevelType w:val="multilevel"/>
+    <w:tmpl w:val="24FACFC4"/>
+    <w:lvl w:ilvl="0">
+      <w:start w:val="1"/>
+      <w:numFmt w:val="bullet"/>
+      <w:lvlText w:val=""/>
+      <w:lvlJc w:val="left"/>
+      <w:pPr>
+        <w:tabs>
+          <w:tab w:val="num" w:pos="720"/>
+        </w:tabs>
+        <w:ind w:left="720" w:hanging="360"/>
+      </w:pPr>
+      <w:rPr>
+        <w:rFonts w:ascii="Symbol" w:hAnsi="Symbol" w:hint="default"/>
+        <w:sz w:val="20"/>
+      </w:rPr>
+    </w:lvl>
+    <w:lvl w:ilvl="1" w:tentative="1">
+      <w:start w:val="1"/>
+      <w:numFmt w:val="bullet"/>
+      <w:lvlText w:val="o"/>
+      <w:lvlJc w:val="left"/>
+      <w:pPr>
+        <w:tabs>
+          <w:tab w:val="num" w:pos="1440"/>
+        </w:tabs>
+        <w:ind w:left="1440" w:hanging="360"/>
+      </w:pPr>
+      <w:rPr>
+        <w:rFonts w:ascii="Courier New" w:hAnsi="Courier New" w:hint="default"/>
+        <w:sz w:val="20"/>
+      </w:rPr>
+    </w:lvl>
+    <w:lvl w:ilvl="2" w:tentative="1">
+      <w:start w:val="1"/>
+      <w:numFmt w:val="bullet"/>
+      <w:lvlText w:val=""/>
+      <w:lvlJc w:val="left"/>
+      <w:pPr>
+        <w:tabs>
+          <w:tab w:val="num" w:pos="2160"/>
+        </w:tabs>
+        <w:ind w:left="2160" w:hanging="360"/>
+      </w:pPr>
+      <w:rPr>
+        <w:rFonts w:ascii="Wingdings" w:hAnsi="Wingdings" w:hint="default"/>
+        <w:sz w:val="20"/>
+      </w:rPr>
+    </w:lvl>
+    <w:lvl w:ilvl="3" w:tentative="1">
+      <w:start w:val="1"/>
+      <w:numFmt w:val="bullet"/>
+      <w:lvlText w:val=""/>
+      <w:lvlJc w:val="left"/>
+      <w:pPr>
+        <w:tabs>
+          <w:tab w:val="num" w:pos="2880"/>
+        </w:tabs>
+        <w:ind w:left="2880" w:hanging="360"/>
+      </w:pPr>
+      <w:rPr>
+        <w:rFonts w:ascii="Wingdings" w:hAnsi="Wingdings" w:hint="default"/>
+        <w:sz w:val="20"/>
+      </w:rPr>
+    </w:lvl>
+    <w:lvl w:ilvl="4" w:tentative="1">
+      <w:start w:val="1"/>
+      <w:numFmt w:val="bullet"/>
+      <w:lvlText w:val=""/>
+      <w:lvlJc w:val="left"/>
+      <w:pPr>
+        <w:tabs>
+          <w:tab w:val="num" w:pos="3600"/>
+        </w:tabs>
+        <w:ind w:left="3600" w:hanging="360"/>
+      </w:pPr>
+      <w:rPr>
+        <w:rFonts w:ascii="Wingdings" w:hAnsi="Wingdings" w:hint="default"/>
+        <w:sz w:val="20"/>
+      </w:rPr>
+    </w:lvl>
+    <w:lvl w:ilvl="5" w:tentative="1">
+      <w:start w:val="1"/>
+      <w:numFmt w:val="bullet"/>
+      <w:lvlText w:val=""/>
+      <w:lvlJc w:val="left"/>
+      <w:pPr>
+        <w:tabs>
+          <w:tab w:val="num" w:pos="4320"/>
+        </w:tabs>
+        <w:ind w:left="4320" w:hanging="360"/>
+      </w:pPr>
+      <w:rPr>
+        <w:rFonts w:ascii="Wingdings" w:hAnsi="Wingdings" w:hint="default"/>
+        <w:sz w:val="20"/>
+      </w:rPr>
+    </w:lvl>
+    <w:lvl w:ilvl="6" w:tentative="1">
+      <w:start w:val="1"/>
+      <w:numFmt w:val="bullet"/>
+      <w:lvlText w:val=""/>
+      <w:lvlJc w:val="left"/>
+      <w:pPr>
+        <w:tabs>
+          <w:tab w:val="num" w:pos="5040"/>
+        </w:tabs>
+        <w:ind w:left="5040" w:hanging="360"/>
+      </w:pPr>
+      <w:rPr>
+        <w:rFonts w:ascii="Wingdings" w:hAnsi="Wingdings" w:hint="default"/>
+        <w:sz w:val="20"/>
+      </w:rPr>
+    </w:lvl>
+    <w:lvl w:ilvl="7" w:tentative="1">
+      <w:start w:val="1"/>
+      <w:numFmt w:val="bullet"/>
+      <w:lvlText w:val=""/>
+      <w:lvlJc w:val="left"/>
+      <w:pPr>
+        <w:tabs>
+          <w:tab w:val="num" w:pos="5760"/>
+        </w:tabs>
+        <w:ind w:left="5760" w:hanging="360"/>
+      </w:pPr>
+      <w:rPr>
+        <w:rFonts w:ascii="Wingdings" w:hAnsi="Wingdings" w:hint="default"/>
+        <w:sz w:val="20"/>
+      </w:rPr>
+    </w:lvl>
+    <w:lvl w:ilvl="8" w:tentative="1">
+      <w:start w:val="1"/>
+      <w:numFmt w:val="bullet"/>
+      <w:lvlText w:val=""/>
+      <w:lvlJc w:val="left"/>
+      <w:pPr>
+        <w:tabs>
+          <w:tab w:val="num" w:pos="6480"/>
+        </w:tabs>
+        <w:ind w:left="6480" w:hanging="360"/>
+      </w:pPr>
+      <w:rPr>
+        <w:rFonts w:ascii="Wingdings" w:hAnsi="Wingdings" w:hint="default"/>
+        <w:sz w:val="20"/>
+      </w:rPr>
+    </w:lvl>
+  </w:abstractNum>
+  <w:abstractNum w:abstractNumId="15" w15:restartNumberingAfterBreak="0">
+    <w:nsid w:val="6C4B396A"/>
+    <w:multiLevelType w:val="multilevel"/>
+    <w:tmpl w:val="8B34ADEE"/>
     <w:lvl w:ilvl="0">
       <w:start w:val="1"/>
       <w:numFmt w:val="bullet"/>
@@ -8018,11 +9772,17 @@
   <w:num w:numId="12" w16cid:durableId="2021344936">
     <w:abstractNumId w:val="2"/>
   </w:num>
-  <w:num w:numId="13" w16cid:durableId="321932852">
+  <w:num w:numId="13" w16cid:durableId="994409385">
+    <w:abstractNumId w:val="13"/>
+  </w:num>
+  <w:num w:numId="14" w16cid:durableId="87772273">
+    <w:abstractNumId w:val="14"/>
+  </w:num>
+  <w:num w:numId="15" w16cid:durableId="1613585967">
     <w:abstractNumId w:val="10"/>
   </w:num>
-  <w:num w:numId="14" w16cid:durableId="1238243208">
-    <w:abstractNumId w:val="13"/>
+  <w:num w:numId="16" w16cid:durableId="118494414">
+    <w:abstractNumId w:val="15"/>
   </w:num>
   <w:numIdMacAtCleanup w:val="10"/>
 </w:numbering>
@@ -19679,7 +21439,7 @@
     <w:uiPriority w:val="99"/>
     <w:semiHidden/>
     <w:unhideWhenUsed/>
-    <w:rsid w:val="00261594"/>
+    <w:rsid w:val="006310C7"/>
     <w:pPr>
       <w:spacing w:before="100" w:beforeAutospacing="1" w:after="100" w:afterAutospacing="1" w:line="240" w:lineRule="auto"/>
     </w:pPr>
@@ -19697,7 +21457,7 @@
     <w:uiPriority w:val="99"/>
     <w:semiHidden/>
     <w:unhideWhenUsed/>
-    <w:rsid w:val="00261594"/>
+    <w:rsid w:val="006310C7"/>
     <w:rPr>
       <w:rFonts w:ascii="Courier New" w:eastAsiaTheme="minorEastAsia" w:hAnsi="Courier New" w:cs="Courier New"/>
       <w:sz w:val="20"/>

--- a/05-Mayo-Junio/Entregables/2026-06/01-Reporte_Especificaciones_Vida_Saludable_2026-06_INSTITUCIONAL.docx
+++ b/05-Mayo-Junio/Entregables/2026-06/01-Reporte_Especificaciones_Vida_Saludable_2026-06_INSTITUCIONAL.docx
@@ -134,7 +134,7 @@
         <w:rPr>
           <w:rFonts w:ascii="Calibri" w:eastAsia="Times New Roman" w:hAnsi="Calibri" w:cs="Calibri"/>
         </w:rPr>
-        <w:pict w14:anchorId="2B9CD2FA">
+        <w:pict w14:anchorId="597A8420">
           <v:rect id="_x0000_i1025" style="width:0;height:1.5pt" o:hralign="center" o:hrstd="t" o:hr="t" fillcolor="#a0a0a0" stroked="f"/>
         </w:pict>
       </w:r>
@@ -247,7 +247,7 @@
         <w:rPr>
           <w:rFonts w:ascii="Calibri" w:eastAsia="Times New Roman" w:hAnsi="Calibri" w:cs="Calibri"/>
         </w:rPr>
-        <w:pict w14:anchorId="3A569CC2">
+        <w:pict w14:anchorId="4C2BB03E">
           <v:rect id="_x0000_i1026" style="width:0;height:1.5pt" o:hralign="center" o:hrstd="t" o:hr="t" fillcolor="#a0a0a0" stroked="f"/>
         </w:pict>
       </w:r>
@@ -500,7 +500,7 @@
           <w:noProof/>
         </w:rPr>
         <w:drawing>
-          <wp:inline distT="0" distB="0" distL="0" distR="0" wp14:anchorId="6F1F2B6C" wp14:editId="19D1C838">
+          <wp:inline distT="0" distB="0" distL="0" distR="0" wp14:anchorId="0B1166BC" wp14:editId="359EED66">
             <wp:extent cx="7741920" cy="15910560"/>
             <wp:effectExtent l="0" t="0" r="0" b="0"/>
             <wp:docPr id="3" name="Imagen 3"/>
@@ -559,7 +559,7 @@
         <w:rPr>
           <w:rFonts w:ascii="Calibri" w:eastAsia="Times New Roman" w:hAnsi="Calibri" w:cs="Calibri"/>
         </w:rPr>
-        <w:pict w14:anchorId="27C89372">
+        <w:pict w14:anchorId="43151496">
           <v:rect id="_x0000_i1027" style="width:0;height:1.5pt" o:hralign="center" o:hrstd="t" o:hr="t" fillcolor="#a0a0a0" stroked="f"/>
         </w:pict>
       </w:r>
@@ -1206,37 +1206,30 @@
       </w:pPr>
       <w:r>
         <w:rPr>
-          <w:rFonts w:ascii="Calibri" w:hAnsi="Calibri" w:cs="Calibri"/>
-          <w:sz w:val="22"/>
-          <w:szCs w:val="22"/>
-        </w:rPr>
-        <w:t>&gt; [!WARNING]</w:t>
-      </w:r>
-    </w:p>
-    <w:p>
-      <w:pPr>
-        <w:pStyle w:val="NormalWeb"/>
-        <w:rPr>
-          <w:rFonts w:ascii="Calibri" w:hAnsi="Calibri" w:cs="Calibri"/>
-          <w:sz w:val="22"/>
-          <w:szCs w:val="22"/>
-        </w:rPr>
-      </w:pPr>
-      <w:r>
-        <w:rPr>
-          <w:rFonts w:ascii="Calibri" w:hAnsi="Calibri" w:cs="Calibri"/>
-          <w:sz w:val="22"/>
-          <w:szCs w:val="22"/>
-        </w:rPr>
-        <w:t xml:space="preserve">&gt; </w:t>
-      </w:r>
-      <w:r>
-        <w:rPr>
           <w:rStyle w:val="Fuerte"/>
           <w:rFonts w:ascii="Calibri" w:hAnsi="Calibri" w:cs="Calibri"/>
           <w:sz w:val="22"/>
           <w:szCs w:val="22"/>
         </w:rPr>
+        <w:t>Advertencia:</w:t>
+      </w:r>
+    </w:p>
+    <w:p>
+      <w:pPr>
+        <w:pStyle w:val="NormalWeb"/>
+        <w:rPr>
+          <w:rFonts w:ascii="Calibri" w:hAnsi="Calibri" w:cs="Calibri"/>
+          <w:sz w:val="22"/>
+          <w:szCs w:val="22"/>
+        </w:rPr>
+      </w:pPr>
+      <w:r>
+        <w:rPr>
+          <w:rStyle w:val="Fuerte"/>
+          <w:rFonts w:ascii="Calibri" w:hAnsi="Calibri" w:cs="Calibri"/>
+          <w:sz w:val="22"/>
+          <w:szCs w:val="22"/>
+        </w:rPr>
         <w:t>Aviso Crítico a Operaciones:</w:t>
       </w:r>
       <w:r>
@@ -1272,7 +1265,7 @@
         <w:rPr>
           <w:rFonts w:ascii="Calibri" w:eastAsia="Times New Roman" w:hAnsi="Calibri" w:cs="Calibri"/>
         </w:rPr>
-        <w:pict w14:anchorId="54CD5581">
+        <w:pict w14:anchorId="1AC3A512">
           <v:rect id="_x0000_i1028" style="width:0;height:1.5pt" o:hralign="center" o:hrstd="t" o:hr="t" fillcolor="#a0a0a0" stroked="f"/>
         </w:pict>
       </w:r>
@@ -1698,7 +1691,7 @@
         <w:rPr>
           <w:rFonts w:ascii="Calibri" w:eastAsia="Times New Roman" w:hAnsi="Calibri" w:cs="Calibri"/>
         </w:rPr>
-        <w:pict w14:anchorId="64560E94">
+        <w:pict w14:anchorId="5EA07090">
           <v:rect id="_x0000_i1029" style="width:0;height:1.5pt" o:hralign="center" o:hrstd="t" o:hr="t" fillcolor="#a0a0a0" stroked="f"/>
         </w:pict>
       </w:r>
@@ -1999,1296 +1992,13 @@
         </w:rPr>
       </w:pPr>
     </w:p>
-    <w:sdt>
-      <w:sdtPr>
-        <w:rPr>
-          <w:b w:val="0"/>
-          <w:color w:val="545454"/>
-        </w:rPr>
-        <w:id w:val="389240926"/>
-        <w:docPartObj>
-          <w:docPartGallery w:val="Table of Contents"/>
-          <w:docPartUnique/>
-        </w:docPartObj>
-      </w:sdtPr>
-      <w:sdtEndPr>
-        <w:rPr>
-          <w:bCs/>
-        </w:rPr>
-      </w:sdtEndPr>
-      <w:sdtContent>
-        <w:p>
-          <w:pPr>
-            <w:pStyle w:val="TtuloTDC"/>
-            <w:rPr>
-              <w:rFonts w:asciiTheme="majorHAnsi" w:eastAsiaTheme="majorEastAsia" w:hAnsiTheme="majorHAnsi" w:cstheme="majorBidi"/>
-              <w:bCs/>
-              <w:color w:val="365F91" w:themeColor="accent1" w:themeShade="BF"/>
-              <w:sz w:val="28"/>
-              <w:szCs w:val="28"/>
-            </w:rPr>
-          </w:pPr>
-          <w:r>
-            <w:rPr>
-              <w:rFonts w:asciiTheme="majorHAnsi" w:eastAsiaTheme="majorEastAsia" w:hAnsiTheme="majorHAnsi" w:cstheme="majorBidi"/>
-              <w:bCs/>
-              <w:color w:val="365F91" w:themeColor="accent1" w:themeShade="BF"/>
-              <w:sz w:val="28"/>
-              <w:szCs w:val="28"/>
-            </w:rPr>
-            <w:t>Contenido</w:t>
-          </w:r>
-        </w:p>
-        <w:p>
-          <w:pPr>
-            <w:pStyle w:val="TDC1"/>
-            <w:tabs>
-              <w:tab w:val="right" w:leader="dot" w:pos="9350"/>
-            </w:tabs>
-            <w:rPr>
-              <w:rFonts w:asciiTheme="minorHAnsi" w:hAnsiTheme="minorHAnsi"/>
-              <w:noProof/>
-              <w:color w:val="auto"/>
-              <w:kern w:val="2"/>
-              <w:sz w:val="24"/>
-              <w:szCs w:val="24"/>
-              <w:lang w:eastAsia="es-MX"/>
-              <w14:ligatures w14:val="standardContextual"/>
-            </w:rPr>
-          </w:pPr>
-          <w:r>
-            <w:fldChar w:fldCharType="begin"/>
-          </w:r>
-          <w:r>
-            <w:instrText xml:space="preserve"> TOC \o "1-3" \h \z \u </w:instrText>
-          </w:r>
-          <w:r>
-            <w:fldChar w:fldCharType="separate"/>
-          </w:r>
-          <w:hyperlink w:anchor="_Toc221820019" w:history="1">
-            <w:r>
-              <w:rPr>
-                <w:rStyle w:val="Hipervnculo"/>
-                <w:rFonts w:asciiTheme="majorHAnsi" w:eastAsiaTheme="majorEastAsia" w:hAnsiTheme="majorHAnsi" w:cstheme="majorBidi"/>
-                <w:b/>
-                <w:bCs/>
-                <w:noProof/>
-              </w:rPr>
-              <w:t>Diagnóstico del ecosistema de datos</w:t>
-            </w:r>
-            <w:r>
-              <w:rPr>
-                <w:noProof/>
-                <w:webHidden/>
-              </w:rPr>
-              <w:tab/>
-            </w:r>
-            <w:r>
-              <w:rPr>
-                <w:noProof/>
-                <w:webHidden/>
-              </w:rPr>
-              <w:fldChar w:fldCharType="begin"/>
-            </w:r>
-            <w:r>
-              <w:rPr>
-                <w:noProof/>
-                <w:webHidden/>
-              </w:rPr>
-              <w:instrText xml:space="preserve"> PAGEREF _Toc221820019 \h </w:instrText>
-            </w:r>
-            <w:r>
-              <w:rPr>
-                <w:noProof/>
-                <w:webHidden/>
-              </w:rPr>
-            </w:r>
-            <w:r>
-              <w:rPr>
-                <w:noProof/>
-                <w:webHidden/>
-              </w:rPr>
-              <w:fldChar w:fldCharType="separate"/>
-            </w:r>
-            <w:r>
-              <w:rPr>
-                <w:noProof/>
-                <w:webHidden/>
-              </w:rPr>
-              <w:t>1</w:t>
-            </w:r>
-            <w:r>
-              <w:rPr>
-                <w:noProof/>
-                <w:webHidden/>
-              </w:rPr>
-              <w:fldChar w:fldCharType="end"/>
-            </w:r>
-          </w:hyperlink>
-        </w:p>
-        <w:p>
-          <w:pPr>
-            <w:pStyle w:val="TDC2"/>
-            <w:tabs>
-              <w:tab w:val="right" w:leader="dot" w:pos="9350"/>
-            </w:tabs>
-            <w:rPr>
-              <w:rFonts w:asciiTheme="minorHAnsi" w:hAnsiTheme="minorHAnsi"/>
-              <w:noProof/>
-              <w:color w:val="auto"/>
-              <w:kern w:val="2"/>
-              <w:sz w:val="24"/>
-              <w:szCs w:val="24"/>
-              <w:lang w:eastAsia="es-MX"/>
-              <w14:ligatures w14:val="standardContextual"/>
-            </w:rPr>
-          </w:pPr>
-          <w:hyperlink w:anchor="_Toc221820020" w:history="1">
-            <w:r>
-              <w:rPr>
-                <w:rStyle w:val="Hipervnculo"/>
-                <w:rFonts w:asciiTheme="majorHAnsi" w:eastAsiaTheme="majorEastAsia" w:hAnsiTheme="majorHAnsi" w:cstheme="majorBidi"/>
-                <w:b/>
-                <w:bCs/>
-                <w:noProof/>
-              </w:rPr>
-              <w:t>1. Resumen Ejecutivo</w:t>
-            </w:r>
-            <w:r>
-              <w:rPr>
-                <w:noProof/>
-                <w:webHidden/>
-              </w:rPr>
-              <w:tab/>
-            </w:r>
-            <w:r>
-              <w:rPr>
-                <w:noProof/>
-                <w:webHidden/>
-              </w:rPr>
-              <w:fldChar w:fldCharType="begin"/>
-            </w:r>
-            <w:r>
-              <w:rPr>
-                <w:noProof/>
-                <w:webHidden/>
-              </w:rPr>
-              <w:instrText xml:space="preserve"> PAGEREF _Toc221820020 \h </w:instrText>
-            </w:r>
-            <w:r>
-              <w:rPr>
-                <w:noProof/>
-                <w:webHidden/>
-              </w:rPr>
-            </w:r>
-            <w:r>
-              <w:rPr>
-                <w:noProof/>
-                <w:webHidden/>
-              </w:rPr>
-              <w:fldChar w:fldCharType="separate"/>
-            </w:r>
-            <w:r>
-              <w:rPr>
-                <w:noProof/>
-                <w:webHidden/>
-              </w:rPr>
-              <w:t>1</w:t>
-            </w:r>
-            <w:r>
-              <w:rPr>
-                <w:noProof/>
-                <w:webHidden/>
-              </w:rPr>
-              <w:fldChar w:fldCharType="end"/>
-            </w:r>
-          </w:hyperlink>
-        </w:p>
-        <w:p>
-          <w:pPr>
-            <w:pStyle w:val="TDC2"/>
-            <w:tabs>
-              <w:tab w:val="right" w:leader="dot" w:pos="9350"/>
-            </w:tabs>
-            <w:rPr>
-              <w:rFonts w:asciiTheme="minorHAnsi" w:hAnsiTheme="minorHAnsi"/>
-              <w:noProof/>
-              <w:color w:val="auto"/>
-              <w:kern w:val="2"/>
-              <w:sz w:val="24"/>
-              <w:szCs w:val="24"/>
-              <w:lang w:eastAsia="es-MX"/>
-              <w14:ligatures w14:val="standardContextual"/>
-            </w:rPr>
-          </w:pPr>
-          <w:hyperlink w:anchor="_Toc221820021" w:history="1">
-            <w:r>
-              <w:rPr>
-                <w:rStyle w:val="Hipervnculo"/>
-                <w:rFonts w:asciiTheme="majorHAnsi" w:eastAsiaTheme="majorEastAsia" w:hAnsiTheme="majorHAnsi" w:cstheme="majorBidi"/>
-                <w:b/>
-                <w:bCs/>
-                <w:noProof/>
-              </w:rPr>
-              <w:t>2. Actividades Realizadas</w:t>
-            </w:r>
-            <w:r>
-              <w:rPr>
-                <w:noProof/>
-                <w:webHidden/>
-              </w:rPr>
-              <w:tab/>
-            </w:r>
-            <w:r>
-              <w:rPr>
-                <w:noProof/>
-                <w:webHidden/>
-              </w:rPr>
-              <w:fldChar w:fldCharType="begin"/>
-            </w:r>
-            <w:r>
-              <w:rPr>
-                <w:noProof/>
-                <w:webHidden/>
-              </w:rPr>
-              <w:instrText xml:space="preserve"> PAGEREF _Toc221820021 \h </w:instrText>
-            </w:r>
-            <w:r>
-              <w:rPr>
-                <w:noProof/>
-                <w:webHidden/>
-              </w:rPr>
-            </w:r>
-            <w:r>
-              <w:rPr>
-                <w:noProof/>
-                <w:webHidden/>
-              </w:rPr>
-              <w:fldChar w:fldCharType="separate"/>
-            </w:r>
-            <w:r>
-              <w:rPr>
-                <w:noProof/>
-                <w:webHidden/>
-              </w:rPr>
-              <w:t>2</w:t>
-            </w:r>
-            <w:r>
-              <w:rPr>
-                <w:noProof/>
-                <w:webHidden/>
-              </w:rPr>
-              <w:fldChar w:fldCharType="end"/>
-            </w:r>
-          </w:hyperlink>
-        </w:p>
-        <w:p>
-          <w:pPr>
-            <w:pStyle w:val="TDC2"/>
-            <w:tabs>
-              <w:tab w:val="right" w:leader="dot" w:pos="9350"/>
-            </w:tabs>
-            <w:rPr>
-              <w:rFonts w:asciiTheme="minorHAnsi" w:hAnsiTheme="minorHAnsi"/>
-              <w:noProof/>
-              <w:color w:val="auto"/>
-              <w:kern w:val="2"/>
-              <w:sz w:val="24"/>
-              <w:szCs w:val="24"/>
-              <w:lang w:eastAsia="es-MX"/>
-              <w14:ligatures w14:val="standardContextual"/>
-            </w:rPr>
-          </w:pPr>
-          <w:hyperlink w:anchor="_Toc221820022" w:history="1">
-            <w:r>
-              <w:rPr>
-                <w:rStyle w:val="Hipervnculo"/>
-                <w:rFonts w:asciiTheme="majorHAnsi" w:eastAsiaTheme="majorEastAsia" w:hAnsiTheme="majorHAnsi" w:cstheme="majorBidi"/>
-                <w:b/>
-                <w:bCs/>
-                <w:noProof/>
-              </w:rPr>
-              <w:t>2.1 Matriz de Inventario de Fuentes de Datos</w:t>
-            </w:r>
-            <w:r>
-              <w:rPr>
-                <w:noProof/>
-                <w:webHidden/>
-              </w:rPr>
-              <w:tab/>
-            </w:r>
-            <w:r>
-              <w:rPr>
-                <w:noProof/>
-                <w:webHidden/>
-              </w:rPr>
-              <w:fldChar w:fldCharType="begin"/>
-            </w:r>
-            <w:r>
-              <w:rPr>
-                <w:noProof/>
-                <w:webHidden/>
-              </w:rPr>
-              <w:instrText xml:space="preserve"> PAGEREF _Toc221820022 \h </w:instrText>
-            </w:r>
-            <w:r>
-              <w:rPr>
-                <w:noProof/>
-                <w:webHidden/>
-              </w:rPr>
-            </w:r>
-            <w:r>
-              <w:rPr>
-                <w:noProof/>
-                <w:webHidden/>
-              </w:rPr>
-              <w:fldChar w:fldCharType="separate"/>
-            </w:r>
-            <w:r>
-              <w:rPr>
-                <w:noProof/>
-                <w:webHidden/>
-              </w:rPr>
-              <w:t>2</w:t>
-            </w:r>
-            <w:r>
-              <w:rPr>
-                <w:noProof/>
-                <w:webHidden/>
-              </w:rPr>
-              <w:fldChar w:fldCharType="end"/>
-            </w:r>
-          </w:hyperlink>
-        </w:p>
-        <w:p>
-          <w:pPr>
-            <w:pStyle w:val="TDC2"/>
-            <w:tabs>
-              <w:tab w:val="right" w:leader="dot" w:pos="9350"/>
-            </w:tabs>
-            <w:rPr>
-              <w:rFonts w:asciiTheme="minorHAnsi" w:hAnsiTheme="minorHAnsi"/>
-              <w:noProof/>
-              <w:color w:val="auto"/>
-              <w:kern w:val="2"/>
-              <w:sz w:val="24"/>
-              <w:szCs w:val="24"/>
-              <w:lang w:eastAsia="es-MX"/>
-              <w14:ligatures w14:val="standardContextual"/>
-            </w:rPr>
-          </w:pPr>
-          <w:hyperlink w:anchor="_Toc221820023" w:history="1">
-            <w:r>
-              <w:rPr>
-                <w:rStyle w:val="Hipervnculo"/>
-                <w:rFonts w:asciiTheme="majorHAnsi" w:eastAsiaTheme="majorEastAsia" w:hAnsiTheme="majorHAnsi" w:cstheme="majorBidi"/>
-                <w:b/>
-                <w:bCs/>
-                <w:noProof/>
-              </w:rPr>
-              <w:t>2.2 Matriz de Riesgos y Calidad</w:t>
-            </w:r>
-            <w:r>
-              <w:rPr>
-                <w:noProof/>
-                <w:webHidden/>
-              </w:rPr>
-              <w:tab/>
-            </w:r>
-            <w:r>
-              <w:rPr>
-                <w:noProof/>
-                <w:webHidden/>
-              </w:rPr>
-              <w:fldChar w:fldCharType="begin"/>
-            </w:r>
-            <w:r>
-              <w:rPr>
-                <w:noProof/>
-                <w:webHidden/>
-              </w:rPr>
-              <w:instrText xml:space="preserve"> PAGEREF _Toc221820023 \h </w:instrText>
-            </w:r>
-            <w:r>
-              <w:rPr>
-                <w:noProof/>
-                <w:webHidden/>
-              </w:rPr>
-            </w:r>
-            <w:r>
-              <w:rPr>
-                <w:noProof/>
-                <w:webHidden/>
-              </w:rPr>
-              <w:fldChar w:fldCharType="separate"/>
-            </w:r>
-            <w:r>
-              <w:rPr>
-                <w:noProof/>
-                <w:webHidden/>
-              </w:rPr>
-              <w:t>3</w:t>
-            </w:r>
-            <w:r>
-              <w:rPr>
-                <w:noProof/>
-                <w:webHidden/>
-              </w:rPr>
-              <w:fldChar w:fldCharType="end"/>
-            </w:r>
-          </w:hyperlink>
-        </w:p>
-        <w:p>
-          <w:pPr>
-            <w:pStyle w:val="TDC2"/>
-            <w:tabs>
-              <w:tab w:val="right" w:leader="dot" w:pos="9350"/>
-            </w:tabs>
-            <w:rPr>
-              <w:rFonts w:asciiTheme="minorHAnsi" w:hAnsiTheme="minorHAnsi"/>
-              <w:noProof/>
-              <w:color w:val="auto"/>
-              <w:kern w:val="2"/>
-              <w:sz w:val="24"/>
-              <w:szCs w:val="24"/>
-              <w:lang w:eastAsia="es-MX"/>
-              <w14:ligatures w14:val="standardContextual"/>
-            </w:rPr>
-          </w:pPr>
-          <w:hyperlink w:anchor="_Toc221820024" w:history="1">
-            <w:r>
-              <w:rPr>
-                <w:rStyle w:val="Hipervnculo"/>
-                <w:rFonts w:asciiTheme="majorHAnsi" w:eastAsiaTheme="majorEastAsia" w:hAnsiTheme="majorHAnsi" w:cstheme="majorBidi"/>
-                <w:b/>
-                <w:bCs/>
-                <w:noProof/>
-              </w:rPr>
-              <w:t>2.3 Formato de Entrevista a Responsables</w:t>
-            </w:r>
-            <w:r>
-              <w:rPr>
-                <w:noProof/>
-                <w:webHidden/>
-              </w:rPr>
-              <w:tab/>
-            </w:r>
-            <w:r>
-              <w:rPr>
-                <w:noProof/>
-                <w:webHidden/>
-              </w:rPr>
-              <w:fldChar w:fldCharType="begin"/>
-            </w:r>
-            <w:r>
-              <w:rPr>
-                <w:noProof/>
-                <w:webHidden/>
-              </w:rPr>
-              <w:instrText xml:space="preserve"> PAGEREF _Toc221820024 \h </w:instrText>
-            </w:r>
-            <w:r>
-              <w:rPr>
-                <w:noProof/>
-                <w:webHidden/>
-              </w:rPr>
-            </w:r>
-            <w:r>
-              <w:rPr>
-                <w:noProof/>
-                <w:webHidden/>
-              </w:rPr>
-              <w:fldChar w:fldCharType="separate"/>
-            </w:r>
-            <w:r>
-              <w:rPr>
-                <w:noProof/>
-                <w:webHidden/>
-              </w:rPr>
-              <w:t>3</w:t>
-            </w:r>
-            <w:r>
-              <w:rPr>
-                <w:noProof/>
-                <w:webHidden/>
-              </w:rPr>
-              <w:fldChar w:fldCharType="end"/>
-            </w:r>
-          </w:hyperlink>
-        </w:p>
-        <w:p>
-          <w:pPr>
-            <w:pStyle w:val="TDC2"/>
-            <w:tabs>
-              <w:tab w:val="right" w:leader="dot" w:pos="9350"/>
-            </w:tabs>
-            <w:rPr>
-              <w:rFonts w:asciiTheme="minorHAnsi" w:hAnsiTheme="minorHAnsi"/>
-              <w:noProof/>
-              <w:color w:val="auto"/>
-              <w:kern w:val="2"/>
-              <w:sz w:val="24"/>
-              <w:szCs w:val="24"/>
-              <w:lang w:eastAsia="es-MX"/>
-              <w14:ligatures w14:val="standardContextual"/>
-            </w:rPr>
-          </w:pPr>
-          <w:hyperlink w:anchor="_Toc221820025" w:history="1">
-            <w:r>
-              <w:rPr>
-                <w:rStyle w:val="Hipervnculo"/>
-                <w:rFonts w:asciiTheme="majorHAnsi" w:eastAsiaTheme="majorEastAsia" w:hAnsiTheme="majorHAnsi" w:cstheme="majorBidi"/>
-                <w:b/>
-                <w:bCs/>
-                <w:noProof/>
-              </w:rPr>
-              <w:t>2.4 Cronograma de Actividades</w:t>
-            </w:r>
-            <w:r>
-              <w:rPr>
-                <w:noProof/>
-                <w:webHidden/>
-              </w:rPr>
-              <w:tab/>
-            </w:r>
-            <w:r>
-              <w:rPr>
-                <w:noProof/>
-                <w:webHidden/>
-              </w:rPr>
-              <w:fldChar w:fldCharType="begin"/>
-            </w:r>
-            <w:r>
-              <w:rPr>
-                <w:noProof/>
-                <w:webHidden/>
-              </w:rPr>
-              <w:instrText xml:space="preserve"> PAGEREF _Toc221820025 \h </w:instrText>
-            </w:r>
-            <w:r>
-              <w:rPr>
-                <w:noProof/>
-                <w:webHidden/>
-              </w:rPr>
-            </w:r>
-            <w:r>
-              <w:rPr>
-                <w:noProof/>
-                <w:webHidden/>
-              </w:rPr>
-              <w:fldChar w:fldCharType="separate"/>
-            </w:r>
-            <w:r>
-              <w:rPr>
-                <w:noProof/>
-                <w:webHidden/>
-              </w:rPr>
-              <w:t>4</w:t>
-            </w:r>
-            <w:r>
-              <w:rPr>
-                <w:noProof/>
-                <w:webHidden/>
-              </w:rPr>
-              <w:fldChar w:fldCharType="end"/>
-            </w:r>
-          </w:hyperlink>
-        </w:p>
-        <w:p>
-          <w:pPr>
-            <w:pStyle w:val="TDC2"/>
-            <w:tabs>
-              <w:tab w:val="right" w:leader="dot" w:pos="9350"/>
-            </w:tabs>
-            <w:rPr>
-              <w:rFonts w:asciiTheme="minorHAnsi" w:hAnsiTheme="minorHAnsi"/>
-              <w:noProof/>
-              <w:color w:val="auto"/>
-              <w:kern w:val="2"/>
-              <w:sz w:val="24"/>
-              <w:szCs w:val="24"/>
-              <w:lang w:eastAsia="es-MX"/>
-              <w14:ligatures w14:val="standardContextual"/>
-            </w:rPr>
-          </w:pPr>
-          <w:hyperlink w:anchor="_Toc221820026" w:history="1">
-            <w:r>
-              <w:rPr>
-                <w:rStyle w:val="Hipervnculo"/>
-                <w:rFonts w:asciiTheme="majorHAnsi" w:eastAsiaTheme="majorEastAsia" w:hAnsiTheme="majorHAnsi" w:cstheme="majorBidi"/>
-                <w:b/>
-                <w:bCs/>
-                <w:noProof/>
-              </w:rPr>
-              <w:t>2.5 Taller Colaborativo</w:t>
-            </w:r>
-            <w:r>
-              <w:rPr>
-                <w:noProof/>
-                <w:webHidden/>
-              </w:rPr>
-              <w:tab/>
-            </w:r>
-            <w:r>
-              <w:rPr>
-                <w:noProof/>
-                <w:webHidden/>
-              </w:rPr>
-              <w:fldChar w:fldCharType="begin"/>
-            </w:r>
-            <w:r>
-              <w:rPr>
-                <w:noProof/>
-                <w:webHidden/>
-              </w:rPr>
-              <w:instrText xml:space="preserve"> PAGEREF _Toc221820026 \h </w:instrText>
-            </w:r>
-            <w:r>
-              <w:rPr>
-                <w:noProof/>
-                <w:webHidden/>
-              </w:rPr>
-            </w:r>
-            <w:r>
-              <w:rPr>
-                <w:noProof/>
-                <w:webHidden/>
-              </w:rPr>
-              <w:fldChar w:fldCharType="separate"/>
-            </w:r>
-            <w:r>
-              <w:rPr>
-                <w:noProof/>
-                <w:webHidden/>
-              </w:rPr>
-              <w:t>4</w:t>
-            </w:r>
-            <w:r>
-              <w:rPr>
-                <w:noProof/>
-                <w:webHidden/>
-              </w:rPr>
-              <w:fldChar w:fldCharType="end"/>
-            </w:r>
-          </w:hyperlink>
-        </w:p>
-        <w:p>
-          <w:pPr>
-            <w:pStyle w:val="TDC3"/>
-            <w:tabs>
-              <w:tab w:val="right" w:leader="dot" w:pos="9350"/>
-            </w:tabs>
-            <w:rPr>
-              <w:rFonts w:asciiTheme="minorHAnsi" w:hAnsiTheme="minorHAnsi"/>
-              <w:noProof/>
-              <w:color w:val="auto"/>
-              <w:kern w:val="2"/>
-              <w:sz w:val="24"/>
-              <w:szCs w:val="24"/>
-              <w:lang w:eastAsia="es-MX"/>
-              <w14:ligatures w14:val="standardContextual"/>
-            </w:rPr>
-          </w:pPr>
-          <w:hyperlink w:anchor="_Toc221820027" w:history="1">
-            <w:r>
-              <w:rPr>
-                <w:rStyle w:val="Hipervnculo"/>
-                <w:rFonts w:asciiTheme="majorHAnsi" w:eastAsiaTheme="majorEastAsia" w:hAnsiTheme="majorHAnsi" w:cstheme="majorBidi"/>
-                <w:b/>
-                <w:bCs/>
-                <w:noProof/>
-              </w:rPr>
-              <w:t>Sugerencia de Actividades para el Taller Colaborativo</w:t>
-            </w:r>
-            <w:r>
-              <w:rPr>
-                <w:noProof/>
-                <w:webHidden/>
-              </w:rPr>
-              <w:tab/>
-            </w:r>
-            <w:r>
-              <w:rPr>
-                <w:noProof/>
-                <w:webHidden/>
-              </w:rPr>
-              <w:fldChar w:fldCharType="begin"/>
-            </w:r>
-            <w:r>
-              <w:rPr>
-                <w:noProof/>
-                <w:webHidden/>
-              </w:rPr>
-              <w:instrText xml:space="preserve"> PAGEREF _Toc221820027 \h </w:instrText>
-            </w:r>
-            <w:r>
-              <w:rPr>
-                <w:noProof/>
-                <w:webHidden/>
-              </w:rPr>
-            </w:r>
-            <w:r>
-              <w:rPr>
-                <w:noProof/>
-                <w:webHidden/>
-              </w:rPr>
-              <w:fldChar w:fldCharType="separate"/>
-            </w:r>
-            <w:r>
-              <w:rPr>
-                <w:noProof/>
-                <w:webHidden/>
-              </w:rPr>
-              <w:t>5</w:t>
-            </w:r>
-            <w:r>
-              <w:rPr>
-                <w:noProof/>
-                <w:webHidden/>
-              </w:rPr>
-              <w:fldChar w:fldCharType="end"/>
-            </w:r>
-          </w:hyperlink>
-        </w:p>
-        <w:p>
-          <w:pPr>
-            <w:pStyle w:val="TDC2"/>
-            <w:tabs>
-              <w:tab w:val="right" w:leader="dot" w:pos="9350"/>
-            </w:tabs>
-            <w:rPr>
-              <w:rFonts w:asciiTheme="minorHAnsi" w:hAnsiTheme="minorHAnsi"/>
-              <w:noProof/>
-              <w:color w:val="auto"/>
-              <w:kern w:val="2"/>
-              <w:sz w:val="24"/>
-              <w:szCs w:val="24"/>
-              <w:lang w:eastAsia="es-MX"/>
-              <w14:ligatures w14:val="standardContextual"/>
-            </w:rPr>
-          </w:pPr>
-          <w:hyperlink w:anchor="_Toc221820028" w:history="1">
-            <w:r>
-              <w:rPr>
-                <w:rStyle w:val="Hipervnculo"/>
-                <w:rFonts w:asciiTheme="majorHAnsi" w:eastAsiaTheme="majorEastAsia" w:hAnsiTheme="majorHAnsi" w:cstheme="majorBidi"/>
-                <w:b/>
-                <w:bCs/>
-                <w:noProof/>
-              </w:rPr>
-              <w:t>2.6 Documentación de Hallazgos y Recomendaciones</w:t>
-            </w:r>
-            <w:r>
-              <w:rPr>
-                <w:noProof/>
-                <w:webHidden/>
-              </w:rPr>
-              <w:tab/>
-            </w:r>
-            <w:r>
-              <w:rPr>
-                <w:noProof/>
-                <w:webHidden/>
-              </w:rPr>
-              <w:fldChar w:fldCharType="begin"/>
-            </w:r>
-            <w:r>
-              <w:rPr>
-                <w:noProof/>
-                <w:webHidden/>
-              </w:rPr>
-              <w:instrText xml:space="preserve"> PAGEREF _Toc221820028 \h </w:instrText>
-            </w:r>
-            <w:r>
-              <w:rPr>
-                <w:noProof/>
-                <w:webHidden/>
-              </w:rPr>
-            </w:r>
-            <w:r>
-              <w:rPr>
-                <w:noProof/>
-                <w:webHidden/>
-              </w:rPr>
-              <w:fldChar w:fldCharType="separate"/>
-            </w:r>
-            <w:r>
-              <w:rPr>
-                <w:noProof/>
-                <w:webHidden/>
-              </w:rPr>
-              <w:t>5</w:t>
-            </w:r>
-            <w:r>
-              <w:rPr>
-                <w:noProof/>
-                <w:webHidden/>
-              </w:rPr>
-              <w:fldChar w:fldCharType="end"/>
-            </w:r>
-          </w:hyperlink>
-        </w:p>
-        <w:p>
-          <w:pPr>
-            <w:pStyle w:val="TDC3"/>
-            <w:tabs>
-              <w:tab w:val="right" w:leader="dot" w:pos="9350"/>
-            </w:tabs>
-            <w:rPr>
-              <w:rFonts w:asciiTheme="minorHAnsi" w:hAnsiTheme="minorHAnsi"/>
-              <w:noProof/>
-              <w:color w:val="auto"/>
-              <w:kern w:val="2"/>
-              <w:sz w:val="24"/>
-              <w:szCs w:val="24"/>
-              <w:lang w:eastAsia="es-MX"/>
-              <w14:ligatures w14:val="standardContextual"/>
-            </w:rPr>
-          </w:pPr>
-          <w:hyperlink w:anchor="_Toc221820029" w:history="1">
-            <w:r>
-              <w:rPr>
-                <w:rStyle w:val="Hipervnculo"/>
-                <w:rFonts w:asciiTheme="majorHAnsi" w:eastAsiaTheme="majorEastAsia" w:hAnsiTheme="majorHAnsi" w:cstheme="majorBidi"/>
-                <w:b/>
-                <w:bCs/>
-                <w:noProof/>
-              </w:rPr>
-              <w:t>Ejemplo de una matriz de Hallazgos y Recomendaciones</w:t>
-            </w:r>
-            <w:r>
-              <w:rPr>
-                <w:noProof/>
-                <w:webHidden/>
-              </w:rPr>
-              <w:tab/>
-            </w:r>
-            <w:r>
-              <w:rPr>
-                <w:noProof/>
-                <w:webHidden/>
-              </w:rPr>
-              <w:fldChar w:fldCharType="begin"/>
-            </w:r>
-            <w:r>
-              <w:rPr>
-                <w:noProof/>
-                <w:webHidden/>
-              </w:rPr>
-              <w:instrText xml:space="preserve"> PAGEREF _Toc221820029 \h </w:instrText>
-            </w:r>
-            <w:r>
-              <w:rPr>
-                <w:noProof/>
-                <w:webHidden/>
-              </w:rPr>
-            </w:r>
-            <w:r>
-              <w:rPr>
-                <w:noProof/>
-                <w:webHidden/>
-              </w:rPr>
-              <w:fldChar w:fldCharType="separate"/>
-            </w:r>
-            <w:r>
-              <w:rPr>
-                <w:noProof/>
-                <w:webHidden/>
-              </w:rPr>
-              <w:t>5</w:t>
-            </w:r>
-            <w:r>
-              <w:rPr>
-                <w:noProof/>
-                <w:webHidden/>
-              </w:rPr>
-              <w:fldChar w:fldCharType="end"/>
-            </w:r>
-          </w:hyperlink>
-        </w:p>
-        <w:p>
-          <w:pPr>
-            <w:pStyle w:val="TDC2"/>
-            <w:tabs>
-              <w:tab w:val="right" w:leader="dot" w:pos="9350"/>
-            </w:tabs>
-            <w:rPr>
-              <w:rFonts w:asciiTheme="minorHAnsi" w:hAnsiTheme="minorHAnsi"/>
-              <w:noProof/>
-              <w:color w:val="auto"/>
-              <w:kern w:val="2"/>
-              <w:sz w:val="24"/>
-              <w:szCs w:val="24"/>
-              <w:lang w:eastAsia="es-MX"/>
-              <w14:ligatures w14:val="standardContextual"/>
-            </w:rPr>
-          </w:pPr>
-          <w:hyperlink w:anchor="_Toc221820030" w:history="1">
-            <w:r>
-              <w:rPr>
-                <w:rStyle w:val="Hipervnculo"/>
-                <w:rFonts w:asciiTheme="majorHAnsi" w:eastAsiaTheme="majorEastAsia" w:hAnsiTheme="majorHAnsi" w:cstheme="majorBidi"/>
-                <w:b/>
-                <w:bCs/>
-                <w:noProof/>
-              </w:rPr>
-              <w:t>2.7 Ejemplo de Informe Estructurado</w:t>
-            </w:r>
-            <w:r>
-              <w:rPr>
-                <w:noProof/>
-                <w:webHidden/>
-              </w:rPr>
-              <w:tab/>
-            </w:r>
-            <w:r>
-              <w:rPr>
-                <w:noProof/>
-                <w:webHidden/>
-              </w:rPr>
-              <w:fldChar w:fldCharType="begin"/>
-            </w:r>
-            <w:r>
-              <w:rPr>
-                <w:noProof/>
-                <w:webHidden/>
-              </w:rPr>
-              <w:instrText xml:space="preserve"> PAGEREF _Toc221820030 \h </w:instrText>
-            </w:r>
-            <w:r>
-              <w:rPr>
-                <w:noProof/>
-                <w:webHidden/>
-              </w:rPr>
-            </w:r>
-            <w:r>
-              <w:rPr>
-                <w:noProof/>
-                <w:webHidden/>
-              </w:rPr>
-              <w:fldChar w:fldCharType="separate"/>
-            </w:r>
-            <w:r>
-              <w:rPr>
-                <w:noProof/>
-                <w:webHidden/>
-              </w:rPr>
-              <w:t>6</w:t>
-            </w:r>
-            <w:r>
-              <w:rPr>
-                <w:noProof/>
-                <w:webHidden/>
-              </w:rPr>
-              <w:fldChar w:fldCharType="end"/>
-            </w:r>
-          </w:hyperlink>
-        </w:p>
-        <w:p>
-          <w:pPr>
-            <w:pStyle w:val="TDC3"/>
-            <w:tabs>
-              <w:tab w:val="right" w:leader="dot" w:pos="9350"/>
-            </w:tabs>
-            <w:rPr>
-              <w:rFonts w:asciiTheme="minorHAnsi" w:hAnsiTheme="minorHAnsi"/>
-              <w:noProof/>
-              <w:color w:val="auto"/>
-              <w:kern w:val="2"/>
-              <w:sz w:val="24"/>
-              <w:szCs w:val="24"/>
-              <w:lang w:eastAsia="es-MX"/>
-              <w14:ligatures w14:val="standardContextual"/>
-            </w:rPr>
-          </w:pPr>
-          <w:hyperlink w:anchor="_Toc221820031" w:history="1">
-            <w:r>
-              <w:rPr>
-                <w:rStyle w:val="Hipervnculo"/>
-                <w:rFonts w:asciiTheme="majorHAnsi" w:eastAsiaTheme="majorEastAsia" w:hAnsiTheme="majorHAnsi" w:cstheme="majorBidi"/>
-                <w:b/>
-                <w:bCs/>
-                <w:noProof/>
-              </w:rPr>
-              <w:t>Breve ejemplo de informe estructurado</w:t>
-            </w:r>
-            <w:r>
-              <w:rPr>
-                <w:noProof/>
-                <w:webHidden/>
-              </w:rPr>
-              <w:tab/>
-            </w:r>
-            <w:r>
-              <w:rPr>
-                <w:noProof/>
-                <w:webHidden/>
-              </w:rPr>
-              <w:fldChar w:fldCharType="begin"/>
-            </w:r>
-            <w:r>
-              <w:rPr>
-                <w:noProof/>
-                <w:webHidden/>
-              </w:rPr>
-              <w:instrText xml:space="preserve"> PAGEREF _Toc221820031 \h </w:instrText>
-            </w:r>
-            <w:r>
-              <w:rPr>
-                <w:noProof/>
-                <w:webHidden/>
-              </w:rPr>
-            </w:r>
-            <w:r>
-              <w:rPr>
-                <w:noProof/>
-                <w:webHidden/>
-              </w:rPr>
-              <w:fldChar w:fldCharType="separate"/>
-            </w:r>
-            <w:r>
-              <w:rPr>
-                <w:noProof/>
-                <w:webHidden/>
-              </w:rPr>
-              <w:t>6</w:t>
-            </w:r>
-            <w:r>
-              <w:rPr>
-                <w:noProof/>
-                <w:webHidden/>
-              </w:rPr>
-              <w:fldChar w:fldCharType="end"/>
-            </w:r>
-          </w:hyperlink>
-        </w:p>
-        <w:p>
-          <w:pPr>
-            <w:pStyle w:val="TDC2"/>
-            <w:tabs>
-              <w:tab w:val="right" w:leader="dot" w:pos="9350"/>
-            </w:tabs>
-            <w:rPr>
-              <w:rFonts w:asciiTheme="minorHAnsi" w:hAnsiTheme="minorHAnsi"/>
-              <w:noProof/>
-              <w:color w:val="auto"/>
-              <w:kern w:val="2"/>
-              <w:sz w:val="24"/>
-              <w:szCs w:val="24"/>
-              <w:lang w:eastAsia="es-MX"/>
-              <w14:ligatures w14:val="standardContextual"/>
-            </w:rPr>
-          </w:pPr>
-          <w:hyperlink w:anchor="_Toc221820032" w:history="1">
-            <w:r>
-              <w:rPr>
-                <w:rStyle w:val="Hipervnculo"/>
-                <w:rFonts w:asciiTheme="majorHAnsi" w:eastAsiaTheme="majorEastAsia" w:hAnsiTheme="majorHAnsi" w:cstheme="majorBidi"/>
-                <w:b/>
-                <w:bCs/>
-                <w:noProof/>
-              </w:rPr>
-              <w:t>2.8 Matriz Visual de Riesgos</w:t>
-            </w:r>
-            <w:r>
-              <w:rPr>
-                <w:noProof/>
-                <w:webHidden/>
-              </w:rPr>
-              <w:tab/>
-            </w:r>
-            <w:r>
-              <w:rPr>
-                <w:noProof/>
-                <w:webHidden/>
-              </w:rPr>
-              <w:fldChar w:fldCharType="begin"/>
-            </w:r>
-            <w:r>
-              <w:rPr>
-                <w:noProof/>
-                <w:webHidden/>
-              </w:rPr>
-              <w:instrText xml:space="preserve"> PAGEREF _Toc221820032 \h </w:instrText>
-            </w:r>
-            <w:r>
-              <w:rPr>
-                <w:noProof/>
-                <w:webHidden/>
-              </w:rPr>
-            </w:r>
-            <w:r>
-              <w:rPr>
-                <w:noProof/>
-                <w:webHidden/>
-              </w:rPr>
-              <w:fldChar w:fldCharType="separate"/>
-            </w:r>
-            <w:r>
-              <w:rPr>
-                <w:noProof/>
-                <w:webHidden/>
-              </w:rPr>
-              <w:t>7</w:t>
-            </w:r>
-            <w:r>
-              <w:rPr>
-                <w:noProof/>
-                <w:webHidden/>
-              </w:rPr>
-              <w:fldChar w:fldCharType="end"/>
-            </w:r>
-          </w:hyperlink>
-        </w:p>
-        <w:p>
-          <w:pPr>
-            <w:pStyle w:val="TDC2"/>
-            <w:tabs>
-              <w:tab w:val="right" w:leader="dot" w:pos="9350"/>
-            </w:tabs>
-            <w:rPr>
-              <w:rFonts w:asciiTheme="minorHAnsi" w:hAnsiTheme="minorHAnsi"/>
-              <w:noProof/>
-              <w:color w:val="auto"/>
-              <w:kern w:val="2"/>
-              <w:sz w:val="24"/>
-              <w:szCs w:val="24"/>
-              <w:lang w:eastAsia="es-MX"/>
-              <w14:ligatures w14:val="standardContextual"/>
-            </w:rPr>
-          </w:pPr>
-          <w:hyperlink w:anchor="_Toc221820033" w:history="1">
-            <w:r>
-              <w:rPr>
-                <w:rStyle w:val="Hipervnculo"/>
-                <w:rFonts w:asciiTheme="majorHAnsi" w:eastAsiaTheme="majorEastAsia" w:hAnsiTheme="majorHAnsi" w:cstheme="majorBidi"/>
-                <w:b/>
-                <w:bCs/>
-                <w:noProof/>
-              </w:rPr>
-              <w:t>3. Sección de firmas</w:t>
-            </w:r>
-            <w:r>
-              <w:rPr>
-                <w:noProof/>
-                <w:webHidden/>
-              </w:rPr>
-              <w:tab/>
-            </w:r>
-            <w:r>
-              <w:rPr>
-                <w:noProof/>
-                <w:webHidden/>
-              </w:rPr>
-              <w:fldChar w:fldCharType="begin"/>
-            </w:r>
-            <w:r>
-              <w:rPr>
-                <w:noProof/>
-                <w:webHidden/>
-              </w:rPr>
-              <w:instrText xml:space="preserve"> PAGEREF _Toc221820033 \h </w:instrText>
-            </w:r>
-            <w:r>
-              <w:rPr>
-                <w:noProof/>
-                <w:webHidden/>
-              </w:rPr>
-            </w:r>
-            <w:r>
-              <w:rPr>
-                <w:noProof/>
-                <w:webHidden/>
-              </w:rPr>
-              <w:fldChar w:fldCharType="separate"/>
-            </w:r>
-            <w:r>
-              <w:rPr>
-                <w:noProof/>
-                <w:webHidden/>
-              </w:rPr>
-              <w:t>10</w:t>
-            </w:r>
-            <w:r>
-              <w:rPr>
-                <w:noProof/>
-                <w:webHidden/>
-              </w:rPr>
-              <w:fldChar w:fldCharType="end"/>
-            </w:r>
-          </w:hyperlink>
-        </w:p>
-        <w:p>
-          <w:r>
-            <w:rPr>
-              <w:b/>
-              <w:bCs/>
-            </w:rPr>
-            <w:fldChar w:fldCharType="end"/>
-          </w:r>
-        </w:p>
-      </w:sdtContent>
-    </w:sdt>
     <w:p>
       <w:pPr>
-        <w:keepNext/>
-        <w:keepLines/>
-        <w:spacing w:before="480" w:after="0"/>
-        <w:outlineLvl w:val="0"/>
-        <w:rPr>
-          <w:rFonts w:asciiTheme="majorHAnsi" w:eastAsiaTheme="majorEastAsia" w:hAnsiTheme="majorHAnsi" w:cstheme="majorBidi"/>
-          <w:b/>
-          <w:bCs/>
-          <w:color w:val="365F91" w:themeColor="accent1" w:themeShade="BF"/>
-          <w:sz w:val="28"/>
-          <w:szCs w:val="28"/>
-        </w:rPr>
-      </w:pPr>
-    </w:p>
-    <w:p>
-      <w:pPr>
-        <w:keepNext/>
-        <w:keepLines/>
-        <w:spacing w:before="480" w:after="0"/>
-        <w:outlineLvl w:val="0"/>
-        <w:rPr>
-          <w:rFonts w:asciiTheme="majorHAnsi" w:eastAsiaTheme="majorEastAsia" w:hAnsiTheme="majorHAnsi" w:cstheme="majorBidi"/>
-          <w:b/>
-          <w:bCs/>
-          <w:color w:val="365F91" w:themeColor="accent1" w:themeShade="BF"/>
-          <w:sz w:val="28"/>
-          <w:szCs w:val="28"/>
-        </w:rPr>
-      </w:pPr>
-    </w:p>
-    <w:p>
-      <w:pPr>
-        <w:keepNext/>
-        <w:keepLines/>
-        <w:spacing w:before="480" w:after="0"/>
-        <w:outlineLvl w:val="0"/>
-        <w:rPr>
-          <w:rFonts w:asciiTheme="majorHAnsi" w:eastAsiaTheme="majorEastAsia" w:hAnsiTheme="majorHAnsi" w:cstheme="majorBidi"/>
-          <w:b/>
-          <w:bCs/>
-          <w:color w:val="365F91" w:themeColor="accent1" w:themeShade="BF"/>
-          <w:sz w:val="28"/>
-          <w:szCs w:val="28"/>
-        </w:rPr>
-      </w:pPr>
-      <w:bookmarkStart w:id="0" w:name="_Toc221820019"/>
-      <w:r>
-        <w:rPr>
-          <w:rFonts w:asciiTheme="majorHAnsi" w:eastAsiaTheme="majorEastAsia" w:hAnsiTheme="majorHAnsi" w:cstheme="majorBidi"/>
-          <w:b/>
-          <w:bCs/>
-          <w:color w:val="365F91" w:themeColor="accent1" w:themeShade="BF"/>
-          <w:sz w:val="28"/>
-          <w:szCs w:val="28"/>
-        </w:rPr>
-        <w:t>Diagnóstico del ecosistema de datos</w:t>
-      </w:r>
-      <w:bookmarkEnd w:id="0"/>
+        <w:rPr>
+          <w:rFonts w:asciiTheme="minorHAnsi" w:hAnsiTheme="minorHAnsi"/>
+          <w:color w:val="auto"/>
+        </w:rPr>
+      </w:pPr>
     </w:p>
     <w:p>
       <w:pPr>
@@ -3305,7 +2015,8 @@
           <w:szCs w:val="26"/>
         </w:rPr>
       </w:pPr>
-      <w:bookmarkStart w:id="1" w:name="_Toc221820020"/>
+      <w:bookmarkStart w:id="0" w:name="_Toc217296775"/>
+      <w:bookmarkStart w:id="1" w:name="_Toc219739752"/>
       <w:r>
         <w:rPr>
           <w:rFonts w:asciiTheme="majorHAnsi" w:eastAsiaTheme="majorEastAsia" w:hAnsiTheme="majorHAnsi" w:cstheme="majorBidi"/>
@@ -3315,4279 +2026,10 @@
           <w:sz w:val="26"/>
           <w:szCs w:val="26"/>
         </w:rPr>
-        <w:t>1. Resumen Ejecutivo</w:t>
+        <w:t>8. Sección de firmas</w:t>
       </w:r>
+      <w:bookmarkEnd w:id="0"/>
       <w:bookmarkEnd w:id="1"/>
-    </w:p>
-    <w:p>
-      <w:pPr>
-        <w:rPr>
-          <w:rFonts w:asciiTheme="minorHAnsi" w:hAnsiTheme="minorHAnsi"/>
-          <w:color w:val="auto"/>
-        </w:rPr>
-      </w:pPr>
-    </w:p>
-    <w:p>
-      <w:pPr>
-        <w:jc w:val="both"/>
-        <w:rPr>
-          <w:rFonts w:asciiTheme="minorHAnsi" w:hAnsiTheme="minorHAnsi"/>
-          <w:color w:val="auto"/>
-        </w:rPr>
-      </w:pPr>
-      <w:r>
-        <w:rPr>
-          <w:rFonts w:asciiTheme="minorHAnsi" w:hAnsiTheme="minorHAnsi"/>
-          <w:color w:val="auto"/>
-        </w:rPr>
-        <w:t xml:space="preserve">Durante enero 2026 se realizó un análisis preliminar para definir las actividades necesarias que permitan llevar a cabo el diagnóstico del ecosistema de datos institucional. </w:t>
-      </w:r>
-    </w:p>
-    <w:p>
-      <w:pPr>
-        <w:jc w:val="both"/>
-        <w:rPr>
-          <w:rFonts w:asciiTheme="minorHAnsi" w:hAnsiTheme="minorHAnsi"/>
-          <w:color w:val="auto"/>
-        </w:rPr>
-      </w:pPr>
-      <w:r>
-        <w:rPr>
-          <w:rFonts w:asciiTheme="minorHAnsi" w:hAnsiTheme="minorHAnsi"/>
-          <w:color w:val="auto"/>
-        </w:rPr>
-        <w:t>Se plante</w:t>
-      </w:r>
-      <w:r>
-        <w:rPr>
-          <w:rFonts w:asciiTheme="minorHAnsi" w:hAnsiTheme="minorHAnsi"/>
-          <w:color w:val="auto"/>
-        </w:rPr>
-        <w:t>an</w:t>
-      </w:r>
-      <w:r>
-        <w:rPr>
-          <w:rFonts w:asciiTheme="minorHAnsi" w:hAnsiTheme="minorHAnsi"/>
-          <w:color w:val="auto"/>
-        </w:rPr>
-        <w:t xml:space="preserve"> propuestas para identificar fuentes de datos, estimar calidad y volumen, detectar posibles riesgos y establecer acciones prioritarias. </w:t>
-      </w:r>
-    </w:p>
-    <w:p>
-      <w:pPr>
-        <w:jc w:val="both"/>
-        <w:rPr>
-          <w:rFonts w:asciiTheme="minorHAnsi" w:hAnsiTheme="minorHAnsi"/>
-          <w:color w:val="auto"/>
-        </w:rPr>
-      </w:pPr>
-      <w:r>
-        <w:rPr>
-          <w:rFonts w:asciiTheme="minorHAnsi" w:hAnsiTheme="minorHAnsi"/>
-          <w:color w:val="auto"/>
-        </w:rPr>
-        <w:t xml:space="preserve">Todas las cifras y riesgos mencionados son ejemplos o estimaciones para orientar el diagnóstico futuro. </w:t>
-      </w:r>
-    </w:p>
-    <w:p>
-      <w:pPr>
-        <w:rPr>
-          <w:rFonts w:asciiTheme="minorHAnsi" w:hAnsiTheme="minorHAnsi"/>
-          <w:color w:val="auto"/>
-        </w:rPr>
-      </w:pPr>
-    </w:p>
-    <w:p>
-      <w:pPr>
-        <w:keepNext/>
-        <w:keepLines/>
-        <w:spacing w:before="200" w:after="0"/>
-        <w:outlineLvl w:val="1"/>
-        <w:rPr>
-          <w:rFonts w:asciiTheme="majorHAnsi" w:eastAsiaTheme="majorEastAsia" w:hAnsiTheme="majorHAnsi" w:cstheme="majorBidi"/>
-          <w:b/>
-          <w:bCs/>
-          <w:color w:val="4F81BD" w:themeColor="accent1"/>
-          <w:sz w:val="26"/>
-          <w:szCs w:val="26"/>
-        </w:rPr>
-      </w:pPr>
-      <w:bookmarkStart w:id="2" w:name="_Toc221820021"/>
-      <w:r>
-        <w:rPr>
-          <w:rFonts w:asciiTheme="majorHAnsi" w:eastAsiaTheme="majorEastAsia" w:hAnsiTheme="majorHAnsi" w:cstheme="majorBidi"/>
-          <w:b/>
-          <w:bCs/>
-          <w:color w:val="4F81BD" w:themeColor="accent1"/>
-          <w:sz w:val="26"/>
-          <w:szCs w:val="26"/>
-        </w:rPr>
-        <w:t>2. Actividades Realizadas</w:t>
-      </w:r>
-      <w:bookmarkEnd w:id="2"/>
-    </w:p>
-    <w:p>
-      <w:pPr>
-        <w:keepNext/>
-        <w:keepLines/>
-        <w:spacing w:before="200" w:after="0"/>
-        <w:outlineLvl w:val="1"/>
-        <w:rPr>
-          <w:rFonts w:asciiTheme="majorHAnsi" w:eastAsiaTheme="majorEastAsia" w:hAnsiTheme="majorHAnsi" w:cstheme="majorBidi"/>
-          <w:b/>
-          <w:bCs/>
-          <w:color w:val="4F81BD" w:themeColor="accent1"/>
-          <w:sz w:val="26"/>
-          <w:szCs w:val="26"/>
-        </w:rPr>
-      </w:pPr>
-      <w:bookmarkStart w:id="3" w:name="_Toc221820022"/>
-      <w:r>
-        <w:rPr>
-          <w:rFonts w:asciiTheme="majorHAnsi" w:eastAsiaTheme="majorEastAsia" w:hAnsiTheme="majorHAnsi" w:cstheme="majorBidi"/>
-          <w:b/>
-          <w:bCs/>
-          <w:color w:val="4F81BD" w:themeColor="accent1"/>
-          <w:sz w:val="26"/>
-          <w:szCs w:val="26"/>
-        </w:rPr>
-        <w:t>2.1 Matriz de Inventario de Fuentes de Datos</w:t>
-      </w:r>
-      <w:bookmarkEnd w:id="3"/>
-    </w:p>
-    <w:p>
-      <w:pPr>
-        <w:rPr>
-          <w:rFonts w:asciiTheme="minorHAnsi" w:hAnsiTheme="minorHAnsi"/>
-          <w:color w:val="auto"/>
-        </w:rPr>
-      </w:pPr>
-    </w:p>
-    <w:p>
-      <w:pPr>
-        <w:rPr>
-          <w:rFonts w:asciiTheme="minorHAnsi" w:hAnsiTheme="minorHAnsi"/>
-          <w:color w:val="auto"/>
-        </w:rPr>
-      </w:pPr>
-      <w:r>
-        <w:rPr>
-          <w:rFonts w:asciiTheme="minorHAnsi" w:hAnsiTheme="minorHAnsi"/>
-          <w:color w:val="auto"/>
-        </w:rPr>
-        <w:t>Esta tabla muestra las principales fuentes de datos institucionales, el área responsable, el sistema de origen, la periodicidad de actualización, el nivel de calidad, los riesgos identificados y las acciones recomendadas para cada fuente.</w:t>
-      </w:r>
-    </w:p>
-    <w:p>
-      <w:pPr>
-        <w:rPr>
-          <w:rFonts w:asciiTheme="minorHAnsi" w:hAnsiTheme="minorHAnsi"/>
-          <w:color w:val="auto"/>
-        </w:rPr>
-      </w:pPr>
-    </w:p>
-    <w:tbl>
-      <w:tblPr>
-        <w:tblStyle w:val="Tablaconcuadrcula"/>
-        <w:tblW w:w="0" w:type="auto"/>
-        <w:tblLook w:val="04A0" w:firstRow="1" w:lastRow="0" w:firstColumn="1" w:lastColumn="0" w:noHBand="0" w:noVBand="1"/>
-      </w:tblPr>
-      <w:tblGrid>
-        <w:gridCol w:w="1056"/>
-        <w:gridCol w:w="1235"/>
-        <w:gridCol w:w="961"/>
-        <w:gridCol w:w="1182"/>
-        <w:gridCol w:w="2340"/>
-        <w:gridCol w:w="1207"/>
-        <w:gridCol w:w="1369"/>
-      </w:tblGrid>
-      <w:tr>
-        <w:tc>
-          <w:tcPr>
-            <w:tcW w:w="1413" w:type="dxa"/>
-            <w:vAlign w:val="center"/>
-          </w:tcPr>
-          <w:p>
-            <w:pPr>
-              <w:rPr>
-                <w:rFonts w:asciiTheme="minorHAnsi" w:hAnsiTheme="minorHAnsi"/>
-                <w:color w:val="auto"/>
-              </w:rPr>
-            </w:pPr>
-            <w:r>
-              <w:rPr>
-                <w:rFonts w:asciiTheme="minorHAnsi" w:hAnsiTheme="minorHAnsi"/>
-                <w:color w:val="auto"/>
-              </w:rPr>
-              <w:t>Fuente de Datos</w:t>
-            </w:r>
-          </w:p>
-        </w:tc>
-        <w:tc>
-          <w:tcPr>
-            <w:tcW w:w="878" w:type="dxa"/>
-            <w:vAlign w:val="center"/>
-          </w:tcPr>
-          <w:p>
-            <w:pPr>
-              <w:rPr>
-                <w:rFonts w:asciiTheme="minorHAnsi" w:hAnsiTheme="minorHAnsi"/>
-                <w:color w:val="auto"/>
-              </w:rPr>
-            </w:pPr>
-            <w:r>
-              <w:rPr>
-                <w:rFonts w:asciiTheme="minorHAnsi" w:hAnsiTheme="minorHAnsi"/>
-                <w:color w:val="auto"/>
-              </w:rPr>
-              <w:t>Responsable</w:t>
-            </w:r>
-          </w:p>
-        </w:tc>
-        <w:tc>
-          <w:tcPr>
-            <w:tcW w:w="961" w:type="dxa"/>
-            <w:vAlign w:val="center"/>
-          </w:tcPr>
-          <w:p>
-            <w:pPr>
-              <w:rPr>
-                <w:rFonts w:asciiTheme="minorHAnsi" w:hAnsiTheme="minorHAnsi"/>
-                <w:color w:val="auto"/>
-              </w:rPr>
-            </w:pPr>
-            <w:r>
-              <w:rPr>
-                <w:rFonts w:asciiTheme="minorHAnsi" w:hAnsiTheme="minorHAnsi"/>
-                <w:color w:val="auto"/>
-              </w:rPr>
-              <w:t>Sistema Origen</w:t>
-            </w:r>
-          </w:p>
-        </w:tc>
-        <w:tc>
-          <w:tcPr>
-            <w:tcW w:w="1182" w:type="dxa"/>
-            <w:vAlign w:val="center"/>
-          </w:tcPr>
-          <w:p>
-            <w:pPr>
-              <w:rPr>
-                <w:rFonts w:asciiTheme="minorHAnsi" w:hAnsiTheme="minorHAnsi"/>
-                <w:color w:val="auto"/>
-              </w:rPr>
-            </w:pPr>
-            <w:r>
-              <w:rPr>
-                <w:rFonts w:asciiTheme="minorHAnsi" w:hAnsiTheme="minorHAnsi"/>
-                <w:color w:val="auto"/>
-              </w:rPr>
-              <w:t>Periodicidad</w:t>
-            </w:r>
-          </w:p>
-        </w:tc>
-        <w:tc>
-          <w:tcPr>
-            <w:tcW w:w="2340" w:type="dxa"/>
-            <w:vAlign w:val="center"/>
-          </w:tcPr>
-          <w:p>
-            <w:pPr>
-              <w:rPr>
-                <w:rFonts w:asciiTheme="minorHAnsi" w:hAnsiTheme="minorHAnsi"/>
-                <w:color w:val="auto"/>
-              </w:rPr>
-            </w:pPr>
-            <w:r>
-              <w:rPr>
-                <w:rFonts w:asciiTheme="minorHAnsi" w:hAnsiTheme="minorHAnsi"/>
-                <w:color w:val="auto"/>
-              </w:rPr>
-              <w:t>Calidad (Completitud/Consistencia)</w:t>
-            </w:r>
-          </w:p>
-        </w:tc>
-        <w:tc>
-          <w:tcPr>
-            <w:tcW w:w="1207" w:type="dxa"/>
-            <w:vAlign w:val="center"/>
-          </w:tcPr>
-          <w:p>
-            <w:pPr>
-              <w:rPr>
-                <w:rFonts w:asciiTheme="minorHAnsi" w:hAnsiTheme="minorHAnsi"/>
-                <w:color w:val="auto"/>
-              </w:rPr>
-            </w:pPr>
-            <w:r>
-              <w:rPr>
-                <w:rFonts w:asciiTheme="minorHAnsi" w:hAnsiTheme="minorHAnsi"/>
-                <w:color w:val="auto"/>
-              </w:rPr>
-              <w:t>Riesgos Identificados</w:t>
-            </w:r>
-          </w:p>
-        </w:tc>
-        <w:tc>
-          <w:tcPr>
-            <w:tcW w:w="1369" w:type="dxa"/>
-            <w:vAlign w:val="center"/>
-          </w:tcPr>
-          <w:p>
-            <w:pPr>
-              <w:rPr>
-                <w:rFonts w:asciiTheme="minorHAnsi" w:hAnsiTheme="minorHAnsi"/>
-                <w:color w:val="auto"/>
-              </w:rPr>
-            </w:pPr>
-            <w:r>
-              <w:rPr>
-                <w:rFonts w:asciiTheme="minorHAnsi" w:hAnsiTheme="minorHAnsi"/>
-                <w:color w:val="auto"/>
-              </w:rPr>
-              <w:t>Acciones Recomendadas</w:t>
-            </w:r>
-          </w:p>
-        </w:tc>
-      </w:tr>
-      <w:tr>
-        <w:tc>
-          <w:tcPr>
-            <w:tcW w:w="1413" w:type="dxa"/>
-            <w:vAlign w:val="center"/>
-          </w:tcPr>
-          <w:p>
-            <w:pPr>
-              <w:rPr>
-                <w:rFonts w:asciiTheme="minorHAnsi" w:hAnsiTheme="minorHAnsi"/>
-                <w:color w:val="auto"/>
-              </w:rPr>
-            </w:pPr>
-            <w:r>
-              <w:rPr>
-                <w:rFonts w:asciiTheme="minorHAnsi" w:hAnsiTheme="minorHAnsi"/>
-                <w:color w:val="auto"/>
-              </w:rPr>
-              <w:t>Base de Datos de Alumnos</w:t>
-            </w:r>
-          </w:p>
-        </w:tc>
-        <w:tc>
-          <w:tcPr>
-            <w:tcW w:w="878" w:type="dxa"/>
-            <w:vAlign w:val="center"/>
-          </w:tcPr>
-          <w:p>
-            <w:pPr>
-              <w:rPr>
-                <w:rFonts w:asciiTheme="minorHAnsi" w:hAnsiTheme="minorHAnsi"/>
-                <w:color w:val="auto"/>
-              </w:rPr>
-            </w:pPr>
-            <w:r>
-              <w:rPr>
-                <w:rFonts w:asciiTheme="minorHAnsi" w:hAnsiTheme="minorHAnsi"/>
-                <w:color w:val="auto"/>
-              </w:rPr>
-              <w:t>Servicios Escolares</w:t>
-            </w:r>
-          </w:p>
-        </w:tc>
-        <w:tc>
-          <w:tcPr>
-            <w:tcW w:w="961" w:type="dxa"/>
-            <w:vAlign w:val="center"/>
-          </w:tcPr>
-          <w:p>
-            <w:pPr>
-              <w:rPr>
-                <w:rFonts w:asciiTheme="minorHAnsi" w:hAnsiTheme="minorHAnsi"/>
-                <w:color w:val="auto"/>
-              </w:rPr>
-            </w:pPr>
-            <w:r>
-              <w:rPr>
-                <w:rFonts w:asciiTheme="minorHAnsi" w:hAnsiTheme="minorHAnsi"/>
-                <w:color w:val="auto"/>
-              </w:rPr>
-              <w:t>SIGA</w:t>
-            </w:r>
-          </w:p>
-        </w:tc>
-        <w:tc>
-          <w:tcPr>
-            <w:tcW w:w="1182" w:type="dxa"/>
-            <w:vAlign w:val="center"/>
-          </w:tcPr>
-          <w:p>
-            <w:pPr>
-              <w:rPr>
-                <w:rFonts w:asciiTheme="minorHAnsi" w:hAnsiTheme="minorHAnsi"/>
-                <w:color w:val="auto"/>
-              </w:rPr>
-            </w:pPr>
-            <w:r>
-              <w:rPr>
-                <w:rFonts w:asciiTheme="minorHAnsi" w:hAnsiTheme="minorHAnsi"/>
-                <w:color w:val="auto"/>
-              </w:rPr>
-              <w:t>Diaria</w:t>
-            </w:r>
-          </w:p>
-        </w:tc>
-        <w:tc>
-          <w:tcPr>
-            <w:tcW w:w="2340" w:type="dxa"/>
-            <w:vAlign w:val="center"/>
-          </w:tcPr>
-          <w:p>
-            <w:pPr>
-              <w:rPr>
-                <w:rFonts w:asciiTheme="minorHAnsi" w:hAnsiTheme="minorHAnsi"/>
-                <w:color w:val="auto"/>
-              </w:rPr>
-            </w:pPr>
-            <w:r>
-              <w:rPr>
-                <w:rFonts w:asciiTheme="minorHAnsi" w:hAnsiTheme="minorHAnsi"/>
-                <w:color w:val="auto"/>
-              </w:rPr>
-              <w:t>Alta / Media</w:t>
-            </w:r>
-          </w:p>
-        </w:tc>
-        <w:tc>
-          <w:tcPr>
-            <w:tcW w:w="1207" w:type="dxa"/>
-            <w:vAlign w:val="center"/>
-          </w:tcPr>
-          <w:p>
-            <w:pPr>
-              <w:rPr>
-                <w:rFonts w:asciiTheme="minorHAnsi" w:hAnsiTheme="minorHAnsi"/>
-                <w:color w:val="auto"/>
-              </w:rPr>
-            </w:pPr>
-            <w:r>
-              <w:rPr>
-                <w:rFonts w:asciiTheme="minorHAnsi" w:hAnsiTheme="minorHAnsi"/>
-                <w:color w:val="auto"/>
-              </w:rPr>
-              <w:t>Falta de datos de contacto</w:t>
-            </w:r>
-          </w:p>
-        </w:tc>
-        <w:tc>
-          <w:tcPr>
-            <w:tcW w:w="1369" w:type="dxa"/>
-            <w:vAlign w:val="center"/>
-          </w:tcPr>
-          <w:p>
-            <w:pPr>
-              <w:rPr>
-                <w:rFonts w:asciiTheme="minorHAnsi" w:hAnsiTheme="minorHAnsi"/>
-                <w:color w:val="auto"/>
-              </w:rPr>
-            </w:pPr>
-            <w:r>
-              <w:rPr>
-                <w:rFonts w:asciiTheme="minorHAnsi" w:hAnsiTheme="minorHAnsi"/>
-                <w:color w:val="auto"/>
-              </w:rPr>
-              <w:t>Validar y depurar registros</w:t>
-            </w:r>
-          </w:p>
-        </w:tc>
-      </w:tr>
-      <w:tr>
-        <w:tc>
-          <w:tcPr>
-            <w:tcW w:w="1413" w:type="dxa"/>
-            <w:vAlign w:val="center"/>
-          </w:tcPr>
-          <w:p>
-            <w:pPr>
-              <w:rPr>
-                <w:rFonts w:asciiTheme="minorHAnsi" w:hAnsiTheme="minorHAnsi"/>
-                <w:color w:val="auto"/>
-              </w:rPr>
-            </w:pPr>
-            <w:r>
-              <w:rPr>
-                <w:rFonts w:asciiTheme="minorHAnsi" w:hAnsiTheme="minorHAnsi"/>
-                <w:color w:val="auto"/>
-              </w:rPr>
-              <w:lastRenderedPageBreak/>
-              <w:t>Sistema de Recursos Humanos</w:t>
-            </w:r>
-          </w:p>
-        </w:tc>
-        <w:tc>
-          <w:tcPr>
-            <w:tcW w:w="878" w:type="dxa"/>
-            <w:vAlign w:val="center"/>
-          </w:tcPr>
-          <w:p>
-            <w:pPr>
-              <w:rPr>
-                <w:rFonts w:asciiTheme="minorHAnsi" w:hAnsiTheme="minorHAnsi"/>
-                <w:color w:val="auto"/>
-              </w:rPr>
-            </w:pPr>
-            <w:r>
-              <w:rPr>
-                <w:rFonts w:asciiTheme="minorHAnsi" w:hAnsiTheme="minorHAnsi"/>
-                <w:color w:val="auto"/>
-              </w:rPr>
-              <w:t>Dirección de Recursos Humanos</w:t>
-            </w:r>
-          </w:p>
-        </w:tc>
-        <w:tc>
-          <w:tcPr>
-            <w:tcW w:w="961" w:type="dxa"/>
-            <w:vAlign w:val="center"/>
-          </w:tcPr>
-          <w:p>
-            <w:pPr>
-              <w:rPr>
-                <w:rFonts w:asciiTheme="minorHAnsi" w:hAnsiTheme="minorHAnsi"/>
-                <w:color w:val="auto"/>
-              </w:rPr>
-            </w:pPr>
-            <w:r>
-              <w:rPr>
-                <w:rFonts w:asciiTheme="minorHAnsi" w:hAnsiTheme="minorHAnsi"/>
-                <w:color w:val="auto"/>
-              </w:rPr>
-              <w:t>RH-Plus</w:t>
-            </w:r>
-          </w:p>
-        </w:tc>
-        <w:tc>
-          <w:tcPr>
-            <w:tcW w:w="1182" w:type="dxa"/>
-            <w:vAlign w:val="center"/>
-          </w:tcPr>
-          <w:p>
-            <w:pPr>
-              <w:rPr>
-                <w:rFonts w:asciiTheme="minorHAnsi" w:hAnsiTheme="minorHAnsi"/>
-                <w:color w:val="auto"/>
-              </w:rPr>
-            </w:pPr>
-            <w:r>
-              <w:rPr>
-                <w:rFonts w:asciiTheme="minorHAnsi" w:hAnsiTheme="minorHAnsi"/>
-                <w:color w:val="auto"/>
-              </w:rPr>
-              <w:t>Diaria</w:t>
-            </w:r>
-          </w:p>
-        </w:tc>
-        <w:tc>
-          <w:tcPr>
-            <w:tcW w:w="2340" w:type="dxa"/>
-            <w:vAlign w:val="center"/>
-          </w:tcPr>
-          <w:p>
-            <w:pPr>
-              <w:rPr>
-                <w:rFonts w:asciiTheme="minorHAnsi" w:hAnsiTheme="minorHAnsi"/>
-                <w:color w:val="auto"/>
-              </w:rPr>
-            </w:pPr>
-            <w:r>
-              <w:rPr>
-                <w:rFonts w:asciiTheme="minorHAnsi" w:hAnsiTheme="minorHAnsi"/>
-                <w:color w:val="auto"/>
-              </w:rPr>
-              <w:t>Media / Alta</w:t>
-            </w:r>
-          </w:p>
-        </w:tc>
-        <w:tc>
-          <w:tcPr>
-            <w:tcW w:w="1207" w:type="dxa"/>
-            <w:vAlign w:val="center"/>
-          </w:tcPr>
-          <w:p>
-            <w:pPr>
-              <w:rPr>
-                <w:rFonts w:asciiTheme="minorHAnsi" w:hAnsiTheme="minorHAnsi"/>
-                <w:color w:val="auto"/>
-              </w:rPr>
-            </w:pPr>
-            <w:r>
-              <w:rPr>
-                <w:rFonts w:asciiTheme="minorHAnsi" w:hAnsiTheme="minorHAnsi"/>
-                <w:color w:val="auto"/>
-              </w:rPr>
-              <w:t>Campos incompletos</w:t>
-            </w:r>
-          </w:p>
-        </w:tc>
-        <w:tc>
-          <w:tcPr>
-            <w:tcW w:w="1369" w:type="dxa"/>
-            <w:vAlign w:val="center"/>
-          </w:tcPr>
-          <w:p>
-            <w:pPr>
-              <w:rPr>
-                <w:rFonts w:asciiTheme="minorHAnsi" w:hAnsiTheme="minorHAnsi"/>
-                <w:color w:val="auto"/>
-              </w:rPr>
-            </w:pPr>
-            <w:r>
-              <w:rPr>
-                <w:rFonts w:asciiTheme="minorHAnsi" w:hAnsiTheme="minorHAnsi"/>
-                <w:color w:val="auto"/>
-              </w:rPr>
-              <w:t>Actualizar información</w:t>
-            </w:r>
-          </w:p>
-        </w:tc>
-      </w:tr>
-      <w:tr>
-        <w:tc>
-          <w:tcPr>
-            <w:tcW w:w="1413" w:type="dxa"/>
-            <w:vAlign w:val="center"/>
-          </w:tcPr>
-          <w:p>
-            <w:pPr>
-              <w:rPr>
-                <w:rFonts w:asciiTheme="minorHAnsi" w:hAnsiTheme="minorHAnsi"/>
-                <w:color w:val="auto"/>
-              </w:rPr>
-            </w:pPr>
-            <w:r>
-              <w:rPr>
-                <w:rFonts w:asciiTheme="minorHAnsi" w:hAnsiTheme="minorHAnsi"/>
-                <w:color w:val="auto"/>
-              </w:rPr>
-              <w:t>Plataforma Evaluación Docente</w:t>
-            </w:r>
-          </w:p>
-        </w:tc>
-        <w:tc>
-          <w:tcPr>
-            <w:tcW w:w="878" w:type="dxa"/>
-            <w:vAlign w:val="center"/>
-          </w:tcPr>
-          <w:p>
-            <w:pPr>
-              <w:rPr>
-                <w:rFonts w:asciiTheme="minorHAnsi" w:hAnsiTheme="minorHAnsi"/>
-                <w:color w:val="auto"/>
-              </w:rPr>
-            </w:pPr>
-            <w:r>
-              <w:rPr>
-                <w:rFonts w:asciiTheme="minorHAnsi" w:hAnsiTheme="minorHAnsi"/>
-                <w:color w:val="auto"/>
-              </w:rPr>
-              <w:t>Coordinación Académica</w:t>
-            </w:r>
-          </w:p>
-        </w:tc>
-        <w:tc>
-          <w:tcPr>
-            <w:tcW w:w="961" w:type="dxa"/>
-            <w:vAlign w:val="center"/>
-          </w:tcPr>
-          <w:p>
-            <w:pPr>
-              <w:rPr>
-                <w:rFonts w:asciiTheme="minorHAnsi" w:hAnsiTheme="minorHAnsi"/>
-                <w:color w:val="auto"/>
-              </w:rPr>
-            </w:pPr>
-            <w:r>
-              <w:rPr>
-                <w:rFonts w:asciiTheme="minorHAnsi" w:hAnsiTheme="minorHAnsi"/>
-                <w:color w:val="auto"/>
-              </w:rPr>
-              <w:t>EvalDoc</w:t>
-            </w:r>
-          </w:p>
-        </w:tc>
-        <w:tc>
-          <w:tcPr>
-            <w:tcW w:w="1182" w:type="dxa"/>
-            <w:vAlign w:val="center"/>
-          </w:tcPr>
-          <w:p>
-            <w:pPr>
-              <w:rPr>
-                <w:rFonts w:asciiTheme="minorHAnsi" w:hAnsiTheme="minorHAnsi"/>
-                <w:color w:val="auto"/>
-              </w:rPr>
-            </w:pPr>
-            <w:r>
-              <w:rPr>
-                <w:rFonts w:asciiTheme="minorHAnsi" w:hAnsiTheme="minorHAnsi"/>
-                <w:color w:val="auto"/>
-              </w:rPr>
-              <w:t>Semestral</w:t>
-            </w:r>
-          </w:p>
-        </w:tc>
-        <w:tc>
-          <w:tcPr>
-            <w:tcW w:w="2340" w:type="dxa"/>
-            <w:vAlign w:val="center"/>
-          </w:tcPr>
-          <w:p>
-            <w:pPr>
-              <w:rPr>
-                <w:rFonts w:asciiTheme="minorHAnsi" w:hAnsiTheme="minorHAnsi"/>
-                <w:color w:val="auto"/>
-              </w:rPr>
-            </w:pPr>
-            <w:r>
-              <w:rPr>
-                <w:rFonts w:asciiTheme="minorHAnsi" w:hAnsiTheme="minorHAnsi"/>
-                <w:color w:val="auto"/>
-              </w:rPr>
-              <w:t>Media / Baja</w:t>
-            </w:r>
-          </w:p>
-        </w:tc>
-        <w:tc>
-          <w:tcPr>
-            <w:tcW w:w="1207" w:type="dxa"/>
-            <w:vAlign w:val="center"/>
-          </w:tcPr>
-          <w:p>
-            <w:pPr>
-              <w:rPr>
-                <w:rFonts w:asciiTheme="minorHAnsi" w:hAnsiTheme="minorHAnsi"/>
-                <w:color w:val="auto"/>
-              </w:rPr>
-            </w:pPr>
-            <w:r>
-              <w:rPr>
-                <w:rFonts w:asciiTheme="minorHAnsi" w:hAnsiTheme="minorHAnsi"/>
-                <w:color w:val="auto"/>
-              </w:rPr>
-              <w:t>Duplicidad de registros</w:t>
-            </w:r>
-          </w:p>
-        </w:tc>
-        <w:tc>
-          <w:tcPr>
-            <w:tcW w:w="1369" w:type="dxa"/>
-            <w:vAlign w:val="center"/>
-          </w:tcPr>
-          <w:p>
-            <w:pPr>
-              <w:rPr>
-                <w:rFonts w:asciiTheme="minorHAnsi" w:hAnsiTheme="minorHAnsi"/>
-                <w:color w:val="auto"/>
-              </w:rPr>
-            </w:pPr>
-            <w:r>
-              <w:rPr>
-                <w:rFonts w:asciiTheme="minorHAnsi" w:hAnsiTheme="minorHAnsi"/>
-                <w:color w:val="auto"/>
-              </w:rPr>
-              <w:t>Depuración y control de acceso</w:t>
-            </w:r>
-          </w:p>
-        </w:tc>
-      </w:tr>
-      <w:tr>
-        <w:tc>
-          <w:tcPr>
-            <w:tcW w:w="1413" w:type="dxa"/>
-            <w:vAlign w:val="center"/>
-          </w:tcPr>
-          <w:p>
-            <w:pPr>
-              <w:rPr>
-                <w:rFonts w:asciiTheme="minorHAnsi" w:hAnsiTheme="minorHAnsi"/>
-                <w:color w:val="auto"/>
-              </w:rPr>
-            </w:pPr>
-            <w:r>
-              <w:rPr>
-                <w:rFonts w:asciiTheme="minorHAnsi" w:hAnsiTheme="minorHAnsi"/>
-                <w:color w:val="auto"/>
-              </w:rPr>
-              <w:t>Sistema de Bibliotecas</w:t>
-            </w:r>
-          </w:p>
-        </w:tc>
-        <w:tc>
-          <w:tcPr>
-            <w:tcW w:w="878" w:type="dxa"/>
-            <w:vAlign w:val="center"/>
-          </w:tcPr>
-          <w:p>
-            <w:pPr>
-              <w:rPr>
-                <w:rFonts w:asciiTheme="minorHAnsi" w:hAnsiTheme="minorHAnsi"/>
-                <w:color w:val="auto"/>
-              </w:rPr>
-            </w:pPr>
-            <w:r>
-              <w:rPr>
-                <w:rFonts w:asciiTheme="minorHAnsi" w:hAnsiTheme="minorHAnsi"/>
-                <w:color w:val="auto"/>
-              </w:rPr>
-              <w:t>Biblioteca Central</w:t>
-            </w:r>
-          </w:p>
-        </w:tc>
-        <w:tc>
-          <w:tcPr>
-            <w:tcW w:w="961" w:type="dxa"/>
-            <w:vAlign w:val="center"/>
-          </w:tcPr>
-          <w:p>
-            <w:pPr>
-              <w:rPr>
-                <w:rFonts w:asciiTheme="minorHAnsi" w:hAnsiTheme="minorHAnsi"/>
-                <w:color w:val="auto"/>
-              </w:rPr>
-            </w:pPr>
-            <w:r>
-              <w:rPr>
-                <w:rFonts w:asciiTheme="minorHAnsi" w:hAnsiTheme="minorHAnsi"/>
-                <w:color w:val="auto"/>
-              </w:rPr>
-              <w:t>BiblioSoft</w:t>
-            </w:r>
-          </w:p>
-        </w:tc>
-        <w:tc>
-          <w:tcPr>
-            <w:tcW w:w="1182" w:type="dxa"/>
-            <w:vAlign w:val="center"/>
-          </w:tcPr>
-          <w:p>
-            <w:pPr>
-              <w:rPr>
-                <w:rFonts w:asciiTheme="minorHAnsi" w:hAnsiTheme="minorHAnsi"/>
-                <w:color w:val="auto"/>
-              </w:rPr>
-            </w:pPr>
-            <w:r>
-              <w:rPr>
-                <w:rFonts w:asciiTheme="minorHAnsi" w:hAnsiTheme="minorHAnsi"/>
-                <w:color w:val="auto"/>
-              </w:rPr>
-              <w:t>Semanal</w:t>
-            </w:r>
-          </w:p>
-        </w:tc>
-        <w:tc>
-          <w:tcPr>
-            <w:tcW w:w="2340" w:type="dxa"/>
-            <w:vAlign w:val="center"/>
-          </w:tcPr>
-          <w:p>
-            <w:pPr>
-              <w:rPr>
-                <w:rFonts w:asciiTheme="minorHAnsi" w:hAnsiTheme="minorHAnsi"/>
-                <w:color w:val="auto"/>
-              </w:rPr>
-            </w:pPr>
-            <w:r>
-              <w:rPr>
-                <w:rFonts w:asciiTheme="minorHAnsi" w:hAnsiTheme="minorHAnsi"/>
-                <w:color w:val="auto"/>
-              </w:rPr>
-              <w:t>Alta / Alta</w:t>
-            </w:r>
-          </w:p>
-        </w:tc>
-        <w:tc>
-          <w:tcPr>
-            <w:tcW w:w="1207" w:type="dxa"/>
-            <w:vAlign w:val="center"/>
-          </w:tcPr>
-          <w:p>
-            <w:pPr>
-              <w:rPr>
-                <w:rFonts w:asciiTheme="minorHAnsi" w:hAnsiTheme="minorHAnsi"/>
-                <w:color w:val="auto"/>
-              </w:rPr>
-            </w:pPr>
-            <w:r>
-              <w:rPr>
-                <w:rFonts w:asciiTheme="minorHAnsi" w:hAnsiTheme="minorHAnsi"/>
-                <w:color w:val="auto"/>
-              </w:rPr>
-              <w:t>Falta de respaldo</w:t>
-            </w:r>
-          </w:p>
-        </w:tc>
-        <w:tc>
-          <w:tcPr>
-            <w:tcW w:w="1369" w:type="dxa"/>
-            <w:vAlign w:val="center"/>
-          </w:tcPr>
-          <w:p>
-            <w:pPr>
-              <w:rPr>
-                <w:rFonts w:asciiTheme="minorHAnsi" w:hAnsiTheme="minorHAnsi"/>
-                <w:color w:val="auto"/>
-              </w:rPr>
-            </w:pPr>
-            <w:r>
-              <w:rPr>
-                <w:rFonts w:asciiTheme="minorHAnsi" w:hAnsiTheme="minorHAnsi"/>
-                <w:color w:val="auto"/>
-              </w:rPr>
-              <w:t>Implementar respaldo periódico</w:t>
-            </w:r>
-          </w:p>
-        </w:tc>
-      </w:tr>
-    </w:tbl>
-    <w:p>
-      <w:pPr>
-        <w:rPr>
-          <w:rFonts w:asciiTheme="minorHAnsi" w:hAnsiTheme="minorHAnsi"/>
-          <w:color w:val="auto"/>
-        </w:rPr>
-      </w:pPr>
-    </w:p>
-    <w:p>
-      <w:pPr>
-        <w:keepNext/>
-        <w:keepLines/>
-        <w:spacing w:before="200" w:after="0"/>
-        <w:outlineLvl w:val="1"/>
-        <w:rPr>
-          <w:rFonts w:asciiTheme="majorHAnsi" w:eastAsiaTheme="majorEastAsia" w:hAnsiTheme="majorHAnsi" w:cstheme="majorBidi"/>
-          <w:b/>
-          <w:bCs/>
-          <w:color w:val="4F81BD" w:themeColor="accent1"/>
-          <w:sz w:val="26"/>
-          <w:szCs w:val="26"/>
-        </w:rPr>
-      </w:pPr>
-      <w:bookmarkStart w:id="4" w:name="_Toc221820023"/>
-      <w:r>
-        <w:rPr>
-          <w:rFonts w:asciiTheme="majorHAnsi" w:eastAsiaTheme="majorEastAsia" w:hAnsiTheme="majorHAnsi" w:cstheme="majorBidi"/>
-          <w:b/>
-          <w:bCs/>
-          <w:color w:val="4F81BD" w:themeColor="accent1"/>
-          <w:sz w:val="26"/>
-          <w:szCs w:val="26"/>
-        </w:rPr>
-        <w:t>2.2 Matriz de Riesgos y Calidad</w:t>
-      </w:r>
-      <w:bookmarkEnd w:id="4"/>
-    </w:p>
-    <w:p>
-      <w:pPr>
-        <w:rPr>
-          <w:rFonts w:asciiTheme="minorHAnsi" w:hAnsiTheme="minorHAnsi"/>
-          <w:color w:val="auto"/>
-        </w:rPr>
-      </w:pPr>
-    </w:p>
-    <w:p>
-      <w:pPr>
-        <w:rPr>
-          <w:rFonts w:asciiTheme="minorHAnsi" w:hAnsiTheme="minorHAnsi"/>
-          <w:color w:val="auto"/>
-        </w:rPr>
-      </w:pPr>
-      <w:r>
-        <w:rPr>
-          <w:rFonts w:asciiTheme="minorHAnsi" w:hAnsiTheme="minorHAnsi"/>
-          <w:color w:val="auto"/>
-        </w:rPr>
-        <w:t>Esta tabla resume los riesgos principales asociados a cada fuente de datos, su probabilidad, impacto y la acción mitigadora sugerida para cada caso.</w:t>
-      </w:r>
-    </w:p>
-    <w:p>
-      <w:pPr>
-        <w:rPr>
-          <w:rFonts w:asciiTheme="minorHAnsi" w:hAnsiTheme="minorHAnsi"/>
-          <w:color w:val="auto"/>
-        </w:rPr>
-      </w:pPr>
-    </w:p>
-    <w:tbl>
-      <w:tblPr>
-        <w:tblStyle w:val="Tablaconcuadrcula"/>
-        <w:tblW w:w="0" w:type="auto"/>
-        <w:tblLook w:val="04A0" w:firstRow="1" w:lastRow="0" w:firstColumn="1" w:lastColumn="0" w:noHBand="0" w:noVBand="1"/>
-      </w:tblPr>
-      <w:tblGrid>
-        <w:gridCol w:w="1728"/>
-        <w:gridCol w:w="1728"/>
-        <w:gridCol w:w="1728"/>
-        <w:gridCol w:w="1728"/>
-        <w:gridCol w:w="1728"/>
-      </w:tblGrid>
-      <w:tr>
-        <w:tc>
-          <w:tcPr>
-            <w:tcW w:w="1728" w:type="dxa"/>
-            <w:vAlign w:val="center"/>
-          </w:tcPr>
-          <w:p>
-            <w:pPr>
-              <w:rPr>
-                <w:rFonts w:asciiTheme="minorHAnsi" w:hAnsiTheme="minorHAnsi"/>
-                <w:color w:val="auto"/>
-              </w:rPr>
-            </w:pPr>
-            <w:r>
-              <w:rPr>
-                <w:rFonts w:asciiTheme="minorHAnsi" w:hAnsiTheme="minorHAnsi"/>
-                <w:color w:val="auto"/>
-              </w:rPr>
-              <w:t>Fuente de Datos</w:t>
-            </w:r>
-          </w:p>
-        </w:tc>
-        <w:tc>
-          <w:tcPr>
-            <w:tcW w:w="1728" w:type="dxa"/>
-            <w:vAlign w:val="center"/>
-          </w:tcPr>
-          <w:p>
-            <w:pPr>
-              <w:rPr>
-                <w:rFonts w:asciiTheme="minorHAnsi" w:hAnsiTheme="minorHAnsi"/>
-                <w:color w:val="auto"/>
-              </w:rPr>
-            </w:pPr>
-            <w:r>
-              <w:rPr>
-                <w:rFonts w:asciiTheme="minorHAnsi" w:hAnsiTheme="minorHAnsi"/>
-                <w:color w:val="auto"/>
-              </w:rPr>
-              <w:t>Riesgo Principal</w:t>
-            </w:r>
-          </w:p>
-        </w:tc>
-        <w:tc>
-          <w:tcPr>
-            <w:tcW w:w="1728" w:type="dxa"/>
-            <w:vAlign w:val="center"/>
-          </w:tcPr>
-          <w:p>
-            <w:pPr>
-              <w:rPr>
-                <w:rFonts w:asciiTheme="minorHAnsi" w:hAnsiTheme="minorHAnsi"/>
-                <w:color w:val="auto"/>
-              </w:rPr>
-            </w:pPr>
-            <w:r>
-              <w:rPr>
-                <w:rFonts w:asciiTheme="minorHAnsi" w:hAnsiTheme="minorHAnsi"/>
-                <w:color w:val="auto"/>
-              </w:rPr>
-              <w:t>Probabilidad</w:t>
-            </w:r>
-          </w:p>
-        </w:tc>
-        <w:tc>
-          <w:tcPr>
-            <w:tcW w:w="1728" w:type="dxa"/>
-            <w:vAlign w:val="center"/>
-          </w:tcPr>
-          <w:p>
-            <w:pPr>
-              <w:rPr>
-                <w:rFonts w:asciiTheme="minorHAnsi" w:hAnsiTheme="minorHAnsi"/>
-                <w:color w:val="auto"/>
-              </w:rPr>
-            </w:pPr>
-            <w:r>
-              <w:rPr>
-                <w:rFonts w:asciiTheme="minorHAnsi" w:hAnsiTheme="minorHAnsi"/>
-                <w:color w:val="auto"/>
-              </w:rPr>
-              <w:t>Impacto</w:t>
-            </w:r>
-          </w:p>
-        </w:tc>
-        <w:tc>
-          <w:tcPr>
-            <w:tcW w:w="1728" w:type="dxa"/>
-            <w:vAlign w:val="center"/>
-          </w:tcPr>
-          <w:p>
-            <w:pPr>
-              <w:rPr>
-                <w:rFonts w:asciiTheme="minorHAnsi" w:hAnsiTheme="minorHAnsi"/>
-                <w:color w:val="auto"/>
-              </w:rPr>
-            </w:pPr>
-            <w:r>
-              <w:rPr>
-                <w:rFonts w:asciiTheme="minorHAnsi" w:hAnsiTheme="minorHAnsi"/>
-                <w:color w:val="auto"/>
-              </w:rPr>
-              <w:t>Acción Mitigadora</w:t>
-            </w:r>
-          </w:p>
-        </w:tc>
-      </w:tr>
-      <w:tr>
-        <w:tc>
-          <w:tcPr>
-            <w:tcW w:w="1728" w:type="dxa"/>
-            <w:vAlign w:val="center"/>
-          </w:tcPr>
-          <w:p>
-            <w:pPr>
-              <w:rPr>
-                <w:rFonts w:asciiTheme="minorHAnsi" w:hAnsiTheme="minorHAnsi"/>
-                <w:color w:val="auto"/>
-              </w:rPr>
-            </w:pPr>
-            <w:r>
-              <w:rPr>
-                <w:rFonts w:asciiTheme="minorHAnsi" w:hAnsiTheme="minorHAnsi"/>
-                <w:color w:val="auto"/>
-              </w:rPr>
-              <w:t>Base de Datos de Alumnos</w:t>
-            </w:r>
-          </w:p>
-        </w:tc>
-        <w:tc>
-          <w:tcPr>
-            <w:tcW w:w="1728" w:type="dxa"/>
-            <w:vAlign w:val="center"/>
-          </w:tcPr>
-          <w:p>
-            <w:pPr>
-              <w:rPr>
-                <w:rFonts w:asciiTheme="minorHAnsi" w:hAnsiTheme="minorHAnsi"/>
-                <w:color w:val="auto"/>
-              </w:rPr>
-            </w:pPr>
-            <w:r>
-              <w:rPr>
-                <w:rFonts w:asciiTheme="minorHAnsi" w:hAnsiTheme="minorHAnsi"/>
-                <w:color w:val="auto"/>
-              </w:rPr>
-              <w:t>Falta de datos de contacto</w:t>
-            </w:r>
-          </w:p>
-        </w:tc>
-        <w:tc>
-          <w:tcPr>
-            <w:tcW w:w="1728" w:type="dxa"/>
-            <w:vAlign w:val="center"/>
-          </w:tcPr>
-          <w:p>
-            <w:pPr>
-              <w:rPr>
-                <w:rFonts w:asciiTheme="minorHAnsi" w:hAnsiTheme="minorHAnsi"/>
-                <w:color w:val="auto"/>
-              </w:rPr>
-            </w:pPr>
-            <w:r>
-              <w:rPr>
-                <w:rFonts w:asciiTheme="minorHAnsi" w:hAnsiTheme="minorHAnsi"/>
-                <w:color w:val="auto"/>
-              </w:rPr>
-              <w:t>Media</w:t>
-            </w:r>
-          </w:p>
-        </w:tc>
-        <w:tc>
-          <w:tcPr>
-            <w:tcW w:w="1728" w:type="dxa"/>
-            <w:vAlign w:val="center"/>
-          </w:tcPr>
-          <w:p>
-            <w:pPr>
-              <w:rPr>
-                <w:rFonts w:asciiTheme="minorHAnsi" w:hAnsiTheme="minorHAnsi"/>
-                <w:color w:val="auto"/>
-              </w:rPr>
-            </w:pPr>
-            <w:r>
-              <w:rPr>
-                <w:rFonts w:asciiTheme="minorHAnsi" w:hAnsiTheme="minorHAnsi"/>
-                <w:color w:val="auto"/>
-              </w:rPr>
-              <w:t>Alta</w:t>
-            </w:r>
-          </w:p>
-        </w:tc>
-        <w:tc>
-          <w:tcPr>
-            <w:tcW w:w="1728" w:type="dxa"/>
-            <w:vAlign w:val="center"/>
-          </w:tcPr>
-          <w:p>
-            <w:pPr>
-              <w:rPr>
-                <w:rFonts w:asciiTheme="minorHAnsi" w:hAnsiTheme="minorHAnsi"/>
-                <w:color w:val="auto"/>
-              </w:rPr>
-            </w:pPr>
-            <w:r>
-              <w:rPr>
-                <w:rFonts w:asciiTheme="minorHAnsi" w:hAnsiTheme="minorHAnsi"/>
-                <w:color w:val="auto"/>
-              </w:rPr>
-              <w:t>Validar y solicitar actualización</w:t>
-            </w:r>
-          </w:p>
-        </w:tc>
-      </w:tr>
-      <w:tr>
-        <w:tc>
-          <w:tcPr>
-            <w:tcW w:w="1728" w:type="dxa"/>
-            <w:vAlign w:val="center"/>
-          </w:tcPr>
-          <w:p>
-            <w:pPr>
-              <w:rPr>
-                <w:rFonts w:asciiTheme="minorHAnsi" w:hAnsiTheme="minorHAnsi"/>
-                <w:color w:val="auto"/>
-              </w:rPr>
-            </w:pPr>
-            <w:r>
-              <w:rPr>
-                <w:rFonts w:asciiTheme="minorHAnsi" w:hAnsiTheme="minorHAnsi"/>
-                <w:color w:val="auto"/>
-              </w:rPr>
-              <w:t>Sistema de Recursos Humanos</w:t>
-            </w:r>
-          </w:p>
-        </w:tc>
-        <w:tc>
-          <w:tcPr>
-            <w:tcW w:w="1728" w:type="dxa"/>
-            <w:vAlign w:val="center"/>
-          </w:tcPr>
-          <w:p>
-            <w:pPr>
-              <w:rPr>
-                <w:rFonts w:asciiTheme="minorHAnsi" w:hAnsiTheme="minorHAnsi"/>
-                <w:color w:val="auto"/>
-              </w:rPr>
-            </w:pPr>
-            <w:r>
-              <w:rPr>
-                <w:rFonts w:asciiTheme="minorHAnsi" w:hAnsiTheme="minorHAnsi"/>
-                <w:color w:val="auto"/>
-              </w:rPr>
-              <w:t>Campos incompletos</w:t>
-            </w:r>
-          </w:p>
-        </w:tc>
-        <w:tc>
-          <w:tcPr>
-            <w:tcW w:w="1728" w:type="dxa"/>
-            <w:vAlign w:val="center"/>
-          </w:tcPr>
-          <w:p>
-            <w:pPr>
-              <w:rPr>
-                <w:rFonts w:asciiTheme="minorHAnsi" w:hAnsiTheme="minorHAnsi"/>
-                <w:color w:val="auto"/>
-              </w:rPr>
-            </w:pPr>
-            <w:r>
-              <w:rPr>
-                <w:rFonts w:asciiTheme="minorHAnsi" w:hAnsiTheme="minorHAnsi"/>
-                <w:color w:val="auto"/>
-              </w:rPr>
-              <w:t>Alta</w:t>
-            </w:r>
-          </w:p>
-        </w:tc>
-        <w:tc>
-          <w:tcPr>
-            <w:tcW w:w="1728" w:type="dxa"/>
-            <w:vAlign w:val="center"/>
-          </w:tcPr>
-          <w:p>
-            <w:pPr>
-              <w:rPr>
-                <w:rFonts w:asciiTheme="minorHAnsi" w:hAnsiTheme="minorHAnsi"/>
-                <w:color w:val="auto"/>
-              </w:rPr>
-            </w:pPr>
-            <w:r>
-              <w:rPr>
-                <w:rFonts w:asciiTheme="minorHAnsi" w:hAnsiTheme="minorHAnsi"/>
-                <w:color w:val="auto"/>
-              </w:rPr>
-              <w:t>Media</w:t>
-            </w:r>
-          </w:p>
-        </w:tc>
-        <w:tc>
-          <w:tcPr>
-            <w:tcW w:w="1728" w:type="dxa"/>
-            <w:vAlign w:val="center"/>
-          </w:tcPr>
-          <w:p>
-            <w:pPr>
-              <w:rPr>
-                <w:rFonts w:asciiTheme="minorHAnsi" w:hAnsiTheme="minorHAnsi"/>
-                <w:color w:val="auto"/>
-              </w:rPr>
-            </w:pPr>
-            <w:r>
-              <w:rPr>
-                <w:rFonts w:asciiTheme="minorHAnsi" w:hAnsiTheme="minorHAnsi"/>
-                <w:color w:val="auto"/>
-              </w:rPr>
-              <w:t>Actualizar registros</w:t>
-            </w:r>
-          </w:p>
-        </w:tc>
-      </w:tr>
-      <w:tr>
-        <w:tc>
-          <w:tcPr>
-            <w:tcW w:w="1728" w:type="dxa"/>
-            <w:vAlign w:val="center"/>
-          </w:tcPr>
-          <w:p>
-            <w:pPr>
-              <w:rPr>
-                <w:rFonts w:asciiTheme="minorHAnsi" w:hAnsiTheme="minorHAnsi"/>
-                <w:color w:val="auto"/>
-              </w:rPr>
-            </w:pPr>
-            <w:r>
-              <w:rPr>
-                <w:rFonts w:asciiTheme="minorHAnsi" w:hAnsiTheme="minorHAnsi"/>
-                <w:color w:val="auto"/>
-              </w:rPr>
-              <w:t>Plataforma Evaluación Docente</w:t>
-            </w:r>
-          </w:p>
-        </w:tc>
-        <w:tc>
-          <w:tcPr>
-            <w:tcW w:w="1728" w:type="dxa"/>
-            <w:vAlign w:val="center"/>
-          </w:tcPr>
-          <w:p>
-            <w:pPr>
-              <w:rPr>
-                <w:rFonts w:asciiTheme="minorHAnsi" w:hAnsiTheme="minorHAnsi"/>
-                <w:color w:val="auto"/>
-              </w:rPr>
-            </w:pPr>
-            <w:r>
-              <w:rPr>
-                <w:rFonts w:asciiTheme="minorHAnsi" w:hAnsiTheme="minorHAnsi"/>
-                <w:color w:val="auto"/>
-              </w:rPr>
-              <w:t>Duplicidad de registros</w:t>
-            </w:r>
-          </w:p>
-        </w:tc>
-        <w:tc>
-          <w:tcPr>
-            <w:tcW w:w="1728" w:type="dxa"/>
-            <w:vAlign w:val="center"/>
-          </w:tcPr>
-          <w:p>
-            <w:pPr>
-              <w:rPr>
-                <w:rFonts w:asciiTheme="minorHAnsi" w:hAnsiTheme="minorHAnsi"/>
-                <w:color w:val="auto"/>
-              </w:rPr>
-            </w:pPr>
-            <w:r>
-              <w:rPr>
-                <w:rFonts w:asciiTheme="minorHAnsi" w:hAnsiTheme="minorHAnsi"/>
-                <w:color w:val="auto"/>
-              </w:rPr>
-              <w:t>Alta</w:t>
-            </w:r>
-          </w:p>
-        </w:tc>
-        <w:tc>
-          <w:tcPr>
-            <w:tcW w:w="1728" w:type="dxa"/>
-            <w:vAlign w:val="center"/>
-          </w:tcPr>
-          <w:p>
-            <w:pPr>
-              <w:rPr>
-                <w:rFonts w:asciiTheme="minorHAnsi" w:hAnsiTheme="minorHAnsi"/>
-                <w:color w:val="auto"/>
-              </w:rPr>
-            </w:pPr>
-            <w:r>
-              <w:rPr>
-                <w:rFonts w:asciiTheme="minorHAnsi" w:hAnsiTheme="minorHAnsi"/>
-                <w:color w:val="auto"/>
-              </w:rPr>
-              <w:t>Alta</w:t>
-            </w:r>
-          </w:p>
-        </w:tc>
-        <w:tc>
-          <w:tcPr>
-            <w:tcW w:w="1728" w:type="dxa"/>
-            <w:vAlign w:val="center"/>
-          </w:tcPr>
-          <w:p>
-            <w:pPr>
-              <w:rPr>
-                <w:rFonts w:asciiTheme="minorHAnsi" w:hAnsiTheme="minorHAnsi"/>
-                <w:color w:val="auto"/>
-              </w:rPr>
-            </w:pPr>
-            <w:r>
-              <w:rPr>
-                <w:rFonts w:asciiTheme="minorHAnsi" w:hAnsiTheme="minorHAnsi"/>
-                <w:color w:val="auto"/>
-              </w:rPr>
-              <w:t>Depuración periódica</w:t>
-            </w:r>
-          </w:p>
-        </w:tc>
-      </w:tr>
-      <w:tr>
-        <w:tc>
-          <w:tcPr>
-            <w:tcW w:w="1728" w:type="dxa"/>
-            <w:vAlign w:val="center"/>
-          </w:tcPr>
-          <w:p>
-            <w:pPr>
-              <w:rPr>
-                <w:rFonts w:asciiTheme="minorHAnsi" w:hAnsiTheme="minorHAnsi"/>
-                <w:color w:val="auto"/>
-              </w:rPr>
-            </w:pPr>
-            <w:r>
-              <w:rPr>
-                <w:rFonts w:asciiTheme="minorHAnsi" w:hAnsiTheme="minorHAnsi"/>
-                <w:color w:val="auto"/>
-              </w:rPr>
-              <w:t>Sistema de Bibliotecas</w:t>
-            </w:r>
-          </w:p>
-        </w:tc>
-        <w:tc>
-          <w:tcPr>
-            <w:tcW w:w="1728" w:type="dxa"/>
-            <w:vAlign w:val="center"/>
-          </w:tcPr>
-          <w:p>
-            <w:pPr>
-              <w:rPr>
-                <w:rFonts w:asciiTheme="minorHAnsi" w:hAnsiTheme="minorHAnsi"/>
-                <w:color w:val="auto"/>
-              </w:rPr>
-            </w:pPr>
-            <w:r>
-              <w:rPr>
-                <w:rFonts w:asciiTheme="minorHAnsi" w:hAnsiTheme="minorHAnsi"/>
-                <w:color w:val="auto"/>
-              </w:rPr>
-              <w:t>Falta de respaldo</w:t>
-            </w:r>
-          </w:p>
-        </w:tc>
-        <w:tc>
-          <w:tcPr>
-            <w:tcW w:w="1728" w:type="dxa"/>
-            <w:vAlign w:val="center"/>
-          </w:tcPr>
-          <w:p>
-            <w:pPr>
-              <w:rPr>
-                <w:rFonts w:asciiTheme="minorHAnsi" w:hAnsiTheme="minorHAnsi"/>
-                <w:color w:val="auto"/>
-              </w:rPr>
-            </w:pPr>
-            <w:r>
-              <w:rPr>
-                <w:rFonts w:asciiTheme="minorHAnsi" w:hAnsiTheme="minorHAnsi"/>
-                <w:color w:val="auto"/>
-              </w:rPr>
-              <w:t>Media</w:t>
-            </w:r>
-          </w:p>
-        </w:tc>
-        <w:tc>
-          <w:tcPr>
-            <w:tcW w:w="1728" w:type="dxa"/>
-            <w:vAlign w:val="center"/>
-          </w:tcPr>
-          <w:p>
-            <w:pPr>
-              <w:rPr>
-                <w:rFonts w:asciiTheme="minorHAnsi" w:hAnsiTheme="minorHAnsi"/>
-                <w:color w:val="auto"/>
-              </w:rPr>
-            </w:pPr>
-            <w:r>
-              <w:rPr>
-                <w:rFonts w:asciiTheme="minorHAnsi" w:hAnsiTheme="minorHAnsi"/>
-                <w:color w:val="auto"/>
-              </w:rPr>
-              <w:t>Alta</w:t>
-            </w:r>
-          </w:p>
-        </w:tc>
-        <w:tc>
-          <w:tcPr>
-            <w:tcW w:w="1728" w:type="dxa"/>
-            <w:vAlign w:val="center"/>
-          </w:tcPr>
-          <w:p>
-            <w:pPr>
-              <w:rPr>
-                <w:rFonts w:asciiTheme="minorHAnsi" w:hAnsiTheme="minorHAnsi"/>
-                <w:color w:val="auto"/>
-              </w:rPr>
-            </w:pPr>
-            <w:r>
-              <w:rPr>
-                <w:rFonts w:asciiTheme="minorHAnsi" w:hAnsiTheme="minorHAnsi"/>
-                <w:color w:val="auto"/>
-              </w:rPr>
-              <w:t>Implementar respaldo automático</w:t>
-            </w:r>
-          </w:p>
-        </w:tc>
-      </w:tr>
-    </w:tbl>
-    <w:p>
-      <w:pPr>
-        <w:rPr>
-          <w:rFonts w:asciiTheme="minorHAnsi" w:hAnsiTheme="minorHAnsi"/>
-          <w:color w:val="auto"/>
-        </w:rPr>
-      </w:pPr>
-    </w:p>
-    <w:p>
-      <w:pPr>
-        <w:rPr>
-          <w:rFonts w:asciiTheme="minorHAnsi" w:hAnsiTheme="minorHAnsi"/>
-          <w:color w:val="auto"/>
-        </w:rPr>
-      </w:pPr>
-    </w:p>
-    <w:p>
-      <w:pPr>
-        <w:rPr>
-          <w:rFonts w:asciiTheme="minorHAnsi" w:hAnsiTheme="minorHAnsi"/>
-          <w:color w:val="auto"/>
-        </w:rPr>
-      </w:pPr>
-    </w:p>
-    <w:p>
-      <w:pPr>
-        <w:keepNext/>
-        <w:keepLines/>
-        <w:spacing w:before="200" w:after="0"/>
-        <w:outlineLvl w:val="1"/>
-        <w:rPr>
-          <w:rFonts w:asciiTheme="majorHAnsi" w:eastAsiaTheme="majorEastAsia" w:hAnsiTheme="majorHAnsi" w:cstheme="majorBidi"/>
-          <w:b/>
-          <w:bCs/>
-          <w:color w:val="4F81BD" w:themeColor="accent1"/>
-          <w:sz w:val="26"/>
-          <w:szCs w:val="26"/>
-        </w:rPr>
-      </w:pPr>
-      <w:bookmarkStart w:id="5" w:name="_Toc221820024"/>
-      <w:r>
-        <w:rPr>
-          <w:rFonts w:asciiTheme="majorHAnsi" w:eastAsiaTheme="majorEastAsia" w:hAnsiTheme="majorHAnsi" w:cstheme="majorBidi"/>
-          <w:b/>
-          <w:bCs/>
-          <w:color w:val="4F81BD" w:themeColor="accent1"/>
-          <w:sz w:val="26"/>
-          <w:szCs w:val="26"/>
-        </w:rPr>
-        <w:t>2.3 Formato de Entrevista a Responsables</w:t>
-      </w:r>
-      <w:bookmarkEnd w:id="5"/>
-    </w:p>
-    <w:p>
-      <w:pPr>
-        <w:rPr>
-          <w:rFonts w:asciiTheme="minorHAnsi" w:hAnsiTheme="minorHAnsi"/>
-          <w:color w:val="auto"/>
-        </w:rPr>
-      </w:pPr>
-    </w:p>
-    <w:p>
-      <w:pPr>
-        <w:tabs>
-          <w:tab w:val="num" w:pos="360"/>
-        </w:tabs>
-        <w:ind w:left="360" w:hanging="360"/>
-        <w:contextualSpacing/>
-        <w:rPr>
-          <w:rFonts w:asciiTheme="minorHAnsi" w:hAnsiTheme="minorHAnsi"/>
-          <w:color w:val="auto"/>
-        </w:rPr>
-      </w:pPr>
-      <w:r>
-        <w:rPr>
-          <w:rFonts w:asciiTheme="minorHAnsi" w:hAnsiTheme="minorHAnsi"/>
-          <w:color w:val="auto"/>
-        </w:rPr>
-        <w:t>1. ¿Cuál es la fuente de datos bajo su responsabilidad?</w:t>
-      </w:r>
-    </w:p>
-    <w:p>
-      <w:pPr>
-        <w:tabs>
-          <w:tab w:val="num" w:pos="360"/>
-        </w:tabs>
-        <w:ind w:left="360" w:hanging="360"/>
-        <w:contextualSpacing/>
-        <w:rPr>
-          <w:rFonts w:asciiTheme="minorHAnsi" w:hAnsiTheme="minorHAnsi"/>
-          <w:color w:val="auto"/>
-        </w:rPr>
-      </w:pPr>
-    </w:p>
-    <w:p>
-      <w:pPr>
-        <w:rPr>
-          <w:rFonts w:asciiTheme="minorHAnsi" w:hAnsiTheme="minorHAnsi"/>
-          <w:color w:val="auto"/>
-        </w:rPr>
-      </w:pPr>
-      <w:r>
-        <w:rPr>
-          <w:rFonts w:asciiTheme="minorHAnsi" w:hAnsiTheme="minorHAnsi"/>
-          <w:color w:val="auto"/>
-        </w:rPr>
-        <w:t>2. ¿Con qué frecuencia se actualiza la información?</w:t>
-      </w:r>
-    </w:p>
-    <w:p>
-      <w:pPr>
-        <w:rPr>
-          <w:rFonts w:asciiTheme="minorHAnsi" w:hAnsiTheme="minorHAnsi"/>
-          <w:color w:val="auto"/>
-        </w:rPr>
-      </w:pPr>
-      <w:r>
-        <w:rPr>
-          <w:rFonts w:asciiTheme="minorHAnsi" w:hAnsiTheme="minorHAnsi"/>
-          <w:color w:val="auto"/>
-        </w:rPr>
-        <w:t>3. ¿Qué problemas de calidad o riesgos ha detectado?</w:t>
-      </w:r>
-    </w:p>
-    <w:p>
-      <w:pPr>
-        <w:rPr>
-          <w:rFonts w:asciiTheme="minorHAnsi" w:hAnsiTheme="minorHAnsi"/>
-          <w:color w:val="auto"/>
-        </w:rPr>
-      </w:pPr>
-      <w:r>
-        <w:rPr>
-          <w:rFonts w:asciiTheme="minorHAnsi" w:hAnsiTheme="minorHAnsi"/>
-          <w:color w:val="auto"/>
-        </w:rPr>
-        <w:t>4. ¿Qué acciones considera necesarias para mejorar la gestión de datos?</w:t>
-      </w:r>
-    </w:p>
-    <w:p>
-      <w:pPr>
-        <w:rPr>
-          <w:rFonts w:asciiTheme="minorHAnsi" w:hAnsiTheme="minorHAnsi"/>
-          <w:color w:val="auto"/>
-        </w:rPr>
-      </w:pPr>
-      <w:r>
-        <w:rPr>
-          <w:rFonts w:asciiTheme="minorHAnsi" w:hAnsiTheme="minorHAnsi"/>
-          <w:color w:val="auto"/>
-        </w:rPr>
-        <w:t>5. ¿Cuenta con mecanismos de respaldo y seguridad?</w:t>
-      </w:r>
-    </w:p>
-    <w:p>
-      <w:pPr>
-        <w:rPr>
-          <w:rFonts w:asciiTheme="minorHAnsi" w:hAnsiTheme="minorHAnsi"/>
-          <w:color w:val="auto"/>
-        </w:rPr>
-      </w:pPr>
-    </w:p>
-    <w:p>
-      <w:pPr>
-        <w:keepNext/>
-        <w:keepLines/>
-        <w:spacing w:before="200" w:after="0"/>
-        <w:outlineLvl w:val="1"/>
-        <w:rPr>
-          <w:rFonts w:asciiTheme="majorHAnsi" w:eastAsiaTheme="majorEastAsia" w:hAnsiTheme="majorHAnsi" w:cstheme="majorBidi"/>
-          <w:b/>
-          <w:bCs/>
-          <w:color w:val="4F81BD" w:themeColor="accent1"/>
-          <w:sz w:val="26"/>
-          <w:szCs w:val="26"/>
-        </w:rPr>
-      </w:pPr>
-      <w:bookmarkStart w:id="6" w:name="_Toc221820025"/>
-      <w:r>
-        <w:rPr>
-          <w:rFonts w:asciiTheme="majorHAnsi" w:eastAsiaTheme="majorEastAsia" w:hAnsiTheme="majorHAnsi" w:cstheme="majorBidi"/>
-          <w:b/>
-          <w:bCs/>
-          <w:color w:val="4F81BD" w:themeColor="accent1"/>
-          <w:sz w:val="26"/>
-          <w:szCs w:val="26"/>
-        </w:rPr>
-        <w:t>2.4 Cronograma de Actividades</w:t>
-      </w:r>
-      <w:bookmarkEnd w:id="6"/>
-    </w:p>
-    <w:p>
-      <w:pPr>
-        <w:rPr>
-          <w:rFonts w:asciiTheme="minorHAnsi" w:hAnsiTheme="minorHAnsi"/>
-          <w:color w:val="auto"/>
-        </w:rPr>
-      </w:pPr>
-    </w:p>
-    <w:tbl>
-      <w:tblPr>
-        <w:tblStyle w:val="Tablaconcuadrcula"/>
-        <w:tblW w:w="0" w:type="auto"/>
-        <w:tblLook w:val="04A0" w:firstRow="1" w:lastRow="0" w:firstColumn="1" w:lastColumn="0" w:noHBand="0" w:noVBand="1"/>
-      </w:tblPr>
-      <w:tblGrid>
-        <w:gridCol w:w="3397"/>
-        <w:gridCol w:w="3402"/>
-        <w:gridCol w:w="1841"/>
-      </w:tblGrid>
-      <w:tr>
-        <w:trPr>
-          <w:trHeight w:val="547"/>
-        </w:trPr>
-        <w:tc>
-          <w:tcPr>
-            <w:tcW w:w="3397" w:type="dxa"/>
-            <w:vAlign w:val="center"/>
-          </w:tcPr>
-          <w:p>
-            <w:pPr>
-              <w:jc w:val="center"/>
-              <w:rPr>
-                <w:rFonts w:asciiTheme="minorHAnsi" w:hAnsiTheme="minorHAnsi"/>
-                <w:color w:val="auto"/>
-              </w:rPr>
-            </w:pPr>
-            <w:r>
-              <w:rPr>
-                <w:rFonts w:asciiTheme="minorHAnsi" w:hAnsiTheme="minorHAnsi"/>
-                <w:color w:val="auto"/>
-              </w:rPr>
-              <w:t>Actividad</w:t>
-            </w:r>
-          </w:p>
-        </w:tc>
-        <w:tc>
-          <w:tcPr>
-            <w:tcW w:w="3402" w:type="dxa"/>
-            <w:vAlign w:val="center"/>
-          </w:tcPr>
-          <w:p>
-            <w:pPr>
-              <w:jc w:val="center"/>
-              <w:rPr>
-                <w:rFonts w:asciiTheme="minorHAnsi" w:hAnsiTheme="minorHAnsi"/>
-                <w:color w:val="auto"/>
-              </w:rPr>
-            </w:pPr>
-            <w:r>
-              <w:rPr>
-                <w:rFonts w:asciiTheme="minorHAnsi" w:hAnsiTheme="minorHAnsi"/>
-                <w:color w:val="auto"/>
-              </w:rPr>
-              <w:t>Responsable</w:t>
-            </w:r>
-          </w:p>
-        </w:tc>
-        <w:tc>
-          <w:tcPr>
-            <w:tcW w:w="1841" w:type="dxa"/>
-            <w:vAlign w:val="center"/>
-          </w:tcPr>
-          <w:p>
-            <w:pPr>
-              <w:jc w:val="center"/>
-              <w:rPr>
-                <w:rFonts w:asciiTheme="minorHAnsi" w:hAnsiTheme="minorHAnsi"/>
-                <w:color w:val="auto"/>
-              </w:rPr>
-            </w:pPr>
-            <w:r>
-              <w:rPr>
-                <w:rFonts w:asciiTheme="minorHAnsi" w:hAnsiTheme="minorHAnsi"/>
-                <w:color w:val="auto"/>
-              </w:rPr>
-              <w:t>Fecha Estimada</w:t>
-            </w:r>
-          </w:p>
-        </w:tc>
-      </w:tr>
-      <w:tr>
-        <w:trPr>
-          <w:trHeight w:val="411"/>
-        </w:trPr>
-        <w:tc>
-          <w:tcPr>
-            <w:tcW w:w="3397" w:type="dxa"/>
-            <w:vAlign w:val="center"/>
-          </w:tcPr>
-          <w:p>
-            <w:pPr>
-              <w:rPr>
-                <w:rFonts w:asciiTheme="minorHAnsi" w:hAnsiTheme="minorHAnsi"/>
-                <w:color w:val="auto"/>
-              </w:rPr>
-            </w:pPr>
-            <w:r>
-              <w:rPr>
-                <w:rFonts w:asciiTheme="minorHAnsi" w:hAnsiTheme="minorHAnsi"/>
-                <w:color w:val="auto"/>
-              </w:rPr>
-              <w:t>Identificación de fuentes de datos</w:t>
-            </w:r>
-          </w:p>
-        </w:tc>
-        <w:tc>
-          <w:tcPr>
-            <w:tcW w:w="3402" w:type="dxa"/>
-            <w:vAlign w:val="center"/>
-          </w:tcPr>
-          <w:p>
-            <w:pPr>
-              <w:rPr>
-                <w:rFonts w:asciiTheme="minorHAnsi" w:hAnsiTheme="minorHAnsi"/>
-                <w:color w:val="auto"/>
-              </w:rPr>
-            </w:pPr>
-            <w:r>
-              <w:rPr>
-                <w:rFonts w:asciiTheme="minorHAnsi" w:hAnsiTheme="minorHAnsi"/>
-                <w:color w:val="auto"/>
-              </w:rPr>
-              <w:t>Coordinación de Proyectos TI</w:t>
-            </w:r>
-          </w:p>
-        </w:tc>
-        <w:tc>
-          <w:tcPr>
-            <w:tcW w:w="1841" w:type="dxa"/>
-            <w:vAlign w:val="center"/>
-          </w:tcPr>
-          <w:p>
-            <w:pPr>
-              <w:rPr>
-                <w:rFonts w:asciiTheme="minorHAnsi" w:hAnsiTheme="minorHAnsi"/>
-                <w:color w:val="auto"/>
-              </w:rPr>
-            </w:pPr>
-            <w:r>
-              <w:rPr>
-                <w:rFonts w:asciiTheme="minorHAnsi" w:hAnsiTheme="minorHAnsi"/>
-                <w:color w:val="auto"/>
-              </w:rPr>
-              <w:t>Pendiente</w:t>
-            </w:r>
-          </w:p>
-        </w:tc>
-      </w:tr>
-      <w:tr>
-        <w:trPr>
-          <w:trHeight w:val="403"/>
-        </w:trPr>
-        <w:tc>
-          <w:tcPr>
-            <w:tcW w:w="3397" w:type="dxa"/>
-            <w:vAlign w:val="center"/>
-          </w:tcPr>
-          <w:p>
-            <w:pPr>
-              <w:rPr>
-                <w:rFonts w:asciiTheme="minorHAnsi" w:hAnsiTheme="minorHAnsi"/>
-                <w:color w:val="auto"/>
-              </w:rPr>
-            </w:pPr>
-            <w:r>
-              <w:rPr>
-                <w:rFonts w:asciiTheme="minorHAnsi" w:hAnsiTheme="minorHAnsi"/>
-                <w:color w:val="auto"/>
-              </w:rPr>
-              <w:t>Reunión con responsables</w:t>
-            </w:r>
-          </w:p>
-        </w:tc>
-        <w:tc>
-          <w:tcPr>
-            <w:tcW w:w="3402" w:type="dxa"/>
-            <w:vAlign w:val="center"/>
-          </w:tcPr>
-          <w:p>
-            <w:pPr>
-              <w:rPr>
-                <w:rFonts w:asciiTheme="minorHAnsi" w:hAnsiTheme="minorHAnsi"/>
-                <w:color w:val="auto"/>
-              </w:rPr>
-            </w:pPr>
-            <w:r>
-              <w:rPr>
-                <w:rFonts w:asciiTheme="minorHAnsi" w:hAnsiTheme="minorHAnsi"/>
-                <w:color w:val="auto"/>
-              </w:rPr>
-              <w:t>Coordinación de Proyectos TI</w:t>
-            </w:r>
-          </w:p>
-        </w:tc>
-        <w:tc>
-          <w:tcPr>
-            <w:tcW w:w="1841" w:type="dxa"/>
-            <w:vAlign w:val="center"/>
-          </w:tcPr>
-          <w:p>
-            <w:pPr>
-              <w:rPr>
-                <w:rFonts w:asciiTheme="minorHAnsi" w:hAnsiTheme="minorHAnsi"/>
-                <w:color w:val="auto"/>
-              </w:rPr>
-            </w:pPr>
-            <w:r>
-              <w:rPr>
-                <w:rFonts w:asciiTheme="minorHAnsi" w:hAnsiTheme="minorHAnsi"/>
-                <w:color w:val="auto"/>
-              </w:rPr>
-              <w:t>Pendiente</w:t>
-            </w:r>
-          </w:p>
-        </w:tc>
-      </w:tr>
-      <w:tr>
-        <w:trPr>
-          <w:trHeight w:val="423"/>
-        </w:trPr>
-        <w:tc>
-          <w:tcPr>
-            <w:tcW w:w="3397" w:type="dxa"/>
-            <w:vAlign w:val="center"/>
-          </w:tcPr>
-          <w:p>
-            <w:pPr>
-              <w:rPr>
-                <w:rFonts w:asciiTheme="minorHAnsi" w:hAnsiTheme="minorHAnsi"/>
-                <w:color w:val="auto"/>
-              </w:rPr>
-            </w:pPr>
-            <w:r>
-              <w:rPr>
-                <w:rFonts w:asciiTheme="minorHAnsi" w:hAnsiTheme="minorHAnsi"/>
-                <w:color w:val="auto"/>
-              </w:rPr>
-              <w:t>Evaluación de calidad y riesgos</w:t>
-            </w:r>
-          </w:p>
-        </w:tc>
-        <w:tc>
-          <w:tcPr>
-            <w:tcW w:w="3402" w:type="dxa"/>
-            <w:vAlign w:val="center"/>
-          </w:tcPr>
-          <w:p>
-            <w:pPr>
-              <w:rPr>
-                <w:rFonts w:asciiTheme="minorHAnsi" w:hAnsiTheme="minorHAnsi"/>
-                <w:color w:val="auto"/>
-              </w:rPr>
-            </w:pPr>
-            <w:r>
-              <w:rPr>
-                <w:rFonts w:asciiTheme="minorHAnsi" w:hAnsiTheme="minorHAnsi"/>
-                <w:color w:val="auto"/>
-              </w:rPr>
-              <w:t>Coordinación de Proyectos TI</w:t>
-            </w:r>
-          </w:p>
-        </w:tc>
-        <w:tc>
-          <w:tcPr>
-            <w:tcW w:w="1841" w:type="dxa"/>
-            <w:vAlign w:val="center"/>
-          </w:tcPr>
-          <w:p>
-            <w:pPr>
-              <w:rPr>
-                <w:rFonts w:asciiTheme="minorHAnsi" w:hAnsiTheme="minorHAnsi"/>
-                <w:color w:val="auto"/>
-              </w:rPr>
-            </w:pPr>
-            <w:r>
-              <w:rPr>
-                <w:rFonts w:asciiTheme="minorHAnsi" w:hAnsiTheme="minorHAnsi"/>
-                <w:color w:val="auto"/>
-              </w:rPr>
-              <w:t>Pendiente</w:t>
-            </w:r>
-          </w:p>
-        </w:tc>
-      </w:tr>
-      <w:tr>
-        <w:trPr>
-          <w:trHeight w:val="699"/>
-        </w:trPr>
-        <w:tc>
-          <w:tcPr>
-            <w:tcW w:w="3397" w:type="dxa"/>
-            <w:vAlign w:val="center"/>
-          </w:tcPr>
-          <w:p>
-            <w:pPr>
-              <w:rPr>
-                <w:rFonts w:asciiTheme="minorHAnsi" w:hAnsiTheme="minorHAnsi"/>
-                <w:color w:val="auto"/>
-              </w:rPr>
-            </w:pPr>
-            <w:r>
-              <w:rPr>
-                <w:rFonts w:asciiTheme="minorHAnsi" w:hAnsiTheme="minorHAnsi"/>
-                <w:color w:val="auto"/>
-              </w:rPr>
-              <w:t>Documentación de inventario y matrices</w:t>
-            </w:r>
-          </w:p>
-        </w:tc>
-        <w:tc>
-          <w:tcPr>
-            <w:tcW w:w="3402" w:type="dxa"/>
-            <w:vAlign w:val="center"/>
-          </w:tcPr>
-          <w:p>
-            <w:pPr>
-              <w:rPr>
-                <w:rFonts w:asciiTheme="minorHAnsi" w:hAnsiTheme="minorHAnsi"/>
-                <w:color w:val="auto"/>
-              </w:rPr>
-            </w:pPr>
-            <w:r>
-              <w:rPr>
-                <w:rFonts w:asciiTheme="minorHAnsi" w:hAnsiTheme="minorHAnsi"/>
-                <w:color w:val="auto"/>
-              </w:rPr>
-              <w:t>Coordinación de Proyectos TI</w:t>
-            </w:r>
-          </w:p>
-        </w:tc>
-        <w:tc>
-          <w:tcPr>
-            <w:tcW w:w="1841" w:type="dxa"/>
-            <w:vAlign w:val="center"/>
-          </w:tcPr>
-          <w:p>
-            <w:pPr>
-              <w:rPr>
-                <w:rFonts w:asciiTheme="minorHAnsi" w:hAnsiTheme="minorHAnsi"/>
-                <w:color w:val="auto"/>
-              </w:rPr>
-            </w:pPr>
-            <w:r>
-              <w:rPr>
-                <w:rFonts w:asciiTheme="minorHAnsi" w:hAnsiTheme="minorHAnsi"/>
-                <w:color w:val="auto"/>
-              </w:rPr>
-              <w:t>Pendiente</w:t>
-            </w:r>
-          </w:p>
-        </w:tc>
-      </w:tr>
-      <w:tr>
-        <w:trPr>
-          <w:trHeight w:val="707"/>
-        </w:trPr>
-        <w:tc>
-          <w:tcPr>
-            <w:tcW w:w="3397" w:type="dxa"/>
-            <w:vAlign w:val="center"/>
-          </w:tcPr>
-          <w:p>
-            <w:pPr>
-              <w:rPr>
-                <w:rFonts w:asciiTheme="minorHAnsi" w:hAnsiTheme="minorHAnsi"/>
-                <w:color w:val="auto"/>
-              </w:rPr>
-            </w:pPr>
-            <w:r>
-              <w:rPr>
-                <w:rFonts w:asciiTheme="minorHAnsi" w:hAnsiTheme="minorHAnsi"/>
-                <w:color w:val="auto"/>
-              </w:rPr>
-              <w:t>Propuesta de acciones y capacitación</w:t>
-            </w:r>
-          </w:p>
-        </w:tc>
-        <w:tc>
-          <w:tcPr>
-            <w:tcW w:w="3402" w:type="dxa"/>
-            <w:vAlign w:val="center"/>
-          </w:tcPr>
-          <w:p>
-            <w:pPr>
-              <w:rPr>
-                <w:rFonts w:asciiTheme="minorHAnsi" w:hAnsiTheme="minorHAnsi"/>
-                <w:color w:val="auto"/>
-              </w:rPr>
-            </w:pPr>
-            <w:r>
-              <w:rPr>
-                <w:rFonts w:asciiTheme="minorHAnsi" w:hAnsiTheme="minorHAnsi"/>
-                <w:color w:val="auto"/>
-              </w:rPr>
-              <w:t>Coordinación de Proyectos TI</w:t>
-            </w:r>
-          </w:p>
-        </w:tc>
-        <w:tc>
-          <w:tcPr>
-            <w:tcW w:w="1841" w:type="dxa"/>
-            <w:vAlign w:val="center"/>
-          </w:tcPr>
-          <w:p>
-            <w:pPr>
-              <w:rPr>
-                <w:rFonts w:asciiTheme="minorHAnsi" w:hAnsiTheme="minorHAnsi"/>
-                <w:color w:val="auto"/>
-              </w:rPr>
-            </w:pPr>
-            <w:r>
-              <w:rPr>
-                <w:rFonts w:asciiTheme="minorHAnsi" w:hAnsiTheme="minorHAnsi"/>
-                <w:color w:val="auto"/>
-              </w:rPr>
-              <w:t>Pendiente</w:t>
-            </w:r>
-          </w:p>
-        </w:tc>
-      </w:tr>
-    </w:tbl>
-    <w:p>
-      <w:pPr>
-        <w:rPr>
-          <w:rFonts w:asciiTheme="minorHAnsi" w:hAnsiTheme="minorHAnsi"/>
-          <w:color w:val="auto"/>
-        </w:rPr>
-      </w:pPr>
-    </w:p>
-    <w:p>
-      <w:pPr>
-        <w:rPr>
-          <w:rFonts w:asciiTheme="minorHAnsi" w:hAnsiTheme="minorHAnsi"/>
-          <w:color w:val="auto"/>
-        </w:rPr>
-      </w:pPr>
-    </w:p>
-    <w:p>
-      <w:pPr>
-        <w:rPr>
-          <w:rFonts w:asciiTheme="minorHAnsi" w:hAnsiTheme="minorHAnsi"/>
-          <w:color w:val="auto"/>
-        </w:rPr>
-      </w:pPr>
-    </w:p>
-    <w:p>
-      <w:pPr>
-        <w:rPr>
-          <w:rFonts w:asciiTheme="minorHAnsi" w:hAnsiTheme="minorHAnsi"/>
-          <w:color w:val="auto"/>
-        </w:rPr>
-      </w:pPr>
-    </w:p>
-    <w:p>
-      <w:pPr>
-        <w:rPr>
-          <w:rFonts w:asciiTheme="minorHAnsi" w:hAnsiTheme="minorHAnsi"/>
-          <w:color w:val="auto"/>
-        </w:rPr>
-      </w:pPr>
-    </w:p>
-    <w:p>
-      <w:pPr>
-        <w:rPr>
-          <w:rFonts w:asciiTheme="minorHAnsi" w:hAnsiTheme="minorHAnsi"/>
-          <w:color w:val="auto"/>
-        </w:rPr>
-      </w:pPr>
-    </w:p>
-    <w:p>
-      <w:pPr>
-        <w:rPr>
-          <w:rFonts w:asciiTheme="minorHAnsi" w:hAnsiTheme="minorHAnsi"/>
-          <w:color w:val="auto"/>
-        </w:rPr>
-      </w:pPr>
-    </w:p>
-    <w:p>
-      <w:pPr>
-        <w:keepNext/>
-        <w:keepLines/>
-        <w:spacing w:before="200" w:after="0"/>
-        <w:outlineLvl w:val="1"/>
-        <w:rPr>
-          <w:rFonts w:asciiTheme="majorHAnsi" w:eastAsiaTheme="majorEastAsia" w:hAnsiTheme="majorHAnsi" w:cstheme="majorBidi"/>
-          <w:b/>
-          <w:bCs/>
-          <w:color w:val="4F81BD" w:themeColor="accent1"/>
-          <w:sz w:val="26"/>
-          <w:szCs w:val="26"/>
-        </w:rPr>
-      </w:pPr>
-      <w:bookmarkStart w:id="7" w:name="_Toc221820026"/>
-      <w:r>
-        <w:rPr>
-          <w:rFonts w:asciiTheme="majorHAnsi" w:eastAsiaTheme="majorEastAsia" w:hAnsiTheme="majorHAnsi" w:cstheme="majorBidi"/>
-          <w:b/>
-          <w:bCs/>
-          <w:color w:val="4F81BD" w:themeColor="accent1"/>
-          <w:sz w:val="26"/>
-          <w:szCs w:val="26"/>
-        </w:rPr>
-        <w:t>2.5 Taller Colaborativo</w:t>
-      </w:r>
-      <w:bookmarkEnd w:id="7"/>
-    </w:p>
-    <w:p>
-      <w:pPr>
-        <w:tabs>
-          <w:tab w:val="num" w:pos="360"/>
-        </w:tabs>
-        <w:ind w:left="360" w:hanging="360"/>
-        <w:contextualSpacing/>
-        <w:rPr>
-          <w:rFonts w:asciiTheme="minorHAnsi" w:hAnsiTheme="minorHAnsi"/>
-          <w:color w:val="auto"/>
-        </w:rPr>
-      </w:pPr>
-    </w:p>
-    <w:p>
-      <w:pPr>
-        <w:tabs>
-          <w:tab w:val="num" w:pos="360"/>
-        </w:tabs>
-        <w:ind w:left="360" w:hanging="360"/>
-        <w:contextualSpacing/>
-        <w:rPr>
-          <w:rFonts w:asciiTheme="minorHAnsi" w:hAnsiTheme="minorHAnsi"/>
-          <w:color w:val="auto"/>
-        </w:rPr>
-      </w:pPr>
-      <w:r>
-        <w:rPr>
-          <w:rFonts w:asciiTheme="minorHAnsi" w:hAnsiTheme="minorHAnsi"/>
-          <w:color w:val="auto"/>
-        </w:rPr>
-        <w:t>Revisión de riesgos y definición de acciones prioritarias:</w:t>
-      </w:r>
-    </w:p>
-    <w:p>
-      <w:pPr>
-        <w:tabs>
-          <w:tab w:val="num" w:pos="360"/>
-        </w:tabs>
-        <w:ind w:left="360" w:hanging="360"/>
-        <w:contextualSpacing/>
-        <w:rPr>
-          <w:rFonts w:asciiTheme="minorHAnsi" w:hAnsiTheme="minorHAnsi"/>
-          <w:color w:val="auto"/>
-        </w:rPr>
-      </w:pPr>
-    </w:p>
-    <w:p>
-      <w:pPr>
-        <w:rPr>
-          <w:rFonts w:asciiTheme="minorHAnsi" w:hAnsiTheme="minorHAnsi"/>
-          <w:color w:val="auto"/>
-        </w:rPr>
-      </w:pPr>
-      <w:r>
-        <w:rPr>
-          <w:rFonts w:asciiTheme="minorHAnsi" w:hAnsiTheme="minorHAnsi"/>
-          <w:color w:val="auto"/>
-        </w:rPr>
-        <w:tab/>
-        <w:t>- Validación y depuración en la</w:t>
-      </w:r>
-      <w:r>
-        <w:rPr>
-          <w:rFonts w:asciiTheme="minorHAnsi" w:hAnsiTheme="minorHAnsi"/>
-          <w:color w:val="auto"/>
-        </w:rPr>
-        <w:t>s</w:t>
-      </w:r>
-      <w:r>
-        <w:rPr>
-          <w:rFonts w:asciiTheme="minorHAnsi" w:hAnsiTheme="minorHAnsi"/>
-          <w:color w:val="auto"/>
-        </w:rPr>
-        <w:t xml:space="preserve"> Plataforma</w:t>
-      </w:r>
-      <w:r>
-        <w:rPr>
-          <w:rFonts w:asciiTheme="minorHAnsi" w:hAnsiTheme="minorHAnsi"/>
-          <w:color w:val="auto"/>
-        </w:rPr>
-        <w:t>s</w:t>
-      </w:r>
-      <w:r>
-        <w:rPr>
-          <w:rFonts w:asciiTheme="minorHAnsi" w:hAnsiTheme="minorHAnsi"/>
-          <w:color w:val="auto"/>
-        </w:rPr>
-        <w:t>.</w:t>
-      </w:r>
-    </w:p>
-    <w:p>
-      <w:pPr>
-        <w:rPr>
-          <w:rFonts w:asciiTheme="minorHAnsi" w:hAnsiTheme="minorHAnsi"/>
-          <w:color w:val="auto"/>
-        </w:rPr>
-      </w:pPr>
-      <w:r>
-        <w:rPr>
-          <w:rFonts w:asciiTheme="minorHAnsi" w:hAnsiTheme="minorHAnsi"/>
-          <w:color w:val="auto"/>
-        </w:rPr>
-        <w:tab/>
-        <w:t xml:space="preserve">- Respaldos automáticos semanales en </w:t>
-      </w:r>
-      <w:r>
-        <w:rPr>
-          <w:rFonts w:asciiTheme="minorHAnsi" w:hAnsiTheme="minorHAnsi"/>
-          <w:color w:val="auto"/>
-        </w:rPr>
-        <w:t xml:space="preserve">los </w:t>
-      </w:r>
-      <w:r>
-        <w:rPr>
-          <w:rFonts w:asciiTheme="minorHAnsi" w:hAnsiTheme="minorHAnsi"/>
-          <w:color w:val="auto"/>
-        </w:rPr>
-        <w:t>Sistema</w:t>
-      </w:r>
-      <w:r>
-        <w:rPr>
-          <w:rFonts w:asciiTheme="minorHAnsi" w:hAnsiTheme="minorHAnsi"/>
-          <w:color w:val="auto"/>
-        </w:rPr>
-        <w:t>s</w:t>
-      </w:r>
-      <w:r>
-        <w:rPr>
-          <w:rFonts w:asciiTheme="minorHAnsi" w:hAnsiTheme="minorHAnsi"/>
-          <w:color w:val="auto"/>
-        </w:rPr>
-        <w:t>.</w:t>
-      </w:r>
-    </w:p>
-    <w:p>
-      <w:pPr>
-        <w:rPr>
-          <w:rFonts w:asciiTheme="minorHAnsi" w:hAnsiTheme="minorHAnsi"/>
-          <w:color w:val="auto"/>
-        </w:rPr>
-      </w:pPr>
-      <w:r>
-        <w:rPr>
-          <w:rFonts w:asciiTheme="minorHAnsi" w:hAnsiTheme="minorHAnsi"/>
-          <w:color w:val="auto"/>
-        </w:rPr>
-        <w:tab/>
-        <w:t>- Reforzar controles de acceso y autenticación en la</w:t>
-      </w:r>
-      <w:r>
-        <w:rPr>
-          <w:rFonts w:asciiTheme="minorHAnsi" w:hAnsiTheme="minorHAnsi"/>
-          <w:color w:val="auto"/>
-        </w:rPr>
-        <w:t>s</w:t>
-      </w:r>
-      <w:r>
-        <w:rPr>
-          <w:rFonts w:asciiTheme="minorHAnsi" w:hAnsiTheme="minorHAnsi"/>
-          <w:color w:val="auto"/>
-        </w:rPr>
-        <w:t xml:space="preserve"> Base</w:t>
-      </w:r>
-      <w:r>
-        <w:rPr>
-          <w:rFonts w:asciiTheme="minorHAnsi" w:hAnsiTheme="minorHAnsi"/>
-          <w:color w:val="auto"/>
-        </w:rPr>
-        <w:t>s</w:t>
-      </w:r>
-      <w:r>
-        <w:rPr>
-          <w:rFonts w:asciiTheme="minorHAnsi" w:hAnsiTheme="minorHAnsi"/>
-          <w:color w:val="auto"/>
-        </w:rPr>
-        <w:t xml:space="preserve"> de Datos.</w:t>
-      </w:r>
-    </w:p>
-    <w:p>
-      <w:pPr>
-        <w:keepNext/>
-        <w:keepLines/>
-        <w:spacing w:before="200" w:after="0"/>
-        <w:outlineLvl w:val="2"/>
-        <w:rPr>
-          <w:rFonts w:asciiTheme="majorHAnsi" w:eastAsiaTheme="majorEastAsia" w:hAnsiTheme="majorHAnsi" w:cstheme="majorBidi"/>
-          <w:b/>
-          <w:bCs/>
-          <w:color w:val="4F81BD" w:themeColor="accent1"/>
-        </w:rPr>
-      </w:pPr>
-    </w:p>
-    <w:p>
-      <w:pPr>
-        <w:keepNext/>
-        <w:keepLines/>
-        <w:spacing w:before="200" w:after="0"/>
-        <w:outlineLvl w:val="2"/>
-        <w:rPr>
-          <w:rFonts w:asciiTheme="majorHAnsi" w:eastAsiaTheme="majorEastAsia" w:hAnsiTheme="majorHAnsi" w:cstheme="majorBidi"/>
-          <w:b/>
-          <w:bCs/>
-          <w:color w:val="4F81BD" w:themeColor="accent1"/>
-        </w:rPr>
-      </w:pPr>
-      <w:bookmarkStart w:id="8" w:name="_Toc221820027"/>
-      <w:r>
-        <w:rPr>
-          <w:rFonts w:asciiTheme="majorHAnsi" w:eastAsiaTheme="majorEastAsia" w:hAnsiTheme="majorHAnsi" w:cstheme="majorBidi"/>
-          <w:b/>
-          <w:bCs/>
-          <w:color w:val="4F81BD" w:themeColor="accent1"/>
-        </w:rPr>
-        <w:t>Sugerencia de Actividades para el Taller Colaborativo</w:t>
-      </w:r>
-      <w:bookmarkEnd w:id="8"/>
-    </w:p>
-    <w:p>
-      <w:pPr>
-        <w:tabs>
-          <w:tab w:val="num" w:pos="360"/>
-        </w:tabs>
-        <w:ind w:left="360" w:hanging="360"/>
-        <w:contextualSpacing/>
-        <w:rPr>
-          <w:rFonts w:asciiTheme="minorHAnsi" w:hAnsiTheme="minorHAnsi"/>
-          <w:color w:val="auto"/>
-        </w:rPr>
-      </w:pPr>
-    </w:p>
-    <w:p>
-      <w:pPr>
-        <w:numPr>
-          <w:ilvl w:val="0"/>
-          <w:numId w:val="1"/>
-        </w:numPr>
-        <w:contextualSpacing/>
-        <w:rPr>
-          <w:rFonts w:asciiTheme="minorHAnsi" w:hAnsiTheme="minorHAnsi"/>
-          <w:color w:val="auto"/>
-        </w:rPr>
-      </w:pPr>
-      <w:r>
-        <w:rPr>
-          <w:rFonts w:asciiTheme="minorHAnsi" w:hAnsiTheme="minorHAnsi"/>
-          <w:color w:val="auto"/>
-        </w:rPr>
-        <w:t>Presentación de objetivos y alcance del diagnóstico de datos.</w:t>
-      </w:r>
-    </w:p>
-    <w:p>
-      <w:pPr>
-        <w:numPr>
-          <w:ilvl w:val="0"/>
-          <w:numId w:val="1"/>
-        </w:numPr>
-        <w:contextualSpacing/>
-        <w:rPr>
-          <w:rFonts w:asciiTheme="minorHAnsi" w:hAnsiTheme="minorHAnsi"/>
-          <w:color w:val="auto"/>
-        </w:rPr>
-      </w:pPr>
-      <w:r>
-        <w:rPr>
-          <w:rFonts w:asciiTheme="minorHAnsi" w:hAnsiTheme="minorHAnsi"/>
-          <w:color w:val="auto"/>
-        </w:rPr>
-        <w:t>Revisión y validación conjunta del inventario de fuentes de datos.</w:t>
-      </w:r>
-    </w:p>
-    <w:p>
-      <w:pPr>
-        <w:numPr>
-          <w:ilvl w:val="0"/>
-          <w:numId w:val="1"/>
-        </w:numPr>
-        <w:contextualSpacing/>
-        <w:rPr>
-          <w:rFonts w:asciiTheme="minorHAnsi" w:hAnsiTheme="minorHAnsi"/>
-          <w:color w:val="auto"/>
-        </w:rPr>
-      </w:pPr>
-      <w:r>
-        <w:rPr>
-          <w:rFonts w:asciiTheme="minorHAnsi" w:hAnsiTheme="minorHAnsi"/>
-          <w:color w:val="auto"/>
-        </w:rPr>
-        <w:t>Identificación de problemas de calidad y riesgos en cada fuente.</w:t>
-      </w:r>
-    </w:p>
-    <w:p>
-      <w:pPr>
-        <w:numPr>
-          <w:ilvl w:val="0"/>
-          <w:numId w:val="1"/>
-        </w:numPr>
-        <w:contextualSpacing/>
-        <w:rPr>
-          <w:rFonts w:asciiTheme="minorHAnsi" w:hAnsiTheme="minorHAnsi"/>
-          <w:color w:val="auto"/>
-        </w:rPr>
-      </w:pPr>
-      <w:r>
-        <w:rPr>
-          <w:rFonts w:asciiTheme="minorHAnsi" w:hAnsiTheme="minorHAnsi"/>
-          <w:color w:val="auto"/>
-        </w:rPr>
-        <w:t>Priorización de acciones y definición de responsables.</w:t>
-      </w:r>
-    </w:p>
-    <w:p>
-      <w:pPr>
-        <w:numPr>
-          <w:ilvl w:val="0"/>
-          <w:numId w:val="1"/>
-        </w:numPr>
-        <w:contextualSpacing/>
-        <w:rPr>
-          <w:rFonts w:asciiTheme="minorHAnsi" w:hAnsiTheme="minorHAnsi"/>
-          <w:color w:val="auto"/>
-        </w:rPr>
-      </w:pPr>
-      <w:r>
-        <w:rPr>
-          <w:rFonts w:asciiTheme="minorHAnsi" w:hAnsiTheme="minorHAnsi"/>
-          <w:color w:val="auto"/>
-        </w:rPr>
-        <w:t>Elaboración de un plan de seguimiento y mejora.</w:t>
-      </w:r>
-    </w:p>
-    <w:p>
-      <w:pPr>
-        <w:tabs>
-          <w:tab w:val="num" w:pos="360"/>
-        </w:tabs>
-        <w:ind w:left="360" w:hanging="360"/>
-        <w:contextualSpacing/>
-        <w:rPr>
-          <w:rFonts w:asciiTheme="minorHAnsi" w:hAnsiTheme="minorHAnsi"/>
-          <w:color w:val="auto"/>
-        </w:rPr>
-      </w:pPr>
-    </w:p>
-    <w:p>
-      <w:pPr>
-        <w:tabs>
-          <w:tab w:val="num" w:pos="360"/>
-        </w:tabs>
-        <w:ind w:left="360" w:hanging="360"/>
-        <w:contextualSpacing/>
-        <w:rPr>
-          <w:rFonts w:asciiTheme="minorHAnsi" w:hAnsiTheme="minorHAnsi"/>
-          <w:color w:val="auto"/>
-        </w:rPr>
-      </w:pPr>
-    </w:p>
-    <w:p>
-      <w:pPr>
-        <w:tabs>
-          <w:tab w:val="num" w:pos="360"/>
-        </w:tabs>
-        <w:ind w:left="360" w:hanging="360"/>
-        <w:contextualSpacing/>
-        <w:rPr>
-          <w:rFonts w:asciiTheme="minorHAnsi" w:hAnsiTheme="minorHAnsi"/>
-          <w:color w:val="auto"/>
-        </w:rPr>
-      </w:pPr>
-    </w:p>
-    <w:p>
-      <w:pPr>
-        <w:tabs>
-          <w:tab w:val="num" w:pos="360"/>
-        </w:tabs>
-        <w:ind w:left="360" w:hanging="360"/>
-        <w:contextualSpacing/>
-        <w:rPr>
-          <w:rFonts w:asciiTheme="minorHAnsi" w:hAnsiTheme="minorHAnsi"/>
-          <w:color w:val="auto"/>
-        </w:rPr>
-      </w:pPr>
-    </w:p>
-    <w:p>
-      <w:pPr>
-        <w:tabs>
-          <w:tab w:val="num" w:pos="360"/>
-        </w:tabs>
-        <w:ind w:left="360" w:hanging="360"/>
-        <w:contextualSpacing/>
-        <w:rPr>
-          <w:rFonts w:asciiTheme="minorHAnsi" w:hAnsiTheme="minorHAnsi"/>
-          <w:color w:val="auto"/>
-        </w:rPr>
-      </w:pPr>
-    </w:p>
-    <w:p>
-      <w:pPr>
-        <w:tabs>
-          <w:tab w:val="num" w:pos="360"/>
-        </w:tabs>
-        <w:ind w:left="360" w:hanging="360"/>
-        <w:contextualSpacing/>
-        <w:rPr>
-          <w:rFonts w:asciiTheme="minorHAnsi" w:hAnsiTheme="minorHAnsi"/>
-          <w:color w:val="auto"/>
-        </w:rPr>
-      </w:pPr>
-    </w:p>
-    <w:p>
-      <w:pPr>
-        <w:tabs>
-          <w:tab w:val="num" w:pos="360"/>
-        </w:tabs>
-        <w:ind w:left="360" w:hanging="360"/>
-        <w:contextualSpacing/>
-        <w:rPr>
-          <w:rFonts w:asciiTheme="minorHAnsi" w:hAnsiTheme="minorHAnsi"/>
-          <w:color w:val="auto"/>
-        </w:rPr>
-      </w:pPr>
-    </w:p>
-    <w:p>
-      <w:pPr>
-        <w:tabs>
-          <w:tab w:val="num" w:pos="360"/>
-        </w:tabs>
-        <w:ind w:left="360" w:hanging="360"/>
-        <w:contextualSpacing/>
-        <w:rPr>
-          <w:rFonts w:asciiTheme="minorHAnsi" w:hAnsiTheme="minorHAnsi"/>
-          <w:color w:val="auto"/>
-        </w:rPr>
-      </w:pPr>
-    </w:p>
-    <w:p>
-      <w:pPr>
-        <w:tabs>
-          <w:tab w:val="num" w:pos="360"/>
-        </w:tabs>
-        <w:ind w:left="360" w:hanging="360"/>
-        <w:contextualSpacing/>
-        <w:rPr>
-          <w:rFonts w:asciiTheme="minorHAnsi" w:hAnsiTheme="minorHAnsi"/>
-          <w:color w:val="auto"/>
-        </w:rPr>
-      </w:pPr>
-    </w:p>
-    <w:p>
-      <w:pPr>
-        <w:tabs>
-          <w:tab w:val="num" w:pos="360"/>
-        </w:tabs>
-        <w:ind w:left="360" w:hanging="360"/>
-        <w:contextualSpacing/>
-        <w:rPr>
-          <w:rFonts w:asciiTheme="minorHAnsi" w:hAnsiTheme="minorHAnsi"/>
-          <w:color w:val="auto"/>
-        </w:rPr>
-      </w:pPr>
-    </w:p>
-    <w:p>
-      <w:pPr>
-        <w:tabs>
-          <w:tab w:val="num" w:pos="360"/>
-        </w:tabs>
-        <w:ind w:left="360" w:hanging="360"/>
-        <w:contextualSpacing/>
-        <w:rPr>
-          <w:rFonts w:asciiTheme="minorHAnsi" w:hAnsiTheme="minorHAnsi"/>
-          <w:color w:val="auto"/>
-        </w:rPr>
-      </w:pPr>
-    </w:p>
-    <w:p>
-      <w:pPr>
-        <w:tabs>
-          <w:tab w:val="num" w:pos="360"/>
-        </w:tabs>
-        <w:ind w:left="360" w:hanging="360"/>
-        <w:contextualSpacing/>
-        <w:rPr>
-          <w:rFonts w:asciiTheme="minorHAnsi" w:hAnsiTheme="minorHAnsi"/>
-          <w:color w:val="auto"/>
-        </w:rPr>
-      </w:pPr>
-    </w:p>
-    <w:p>
-      <w:pPr>
-        <w:tabs>
-          <w:tab w:val="num" w:pos="360"/>
-        </w:tabs>
-        <w:ind w:left="360" w:hanging="360"/>
-        <w:contextualSpacing/>
-        <w:rPr>
-          <w:rFonts w:asciiTheme="minorHAnsi" w:hAnsiTheme="minorHAnsi"/>
-          <w:color w:val="auto"/>
-        </w:rPr>
-      </w:pPr>
-    </w:p>
-    <w:p>
-      <w:pPr>
-        <w:tabs>
-          <w:tab w:val="num" w:pos="360"/>
-        </w:tabs>
-        <w:ind w:left="360" w:hanging="360"/>
-        <w:contextualSpacing/>
-        <w:rPr>
-          <w:rFonts w:asciiTheme="minorHAnsi" w:hAnsiTheme="minorHAnsi"/>
-          <w:color w:val="auto"/>
-        </w:rPr>
-      </w:pPr>
-    </w:p>
-    <w:p>
-      <w:pPr>
-        <w:tabs>
-          <w:tab w:val="num" w:pos="360"/>
-        </w:tabs>
-        <w:ind w:left="360" w:hanging="360"/>
-        <w:contextualSpacing/>
-        <w:rPr>
-          <w:rFonts w:asciiTheme="minorHAnsi" w:hAnsiTheme="minorHAnsi"/>
-          <w:color w:val="auto"/>
-        </w:rPr>
-      </w:pPr>
-    </w:p>
-    <w:p>
-      <w:pPr>
-        <w:keepNext/>
-        <w:keepLines/>
-        <w:spacing w:before="200" w:after="0"/>
-        <w:outlineLvl w:val="1"/>
-        <w:rPr>
-          <w:rFonts w:asciiTheme="majorHAnsi" w:eastAsiaTheme="majorEastAsia" w:hAnsiTheme="majorHAnsi" w:cstheme="majorBidi"/>
-          <w:b/>
-          <w:bCs/>
-          <w:color w:val="4F81BD" w:themeColor="accent1"/>
-          <w:sz w:val="26"/>
-          <w:szCs w:val="26"/>
-        </w:rPr>
-      </w:pPr>
-      <w:bookmarkStart w:id="9" w:name="_Toc221820028"/>
-      <w:r>
-        <w:rPr>
-          <w:rFonts w:asciiTheme="majorHAnsi" w:eastAsiaTheme="majorEastAsia" w:hAnsiTheme="majorHAnsi" w:cstheme="majorBidi"/>
-          <w:b/>
-          <w:bCs/>
-          <w:color w:val="4F81BD" w:themeColor="accent1"/>
-          <w:sz w:val="26"/>
-          <w:szCs w:val="26"/>
-        </w:rPr>
-        <w:t>2.6 Documentación de Hallazgos y Recomendaciones</w:t>
-      </w:r>
-      <w:bookmarkEnd w:id="9"/>
-    </w:p>
-    <w:p>
-      <w:pPr>
-        <w:rPr>
-          <w:rFonts w:asciiTheme="minorHAnsi" w:hAnsiTheme="minorHAnsi"/>
-          <w:color w:val="auto"/>
-        </w:rPr>
-      </w:pPr>
-    </w:p>
-    <w:p>
-      <w:pPr>
-        <w:keepNext/>
-        <w:keepLines/>
-        <w:spacing w:before="200" w:after="0"/>
-        <w:outlineLvl w:val="2"/>
-        <w:rPr>
-          <w:rFonts w:asciiTheme="majorHAnsi" w:eastAsiaTheme="majorEastAsia" w:hAnsiTheme="majorHAnsi" w:cstheme="majorBidi"/>
-          <w:b/>
-          <w:bCs/>
-          <w:color w:val="4F81BD" w:themeColor="accent1"/>
-        </w:rPr>
-      </w:pPr>
-      <w:bookmarkStart w:id="10" w:name="_Toc221820029"/>
-      <w:r>
-        <w:rPr>
-          <w:rFonts w:asciiTheme="majorHAnsi" w:eastAsiaTheme="majorEastAsia" w:hAnsiTheme="majorHAnsi" w:cstheme="majorBidi"/>
-          <w:b/>
-          <w:bCs/>
-          <w:color w:val="4F81BD" w:themeColor="accent1"/>
-        </w:rPr>
-        <w:t>Ejemplo de una m</w:t>
-      </w:r>
-      <w:r>
-        <w:rPr>
-          <w:rFonts w:asciiTheme="majorHAnsi" w:eastAsiaTheme="majorEastAsia" w:hAnsiTheme="majorHAnsi" w:cstheme="majorBidi"/>
-          <w:b/>
-          <w:bCs/>
-          <w:color w:val="4F81BD" w:themeColor="accent1"/>
-        </w:rPr>
-        <w:t>atriz de Hallazgos y Recomendaciones</w:t>
-      </w:r>
-      <w:bookmarkEnd w:id="10"/>
-    </w:p>
-    <w:p>
-      <w:pPr>
-        <w:rPr>
-          <w:rFonts w:asciiTheme="minorHAnsi" w:hAnsiTheme="minorHAnsi"/>
-          <w:color w:val="auto"/>
-        </w:rPr>
-      </w:pPr>
-    </w:p>
-    <w:tbl>
-      <w:tblPr>
-        <w:tblStyle w:val="Tablaconcuadrcula"/>
-        <w:tblW w:w="0" w:type="auto"/>
-        <w:tblLook w:val="04A0" w:firstRow="1" w:lastRow="0" w:firstColumn="1" w:lastColumn="0" w:noHBand="0" w:noVBand="1"/>
-      </w:tblPr>
-      <w:tblGrid>
-        <w:gridCol w:w="1728"/>
-        <w:gridCol w:w="1728"/>
-        <w:gridCol w:w="1728"/>
-        <w:gridCol w:w="1728"/>
-        <w:gridCol w:w="1728"/>
-      </w:tblGrid>
-      <w:tr>
-        <w:tc>
-          <w:tcPr>
-            <w:tcW w:w="1728" w:type="dxa"/>
-          </w:tcPr>
-          <w:p>
-            <w:pPr>
-              <w:rPr>
-                <w:rFonts w:asciiTheme="minorHAnsi" w:hAnsiTheme="minorHAnsi"/>
-                <w:color w:val="auto"/>
-              </w:rPr>
-            </w:pPr>
-            <w:r>
-              <w:rPr>
-                <w:rFonts w:asciiTheme="minorHAnsi" w:hAnsiTheme="minorHAnsi"/>
-                <w:color w:val="auto"/>
-              </w:rPr>
-              <w:t>Hallazgo</w:t>
-            </w:r>
-          </w:p>
-        </w:tc>
-        <w:tc>
-          <w:tcPr>
-            <w:tcW w:w="1728" w:type="dxa"/>
-          </w:tcPr>
-          <w:p>
-            <w:pPr>
-              <w:rPr>
-                <w:rFonts w:asciiTheme="minorHAnsi" w:hAnsiTheme="minorHAnsi"/>
-                <w:color w:val="auto"/>
-              </w:rPr>
-            </w:pPr>
-            <w:r>
-              <w:rPr>
-                <w:rFonts w:asciiTheme="minorHAnsi" w:hAnsiTheme="minorHAnsi"/>
-                <w:color w:val="auto"/>
-              </w:rPr>
-              <w:t>Fuente de Datos</w:t>
-            </w:r>
-          </w:p>
-        </w:tc>
-        <w:tc>
-          <w:tcPr>
-            <w:tcW w:w="1728" w:type="dxa"/>
-          </w:tcPr>
-          <w:p>
-            <w:pPr>
-              <w:rPr>
-                <w:rFonts w:asciiTheme="minorHAnsi" w:hAnsiTheme="minorHAnsi"/>
-                <w:color w:val="auto"/>
-              </w:rPr>
-            </w:pPr>
-            <w:r>
-              <w:rPr>
-                <w:rFonts w:asciiTheme="minorHAnsi" w:hAnsiTheme="minorHAnsi"/>
-                <w:color w:val="auto"/>
-              </w:rPr>
-              <w:t>Recomendación</w:t>
-            </w:r>
-          </w:p>
-        </w:tc>
-        <w:tc>
-          <w:tcPr>
-            <w:tcW w:w="1728" w:type="dxa"/>
-          </w:tcPr>
-          <w:p>
-            <w:pPr>
-              <w:rPr>
-                <w:rFonts w:asciiTheme="minorHAnsi" w:hAnsiTheme="minorHAnsi"/>
-                <w:color w:val="auto"/>
-              </w:rPr>
-            </w:pPr>
-            <w:r>
-              <w:rPr>
-                <w:rFonts w:asciiTheme="minorHAnsi" w:hAnsiTheme="minorHAnsi"/>
-                <w:color w:val="auto"/>
-              </w:rPr>
-              <w:t>Responsable</w:t>
-            </w:r>
-          </w:p>
-        </w:tc>
-        <w:tc>
-          <w:tcPr>
-            <w:tcW w:w="1728" w:type="dxa"/>
-          </w:tcPr>
-          <w:p>
-            <w:pPr>
-              <w:rPr>
-                <w:rFonts w:asciiTheme="minorHAnsi" w:hAnsiTheme="minorHAnsi"/>
-                <w:color w:val="auto"/>
-              </w:rPr>
-            </w:pPr>
-            <w:r>
-              <w:rPr>
-                <w:rFonts w:asciiTheme="minorHAnsi" w:hAnsiTheme="minorHAnsi"/>
-                <w:color w:val="auto"/>
-              </w:rPr>
-              <w:t>Prioridad</w:t>
-            </w:r>
-          </w:p>
-        </w:tc>
-      </w:tr>
-      <w:tr>
-        <w:tc>
-          <w:tcPr>
-            <w:tcW w:w="1728" w:type="dxa"/>
-          </w:tcPr>
-          <w:p>
-            <w:pPr>
-              <w:rPr>
-                <w:rFonts w:asciiTheme="minorHAnsi" w:hAnsiTheme="minorHAnsi"/>
-                <w:color w:val="auto"/>
-              </w:rPr>
-            </w:pPr>
-            <w:r>
-              <w:rPr>
-                <w:rFonts w:asciiTheme="minorHAnsi" w:hAnsiTheme="minorHAnsi"/>
-                <w:color w:val="auto"/>
-              </w:rPr>
-              <w:t>Falta de datos de contacto</w:t>
-            </w:r>
-          </w:p>
-        </w:tc>
-        <w:tc>
-          <w:tcPr>
-            <w:tcW w:w="1728" w:type="dxa"/>
-          </w:tcPr>
-          <w:p>
-            <w:pPr>
-              <w:rPr>
-                <w:rFonts w:asciiTheme="minorHAnsi" w:hAnsiTheme="minorHAnsi"/>
-                <w:color w:val="auto"/>
-              </w:rPr>
-            </w:pPr>
-            <w:r>
-              <w:rPr>
-                <w:rFonts w:asciiTheme="minorHAnsi" w:hAnsiTheme="minorHAnsi"/>
-                <w:color w:val="auto"/>
-              </w:rPr>
-              <w:t>Base de Datos de Alumnos</w:t>
-            </w:r>
-          </w:p>
-        </w:tc>
-        <w:tc>
-          <w:tcPr>
-            <w:tcW w:w="1728" w:type="dxa"/>
-          </w:tcPr>
-          <w:p>
-            <w:pPr>
-              <w:rPr>
-                <w:rFonts w:asciiTheme="minorHAnsi" w:hAnsiTheme="minorHAnsi"/>
-                <w:color w:val="auto"/>
-              </w:rPr>
-            </w:pPr>
-            <w:r>
-              <w:rPr>
-                <w:rFonts w:asciiTheme="minorHAnsi" w:hAnsiTheme="minorHAnsi"/>
-                <w:color w:val="auto"/>
-              </w:rPr>
-              <w:t>Solicitar actualización a estudiantes</w:t>
-            </w:r>
-          </w:p>
-        </w:tc>
-        <w:tc>
-          <w:tcPr>
-            <w:tcW w:w="1728" w:type="dxa"/>
-          </w:tcPr>
-          <w:p>
-            <w:pPr>
-              <w:rPr>
-                <w:rFonts w:asciiTheme="minorHAnsi" w:hAnsiTheme="minorHAnsi"/>
-                <w:color w:val="auto"/>
-              </w:rPr>
-            </w:pPr>
-            <w:r>
-              <w:rPr>
-                <w:rFonts w:asciiTheme="minorHAnsi" w:hAnsiTheme="minorHAnsi"/>
-                <w:color w:val="auto"/>
-              </w:rPr>
-              <w:t>Servicios Escolares</w:t>
-            </w:r>
-          </w:p>
-        </w:tc>
-        <w:tc>
-          <w:tcPr>
-            <w:tcW w:w="1728" w:type="dxa"/>
-          </w:tcPr>
-          <w:p>
-            <w:pPr>
-              <w:rPr>
-                <w:rFonts w:asciiTheme="minorHAnsi" w:hAnsiTheme="minorHAnsi"/>
-                <w:color w:val="auto"/>
-              </w:rPr>
-            </w:pPr>
-            <w:r>
-              <w:rPr>
-                <w:rFonts w:asciiTheme="minorHAnsi" w:hAnsiTheme="minorHAnsi"/>
-                <w:color w:val="auto"/>
-              </w:rPr>
-              <w:t>Alta</w:t>
-            </w:r>
-          </w:p>
-        </w:tc>
-      </w:tr>
-      <w:tr>
-        <w:tc>
-          <w:tcPr>
-            <w:tcW w:w="1728" w:type="dxa"/>
-          </w:tcPr>
-          <w:p>
-            <w:pPr>
-              <w:rPr>
-                <w:rFonts w:asciiTheme="minorHAnsi" w:hAnsiTheme="minorHAnsi"/>
-                <w:color w:val="auto"/>
-              </w:rPr>
-            </w:pPr>
-            <w:r>
-              <w:rPr>
-                <w:rFonts w:asciiTheme="minorHAnsi" w:hAnsiTheme="minorHAnsi"/>
-                <w:color w:val="auto"/>
-              </w:rPr>
-              <w:t>Campos incompletos</w:t>
-            </w:r>
-          </w:p>
-        </w:tc>
-        <w:tc>
-          <w:tcPr>
-            <w:tcW w:w="1728" w:type="dxa"/>
-          </w:tcPr>
-          <w:p>
-            <w:pPr>
-              <w:rPr>
-                <w:rFonts w:asciiTheme="minorHAnsi" w:hAnsiTheme="minorHAnsi"/>
-                <w:color w:val="auto"/>
-              </w:rPr>
-            </w:pPr>
-            <w:r>
-              <w:rPr>
-                <w:rFonts w:asciiTheme="minorHAnsi" w:hAnsiTheme="minorHAnsi"/>
-                <w:color w:val="auto"/>
-              </w:rPr>
-              <w:t>Sistema de Recursos Humanos</w:t>
-            </w:r>
-          </w:p>
-        </w:tc>
-        <w:tc>
-          <w:tcPr>
-            <w:tcW w:w="1728" w:type="dxa"/>
-          </w:tcPr>
-          <w:p>
-            <w:pPr>
-              <w:rPr>
-                <w:rFonts w:asciiTheme="minorHAnsi" w:hAnsiTheme="minorHAnsi"/>
-                <w:color w:val="auto"/>
-              </w:rPr>
-            </w:pPr>
-            <w:r>
-              <w:rPr>
-                <w:rFonts w:asciiTheme="minorHAnsi" w:hAnsiTheme="minorHAnsi"/>
-                <w:color w:val="auto"/>
-              </w:rPr>
-              <w:t>Revisar y completar registros</w:t>
-            </w:r>
-          </w:p>
-        </w:tc>
-        <w:tc>
-          <w:tcPr>
-            <w:tcW w:w="1728" w:type="dxa"/>
-          </w:tcPr>
-          <w:p>
-            <w:pPr>
-              <w:rPr>
-                <w:rFonts w:asciiTheme="minorHAnsi" w:hAnsiTheme="minorHAnsi"/>
-                <w:color w:val="auto"/>
-              </w:rPr>
-            </w:pPr>
-            <w:r>
-              <w:rPr>
-                <w:rFonts w:asciiTheme="minorHAnsi" w:hAnsiTheme="minorHAnsi"/>
-                <w:color w:val="auto"/>
-              </w:rPr>
-              <w:t>Dirección de Recursos Humanos</w:t>
-            </w:r>
-          </w:p>
-        </w:tc>
-        <w:tc>
-          <w:tcPr>
-            <w:tcW w:w="1728" w:type="dxa"/>
-          </w:tcPr>
-          <w:p>
-            <w:pPr>
-              <w:rPr>
-                <w:rFonts w:asciiTheme="minorHAnsi" w:hAnsiTheme="minorHAnsi"/>
-                <w:color w:val="auto"/>
-              </w:rPr>
-            </w:pPr>
-            <w:r>
-              <w:rPr>
-                <w:rFonts w:asciiTheme="minorHAnsi" w:hAnsiTheme="minorHAnsi"/>
-                <w:color w:val="auto"/>
-              </w:rPr>
-              <w:t>Media</w:t>
-            </w:r>
-          </w:p>
-        </w:tc>
-      </w:tr>
-      <w:tr>
-        <w:tc>
-          <w:tcPr>
-            <w:tcW w:w="1728" w:type="dxa"/>
-          </w:tcPr>
-          <w:p>
-            <w:pPr>
-              <w:rPr>
-                <w:rFonts w:asciiTheme="minorHAnsi" w:hAnsiTheme="minorHAnsi"/>
-                <w:color w:val="auto"/>
-              </w:rPr>
-            </w:pPr>
-            <w:r>
-              <w:rPr>
-                <w:rFonts w:asciiTheme="minorHAnsi" w:hAnsiTheme="minorHAnsi"/>
-                <w:color w:val="auto"/>
-              </w:rPr>
-              <w:t>Duplicidad de registros</w:t>
-            </w:r>
-          </w:p>
-        </w:tc>
-        <w:tc>
-          <w:tcPr>
-            <w:tcW w:w="1728" w:type="dxa"/>
-          </w:tcPr>
-          <w:p>
-            <w:pPr>
-              <w:rPr>
-                <w:rFonts w:asciiTheme="minorHAnsi" w:hAnsiTheme="minorHAnsi"/>
-                <w:color w:val="auto"/>
-              </w:rPr>
-            </w:pPr>
-            <w:r>
-              <w:rPr>
-                <w:rFonts w:asciiTheme="minorHAnsi" w:hAnsiTheme="minorHAnsi"/>
-                <w:color w:val="auto"/>
-              </w:rPr>
-              <w:t>Plataforma Evaluación Docente</w:t>
-            </w:r>
-          </w:p>
-        </w:tc>
-        <w:tc>
-          <w:tcPr>
-            <w:tcW w:w="1728" w:type="dxa"/>
-          </w:tcPr>
-          <w:p>
-            <w:pPr>
-              <w:rPr>
-                <w:rFonts w:asciiTheme="minorHAnsi" w:hAnsiTheme="minorHAnsi"/>
-                <w:color w:val="auto"/>
-              </w:rPr>
-            </w:pPr>
-            <w:r>
-              <w:rPr>
-                <w:rFonts w:asciiTheme="minorHAnsi" w:hAnsiTheme="minorHAnsi"/>
-                <w:color w:val="auto"/>
-              </w:rPr>
-              <w:t>Depuración periódica</w:t>
-            </w:r>
-          </w:p>
-        </w:tc>
-        <w:tc>
-          <w:tcPr>
-            <w:tcW w:w="1728" w:type="dxa"/>
-          </w:tcPr>
-          <w:p>
-            <w:pPr>
-              <w:rPr>
-                <w:rFonts w:asciiTheme="minorHAnsi" w:hAnsiTheme="minorHAnsi"/>
-                <w:color w:val="auto"/>
-              </w:rPr>
-            </w:pPr>
-            <w:r>
-              <w:rPr>
-                <w:rFonts w:asciiTheme="minorHAnsi" w:hAnsiTheme="minorHAnsi"/>
-                <w:color w:val="auto"/>
-              </w:rPr>
-              <w:t>Coordinación Académica</w:t>
-            </w:r>
-          </w:p>
-        </w:tc>
-        <w:tc>
-          <w:tcPr>
-            <w:tcW w:w="1728" w:type="dxa"/>
-          </w:tcPr>
-          <w:p>
-            <w:pPr>
-              <w:rPr>
-                <w:rFonts w:asciiTheme="minorHAnsi" w:hAnsiTheme="minorHAnsi"/>
-                <w:color w:val="auto"/>
-              </w:rPr>
-            </w:pPr>
-            <w:r>
-              <w:rPr>
-                <w:rFonts w:asciiTheme="minorHAnsi" w:hAnsiTheme="minorHAnsi"/>
-                <w:color w:val="auto"/>
-              </w:rPr>
-              <w:t>Alta</w:t>
-            </w:r>
-          </w:p>
-        </w:tc>
-      </w:tr>
-      <w:tr>
-        <w:tc>
-          <w:tcPr>
-            <w:tcW w:w="1728" w:type="dxa"/>
-          </w:tcPr>
-          <w:p>
-            <w:pPr>
-              <w:rPr>
-                <w:rFonts w:asciiTheme="minorHAnsi" w:hAnsiTheme="minorHAnsi"/>
-                <w:color w:val="auto"/>
-              </w:rPr>
-            </w:pPr>
-            <w:r>
-              <w:rPr>
-                <w:rFonts w:asciiTheme="minorHAnsi" w:hAnsiTheme="minorHAnsi"/>
-                <w:color w:val="auto"/>
-              </w:rPr>
-              <w:t>Falta de respaldo</w:t>
-            </w:r>
-          </w:p>
-        </w:tc>
-        <w:tc>
-          <w:tcPr>
-            <w:tcW w:w="1728" w:type="dxa"/>
-          </w:tcPr>
-          <w:p>
-            <w:pPr>
-              <w:rPr>
-                <w:rFonts w:asciiTheme="minorHAnsi" w:hAnsiTheme="minorHAnsi"/>
-                <w:color w:val="auto"/>
-              </w:rPr>
-            </w:pPr>
-            <w:r>
-              <w:rPr>
-                <w:rFonts w:asciiTheme="minorHAnsi" w:hAnsiTheme="minorHAnsi"/>
-                <w:color w:val="auto"/>
-              </w:rPr>
-              <w:t>Sistema de Bibliotecas</w:t>
-            </w:r>
-          </w:p>
-        </w:tc>
-        <w:tc>
-          <w:tcPr>
-            <w:tcW w:w="1728" w:type="dxa"/>
-          </w:tcPr>
-          <w:p>
-            <w:pPr>
-              <w:rPr>
-                <w:rFonts w:asciiTheme="minorHAnsi" w:hAnsiTheme="minorHAnsi"/>
-                <w:color w:val="auto"/>
-              </w:rPr>
-            </w:pPr>
-            <w:r>
-              <w:rPr>
-                <w:rFonts w:asciiTheme="minorHAnsi" w:hAnsiTheme="minorHAnsi"/>
-                <w:color w:val="auto"/>
-              </w:rPr>
-              <w:t>Implementar respaldo automático</w:t>
-            </w:r>
-          </w:p>
-        </w:tc>
-        <w:tc>
-          <w:tcPr>
-            <w:tcW w:w="1728" w:type="dxa"/>
-          </w:tcPr>
-          <w:p>
-            <w:pPr>
-              <w:rPr>
-                <w:rFonts w:asciiTheme="minorHAnsi" w:hAnsiTheme="minorHAnsi"/>
-                <w:color w:val="auto"/>
-              </w:rPr>
-            </w:pPr>
-            <w:r>
-              <w:rPr>
-                <w:rFonts w:asciiTheme="minorHAnsi" w:hAnsiTheme="minorHAnsi"/>
-                <w:color w:val="auto"/>
-              </w:rPr>
-              <w:t>Biblioteca Central</w:t>
-            </w:r>
-          </w:p>
-        </w:tc>
-        <w:tc>
-          <w:tcPr>
-            <w:tcW w:w="1728" w:type="dxa"/>
-          </w:tcPr>
-          <w:p>
-            <w:pPr>
-              <w:rPr>
-                <w:rFonts w:asciiTheme="minorHAnsi" w:hAnsiTheme="minorHAnsi"/>
-                <w:color w:val="auto"/>
-              </w:rPr>
-            </w:pPr>
-            <w:r>
-              <w:rPr>
-                <w:rFonts w:asciiTheme="minorHAnsi" w:hAnsiTheme="minorHAnsi"/>
-                <w:color w:val="auto"/>
-              </w:rPr>
-              <w:t>Alta</w:t>
-            </w:r>
-          </w:p>
-        </w:tc>
-      </w:tr>
-    </w:tbl>
-    <w:p>
-      <w:pPr>
-        <w:rPr>
-          <w:rFonts w:asciiTheme="minorHAnsi" w:hAnsiTheme="minorHAnsi"/>
-          <w:color w:val="auto"/>
-        </w:rPr>
-      </w:pPr>
-    </w:p>
-    <w:p>
-      <w:pPr>
-        <w:keepNext/>
-        <w:keepLines/>
-        <w:spacing w:before="200" w:after="0"/>
-        <w:outlineLvl w:val="1"/>
-        <w:rPr>
-          <w:rFonts w:asciiTheme="majorHAnsi" w:eastAsiaTheme="majorEastAsia" w:hAnsiTheme="majorHAnsi" w:cstheme="majorBidi"/>
-          <w:b/>
-          <w:bCs/>
-          <w:color w:val="4F81BD" w:themeColor="accent1"/>
-          <w:sz w:val="26"/>
-          <w:szCs w:val="26"/>
-        </w:rPr>
-      </w:pPr>
-      <w:bookmarkStart w:id="11" w:name="_Toc221820030"/>
-      <w:r>
-        <w:rPr>
-          <w:rFonts w:asciiTheme="majorHAnsi" w:eastAsiaTheme="majorEastAsia" w:hAnsiTheme="majorHAnsi" w:cstheme="majorBidi"/>
-          <w:b/>
-          <w:bCs/>
-          <w:color w:val="4F81BD" w:themeColor="accent1"/>
-          <w:sz w:val="26"/>
-          <w:szCs w:val="26"/>
-        </w:rPr>
-        <w:t>2.7 Ejemplo de Informe Estructurado</w:t>
-      </w:r>
-      <w:bookmarkEnd w:id="11"/>
-    </w:p>
-    <w:p>
-      <w:pPr>
-        <w:keepNext/>
-        <w:keepLines/>
-        <w:spacing w:before="200" w:after="0"/>
-        <w:outlineLvl w:val="2"/>
-        <w:rPr>
-          <w:rFonts w:asciiTheme="majorHAnsi" w:eastAsiaTheme="majorEastAsia" w:hAnsiTheme="majorHAnsi" w:cstheme="majorBidi"/>
-          <w:b/>
-          <w:bCs/>
-          <w:color w:val="4F81BD" w:themeColor="accent1"/>
-        </w:rPr>
-      </w:pPr>
-      <w:bookmarkStart w:id="12" w:name="_Toc221820031"/>
-      <w:r>
-        <w:rPr>
-          <w:rFonts w:asciiTheme="majorHAnsi" w:eastAsiaTheme="majorEastAsia" w:hAnsiTheme="majorHAnsi" w:cstheme="majorBidi"/>
-          <w:b/>
-          <w:bCs/>
-          <w:color w:val="4F81BD" w:themeColor="accent1"/>
-        </w:rPr>
-        <w:t>Breve ejemplo de informe estructurado</w:t>
-      </w:r>
-      <w:bookmarkEnd w:id="12"/>
-    </w:p>
-    <w:p>
-      <w:pPr>
-        <w:rPr>
-          <w:rFonts w:asciiTheme="minorHAnsi" w:hAnsiTheme="minorHAnsi"/>
-          <w:color w:val="auto"/>
-        </w:rPr>
-      </w:pPr>
-      <w:r>
-        <w:rPr>
-          <w:rFonts w:asciiTheme="minorHAnsi" w:hAnsiTheme="minorHAnsi"/>
-          <w:color w:val="auto"/>
-        </w:rPr>
-        <w:tab/>
-        <w:t>- Priorizar la mejora de calidad y seguridad en las fuentes críticas.</w:t>
-      </w:r>
-    </w:p>
-    <w:p>
-      <w:pPr>
-        <w:rPr>
-          <w:rFonts w:asciiTheme="minorHAnsi" w:hAnsiTheme="minorHAnsi"/>
-          <w:color w:val="auto"/>
-        </w:rPr>
-      </w:pPr>
-      <w:r>
-        <w:rPr>
-          <w:rFonts w:asciiTheme="minorHAnsi" w:hAnsiTheme="minorHAnsi"/>
-          <w:color w:val="auto"/>
-        </w:rPr>
-        <w:tab/>
-        <w:t>- Establecer procesos de respaldo y validación de datos.</w:t>
-      </w:r>
-    </w:p>
-    <w:p>
-      <w:pPr>
-        <w:rPr>
-          <w:rFonts w:asciiTheme="minorHAnsi" w:hAnsiTheme="minorHAnsi"/>
-          <w:color w:val="auto"/>
-        </w:rPr>
-      </w:pPr>
-      <w:r>
-        <w:rPr>
-          <w:rFonts w:asciiTheme="minorHAnsi" w:hAnsiTheme="minorHAnsi"/>
-          <w:color w:val="auto"/>
-        </w:rPr>
-        <w:tab/>
-        <w:t>- Implementar controles de acceso y autenticación.</w:t>
-      </w:r>
-    </w:p>
-    <w:p>
-      <w:pPr>
-        <w:rPr>
-          <w:rFonts w:asciiTheme="minorHAnsi" w:hAnsiTheme="minorHAnsi"/>
-          <w:color w:val="auto"/>
-        </w:rPr>
-      </w:pPr>
-      <w:r>
-        <w:rPr>
-          <w:rFonts w:asciiTheme="minorHAnsi" w:hAnsiTheme="minorHAnsi"/>
-          <w:color w:val="auto"/>
-        </w:rPr>
-        <w:tab/>
-        <w:t>- Estas acciones permitirán una gestión de datos más eficiente y segura.</w:t>
-      </w:r>
-    </w:p>
-    <w:p>
-      <w:pPr>
-        <w:rPr>
-          <w:rFonts w:asciiTheme="minorHAnsi" w:hAnsiTheme="minorHAnsi"/>
-          <w:color w:val="auto"/>
-        </w:rPr>
-      </w:pPr>
-    </w:p>
-    <w:p>
-      <w:pPr>
-        <w:rPr>
-          <w:rFonts w:asciiTheme="minorHAnsi" w:hAnsiTheme="minorHAnsi"/>
-          <w:color w:val="auto"/>
-        </w:rPr>
-      </w:pPr>
-      <w:r>
-        <w:rPr>
-          <w:rFonts w:asciiTheme="minorHAnsi" w:hAnsiTheme="minorHAnsi"/>
-          <w:color w:val="auto"/>
-        </w:rPr>
-        <w:t>Un informe estructurado debe incluir:</w:t>
-      </w:r>
-    </w:p>
-    <w:p>
-      <w:pPr>
-        <w:numPr>
-          <w:ilvl w:val="0"/>
-          <w:numId w:val="1"/>
-        </w:numPr>
-        <w:contextualSpacing/>
-        <w:rPr>
-          <w:rFonts w:asciiTheme="minorHAnsi" w:hAnsiTheme="minorHAnsi"/>
-          <w:color w:val="auto"/>
-        </w:rPr>
-      </w:pPr>
-      <w:r>
-        <w:rPr>
-          <w:rFonts w:asciiTheme="minorHAnsi" w:hAnsiTheme="minorHAnsi"/>
-          <w:color w:val="auto"/>
-        </w:rPr>
-        <w:t>Portada con título, fecha, responsable y área.</w:t>
-      </w:r>
-    </w:p>
-    <w:p>
-      <w:pPr>
-        <w:numPr>
-          <w:ilvl w:val="0"/>
-          <w:numId w:val="1"/>
-        </w:numPr>
-        <w:contextualSpacing/>
-        <w:rPr>
-          <w:rFonts w:asciiTheme="minorHAnsi" w:hAnsiTheme="minorHAnsi"/>
-          <w:color w:val="auto"/>
-        </w:rPr>
-      </w:pPr>
-      <w:r>
-        <w:rPr>
-          <w:rFonts w:asciiTheme="minorHAnsi" w:hAnsiTheme="minorHAnsi"/>
-          <w:color w:val="auto"/>
-        </w:rPr>
-        <w:t>Resumen ejecutivo de los principales hallazgos y objetivos.</w:t>
-      </w:r>
-    </w:p>
-    <w:p>
-      <w:pPr>
-        <w:numPr>
-          <w:ilvl w:val="0"/>
-          <w:numId w:val="1"/>
-        </w:numPr>
-        <w:contextualSpacing/>
-        <w:rPr>
-          <w:rFonts w:asciiTheme="minorHAnsi" w:hAnsiTheme="minorHAnsi"/>
-          <w:color w:val="auto"/>
-        </w:rPr>
-      </w:pPr>
-      <w:r>
-        <w:rPr>
-          <w:rFonts w:asciiTheme="minorHAnsi" w:hAnsiTheme="minorHAnsi"/>
-          <w:color w:val="auto"/>
-        </w:rPr>
-        <w:t>Inventario de fuentes de datos institucionales (nombre, responsable, sistema origen, periodicidad).</w:t>
-      </w:r>
-    </w:p>
-    <w:p>
-      <w:pPr>
-        <w:numPr>
-          <w:ilvl w:val="0"/>
-          <w:numId w:val="1"/>
-        </w:numPr>
-        <w:contextualSpacing/>
-        <w:rPr>
-          <w:rFonts w:asciiTheme="minorHAnsi" w:hAnsiTheme="minorHAnsi"/>
-          <w:color w:val="auto"/>
-        </w:rPr>
-      </w:pPr>
-      <w:r>
-        <w:rPr>
-          <w:rFonts w:asciiTheme="minorHAnsi" w:hAnsiTheme="minorHAnsi"/>
-          <w:color w:val="auto"/>
-        </w:rPr>
-        <w:t>Evaluación de calidad y riesgos (completitud, consistencia, actualidad, riesgos principales).</w:t>
-      </w:r>
-    </w:p>
-    <w:p>
-      <w:pPr>
-        <w:numPr>
-          <w:ilvl w:val="0"/>
-          <w:numId w:val="1"/>
-        </w:numPr>
-        <w:contextualSpacing/>
-        <w:rPr>
-          <w:rFonts w:asciiTheme="minorHAnsi" w:hAnsiTheme="minorHAnsi"/>
-          <w:color w:val="auto"/>
-        </w:rPr>
-      </w:pPr>
-      <w:r>
-        <w:rPr>
-          <w:rFonts w:asciiTheme="minorHAnsi" w:hAnsiTheme="minorHAnsi"/>
-          <w:color w:val="auto"/>
-        </w:rPr>
-        <w:t>Acciones recomendadas y cronograma de implementación.</w:t>
-      </w:r>
-    </w:p>
-    <w:p>
-      <w:pPr>
-        <w:numPr>
-          <w:ilvl w:val="0"/>
-          <w:numId w:val="1"/>
-        </w:numPr>
-        <w:contextualSpacing/>
-        <w:rPr>
-          <w:rFonts w:asciiTheme="minorHAnsi" w:hAnsiTheme="minorHAnsi"/>
-          <w:color w:val="auto"/>
-        </w:rPr>
-      </w:pPr>
-      <w:r>
-        <w:rPr>
-          <w:rFonts w:asciiTheme="minorHAnsi" w:hAnsiTheme="minorHAnsi"/>
-          <w:color w:val="auto"/>
-        </w:rPr>
-        <w:t>Evidencias y bitácoras de procesos realizados.</w:t>
-      </w:r>
-    </w:p>
-    <w:p>
-      <w:pPr>
-        <w:numPr>
-          <w:ilvl w:val="0"/>
-          <w:numId w:val="1"/>
-        </w:numPr>
-        <w:contextualSpacing/>
-        <w:rPr>
-          <w:rFonts w:asciiTheme="minorHAnsi" w:hAnsiTheme="minorHAnsi"/>
-          <w:color w:val="auto"/>
-        </w:rPr>
-      </w:pPr>
-      <w:r>
-        <w:rPr>
-          <w:rFonts w:asciiTheme="minorHAnsi" w:hAnsiTheme="minorHAnsi"/>
-          <w:color w:val="auto"/>
-        </w:rPr>
-        <w:t>Recomendaciones finales para la mejora continua.</w:t>
-      </w:r>
-    </w:p>
-    <w:p>
-      <w:pPr>
-        <w:rPr>
-          <w:rFonts w:asciiTheme="minorHAnsi" w:hAnsiTheme="minorHAnsi"/>
-          <w:color w:val="auto"/>
-        </w:rPr>
-      </w:pPr>
-    </w:p>
-    <w:p>
-      <w:pPr>
-        <w:rPr>
-          <w:rFonts w:asciiTheme="minorHAnsi" w:hAnsiTheme="minorHAnsi"/>
-          <w:color w:val="auto"/>
-        </w:rPr>
-      </w:pPr>
-      <w:r>
-        <w:rPr>
-          <w:rFonts w:asciiTheme="minorHAnsi" w:hAnsiTheme="minorHAnsi"/>
-          <w:color w:val="auto"/>
-        </w:rPr>
-        <w:t>Cada sección debe estar claramente identificada y contener datos específicos, tablas, gráficos o matrices según corresponda.</w:t>
-      </w:r>
-    </w:p>
-    <w:p>
-      <w:pPr>
-        <w:rPr>
-          <w:rFonts w:asciiTheme="minorHAnsi" w:hAnsiTheme="minorHAnsi"/>
-          <w:color w:val="auto"/>
-        </w:rPr>
-      </w:pPr>
-      <w:r>
-        <w:rPr>
-          <w:rFonts w:asciiTheme="minorHAnsi" w:hAnsiTheme="minorHAnsi"/>
-          <w:color w:val="auto"/>
-        </w:rPr>
-        <w:t>Se sugiere incluir anexos con documentación adicional relevante.</w:t>
-      </w:r>
-    </w:p>
-    <w:p>
-      <w:pPr>
-        <w:rPr>
-          <w:rFonts w:asciiTheme="minorHAnsi" w:hAnsiTheme="minorHAnsi"/>
-          <w:color w:val="auto"/>
-        </w:rPr>
-      </w:pPr>
-    </w:p>
-    <w:p>
-      <w:pPr>
-        <w:keepNext/>
-        <w:keepLines/>
-        <w:spacing w:before="200" w:after="0"/>
-        <w:outlineLvl w:val="1"/>
-        <w:rPr>
-          <w:rFonts w:asciiTheme="majorHAnsi" w:eastAsiaTheme="majorEastAsia" w:hAnsiTheme="majorHAnsi" w:cstheme="majorBidi"/>
-          <w:b/>
-          <w:bCs/>
-          <w:color w:val="4F81BD" w:themeColor="accent1"/>
-          <w:sz w:val="26"/>
-          <w:szCs w:val="26"/>
-        </w:rPr>
-      </w:pPr>
-      <w:bookmarkStart w:id="13" w:name="_Toc221820032"/>
-      <w:r>
-        <w:rPr>
-          <w:rFonts w:asciiTheme="majorHAnsi" w:eastAsiaTheme="majorEastAsia" w:hAnsiTheme="majorHAnsi" w:cstheme="majorBidi"/>
-          <w:b/>
-          <w:bCs/>
-          <w:color w:val="4F81BD" w:themeColor="accent1"/>
-          <w:sz w:val="26"/>
-          <w:szCs w:val="26"/>
-        </w:rPr>
-        <w:t>2.</w:t>
-      </w:r>
-      <w:r>
-        <w:rPr>
-          <w:rFonts w:asciiTheme="majorHAnsi" w:eastAsiaTheme="majorEastAsia" w:hAnsiTheme="majorHAnsi" w:cstheme="majorBidi"/>
-          <w:b/>
-          <w:bCs/>
-          <w:color w:val="4F81BD" w:themeColor="accent1"/>
-          <w:sz w:val="26"/>
-          <w:szCs w:val="26"/>
-        </w:rPr>
-        <w:t>8</w:t>
-      </w:r>
-      <w:r>
-        <w:rPr>
-          <w:rFonts w:asciiTheme="majorHAnsi" w:eastAsiaTheme="majorEastAsia" w:hAnsiTheme="majorHAnsi" w:cstheme="majorBidi"/>
-          <w:b/>
-          <w:bCs/>
-          <w:color w:val="4F81BD" w:themeColor="accent1"/>
-          <w:sz w:val="26"/>
-          <w:szCs w:val="26"/>
-        </w:rPr>
-        <w:t xml:space="preserve"> Matriz Visual de Riesgos</w:t>
-      </w:r>
-      <w:bookmarkEnd w:id="13"/>
-    </w:p>
-    <w:p>
-      <w:pPr>
-        <w:rPr>
-          <w:rFonts w:asciiTheme="minorHAnsi" w:hAnsiTheme="minorHAnsi"/>
-          <w:color w:val="auto"/>
-        </w:rPr>
-      </w:pPr>
-    </w:p>
-    <w:p>
-      <w:pPr>
-        <w:rPr>
-          <w:rFonts w:asciiTheme="minorHAnsi" w:hAnsiTheme="minorHAnsi"/>
-          <w:color w:val="auto"/>
-        </w:rPr>
-      </w:pPr>
-      <w:r>
-        <w:rPr>
-          <w:rFonts w:asciiTheme="minorHAnsi" w:hAnsiTheme="minorHAnsi"/>
-          <w:noProof/>
-          <w:color w:val="auto"/>
-        </w:rPr>
-        <w:drawing>
-          <wp:inline distT="0" distB="0" distL="0" distR="0" wp14:anchorId="70C4291F" wp14:editId="4B23C987">
-            <wp:extent cx="5943600" cy="1003300"/>
-            <wp:effectExtent l="0" t="0" r="0" b="6350"/>
-            <wp:docPr id="1560390585" name="Imagen 1" descr="Interfaz de usuario gráfica, Aplicación&#10;&#10;El contenido generado por IA puede ser incorrecto."/>
-            <wp:cNvGraphicFramePr>
-              <a:graphicFrameLocks xmlns:a="http://schemas.openxmlformats.org/drawingml/2006/main" noChangeAspect="1"/>
-            </wp:cNvGraphicFramePr>
-            <a:graphic xmlns:a="http://schemas.openxmlformats.org/drawingml/2006/main">
-              <a:graphicData uri="http://schemas.openxmlformats.org/drawingml/2006/picture">
-                <pic:pic xmlns:pic="http://schemas.openxmlformats.org/drawingml/2006/picture">
-                  <pic:nvPicPr>
-                    <pic:cNvPr id="1560390585" name="Imagen 1" descr="Interfaz de usuario gráfica, Aplicación&#10;&#10;El contenido generado por IA puede ser incorrecto."/>
-                    <pic:cNvPicPr/>
-                  </pic:nvPicPr>
-                  <pic:blipFill>
-                    <a:blip r:embed="rId9"/>
-                    <a:stretch>
-                      <a:fillRect/>
-                    </a:stretch>
-                  </pic:blipFill>
-                  <pic:spPr>
-                    <a:xfrm>
-                      <a:off x="0" y="0"/>
-                      <a:ext cx="5943600" cy="1003300"/>
-                    </a:xfrm>
-                    <a:prstGeom prst="rect">
-                      <a:avLst/>
-                    </a:prstGeom>
-                  </pic:spPr>
-                </pic:pic>
-              </a:graphicData>
-            </a:graphic>
-          </wp:inline>
-        </w:drawing>
-      </w:r>
-    </w:p>
-    <w:p>
-      <w:pPr>
-        <w:rPr>
-          <w:rFonts w:asciiTheme="minorHAnsi" w:hAnsiTheme="minorHAnsi"/>
-          <w:color w:val="auto"/>
-        </w:rPr>
-      </w:pPr>
-    </w:p>
-    <w:p>
-      <w:pPr>
-        <w:jc w:val="center"/>
-        <w:rPr>
-          <w:rFonts w:asciiTheme="minorHAnsi" w:hAnsiTheme="minorHAnsi"/>
-          <w:color w:val="auto"/>
-        </w:rPr>
-      </w:pPr>
-      <w:r>
-        <w:rPr>
-          <w:rFonts w:asciiTheme="minorHAnsi" w:hAnsiTheme="minorHAnsi"/>
-          <w:noProof/>
-          <w:color w:val="auto"/>
-        </w:rPr>
-        <w:drawing>
-          <wp:inline distT="0" distB="0" distL="0" distR="0" wp14:anchorId="0F326546" wp14:editId="5A638692">
-            <wp:extent cx="1741657" cy="4983480"/>
-            <wp:effectExtent l="0" t="0" r="0" b="7620"/>
-            <wp:docPr id="1253413742" name="Imagen 1" descr="Diagrama&#10;&#10;El contenido generado por IA puede ser incorrecto."/>
-            <wp:cNvGraphicFramePr>
-              <a:graphicFrameLocks xmlns:a="http://schemas.openxmlformats.org/drawingml/2006/main" noChangeAspect="1"/>
-            </wp:cNvGraphicFramePr>
-            <a:graphic xmlns:a="http://schemas.openxmlformats.org/drawingml/2006/main">
-              <a:graphicData uri="http://schemas.openxmlformats.org/drawingml/2006/picture">
-                <pic:pic xmlns:pic="http://schemas.openxmlformats.org/drawingml/2006/picture">
-                  <pic:nvPicPr>
-                    <pic:cNvPr id="1253413742" name="Imagen 1" descr="Diagrama&#10;&#10;El contenido generado por IA puede ser incorrecto."/>
-                    <pic:cNvPicPr/>
-                  </pic:nvPicPr>
-                  <pic:blipFill>
-                    <a:blip r:embed="rId10"/>
-                    <a:stretch>
-                      <a:fillRect/>
-                    </a:stretch>
-                  </pic:blipFill>
-                  <pic:spPr>
-                    <a:xfrm>
-                      <a:off x="0" y="0"/>
-                      <a:ext cx="1741808" cy="4983912"/>
-                    </a:xfrm>
-                    <a:prstGeom prst="rect">
-                      <a:avLst/>
-                    </a:prstGeom>
-                  </pic:spPr>
-                </pic:pic>
-              </a:graphicData>
-            </a:graphic>
-          </wp:inline>
-        </w:drawing>
-      </w:r>
-    </w:p>
-    <w:p>
-      <w:pPr>
-        <w:rPr>
-          <w:rFonts w:asciiTheme="minorHAnsi" w:hAnsiTheme="minorHAnsi"/>
-          <w:color w:val="auto"/>
-        </w:rPr>
-      </w:pPr>
-    </w:p>
-    <w:p>
-      <w:pPr>
-        <w:rPr>
-          <w:rFonts w:asciiTheme="minorHAnsi" w:hAnsiTheme="minorHAnsi"/>
-          <w:color w:val="auto"/>
-        </w:rPr>
-      </w:pPr>
-      <w:r>
-        <w:rPr>
-          <w:rFonts w:asciiTheme="minorHAnsi" w:hAnsiTheme="minorHAnsi"/>
-          <w:color w:val="auto"/>
-        </w:rPr>
-        <w:t>Sección 1:</w:t>
-      </w:r>
-      <w:r>
-        <w:rPr>
-          <w:rFonts w:asciiTheme="minorHAnsi" w:hAnsiTheme="minorHAnsi"/>
-          <w:color w:val="auto"/>
-        </w:rPr>
-        <w:t xml:space="preserve"> </w:t>
-      </w:r>
-      <w:r>
-        <w:rPr>
-          <w:rFonts w:asciiTheme="minorHAnsi" w:hAnsiTheme="minorHAnsi"/>
-          <w:color w:val="auto"/>
-        </w:rPr>
-        <w:t>Inventario de fuentes de datos</w:t>
-      </w:r>
-    </w:p>
-    <w:p>
-      <w:pPr>
-        <w:rPr>
-          <w:rFonts w:asciiTheme="minorHAnsi" w:hAnsiTheme="minorHAnsi"/>
-          <w:color w:val="auto"/>
-        </w:rPr>
-      </w:pPr>
-      <w:r>
-        <w:rPr>
-          <w:rFonts w:asciiTheme="minorHAnsi" w:hAnsiTheme="minorHAnsi"/>
-          <w:color w:val="auto"/>
-        </w:rPr>
-        <w:t>Sección 2: Evaluación de calidad y riesgos</w:t>
-      </w:r>
-    </w:p>
-    <w:p>
-      <w:pPr>
-        <w:rPr>
-          <w:rFonts w:asciiTheme="minorHAnsi" w:hAnsiTheme="minorHAnsi"/>
-          <w:color w:val="auto"/>
-        </w:rPr>
-      </w:pPr>
-      <w:r>
-        <w:rPr>
-          <w:rFonts w:asciiTheme="minorHAnsi" w:hAnsiTheme="minorHAnsi"/>
-          <w:color w:val="auto"/>
-        </w:rPr>
-        <w:t>Sección 3: Acciones recomendadas y cronograma</w:t>
-      </w:r>
-    </w:p>
-    <w:p>
-      <w:pPr>
-        <w:rPr>
-          <w:rFonts w:asciiTheme="minorHAnsi" w:hAnsiTheme="minorHAnsi"/>
-          <w:color w:val="auto"/>
-        </w:rPr>
-      </w:pPr>
-      <w:r>
-        <w:rPr>
-          <w:rFonts w:asciiTheme="minorHAnsi" w:hAnsiTheme="minorHAnsi"/>
-          <w:color w:val="auto"/>
-        </w:rPr>
-        <w:t>Sección 4: Evidencias y bitácoras de procesos</w:t>
-      </w:r>
-    </w:p>
-    <w:p>
-      <w:pPr>
-        <w:rPr>
-          <w:rFonts w:asciiTheme="minorHAnsi" w:hAnsiTheme="minorHAnsi"/>
-          <w:color w:val="auto"/>
-        </w:rPr>
-      </w:pPr>
-      <w:r>
-        <w:rPr>
-          <w:rFonts w:asciiTheme="minorHAnsi" w:hAnsiTheme="minorHAnsi"/>
-          <w:color w:val="auto"/>
-        </w:rPr>
-        <w:t>Sección 5: Recomendaciones finales</w:t>
-      </w:r>
-    </w:p>
-    <w:p>
-      <w:pPr>
-        <w:rPr>
-          <w:rFonts w:asciiTheme="minorHAnsi" w:hAnsiTheme="minorHAnsi"/>
-          <w:color w:val="auto"/>
-        </w:rPr>
-      </w:pPr>
-      <w:r>
-        <w:rPr>
-          <w:rFonts w:asciiTheme="minorHAnsi" w:hAnsiTheme="minorHAnsi"/>
-          <w:color w:val="auto"/>
-        </w:rPr>
-        <w:t>Identificación y listado de fuentes de datos institucionales.</w:t>
-      </w:r>
-    </w:p>
-    <w:p>
-      <w:pPr>
-        <w:ind w:firstLine="720"/>
-        <w:rPr>
-          <w:rFonts w:asciiTheme="minorHAnsi" w:hAnsiTheme="minorHAnsi"/>
-          <w:color w:val="auto"/>
-        </w:rPr>
-      </w:pPr>
-      <w:r>
-        <w:rPr>
-          <w:rFonts w:asciiTheme="minorHAnsi" w:hAnsiTheme="minorHAnsi"/>
-          <w:color w:val="auto"/>
-        </w:rPr>
-        <w:t>- Reunión con responsables de cada fuente para obtener información relevante.</w:t>
-      </w:r>
-    </w:p>
-    <w:p>
-      <w:pPr>
-        <w:rPr>
-          <w:rFonts w:asciiTheme="minorHAnsi" w:hAnsiTheme="minorHAnsi"/>
-          <w:color w:val="auto"/>
-        </w:rPr>
-      </w:pPr>
-      <w:r>
-        <w:rPr>
-          <w:rFonts w:asciiTheme="minorHAnsi" w:hAnsiTheme="minorHAnsi"/>
-          <w:color w:val="auto"/>
-        </w:rPr>
-        <w:tab/>
-        <w:t>- Evaluación preliminar de la calidad de los datos (completitud, consistencia, actualidad).</w:t>
-      </w:r>
-    </w:p>
-    <w:p>
-      <w:pPr>
-        <w:ind w:left="720"/>
-        <w:rPr>
-          <w:rFonts w:asciiTheme="minorHAnsi" w:hAnsiTheme="minorHAnsi"/>
-          <w:color w:val="auto"/>
-        </w:rPr>
-      </w:pPr>
-      <w:r>
-        <w:rPr>
-          <w:rFonts w:asciiTheme="minorHAnsi" w:hAnsiTheme="minorHAnsi"/>
-          <w:color w:val="auto"/>
-        </w:rPr>
-        <w:t>- Detección de posibles riesgos asociados a los datos (duplicidad, falta de respaldo, accesos no controlados).</w:t>
-      </w:r>
-    </w:p>
-    <w:p>
-      <w:pPr>
-        <w:rPr>
-          <w:rFonts w:asciiTheme="minorHAnsi" w:hAnsiTheme="minorHAnsi"/>
-          <w:color w:val="auto"/>
-        </w:rPr>
-      </w:pPr>
-      <w:r>
-        <w:rPr>
-          <w:rFonts w:asciiTheme="minorHAnsi" w:hAnsiTheme="minorHAnsi"/>
-          <w:color w:val="auto"/>
-        </w:rPr>
-        <w:tab/>
-        <w:t>- Documentación del inventario de fuentes, responsables y sistemas origen.</w:t>
-      </w:r>
-    </w:p>
-    <w:p>
-      <w:pPr>
-        <w:rPr>
-          <w:rFonts w:asciiTheme="minorHAnsi" w:hAnsiTheme="minorHAnsi"/>
-          <w:color w:val="auto"/>
-        </w:rPr>
-      </w:pPr>
-      <w:r>
-        <w:rPr>
-          <w:rFonts w:asciiTheme="minorHAnsi" w:hAnsiTheme="minorHAnsi"/>
-          <w:color w:val="auto"/>
-        </w:rPr>
-        <w:tab/>
-        <w:t>- Definición de criterios de priorización para la atención de fuentes críticas.</w:t>
-      </w:r>
-    </w:p>
-    <w:p>
-      <w:pPr>
-        <w:rPr>
-          <w:rFonts w:asciiTheme="minorHAnsi" w:hAnsiTheme="minorHAnsi"/>
-          <w:color w:val="auto"/>
-        </w:rPr>
-      </w:pPr>
-      <w:r>
-        <w:rPr>
-          <w:rFonts w:asciiTheme="minorHAnsi" w:hAnsiTheme="minorHAnsi"/>
-          <w:color w:val="auto"/>
-        </w:rPr>
-        <w:tab/>
-        <w:t>- Establecimiento de reglas de validación y depuración de datos.</w:t>
-      </w:r>
-    </w:p>
-    <w:p>
-      <w:pPr>
-        <w:rPr>
-          <w:rFonts w:asciiTheme="minorHAnsi" w:hAnsiTheme="minorHAnsi"/>
-          <w:color w:val="auto"/>
-        </w:rPr>
-      </w:pPr>
-      <w:r>
-        <w:rPr>
-          <w:rFonts w:asciiTheme="minorHAnsi" w:hAnsiTheme="minorHAnsi"/>
-          <w:color w:val="auto"/>
-        </w:rPr>
-        <w:tab/>
-        <w:t>- Registro de bitácoras y evidencias de los procesos implementados.</w:t>
-      </w:r>
-    </w:p>
-    <w:p>
-      <w:pPr>
-        <w:rPr>
-          <w:rFonts w:asciiTheme="minorHAnsi" w:hAnsiTheme="minorHAnsi"/>
-          <w:color w:val="auto"/>
-        </w:rPr>
-      </w:pPr>
-      <w:r>
-        <w:rPr>
-          <w:rFonts w:asciiTheme="minorHAnsi" w:hAnsiTheme="minorHAnsi"/>
-          <w:color w:val="auto"/>
-        </w:rPr>
-        <w:tab/>
-        <w:t>- Propuesta de mecanismos de seguridad y respaldo.</w:t>
-      </w:r>
-    </w:p>
-    <w:p>
-      <w:pPr>
-        <w:rPr>
-          <w:rFonts w:asciiTheme="minorHAnsi" w:hAnsiTheme="minorHAnsi"/>
-          <w:color w:val="auto"/>
-        </w:rPr>
-      </w:pPr>
-    </w:p>
-    <w:p>
-      <w:pPr>
-        <w:rPr>
-          <w:rFonts w:asciiTheme="minorHAnsi" w:hAnsiTheme="minorHAnsi"/>
-          <w:color w:val="auto"/>
-        </w:rPr>
-      </w:pPr>
-      <w:r>
-        <w:rPr>
-          <w:rFonts w:asciiTheme="minorHAnsi" w:hAnsiTheme="minorHAnsi"/>
-          <w:color w:val="auto"/>
-        </w:rPr>
-        <w:t>IMPORTANTE:</w:t>
-      </w:r>
-    </w:p>
-    <w:p>
-      <w:pPr>
-        <w:rPr>
-          <w:rFonts w:asciiTheme="minorHAnsi" w:hAnsiTheme="minorHAnsi"/>
-          <w:color w:val="auto"/>
-        </w:rPr>
-      </w:pPr>
-      <w:r>
-        <w:rPr>
-          <w:rFonts w:asciiTheme="minorHAnsi" w:hAnsiTheme="minorHAnsi"/>
-          <w:color w:val="auto"/>
-        </w:rPr>
-        <w:t xml:space="preserve">Se recomienda mantener comunicación continua con los responsables de cada fuente de datos para asegurar la actualización y calidad de la información. </w:t>
-      </w:r>
-    </w:p>
-    <w:p>
-      <w:pPr>
-        <w:rPr>
-          <w:rFonts w:asciiTheme="minorHAnsi" w:hAnsiTheme="minorHAnsi"/>
-          <w:color w:val="auto"/>
-        </w:rPr>
-      </w:pPr>
-    </w:p>
-    <w:p>
-      <w:pPr>
-        <w:rPr>
-          <w:rFonts w:asciiTheme="minorHAnsi" w:hAnsiTheme="minorHAnsi"/>
-          <w:color w:val="auto"/>
-        </w:rPr>
-      </w:pPr>
-    </w:p>
-    <w:p>
-      <w:pPr>
-        <w:rPr>
-          <w:rFonts w:asciiTheme="minorHAnsi" w:hAnsiTheme="minorHAnsi"/>
-          <w:color w:val="auto"/>
-        </w:rPr>
-      </w:pPr>
-    </w:p>
-    <w:p>
-      <w:pPr>
-        <w:rPr>
-          <w:rFonts w:asciiTheme="minorHAnsi" w:hAnsiTheme="minorHAnsi"/>
-          <w:color w:val="auto"/>
-        </w:rPr>
-      </w:pPr>
-    </w:p>
-    <w:p>
-      <w:pPr>
-        <w:rPr>
-          <w:rFonts w:asciiTheme="minorHAnsi" w:hAnsiTheme="minorHAnsi"/>
-          <w:color w:val="auto"/>
-        </w:rPr>
-      </w:pPr>
-    </w:p>
-    <w:p>
-      <w:pPr>
-        <w:rPr>
-          <w:rFonts w:asciiTheme="minorHAnsi" w:hAnsiTheme="minorHAnsi"/>
-          <w:color w:val="auto"/>
-        </w:rPr>
-      </w:pPr>
-    </w:p>
-    <w:p>
-      <w:pPr>
-        <w:rPr>
-          <w:rFonts w:asciiTheme="minorHAnsi" w:hAnsiTheme="minorHAnsi"/>
-          <w:color w:val="auto"/>
-        </w:rPr>
-      </w:pPr>
-    </w:p>
-    <w:p>
-      <w:pPr>
-        <w:rPr>
-          <w:rFonts w:asciiTheme="minorHAnsi" w:hAnsiTheme="minorHAnsi"/>
-          <w:color w:val="auto"/>
-        </w:rPr>
-      </w:pPr>
-    </w:p>
-    <w:p>
-      <w:pPr>
-        <w:keepNext/>
-        <w:keepLines/>
-        <w:spacing w:before="200" w:after="0"/>
-        <w:outlineLvl w:val="1"/>
-        <w:rPr>
-          <w:rFonts w:asciiTheme="majorHAnsi" w:eastAsiaTheme="majorEastAsia" w:hAnsiTheme="majorHAnsi" w:cstheme="majorBidi"/>
-          <w:b/>
-          <w:bCs/>
-          <w:color w:val="4F81BD" w:themeColor="accent1"/>
-          <w:sz w:val="26"/>
-          <w:szCs w:val="26"/>
-        </w:rPr>
-      </w:pPr>
-      <w:bookmarkStart w:id="14" w:name="_Toc217296775"/>
-      <w:bookmarkStart w:id="15" w:name="_Toc219739752"/>
-      <w:bookmarkStart w:id="16" w:name="_Toc221820033"/>
-      <w:r>
-        <w:rPr>
-          <w:rFonts w:asciiTheme="majorHAnsi" w:eastAsiaTheme="majorEastAsia" w:hAnsiTheme="majorHAnsi" w:cstheme="majorBidi"/>
-          <w:b/>
-          <w:bCs/>
-          <w:color w:val="4F81BD" w:themeColor="accent1"/>
-          <w:sz w:val="26"/>
-          <w:szCs w:val="26"/>
-        </w:rPr>
-        <w:t>3</w:t>
-      </w:r>
-      <w:r>
-        <w:rPr>
-          <w:rFonts w:asciiTheme="majorHAnsi" w:eastAsiaTheme="majorEastAsia" w:hAnsiTheme="majorHAnsi" w:cstheme="majorBidi"/>
-          <w:b/>
-          <w:bCs/>
-          <w:color w:val="4F81BD" w:themeColor="accent1"/>
-          <w:sz w:val="26"/>
-          <w:szCs w:val="26"/>
-        </w:rPr>
-        <w:t>. Sección de firmas</w:t>
-      </w:r>
-      <w:bookmarkEnd w:id="14"/>
-      <w:bookmarkEnd w:id="15"/>
-      <w:bookmarkEnd w:id="16"/>
     </w:p>
     <w:p>
       <w:pPr>
@@ -7996,8 +2438,8 @@
       </w:pPr>
     </w:p>
     <w:sectPr>
-      <w:headerReference w:type="default" r:id="rId11"/>
-      <w:footerReference w:type="default" r:id="rId12"/>
+      <w:headerReference w:type="default" r:id="rId9"/>
+      <w:footerReference w:type="default" r:id="rId10"/>
       <w:pgSz w:w="12240" w:h="15840"/>
       <w:pgMar w:top="2268" w:right="1440" w:bottom="2269" w:left="1440" w:header="720" w:footer="0" w:gutter="0"/>
       <w:cols w:space="720"/>
@@ -8038,8 +2480,8 @@
         <w:szCs w:val="18"/>
       </w:rPr>
     </w:pPr>
-    <w:bookmarkStart w:id="17" w:name="_Hlk195261366"/>
-    <w:bookmarkStart w:id="18" w:name="_Hlk195261367"/>
+    <w:bookmarkStart w:id="2" w:name="_Hlk195261366"/>
+    <w:bookmarkStart w:id="3" w:name="_Hlk195261367"/>
     <w:r>
       <w:rPr>
         <w:rFonts w:ascii="Noto Sans" w:hAnsi="Noto Sans" w:cs="Noto Sans"/>
@@ -8324,8 +2766,8 @@
       <w:tab/>
     </w:r>
   </w:p>
-  <w:bookmarkEnd w:id="17"/>
-  <w:bookmarkEnd w:id="18"/>
+  <w:bookmarkEnd w:id="2"/>
+  <w:bookmarkEnd w:id="3"/>
   <w:p>
     <w:pPr>
       <w:pStyle w:val="Encabezado"/>
@@ -8850,6 +3292,155 @@
     </w:lvl>
   </w:abstractNum>
   <w:abstractNum w:abstractNumId="9" w15:restartNumberingAfterBreak="0">
+    <w:nsid w:val="281B4B0C"/>
+    <w:multiLevelType w:val="multilevel"/>
+    <w:tmpl w:val="7A52362A"/>
+    <w:lvl w:ilvl="0">
+      <w:start w:val="1"/>
+      <w:numFmt w:val="bullet"/>
+      <w:lvlText w:val=""/>
+      <w:lvlJc w:val="left"/>
+      <w:pPr>
+        <w:tabs>
+          <w:tab w:val="num" w:pos="720"/>
+        </w:tabs>
+        <w:ind w:left="720" w:hanging="360"/>
+      </w:pPr>
+      <w:rPr>
+        <w:rFonts w:ascii="Symbol" w:hAnsi="Symbol" w:hint="default"/>
+        <w:sz w:val="20"/>
+      </w:rPr>
+    </w:lvl>
+    <w:lvl w:ilvl="1" w:tentative="1">
+      <w:start w:val="1"/>
+      <w:numFmt w:val="bullet"/>
+      <w:lvlText w:val="o"/>
+      <w:lvlJc w:val="left"/>
+      <w:pPr>
+        <w:tabs>
+          <w:tab w:val="num" w:pos="1440"/>
+        </w:tabs>
+        <w:ind w:left="1440" w:hanging="360"/>
+      </w:pPr>
+      <w:rPr>
+        <w:rFonts w:ascii="Courier New" w:hAnsi="Courier New" w:hint="default"/>
+        <w:sz w:val="20"/>
+      </w:rPr>
+    </w:lvl>
+    <w:lvl w:ilvl="2" w:tentative="1">
+      <w:start w:val="1"/>
+      <w:numFmt w:val="bullet"/>
+      <w:lvlText w:val=""/>
+      <w:lvlJc w:val="left"/>
+      <w:pPr>
+        <w:tabs>
+          <w:tab w:val="num" w:pos="2160"/>
+        </w:tabs>
+        <w:ind w:left="2160" w:hanging="360"/>
+      </w:pPr>
+      <w:rPr>
+        <w:rFonts w:ascii="Wingdings" w:hAnsi="Wingdings" w:hint="default"/>
+        <w:sz w:val="20"/>
+      </w:rPr>
+    </w:lvl>
+    <w:lvl w:ilvl="3" w:tentative="1">
+      <w:start w:val="1"/>
+      <w:numFmt w:val="bullet"/>
+      <w:lvlText w:val=""/>
+      <w:lvlJc w:val="left"/>
+      <w:pPr>
+        <w:tabs>
+          <w:tab w:val="num" w:pos="2880"/>
+        </w:tabs>
+        <w:ind w:left="2880" w:hanging="360"/>
+      </w:pPr>
+      <w:rPr>
+        <w:rFonts w:ascii="Wingdings" w:hAnsi="Wingdings" w:hint="default"/>
+        <w:sz w:val="20"/>
+      </w:rPr>
+    </w:lvl>
+    <w:lvl w:ilvl="4" w:tentative="1">
+      <w:start w:val="1"/>
+      <w:numFmt w:val="bullet"/>
+      <w:lvlText w:val=""/>
+      <w:lvlJc w:val="left"/>
+      <w:pPr>
+        <w:tabs>
+          <w:tab w:val="num" w:pos="3600"/>
+        </w:tabs>
+        <w:ind w:left="3600" w:hanging="360"/>
+      </w:pPr>
+      <w:rPr>
+        <w:rFonts w:ascii="Wingdings" w:hAnsi="Wingdings" w:hint="default"/>
+        <w:sz w:val="20"/>
+      </w:rPr>
+    </w:lvl>
+    <w:lvl w:ilvl="5" w:tentative="1">
+      <w:start w:val="1"/>
+      <w:numFmt w:val="bullet"/>
+      <w:lvlText w:val=""/>
+      <w:lvlJc w:val="left"/>
+      <w:pPr>
+        <w:tabs>
+          <w:tab w:val="num" w:pos="4320"/>
+        </w:tabs>
+        <w:ind w:left="4320" w:hanging="360"/>
+      </w:pPr>
+      <w:rPr>
+        <w:rFonts w:ascii="Wingdings" w:hAnsi="Wingdings" w:hint="default"/>
+        <w:sz w:val="20"/>
+      </w:rPr>
+    </w:lvl>
+    <w:lvl w:ilvl="6" w:tentative="1">
+      <w:start w:val="1"/>
+      <w:numFmt w:val="bullet"/>
+      <w:lvlText w:val=""/>
+      <w:lvlJc w:val="left"/>
+      <w:pPr>
+        <w:tabs>
+          <w:tab w:val="num" w:pos="5040"/>
+        </w:tabs>
+        <w:ind w:left="5040" w:hanging="360"/>
+      </w:pPr>
+      <w:rPr>
+        <w:rFonts w:ascii="Wingdings" w:hAnsi="Wingdings" w:hint="default"/>
+        <w:sz w:val="20"/>
+      </w:rPr>
+    </w:lvl>
+    <w:lvl w:ilvl="7" w:tentative="1">
+      <w:start w:val="1"/>
+      <w:numFmt w:val="bullet"/>
+      <w:lvlText w:val=""/>
+      <w:lvlJc w:val="left"/>
+      <w:pPr>
+        <w:tabs>
+          <w:tab w:val="num" w:pos="5760"/>
+        </w:tabs>
+        <w:ind w:left="5760" w:hanging="360"/>
+      </w:pPr>
+      <w:rPr>
+        <w:rFonts w:ascii="Wingdings" w:hAnsi="Wingdings" w:hint="default"/>
+        <w:sz w:val="20"/>
+      </w:rPr>
+    </w:lvl>
+    <w:lvl w:ilvl="8" w:tentative="1">
+      <w:start w:val="1"/>
+      <w:numFmt w:val="bullet"/>
+      <w:lvlText w:val=""/>
+      <w:lvlJc w:val="left"/>
+      <w:pPr>
+        <w:tabs>
+          <w:tab w:val="num" w:pos="6480"/>
+        </w:tabs>
+        <w:ind w:left="6480" w:hanging="360"/>
+      </w:pPr>
+      <w:rPr>
+        <w:rFonts w:ascii="Wingdings" w:hAnsi="Wingdings" w:hint="default"/>
+        <w:sz w:val="20"/>
+      </w:rPr>
+    </w:lvl>
+  </w:abstractNum>
+  <w:abstractNum w:abstractNumId="10" w15:restartNumberingAfterBreak="0">
     <w:nsid w:val="28FF771F"/>
     <w:multiLevelType w:val="hybridMultilevel"/>
     <w:tmpl w:val="660C7888"/>
@@ -8959,155 +3550,6 @@
       </w:pPr>
       <w:rPr>
         <w:rFonts w:ascii="Wingdings" w:hAnsi="Wingdings" w:hint="default"/>
-      </w:rPr>
-    </w:lvl>
-  </w:abstractNum>
-  <w:abstractNum w:abstractNumId="10" w15:restartNumberingAfterBreak="0">
-    <w:nsid w:val="3D5D5E5F"/>
-    <w:multiLevelType w:val="multilevel"/>
-    <w:tmpl w:val="5CB4EC66"/>
-    <w:lvl w:ilvl="0">
-      <w:start w:val="1"/>
-      <w:numFmt w:val="bullet"/>
-      <w:lvlText w:val=""/>
-      <w:lvlJc w:val="left"/>
-      <w:pPr>
-        <w:tabs>
-          <w:tab w:val="num" w:pos="720"/>
-        </w:tabs>
-        <w:ind w:left="720" w:hanging="360"/>
-      </w:pPr>
-      <w:rPr>
-        <w:rFonts w:ascii="Symbol" w:hAnsi="Symbol" w:hint="default"/>
-        <w:sz w:val="20"/>
-      </w:rPr>
-    </w:lvl>
-    <w:lvl w:ilvl="1" w:tentative="1">
-      <w:start w:val="1"/>
-      <w:numFmt w:val="bullet"/>
-      <w:lvlText w:val="o"/>
-      <w:lvlJc w:val="left"/>
-      <w:pPr>
-        <w:tabs>
-          <w:tab w:val="num" w:pos="1440"/>
-        </w:tabs>
-        <w:ind w:left="1440" w:hanging="360"/>
-      </w:pPr>
-      <w:rPr>
-        <w:rFonts w:ascii="Courier New" w:hAnsi="Courier New" w:hint="default"/>
-        <w:sz w:val="20"/>
-      </w:rPr>
-    </w:lvl>
-    <w:lvl w:ilvl="2" w:tentative="1">
-      <w:start w:val="1"/>
-      <w:numFmt w:val="bullet"/>
-      <w:lvlText w:val=""/>
-      <w:lvlJc w:val="left"/>
-      <w:pPr>
-        <w:tabs>
-          <w:tab w:val="num" w:pos="2160"/>
-        </w:tabs>
-        <w:ind w:left="2160" w:hanging="360"/>
-      </w:pPr>
-      <w:rPr>
-        <w:rFonts w:ascii="Wingdings" w:hAnsi="Wingdings" w:hint="default"/>
-        <w:sz w:val="20"/>
-      </w:rPr>
-    </w:lvl>
-    <w:lvl w:ilvl="3" w:tentative="1">
-      <w:start w:val="1"/>
-      <w:numFmt w:val="bullet"/>
-      <w:lvlText w:val=""/>
-      <w:lvlJc w:val="left"/>
-      <w:pPr>
-        <w:tabs>
-          <w:tab w:val="num" w:pos="2880"/>
-        </w:tabs>
-        <w:ind w:left="2880" w:hanging="360"/>
-      </w:pPr>
-      <w:rPr>
-        <w:rFonts w:ascii="Wingdings" w:hAnsi="Wingdings" w:hint="default"/>
-        <w:sz w:val="20"/>
-      </w:rPr>
-    </w:lvl>
-    <w:lvl w:ilvl="4" w:tentative="1">
-      <w:start w:val="1"/>
-      <w:numFmt w:val="bullet"/>
-      <w:lvlText w:val=""/>
-      <w:lvlJc w:val="left"/>
-      <w:pPr>
-        <w:tabs>
-          <w:tab w:val="num" w:pos="3600"/>
-        </w:tabs>
-        <w:ind w:left="3600" w:hanging="360"/>
-      </w:pPr>
-      <w:rPr>
-        <w:rFonts w:ascii="Wingdings" w:hAnsi="Wingdings" w:hint="default"/>
-        <w:sz w:val="20"/>
-      </w:rPr>
-    </w:lvl>
-    <w:lvl w:ilvl="5" w:tentative="1">
-      <w:start w:val="1"/>
-      <w:numFmt w:val="bullet"/>
-      <w:lvlText w:val=""/>
-      <w:lvlJc w:val="left"/>
-      <w:pPr>
-        <w:tabs>
-          <w:tab w:val="num" w:pos="4320"/>
-        </w:tabs>
-        <w:ind w:left="4320" w:hanging="360"/>
-      </w:pPr>
-      <w:rPr>
-        <w:rFonts w:ascii="Wingdings" w:hAnsi="Wingdings" w:hint="default"/>
-        <w:sz w:val="20"/>
-      </w:rPr>
-    </w:lvl>
-    <w:lvl w:ilvl="6" w:tentative="1">
-      <w:start w:val="1"/>
-      <w:numFmt w:val="bullet"/>
-      <w:lvlText w:val=""/>
-      <w:lvlJc w:val="left"/>
-      <w:pPr>
-        <w:tabs>
-          <w:tab w:val="num" w:pos="5040"/>
-        </w:tabs>
-        <w:ind w:left="5040" w:hanging="360"/>
-      </w:pPr>
-      <w:rPr>
-        <w:rFonts w:ascii="Wingdings" w:hAnsi="Wingdings" w:hint="default"/>
-        <w:sz w:val="20"/>
-      </w:rPr>
-    </w:lvl>
-    <w:lvl w:ilvl="7" w:tentative="1">
-      <w:start w:val="1"/>
-      <w:numFmt w:val="bullet"/>
-      <w:lvlText w:val=""/>
-      <w:lvlJc w:val="left"/>
-      <w:pPr>
-        <w:tabs>
-          <w:tab w:val="num" w:pos="5760"/>
-        </w:tabs>
-        <w:ind w:left="5760" w:hanging="360"/>
-      </w:pPr>
-      <w:rPr>
-        <w:rFonts w:ascii="Wingdings" w:hAnsi="Wingdings" w:hint="default"/>
-        <w:sz w:val="20"/>
-      </w:rPr>
-    </w:lvl>
-    <w:lvl w:ilvl="8" w:tentative="1">
-      <w:start w:val="1"/>
-      <w:numFmt w:val="bullet"/>
-      <w:lvlText w:val=""/>
-      <w:lvlJc w:val="left"/>
-      <w:pPr>
-        <w:tabs>
-          <w:tab w:val="num" w:pos="6480"/>
-        </w:tabs>
-        <w:ind w:left="6480" w:hanging="360"/>
-      </w:pPr>
-      <w:rPr>
-        <w:rFonts w:ascii="Wingdings" w:hAnsi="Wingdings" w:hint="default"/>
-        <w:sz w:val="20"/>
       </w:rPr>
     </w:lvl>
   </w:abstractNum>
@@ -9290,9 +3732,9 @@
     </w:lvl>
   </w:abstractNum>
   <w:abstractNum w:abstractNumId="13" w15:restartNumberingAfterBreak="0">
-    <w:nsid w:val="5DB77E3F"/>
+    <w:nsid w:val="6C653D3D"/>
     <w:multiLevelType w:val="multilevel"/>
-    <w:tmpl w:val="E13084C8"/>
+    <w:tmpl w:val="BCD61580"/>
     <w:lvl w:ilvl="0">
       <w:start w:val="1"/>
       <w:numFmt w:val="bullet"/>
@@ -9439,9 +3881,9 @@
     </w:lvl>
   </w:abstractNum>
   <w:abstractNum w:abstractNumId="14" w15:restartNumberingAfterBreak="0">
-    <w:nsid w:val="67B14544"/>
+    <w:nsid w:val="71CB4628"/>
     <w:multiLevelType w:val="multilevel"/>
-    <w:tmpl w:val="24FACFC4"/>
+    <w:tmpl w:val="3B8E2C96"/>
     <w:lvl w:ilvl="0">
       <w:start w:val="1"/>
       <w:numFmt w:val="bullet"/>
@@ -9588,9 +4030,9 @@
     </w:lvl>
   </w:abstractNum>
   <w:abstractNum w:abstractNumId="15" w15:restartNumberingAfterBreak="0">
-    <w:nsid w:val="6C4B396A"/>
+    <w:nsid w:val="796974B8"/>
     <w:multiLevelType w:val="multilevel"/>
-    <w:tmpl w:val="8B34ADEE"/>
+    <w:tmpl w:val="2EBE82C8"/>
     <w:lvl w:ilvl="0">
       <w:start w:val="1"/>
       <w:numFmt w:val="bullet"/>
@@ -9764,7 +4206,7 @@
     <w:abstractNumId w:val="7"/>
   </w:num>
   <w:num w:numId="10" w16cid:durableId="2009867063">
-    <w:abstractNumId w:val="9"/>
+    <w:abstractNumId w:val="10"/>
   </w:num>
   <w:num w:numId="11" w16cid:durableId="1924602666">
     <w:abstractNumId w:val="12"/>
@@ -9772,16 +4214,16 @@
   <w:num w:numId="12" w16cid:durableId="2021344936">
     <w:abstractNumId w:val="2"/>
   </w:num>
-  <w:num w:numId="13" w16cid:durableId="994409385">
+  <w:num w:numId="13" w16cid:durableId="445464221">
     <w:abstractNumId w:val="13"/>
   </w:num>
-  <w:num w:numId="14" w16cid:durableId="87772273">
+  <w:num w:numId="14" w16cid:durableId="446772733">
+    <w:abstractNumId w:val="9"/>
+  </w:num>
+  <w:num w:numId="15" w16cid:durableId="1653751094">
     <w:abstractNumId w:val="14"/>
   </w:num>
-  <w:num w:numId="15" w16cid:durableId="1613585967">
-    <w:abstractNumId w:val="10"/>
-  </w:num>
-  <w:num w:numId="16" w16cid:durableId="118494414">
+  <w:num w:numId="16" w16cid:durableId="1453595237">
     <w:abstractNumId w:val="15"/>
   </w:num>
   <w:numIdMacAtCleanup w:val="10"/>
@@ -11083,6 +5525,7 @@
     <w:basedOn w:val="Ttulo1"/>
     <w:next w:val="Normal"/>
     <w:uiPriority w:val="39"/>
+    <w:semiHidden/>
     <w:unhideWhenUsed/>
     <w:qFormat/>
     <w:rsid w:val="00FC693F"/>
@@ -21395,51 +15838,13 @@
       </w:tblBorders>
     </w:tblPr>
   </w:style>
-  <w:style w:type="paragraph" w:styleId="TDC1">
-    <w:name w:val="toc 1"/>
-    <w:basedOn w:val="Normal"/>
-    <w:next w:val="Normal"/>
-    <w:autoRedefine/>
-    <w:uiPriority w:val="39"/>
-    <w:unhideWhenUsed/>
-    <w:rsid w:val="00B76CBE"/>
-    <w:pPr>
-      <w:spacing w:after="100"/>
-    </w:pPr>
-  </w:style>
-  <w:style w:type="paragraph" w:styleId="TDC2">
-    <w:name w:val="toc 2"/>
-    <w:basedOn w:val="Normal"/>
-    <w:next w:val="Normal"/>
-    <w:autoRedefine/>
-    <w:uiPriority w:val="39"/>
-    <w:unhideWhenUsed/>
-    <w:rsid w:val="00B76CBE"/>
-    <w:pPr>
-      <w:spacing w:after="100"/>
-      <w:ind w:left="220"/>
-    </w:pPr>
-  </w:style>
-  <w:style w:type="paragraph" w:styleId="TDC3">
-    <w:name w:val="toc 3"/>
-    <w:basedOn w:val="Normal"/>
-    <w:next w:val="Normal"/>
-    <w:autoRedefine/>
-    <w:uiPriority w:val="39"/>
-    <w:unhideWhenUsed/>
-    <w:rsid w:val="00B76CBE"/>
-    <w:pPr>
-      <w:spacing w:after="100"/>
-      <w:ind w:left="440"/>
-    </w:pPr>
-  </w:style>
   <w:style w:type="paragraph" w:styleId="NormalWeb">
     <w:name w:val="Normal (Web)"/>
     <w:basedOn w:val="Normal"/>
     <w:uiPriority w:val="99"/>
     <w:semiHidden/>
     <w:unhideWhenUsed/>
-    <w:rsid w:val="006310C7"/>
+    <w:rsid w:val="000C1ED1"/>
     <w:pPr>
       <w:spacing w:before="100" w:beforeAutospacing="1" w:after="100" w:afterAutospacing="1" w:line="240" w:lineRule="auto"/>
     </w:pPr>
@@ -21457,7 +15862,7 @@
     <w:uiPriority w:val="99"/>
     <w:semiHidden/>
     <w:unhideWhenUsed/>
-    <w:rsid w:val="006310C7"/>
+    <w:rsid w:val="000C1ED1"/>
     <w:rPr>
       <w:rFonts w:ascii="Courier New" w:eastAsiaTheme="minorEastAsia" w:hAnsi="Courier New" w:cs="Courier New"/>
       <w:sz w:val="20"/>

--- a/05-Mayo-Junio/Entregables/2026-06/01-Reporte_Especificaciones_Vida_Saludable_2026-06_INSTITUCIONAL.docx
+++ b/05-Mayo-Junio/Entregables/2026-06/01-Reporte_Especificaciones_Vida_Saludable_2026-06_INSTITUCIONAL.docx
@@ -134,7 +134,7 @@
         <w:rPr>
           <w:rFonts w:ascii="Calibri" w:eastAsia="Times New Roman" w:hAnsi="Calibri" w:cs="Calibri"/>
         </w:rPr>
-        <w:pict w14:anchorId="597A8420">
+        <w:pict w14:anchorId="0D5E9FE6">
           <v:rect id="_x0000_i1025" style="width:0;height:1.5pt" o:hralign="center" o:hrstd="t" o:hr="t" fillcolor="#a0a0a0" stroked="f"/>
         </w:pict>
       </w:r>
@@ -247,7 +247,7 @@
         <w:rPr>
           <w:rFonts w:ascii="Calibri" w:eastAsia="Times New Roman" w:hAnsi="Calibri" w:cs="Calibri"/>
         </w:rPr>
-        <w:pict w14:anchorId="4C2BB03E">
+        <w:pict w14:anchorId="0228FD05">
           <v:rect id="_x0000_i1026" style="width:0;height:1.5pt" o:hralign="center" o:hrstd="t" o:hr="t" fillcolor="#a0a0a0" stroked="f"/>
         </w:pict>
       </w:r>
@@ -500,7 +500,7 @@
           <w:noProof/>
         </w:rPr>
         <w:drawing>
-          <wp:inline distT="0" distB="0" distL="0" distR="0" wp14:anchorId="0B1166BC" wp14:editId="359EED66">
+          <wp:inline distT="0" distB="0" distL="0" distR="0" wp14:anchorId="62F6EB3D" wp14:editId="35AB701B">
             <wp:extent cx="7741920" cy="15910560"/>
             <wp:effectExtent l="0" t="0" r="0" b="0"/>
             <wp:docPr id="3" name="Imagen 3"/>
@@ -559,7 +559,7 @@
         <w:rPr>
           <w:rFonts w:ascii="Calibri" w:eastAsia="Times New Roman" w:hAnsi="Calibri" w:cs="Calibri"/>
         </w:rPr>
-        <w:pict w14:anchorId="43151496">
+        <w:pict w14:anchorId="797F60B6">
           <v:rect id="_x0000_i1027" style="width:0;height:1.5pt" o:hralign="center" o:hrstd="t" o:hr="t" fillcolor="#a0a0a0" stroked="f"/>
         </w:pict>
       </w:r>
@@ -1265,7 +1265,7 @@
         <w:rPr>
           <w:rFonts w:ascii="Calibri" w:eastAsia="Times New Roman" w:hAnsi="Calibri" w:cs="Calibri"/>
         </w:rPr>
-        <w:pict w14:anchorId="1AC3A512">
+        <w:pict w14:anchorId="26AE134B">
           <v:rect id="_x0000_i1028" style="width:0;height:1.5pt" o:hralign="center" o:hrstd="t" o:hr="t" fillcolor="#a0a0a0" stroked="f"/>
         </w:pict>
       </w:r>
@@ -1691,7 +1691,7 @@
         <w:rPr>
           <w:rFonts w:ascii="Calibri" w:eastAsia="Times New Roman" w:hAnsi="Calibri" w:cs="Calibri"/>
         </w:rPr>
-        <w:pict w14:anchorId="5EA07090">
+        <w:pict w14:anchorId="7F26E14F">
           <v:rect id="_x0000_i1029" style="width:0;height:1.5pt" o:hralign="center" o:hrstd="t" o:hr="t" fillcolor="#a0a0a0" stroked="f"/>
         </w:pict>
       </w:r>
@@ -1982,6 +1982,108 @@
           <w:szCs w:val="22"/>
         </w:rPr>
         <w:t>Con esta declaratoria final, se hace oficial la conclusión operativa y el traspaso exitoso de responsabilidades sobre el ecosistema Vida Saludable (Fase 2).</w:t>
+      </w:r>
+    </w:p>
+    <w:p>
+      <w:pPr>
+        <w:pStyle w:val="Ttulo2"/>
+        <w:rPr>
+          <w:rFonts w:ascii="Calibri" w:eastAsia="Times New Roman" w:hAnsi="Calibri" w:cs="Calibri"/>
+        </w:rPr>
+      </w:pPr>
+      <w:r>
+        <w:rPr>
+          <w:rFonts w:ascii="Calibri" w:eastAsia="Times New Roman" w:hAnsi="Calibri" w:cs="Calibri"/>
+        </w:rPr>
+        <w:t>Actualización Especial de Cierre (Junio 2026)</w:t>
+      </w:r>
+    </w:p>
+    <w:p>
+      <w:pPr>
+        <w:pStyle w:val="Ttulo3"/>
+        <w:rPr>
+          <w:rFonts w:ascii="Calibri" w:eastAsia="Times New Roman" w:hAnsi="Calibri" w:cs="Calibri"/>
+        </w:rPr>
+      </w:pPr>
+      <w:r>
+        <w:rPr>
+          <w:rFonts w:ascii="Calibri" w:eastAsia="Times New Roman" w:hAnsi="Calibri" w:cs="Calibri"/>
+        </w:rPr>
+        <w:t>3.1 Blindaje de Criptografía e Inyecciones SQL (Vida Saludable)</w:t>
+      </w:r>
+    </w:p>
+    <w:p>
+      <w:pPr>
+        <w:numPr>
+          <w:ilvl w:val="0"/>
+          <w:numId w:val="17"/>
+        </w:numPr>
+        <w:spacing w:before="100" w:beforeAutospacing="1" w:after="100" w:afterAutospacing="1" w:line="240" w:lineRule="auto"/>
+        <w:rPr>
+          <w:rFonts w:ascii="Calibri" w:eastAsia="Times New Roman" w:hAnsi="Calibri" w:cs="Calibri"/>
+        </w:rPr>
+      </w:pPr>
+      <w:r>
+        <w:rPr>
+          <w:rStyle w:val="Fuerte"/>
+          <w:rFonts w:ascii="Calibri" w:eastAsia="Times New Roman" w:hAnsi="Calibri" w:cs="Calibri"/>
+        </w:rPr>
+        <w:t>Mitigación Issue 60 (Transición AES-256-GCM):</w:t>
+      </w:r>
+      <w:r>
+        <w:rPr>
+          <w:rFonts w:ascii="Calibri" w:eastAsia="Times New Roman" w:hAnsi="Calibri" w:cs="Calibri"/>
+        </w:rPr>
+        <w:t xml:space="preserve"> Se descubrió que la interacción histórica con los Web Services del IMSS utilizaba un estándar inseguro (AES-ECB) propenso a análisis criptográfico de patrones. En junio, se finalizó la migración hacia AES-256 en modo GCM (Galois/Counter Mode), proveyendo adicionalmente validación de integridad para prevenir manipulación del *token* en tránsito.</w:t>
+      </w:r>
+    </w:p>
+    <w:p>
+      <w:pPr>
+        <w:numPr>
+          <w:ilvl w:val="0"/>
+          <w:numId w:val="17"/>
+        </w:numPr>
+        <w:spacing w:before="100" w:beforeAutospacing="1" w:after="100" w:afterAutospacing="1" w:line="240" w:lineRule="auto"/>
+        <w:rPr>
+          <w:rFonts w:ascii="Calibri" w:eastAsia="Times New Roman" w:hAnsi="Calibri" w:cs="Calibri"/>
+        </w:rPr>
+      </w:pPr>
+      <w:r>
+        <w:rPr>
+          <w:rStyle w:val="Fuerte"/>
+          <w:rFonts w:ascii="Calibri" w:eastAsia="Times New Roman" w:hAnsi="Calibri" w:cs="Calibri"/>
+        </w:rPr>
+        <w:t>Remediación Issue 61 (SQL Injection Zero-Tolerance):</w:t>
+      </w:r>
+      <w:r>
+        <w:rPr>
+          <w:rFonts w:ascii="Calibri" w:eastAsia="Times New Roman" w:hAnsi="Calibri" w:cs="Calibri"/>
+        </w:rPr>
+        <w:t xml:space="preserve"> Se erradicó por completo la construcción dinámica de filtros (f-strings) en la capa de persistencia </w:t>
+      </w:r>
+      <w:r>
+        <w:rPr>
+          <w:rStyle w:val="CdigoHTML"/>
+        </w:rPr>
+        <w:t>pg8000</w:t>
+      </w:r>
+      <w:r>
+        <w:rPr>
+          <w:rFonts w:ascii="Calibri" w:eastAsia="Times New Roman" w:hAnsi="Calibri" w:cs="Calibri"/>
+        </w:rPr>
+        <w:t xml:space="preserve">, parametrizando todas y cada una de las *queries*, blindando la lectura de la tabla </w:t>
+      </w:r>
+      <w:r>
+        <w:rPr>
+          <w:rStyle w:val="CdigoHTML"/>
+        </w:rPr>
+        <w:t>menor_evaluado</w:t>
+      </w:r>
+      <w:r>
+        <w:rPr>
+          <w:rFonts w:ascii="Calibri" w:eastAsia="Times New Roman" w:hAnsi="Calibri" w:cs="Calibri"/>
+        </w:rPr>
+        <w:t xml:space="preserve"> y del historial de lotes contra intentos de inyección estructurada.</w:t>
       </w:r>
     </w:p>
     <w:p>
@@ -3292,9 +3394,9 @@
     </w:lvl>
   </w:abstractNum>
   <w:abstractNum w:abstractNumId="9" w15:restartNumberingAfterBreak="0">
-    <w:nsid w:val="281B4B0C"/>
+    <w:nsid w:val="1EF71524"/>
     <w:multiLevelType w:val="multilevel"/>
-    <w:tmpl w:val="7A52362A"/>
+    <w:tmpl w:val="AFD4F176"/>
     <w:lvl w:ilvl="0">
       <w:start w:val="1"/>
       <w:numFmt w:val="bullet"/>
@@ -3441,6 +3543,155 @@
     </w:lvl>
   </w:abstractNum>
   <w:abstractNum w:abstractNumId="10" w15:restartNumberingAfterBreak="0">
+    <w:nsid w:val="211C70C3"/>
+    <w:multiLevelType w:val="multilevel"/>
+    <w:tmpl w:val="825C77B4"/>
+    <w:lvl w:ilvl="0">
+      <w:start w:val="1"/>
+      <w:numFmt w:val="bullet"/>
+      <w:lvlText w:val=""/>
+      <w:lvlJc w:val="left"/>
+      <w:pPr>
+        <w:tabs>
+          <w:tab w:val="num" w:pos="720"/>
+        </w:tabs>
+        <w:ind w:left="720" w:hanging="360"/>
+      </w:pPr>
+      <w:rPr>
+        <w:rFonts w:ascii="Symbol" w:hAnsi="Symbol" w:hint="default"/>
+        <w:sz w:val="20"/>
+      </w:rPr>
+    </w:lvl>
+    <w:lvl w:ilvl="1" w:tentative="1">
+      <w:start w:val="1"/>
+      <w:numFmt w:val="bullet"/>
+      <w:lvlText w:val="o"/>
+      <w:lvlJc w:val="left"/>
+      <w:pPr>
+        <w:tabs>
+          <w:tab w:val="num" w:pos="1440"/>
+        </w:tabs>
+        <w:ind w:left="1440" w:hanging="360"/>
+      </w:pPr>
+      <w:rPr>
+        <w:rFonts w:ascii="Courier New" w:hAnsi="Courier New" w:hint="default"/>
+        <w:sz w:val="20"/>
+      </w:rPr>
+    </w:lvl>
+    <w:lvl w:ilvl="2" w:tentative="1">
+      <w:start w:val="1"/>
+      <w:numFmt w:val="bullet"/>
+      <w:lvlText w:val=""/>
+      <w:lvlJc w:val="left"/>
+      <w:pPr>
+        <w:tabs>
+          <w:tab w:val="num" w:pos="2160"/>
+        </w:tabs>
+        <w:ind w:left="2160" w:hanging="360"/>
+      </w:pPr>
+      <w:rPr>
+        <w:rFonts w:ascii="Wingdings" w:hAnsi="Wingdings" w:hint="default"/>
+        <w:sz w:val="20"/>
+      </w:rPr>
+    </w:lvl>
+    <w:lvl w:ilvl="3" w:tentative="1">
+      <w:start w:val="1"/>
+      <w:numFmt w:val="bullet"/>
+      <w:lvlText w:val=""/>
+      <w:lvlJc w:val="left"/>
+      <w:pPr>
+        <w:tabs>
+          <w:tab w:val="num" w:pos="2880"/>
+        </w:tabs>
+        <w:ind w:left="2880" w:hanging="360"/>
+      </w:pPr>
+      <w:rPr>
+        <w:rFonts w:ascii="Wingdings" w:hAnsi="Wingdings" w:hint="default"/>
+        <w:sz w:val="20"/>
+      </w:rPr>
+    </w:lvl>
+    <w:lvl w:ilvl="4" w:tentative="1">
+      <w:start w:val="1"/>
+      <w:numFmt w:val="bullet"/>
+      <w:lvlText w:val=""/>
+      <w:lvlJc w:val="left"/>
+      <w:pPr>
+        <w:tabs>
+          <w:tab w:val="num" w:pos="3600"/>
+        </w:tabs>
+        <w:ind w:left="3600" w:hanging="360"/>
+      </w:pPr>
+      <w:rPr>
+        <w:rFonts w:ascii="Wingdings" w:hAnsi="Wingdings" w:hint="default"/>
+        <w:sz w:val="20"/>
+      </w:rPr>
+    </w:lvl>
+    <w:lvl w:ilvl="5" w:tentative="1">
+      <w:start w:val="1"/>
+      <w:numFmt w:val="bullet"/>
+      <w:lvlText w:val=""/>
+      <w:lvlJc w:val="left"/>
+      <w:pPr>
+        <w:tabs>
+          <w:tab w:val="num" w:pos="4320"/>
+        </w:tabs>
+        <w:ind w:left="4320" w:hanging="360"/>
+      </w:pPr>
+      <w:rPr>
+        <w:rFonts w:ascii="Wingdings" w:hAnsi="Wingdings" w:hint="default"/>
+        <w:sz w:val="20"/>
+      </w:rPr>
+    </w:lvl>
+    <w:lvl w:ilvl="6" w:tentative="1">
+      <w:start w:val="1"/>
+      <w:numFmt w:val="bullet"/>
+      <w:lvlText w:val=""/>
+      <w:lvlJc w:val="left"/>
+      <w:pPr>
+        <w:tabs>
+          <w:tab w:val="num" w:pos="5040"/>
+        </w:tabs>
+        <w:ind w:left="5040" w:hanging="360"/>
+      </w:pPr>
+      <w:rPr>
+        <w:rFonts w:ascii="Wingdings" w:hAnsi="Wingdings" w:hint="default"/>
+        <w:sz w:val="20"/>
+      </w:rPr>
+    </w:lvl>
+    <w:lvl w:ilvl="7" w:tentative="1">
+      <w:start w:val="1"/>
+      <w:numFmt w:val="bullet"/>
+      <w:lvlText w:val=""/>
+      <w:lvlJc w:val="left"/>
+      <w:pPr>
+        <w:tabs>
+          <w:tab w:val="num" w:pos="5760"/>
+        </w:tabs>
+        <w:ind w:left="5760" w:hanging="360"/>
+      </w:pPr>
+      <w:rPr>
+        <w:rFonts w:ascii="Wingdings" w:hAnsi="Wingdings" w:hint="default"/>
+        <w:sz w:val="20"/>
+      </w:rPr>
+    </w:lvl>
+    <w:lvl w:ilvl="8" w:tentative="1">
+      <w:start w:val="1"/>
+      <w:numFmt w:val="bullet"/>
+      <w:lvlText w:val=""/>
+      <w:lvlJc w:val="left"/>
+      <w:pPr>
+        <w:tabs>
+          <w:tab w:val="num" w:pos="6480"/>
+        </w:tabs>
+        <w:ind w:left="6480" w:hanging="360"/>
+      </w:pPr>
+      <w:rPr>
+        <w:rFonts w:ascii="Wingdings" w:hAnsi="Wingdings" w:hint="default"/>
+        <w:sz w:val="20"/>
+      </w:rPr>
+    </w:lvl>
+  </w:abstractNum>
+  <w:abstractNum w:abstractNumId="11" w15:restartNumberingAfterBreak="0">
     <w:nsid w:val="28FF771F"/>
     <w:multiLevelType w:val="hybridMultilevel"/>
     <w:tmpl w:val="660C7888"/>
@@ -3553,7 +3804,7 @@
       </w:rPr>
     </w:lvl>
   </w:abstractNum>
-  <w:abstractNum w:abstractNumId="11" w15:restartNumberingAfterBreak="0">
+  <w:abstractNum w:abstractNumId="12" w15:restartNumberingAfterBreak="0">
     <w:nsid w:val="52D74056"/>
     <w:multiLevelType w:val="hybridMultilevel"/>
     <w:tmpl w:val="F8E884D6"/>
@@ -3642,7 +3893,7 @@
       </w:pPr>
     </w:lvl>
   </w:abstractNum>
-  <w:abstractNum w:abstractNumId="12" w15:restartNumberingAfterBreak="0">
+  <w:abstractNum w:abstractNumId="13" w15:restartNumberingAfterBreak="0">
     <w:nsid w:val="53C20551"/>
     <w:multiLevelType w:val="hybridMultilevel"/>
     <w:tmpl w:val="9EBC212E"/>
@@ -3731,10 +3982,10 @@
       </w:pPr>
     </w:lvl>
   </w:abstractNum>
-  <w:abstractNum w:abstractNumId="13" w15:restartNumberingAfterBreak="0">
-    <w:nsid w:val="6C653D3D"/>
+  <w:abstractNum w:abstractNumId="14" w15:restartNumberingAfterBreak="0">
+    <w:nsid w:val="59264DAC"/>
     <w:multiLevelType w:val="multilevel"/>
-    <w:tmpl w:val="BCD61580"/>
+    <w:tmpl w:val="FFE6BF20"/>
     <w:lvl w:ilvl="0">
       <w:start w:val="1"/>
       <w:numFmt w:val="bullet"/>
@@ -3880,10 +4131,10 @@
       </w:rPr>
     </w:lvl>
   </w:abstractNum>
-  <w:abstractNum w:abstractNumId="14" w15:restartNumberingAfterBreak="0">
-    <w:nsid w:val="71CB4628"/>
+  <w:abstractNum w:abstractNumId="15" w15:restartNumberingAfterBreak="0">
+    <w:nsid w:val="5DFE15CE"/>
     <w:multiLevelType w:val="multilevel"/>
-    <w:tmpl w:val="3B8E2C96"/>
+    <w:tmpl w:val="5826330A"/>
     <w:lvl w:ilvl="0">
       <w:start w:val="1"/>
       <w:numFmt w:val="bullet"/>
@@ -4029,10 +4280,10 @@
       </w:rPr>
     </w:lvl>
   </w:abstractNum>
-  <w:abstractNum w:abstractNumId="15" w15:restartNumberingAfterBreak="0">
-    <w:nsid w:val="796974B8"/>
+  <w:abstractNum w:abstractNumId="16" w15:restartNumberingAfterBreak="0">
+    <w:nsid w:val="6F9E3D42"/>
     <w:multiLevelType w:val="multilevel"/>
-    <w:tmpl w:val="2EBE82C8"/>
+    <w:tmpl w:val="B6B018E8"/>
     <w:lvl w:ilvl="0">
       <w:start w:val="1"/>
       <w:numFmt w:val="bullet"/>
@@ -4197,7 +4448,7 @@
     <w:abstractNumId w:val="0"/>
   </w:num>
   <w:num w:numId="7" w16cid:durableId="767509364">
-    <w:abstractNumId w:val="11"/>
+    <w:abstractNumId w:val="12"/>
   </w:num>
   <w:num w:numId="8" w16cid:durableId="1187519976">
     <w:abstractNumId w:val="8"/>
@@ -4206,25 +4457,28 @@
     <w:abstractNumId w:val="7"/>
   </w:num>
   <w:num w:numId="10" w16cid:durableId="2009867063">
-    <w:abstractNumId w:val="10"/>
+    <w:abstractNumId w:val="11"/>
   </w:num>
   <w:num w:numId="11" w16cid:durableId="1924602666">
-    <w:abstractNumId w:val="12"/>
+    <w:abstractNumId w:val="13"/>
   </w:num>
   <w:num w:numId="12" w16cid:durableId="2021344936">
     <w:abstractNumId w:val="2"/>
   </w:num>
-  <w:num w:numId="13" w16cid:durableId="445464221">
-    <w:abstractNumId w:val="13"/>
-  </w:num>
-  <w:num w:numId="14" w16cid:durableId="446772733">
+  <w:num w:numId="13" w16cid:durableId="1759907188">
     <w:abstractNumId w:val="9"/>
   </w:num>
-  <w:num w:numId="15" w16cid:durableId="1653751094">
+  <w:num w:numId="14" w16cid:durableId="1599823540">
+    <w:abstractNumId w:val="10"/>
+  </w:num>
+  <w:num w:numId="15" w16cid:durableId="984621320">
+    <w:abstractNumId w:val="15"/>
+  </w:num>
+  <w:num w:numId="16" w16cid:durableId="1597664432">
     <w:abstractNumId w:val="14"/>
   </w:num>
-  <w:num w:numId="16" w16cid:durableId="1453595237">
-    <w:abstractNumId w:val="15"/>
+  <w:num w:numId="17" w16cid:durableId="2103407061">
+    <w:abstractNumId w:val="16"/>
   </w:num>
   <w:numIdMacAtCleanup w:val="10"/>
 </w:numbering>
@@ -15844,7 +16098,7 @@
     <w:uiPriority w:val="99"/>
     <w:semiHidden/>
     <w:unhideWhenUsed/>
-    <w:rsid w:val="000C1ED1"/>
+    <w:rsid w:val="00842E84"/>
     <w:pPr>
       <w:spacing w:before="100" w:beforeAutospacing="1" w:after="100" w:afterAutospacing="1" w:line="240" w:lineRule="auto"/>
     </w:pPr>
@@ -15862,7 +16116,7 @@
     <w:uiPriority w:val="99"/>
     <w:semiHidden/>
     <w:unhideWhenUsed/>
-    <w:rsid w:val="000C1ED1"/>
+    <w:rsid w:val="00842E84"/>
     <w:rPr>
       <w:rFonts w:ascii="Courier New" w:eastAsiaTheme="minorEastAsia" w:hAnsi="Courier New" w:cs="Courier New"/>
       <w:sz w:val="20"/>
